--- a/mon/ngu_van/khbd/lop12/KHBD_NGUVAN12_Bai2_NhungTheGioiTho_T12-22.docx
+++ b/mon/ngu_van/khbd/lop12/KHBD_NGUVAN12_Bai2_NhungTheGioiTho_T12-22.docx
@@ -684,6 +684,19 @@
           <w:i w:val="0"/>
         </w:rPr>
         <w:t>- GV dẫn vào bài: Đặng Dung – vị tướng nhà Hậu Trần – thua trận năm 1414, bị bắt và tuẫn tiết; để lại duy nhất bài thơ Cảm hoài, được đời sau ca tụng là “Phi hào kiệt chi sĩ bất năng”.</w:t>
+      </w:r>
+    </w:p>
+    <w:p>
+      <w:pPr>
+        <w:spacing w:before="0" w:after="0"/>
+        <w:jc w:val="both"/>
+      </w:pPr>
+      <w:r>
+        <w:rPr>
+          <w:b w:val="0"/>
+          <w:i w:val="0"/>
+        </w:rPr>
+        <w:t>- Video tham khảo: Đặng Dung và bài thơ “Cảm hoài” (kênh Cùng Bạn Đọc Sách) – https://www.youtube.com/watch?v=lSlcQiQWbUQ – Đọc bài thơ, tìm hiểu tác giả Đặng Dung</w:t>
       </w:r>
     </w:p>
     <w:p>
@@ -1783,6 +1796,19 @@
           <w:i w:val="0"/>
         </w:rPr>
         <w:t>- HS chia sẻ; GV chiếu bản đồ địa bàn hoạt động của đoàn quân Tây Tiến (Sơn La, Hoà Bình, Thanh Hoá, Sầm Nứa – Lào) (6.3.NC1a), dẫn vào bài.</w:t>
+      </w:r>
+    </w:p>
+    <w:p>
+      <w:pPr>
+        <w:spacing w:before="0" w:after="0"/>
+        <w:jc w:val="both"/>
+      </w:pPr>
+      <w:r>
+        <w:rPr>
+          <w:b w:val="0"/>
+          <w:i w:val="0"/>
+        </w:rPr>
+        <w:t>- Video tham khảo: Ngâm thơ: Tây Tiến, sáng tác Quang Dũng (kênh Hồng Đinh) – https://www.youtube.com/watch?v=K3n2fB2UV44 – Đọc diễn cảm Tây Tiến</w:t>
       </w:r>
     </w:p>
     <w:p>
@@ -2397,6 +2423,19 @@
     </w:p>
     <w:p>
       <w:pPr>
+        <w:spacing w:before="0" w:after="0"/>
+        <w:jc w:val="both"/>
+      </w:pPr>
+      <w:r>
+        <w:rPr>
+          <w:b w:val="0"/>
+          <w:i w:val="0"/>
+        </w:rPr>
+        <w:t>- Video tham khảo: Đàn ghita của Lorca – thơ Thanh Thảo – Thụy Anh đọc (kênh Nguyen) – https://www.youtube.com/watch?v=S8Ny3x08s3g – Đọc diễn cảm Đàn ghi ta của Lor-ca</w:t>
+      </w:r>
+    </w:p>
+    <w:p>
+      <w:pPr>
         <w:spacing w:before="80" w:after="0"/>
         <w:jc w:val="center"/>
       </w:pPr>
@@ -3622,6 +3661,506 @@
         </w:rPr>
         <w:t>* PHỤ LỤC</w:t>
       </w:r>
+    </w:p>
+    <w:p>
+      <w:pPr>
+        <w:spacing w:before="80" w:after="0"/>
+        <w:jc w:val="center"/>
+      </w:pPr>
+      <w:r>
+        <w:rPr>
+          <w:b/>
+          <w:i w:val="0"/>
+        </w:rPr>
+        <w:t>Học liệu video (đã kiểm tra liên kết)</w:t>
+      </w:r>
+    </w:p>
+    <w:tbl>
+      <w:tblPr>
+        <w:tblStyle w:val="TableGrid"/>
+        <w:tblW w:type="auto" w:w="0"/>
+        <w:jc w:val="center"/>
+        <w:tblLayout w:type="fixed"/>
+        <w:tblLook w:firstColumn="1" w:firstRow="1" w:lastColumn="0" w:lastRow="0" w:noHBand="0" w:noVBand="1" w:val="04A0"/>
+      </w:tblPr>
+      <w:tblGrid>
+        <w:gridCol w:w="1985"/>
+        <w:gridCol w:w="1985"/>
+        <w:gridCol w:w="1985"/>
+        <w:gridCol w:w="1985"/>
+        <w:gridCol w:w="1985"/>
+      </w:tblGrid>
+      <w:tr>
+        <w:tc>
+          <w:tcPr>
+            <w:tcW w:type="dxa" w:w="794"/>
+            <w:shd w:val="clear" w:color="auto" w:fill="DCE6F2"/>
+          </w:tcPr>
+          <w:p>
+            <w:pPr>
+              <w:spacing w:before="80" w:after="0"/>
+              <w:jc w:val="center"/>
+            </w:pPr>
+            <w:r>
+              <w:rPr>
+                <w:b/>
+                <w:i w:val="0"/>
+              </w:rPr>
+              <w:t>STT</w:t>
+            </w:r>
+          </w:p>
+        </w:tc>
+        <w:tc>
+          <w:tcPr>
+            <w:tcW w:type="dxa" w:w="2282"/>
+            <w:shd w:val="clear" w:color="auto" w:fill="DCE6F2"/>
+          </w:tcPr>
+          <w:p>
+            <w:pPr>
+              <w:spacing w:before="80" w:after="0"/>
+              <w:jc w:val="center"/>
+            </w:pPr>
+            <w:r>
+              <w:rPr>
+                <w:b/>
+                <w:i w:val="0"/>
+              </w:rPr>
+              <w:t>Video</w:t>
+            </w:r>
+          </w:p>
+        </w:tc>
+        <w:tc>
+          <w:tcPr>
+            <w:tcW w:type="dxa" w:w="2282"/>
+            <w:shd w:val="clear" w:color="auto" w:fill="DCE6F2"/>
+          </w:tcPr>
+          <w:p>
+            <w:pPr>
+              <w:spacing w:before="80" w:after="0"/>
+              <w:jc w:val="center"/>
+            </w:pPr>
+            <w:r>
+              <w:rPr>
+                <w:b/>
+                <w:i w:val="0"/>
+              </w:rPr>
+              <w:t>Kênh</w:t>
+            </w:r>
+          </w:p>
+        </w:tc>
+        <w:tc>
+          <w:tcPr>
+            <w:tcW w:type="dxa" w:w="2282"/>
+            <w:shd w:val="clear" w:color="auto" w:fill="DCE6F2"/>
+          </w:tcPr>
+          <w:p>
+            <w:pPr>
+              <w:spacing w:before="80" w:after="0"/>
+              <w:jc w:val="center"/>
+            </w:pPr>
+            <w:r>
+              <w:rPr>
+                <w:b/>
+                <w:i w:val="0"/>
+              </w:rPr>
+              <w:t>Dùng ở</w:t>
+            </w:r>
+          </w:p>
+        </w:tc>
+        <w:tc>
+          <w:tcPr>
+            <w:tcW w:type="dxa" w:w="2282"/>
+            <w:shd w:val="clear" w:color="auto" w:fill="DCE6F2"/>
+          </w:tcPr>
+          <w:p>
+            <w:pPr>
+              <w:spacing w:before="80" w:after="0"/>
+              <w:jc w:val="center"/>
+            </w:pPr>
+            <w:r>
+              <w:rPr>
+                <w:b/>
+                <w:i w:val="0"/>
+              </w:rPr>
+              <w:t>Liên kết</w:t>
+            </w:r>
+          </w:p>
+        </w:tc>
+      </w:tr>
+      <w:tr>
+        <w:tc>
+          <w:tcPr>
+            <w:tcW w:type="dxa" w:w="794"/>
+          </w:tcPr>
+          <w:p>
+            <w:pPr>
+              <w:spacing w:before="0" w:after="0"/>
+              <w:jc w:val="both"/>
+            </w:pPr>
+            <w:r>
+              <w:rPr>
+                <w:b w:val="0"/>
+                <w:i w:val="0"/>
+              </w:rPr>
+              <w:t>1</w:t>
+            </w:r>
+          </w:p>
+        </w:tc>
+        <w:tc>
+          <w:tcPr>
+            <w:tcW w:type="dxa" w:w="2282"/>
+          </w:tcPr>
+          <w:p>
+            <w:pPr>
+              <w:spacing w:before="0" w:after="0"/>
+              <w:jc w:val="both"/>
+            </w:pPr>
+            <w:r>
+              <w:rPr>
+                <w:b w:val="0"/>
+                <w:i w:val="0"/>
+              </w:rPr>
+              <w:t>Đặng Dung và bài thơ “Cảm hoài”</w:t>
+            </w:r>
+          </w:p>
+        </w:tc>
+        <w:tc>
+          <w:tcPr>
+            <w:tcW w:type="dxa" w:w="2282"/>
+          </w:tcPr>
+          <w:p>
+            <w:pPr>
+              <w:spacing w:before="0" w:after="0"/>
+              <w:jc w:val="both"/>
+            </w:pPr>
+            <w:r>
+              <w:rPr>
+                <w:b w:val="0"/>
+                <w:i w:val="0"/>
+              </w:rPr>
+              <w:t>Cùng Bạn Đọc Sách</w:t>
+            </w:r>
+          </w:p>
+        </w:tc>
+        <w:tc>
+          <w:tcPr>
+            <w:tcW w:type="dxa" w:w="2282"/>
+          </w:tcPr>
+          <w:p>
+            <w:pPr>
+              <w:spacing w:before="0" w:after="0"/>
+              <w:jc w:val="both"/>
+            </w:pPr>
+            <w:r>
+              <w:rPr>
+                <w:b w:val="0"/>
+                <w:i w:val="0"/>
+              </w:rPr>
+              <w:t>Đọc bài thơ, tìm hiểu tác giả Đặng Dung</w:t>
+            </w:r>
+          </w:p>
+        </w:tc>
+        <w:tc>
+          <w:tcPr>
+            <w:tcW w:type="dxa" w:w="2282"/>
+          </w:tcPr>
+          <w:p>
+            <w:pPr>
+              <w:spacing w:before="0" w:after="0"/>
+              <w:jc w:val="both"/>
+            </w:pPr>
+            <w:r>
+              <w:rPr>
+                <w:b w:val="0"/>
+                <w:i w:val="0"/>
+              </w:rPr>
+              <w:t>https://www.youtube.com/watch?v=lSlcQiQWbUQ</w:t>
+            </w:r>
+          </w:p>
+        </w:tc>
+      </w:tr>
+      <w:tr>
+        <w:tc>
+          <w:tcPr>
+            <w:tcW w:type="dxa" w:w="794"/>
+          </w:tcPr>
+          <w:p>
+            <w:pPr>
+              <w:spacing w:before="0" w:after="0"/>
+              <w:jc w:val="both"/>
+            </w:pPr>
+            <w:r>
+              <w:rPr>
+                <w:b w:val="0"/>
+                <w:i w:val="0"/>
+              </w:rPr>
+              <w:t>2</w:t>
+            </w:r>
+          </w:p>
+        </w:tc>
+        <w:tc>
+          <w:tcPr>
+            <w:tcW w:type="dxa" w:w="2282"/>
+          </w:tcPr>
+          <w:p>
+            <w:pPr>
+              <w:spacing w:before="0" w:after="0"/>
+              <w:jc w:val="both"/>
+            </w:pPr>
+            <w:r>
+              <w:rPr>
+                <w:b w:val="0"/>
+                <w:i w:val="0"/>
+              </w:rPr>
+              <w:t>Ngâm thơ: Tây Tiến, sáng tác Quang Dũng</w:t>
+            </w:r>
+          </w:p>
+        </w:tc>
+        <w:tc>
+          <w:tcPr>
+            <w:tcW w:type="dxa" w:w="2282"/>
+          </w:tcPr>
+          <w:p>
+            <w:pPr>
+              <w:spacing w:before="0" w:after="0"/>
+              <w:jc w:val="both"/>
+            </w:pPr>
+            <w:r>
+              <w:rPr>
+                <w:b w:val="0"/>
+                <w:i w:val="0"/>
+              </w:rPr>
+              <w:t>Hồng Đinh</w:t>
+            </w:r>
+          </w:p>
+        </w:tc>
+        <w:tc>
+          <w:tcPr>
+            <w:tcW w:type="dxa" w:w="2282"/>
+          </w:tcPr>
+          <w:p>
+            <w:pPr>
+              <w:spacing w:before="0" w:after="0"/>
+              <w:jc w:val="both"/>
+            </w:pPr>
+            <w:r>
+              <w:rPr>
+                <w:b w:val="0"/>
+                <w:i w:val="0"/>
+              </w:rPr>
+              <w:t>Đọc diễn cảm Tây Tiến</w:t>
+            </w:r>
+          </w:p>
+        </w:tc>
+        <w:tc>
+          <w:tcPr>
+            <w:tcW w:type="dxa" w:w="2282"/>
+          </w:tcPr>
+          <w:p>
+            <w:pPr>
+              <w:spacing w:before="0" w:after="0"/>
+              <w:jc w:val="both"/>
+            </w:pPr>
+            <w:r>
+              <w:rPr>
+                <w:b w:val="0"/>
+                <w:i w:val="0"/>
+              </w:rPr>
+              <w:t>https://www.youtube.com/watch?v=K3n2fB2UV44</w:t>
+            </w:r>
+          </w:p>
+        </w:tc>
+      </w:tr>
+      <w:tr>
+        <w:tc>
+          <w:tcPr>
+            <w:tcW w:type="dxa" w:w="794"/>
+          </w:tcPr>
+          <w:p>
+            <w:pPr>
+              <w:spacing w:before="0" w:after="0"/>
+              <w:jc w:val="both"/>
+            </w:pPr>
+            <w:r>
+              <w:rPr>
+                <w:b w:val="0"/>
+                <w:i w:val="0"/>
+              </w:rPr>
+              <w:t>3</w:t>
+            </w:r>
+          </w:p>
+        </w:tc>
+        <w:tc>
+          <w:tcPr>
+            <w:tcW w:type="dxa" w:w="2282"/>
+          </w:tcPr>
+          <w:p>
+            <w:pPr>
+              <w:spacing w:before="0" w:after="0"/>
+              <w:jc w:val="both"/>
+            </w:pPr>
+            <w:r>
+              <w:rPr>
+                <w:b w:val="0"/>
+                <w:i w:val="0"/>
+              </w:rPr>
+              <w:t>Đàn ghita của Lorca – thơ Thanh Thảo – Thụy Anh đọc</w:t>
+            </w:r>
+          </w:p>
+        </w:tc>
+        <w:tc>
+          <w:tcPr>
+            <w:tcW w:type="dxa" w:w="2282"/>
+          </w:tcPr>
+          <w:p>
+            <w:pPr>
+              <w:spacing w:before="0" w:after="0"/>
+              <w:jc w:val="both"/>
+            </w:pPr>
+            <w:r>
+              <w:rPr>
+                <w:b w:val="0"/>
+                <w:i w:val="0"/>
+              </w:rPr>
+              <w:t>Nguyen</w:t>
+            </w:r>
+          </w:p>
+        </w:tc>
+        <w:tc>
+          <w:tcPr>
+            <w:tcW w:type="dxa" w:w="2282"/>
+          </w:tcPr>
+          <w:p>
+            <w:pPr>
+              <w:spacing w:before="0" w:after="0"/>
+              <w:jc w:val="both"/>
+            </w:pPr>
+            <w:r>
+              <w:rPr>
+                <w:b w:val="0"/>
+                <w:i w:val="0"/>
+              </w:rPr>
+              <w:t>Đọc diễn cảm Đàn ghi ta của Lor-ca</w:t>
+            </w:r>
+          </w:p>
+        </w:tc>
+        <w:tc>
+          <w:tcPr>
+            <w:tcW w:type="dxa" w:w="2282"/>
+          </w:tcPr>
+          <w:p>
+            <w:pPr>
+              <w:spacing w:before="0" w:after="0"/>
+              <w:jc w:val="both"/>
+            </w:pPr>
+            <w:r>
+              <w:rPr>
+                <w:b w:val="0"/>
+                <w:i w:val="0"/>
+              </w:rPr>
+              <w:t>https://www.youtube.com/watch?v=S8Ny3x08s3g</w:t>
+            </w:r>
+          </w:p>
+        </w:tc>
+      </w:tr>
+      <w:tr>
+        <w:tc>
+          <w:tcPr>
+            <w:tcW w:type="dxa" w:w="794"/>
+          </w:tcPr>
+          <w:p>
+            <w:pPr>
+              <w:spacing w:before="0" w:after="0"/>
+              <w:jc w:val="both"/>
+            </w:pPr>
+            <w:r>
+              <w:rPr>
+                <w:b w:val="0"/>
+                <w:i w:val="0"/>
+              </w:rPr>
+              <w:t>4</w:t>
+            </w:r>
+          </w:p>
+        </w:tc>
+        <w:tc>
+          <w:tcPr>
+            <w:tcW w:type="dxa" w:w="2282"/>
+          </w:tcPr>
+          <w:p>
+            <w:pPr>
+              <w:spacing w:before="0" w:after="0"/>
+              <w:jc w:val="both"/>
+            </w:pPr>
+            <w:r>
+              <w:rPr>
+                <w:b w:val="0"/>
+                <w:i w:val="0"/>
+              </w:rPr>
+              <w:t>Thanh Thảo nói về Đàn ghi-ta của Lorca</w:t>
+            </w:r>
+          </w:p>
+        </w:tc>
+        <w:tc>
+          <w:tcPr>
+            <w:tcW w:type="dxa" w:w="2282"/>
+          </w:tcPr>
+          <w:p>
+            <w:pPr>
+              <w:spacing w:before="0" w:after="0"/>
+              <w:jc w:val="both"/>
+            </w:pPr>
+            <w:r>
+              <w:rPr>
+                <w:b w:val="0"/>
+                <w:i w:val="0"/>
+              </w:rPr>
+              <w:t>Trần Hà Nam</w:t>
+            </w:r>
+          </w:p>
+        </w:tc>
+        <w:tc>
+          <w:tcPr>
+            <w:tcW w:type="dxa" w:w="2282"/>
+          </w:tcPr>
+          <w:p>
+            <w:pPr>
+              <w:spacing w:before="0" w:after="0"/>
+              <w:jc w:val="both"/>
+            </w:pPr>
+            <w:r>
+              <w:rPr>
+                <w:b w:val="0"/>
+                <w:i w:val="0"/>
+              </w:rPr>
+              <w:t>Mở rộng – tác giả nói về hoàn cảnh sáng tác</w:t>
+            </w:r>
+          </w:p>
+        </w:tc>
+        <w:tc>
+          <w:tcPr>
+            <w:tcW w:type="dxa" w:w="2282"/>
+          </w:tcPr>
+          <w:p>
+            <w:pPr>
+              <w:spacing w:before="0" w:after="0"/>
+              <w:jc w:val="both"/>
+            </w:pPr>
+            <w:r>
+              <w:rPr>
+                <w:b w:val="0"/>
+                <w:i w:val="0"/>
+              </w:rPr>
+              <w:t>https://www.youtube.com/watch?v=886dLSSIYnk</w:t>
+            </w:r>
+          </w:p>
+        </w:tc>
+      </w:tr>
+    </w:tbl>
+    <w:p>
+      <w:pPr>
+        <w:spacing w:before="0" w:after="0"/>
+        <w:jc w:val="both"/>
+      </w:pPr>
     </w:p>
     <w:p>
       <w:pPr>

--- a/mon/ngu_van/khbd/lop12/KHBD_NGUVAN12_Bai2_NhungTheGioiTho_T12-22.docx
+++ b/mon/ngu_van/khbd/lop12/KHBD_NGUVAN12_Bai2_NhungTheGioiTho_T12-22.docx
@@ -684,19 +684,6 @@
           <w:i w:val="0"/>
         </w:rPr>
         <w:t>- GV dẫn vào bài: Đặng Dung – vị tướng nhà Hậu Trần – thua trận năm 1414, bị bắt và tuẫn tiết; để lại duy nhất bài thơ Cảm hoài, được đời sau ca tụng là “Phi hào kiệt chi sĩ bất năng”.</w:t>
-      </w:r>
-    </w:p>
-    <w:p>
-      <w:pPr>
-        <w:spacing w:before="0" w:after="0"/>
-        <w:jc w:val="both"/>
-      </w:pPr>
-      <w:r>
-        <w:rPr>
-          <w:b w:val="0"/>
-          <w:i w:val="0"/>
-        </w:rPr>
-        <w:t>- Video tham khảo: Đặng Dung và bài thơ “Cảm hoài” (kênh Cùng Bạn Đọc Sách) – https://www.youtube.com/watch?v=lSlcQiQWbUQ – Đọc bài thơ, tìm hiểu tác giả Đặng Dung</w:t>
       </w:r>
     </w:p>
     <w:p>
@@ -1808,7 +1795,7 @@
           <w:b w:val="0"/>
           <w:i w:val="0"/>
         </w:rPr>
-        <w:t>- Video tham khảo: Ngâm thơ: Tây Tiến, sáng tác Quang Dũng (kênh Hồng Đinh) – https://www.youtube.com/watch?v=K3n2fB2UV44 – Đọc diễn cảm Tây Tiến</w:t>
+        <w:t>- Video tham khảo: Quang Dũng: Một tâm hồn thơ lớn, một chiến sĩ cách mạng (Danh nhân Thăng Long – Hà Nội) (kênh HTV – Đài Hà Nội) – https://www.youtube.com/watch?v=KEmXIneA0fs – Tìm hiểu tác giả Quang Dũng (Tây Tiến)</w:t>
       </w:r>
     </w:p>
     <w:p>
@@ -2423,19 +2410,6 @@
     </w:p>
     <w:p>
       <w:pPr>
-        <w:spacing w:before="0" w:after="0"/>
-        <w:jc w:val="both"/>
-      </w:pPr>
-      <w:r>
-        <w:rPr>
-          <w:b w:val="0"/>
-          <w:i w:val="0"/>
-        </w:rPr>
-        <w:t>- Video tham khảo: Đàn ghita của Lorca – thơ Thanh Thảo – Thụy Anh đọc (kênh Nguyen) – https://www.youtube.com/watch?v=S8Ny3x08s3g – Đọc diễn cảm Đàn ghi ta của Lor-ca</w:t>
-      </w:r>
-    </w:p>
-    <w:p>
-      <w:pPr>
         <w:spacing w:before="80" w:after="0"/>
         <w:jc w:val="center"/>
       </w:pPr>
@@ -3250,6 +3224,19 @@
         <w:t>- HS đọc Yêu cầu và bài viết tham khảo “Cảm hứng mùa thu trong Thu vịnh và Đây mùa thu tới” (SGK tr.52 – 56).</w:t>
       </w:r>
     </w:p>
+    <w:p>
+      <w:pPr>
+        <w:spacing w:before="0" w:after="0"/>
+        <w:jc w:val="both"/>
+      </w:pPr>
+      <w:r>
+        <w:rPr>
+          <w:b w:val="0"/>
+          <w:i w:val="0"/>
+        </w:rPr>
+        <w:t>- Video tham khảo: Nguyễn Khuyến – bậc đại thi nhân của văn học dân tộc cuối thế kỷ XIX (Danh nhân Thăng Long – Hà Nội) (kênh HTV – Đài Hà Nội) – https://www.youtube.com/watch?v=CEAto-bbJ6g – Viết – tìm hiểu bài tham khảo Thu vịnh và Đây mùa thu tới</w:t>
+      </w:r>
+    </w:p>
     <w:tbl>
       <w:tblPr>
         <w:tblStyle w:val="TableGrid"/>
@@ -3820,7 +3807,7 @@
                 <w:b w:val="0"/>
                 <w:i w:val="0"/>
               </w:rPr>
-              <w:t>Đặng Dung và bài thơ “Cảm hoài”</w:t>
+              <w:t>Quang Dũng: Một tâm hồn thơ lớn, một chiến sĩ cách mạng (Danh nhân Thăng Long – Hà Nội)</w:t>
             </w:r>
           </w:p>
         </w:tc>
@@ -3838,7 +3825,7 @@
                 <w:b w:val="0"/>
                 <w:i w:val="0"/>
               </w:rPr>
-              <w:t>Cùng Bạn Đọc Sách</w:t>
+              <w:t>HTV – Đài Hà Nội</w:t>
             </w:r>
           </w:p>
         </w:tc>
@@ -3856,7 +3843,7 @@
                 <w:b w:val="0"/>
                 <w:i w:val="0"/>
               </w:rPr>
-              <w:t>Đọc bài thơ, tìm hiểu tác giả Đặng Dung</w:t>
+              <w:t>Tìm hiểu tác giả Quang Dũng (Tây Tiến)</w:t>
             </w:r>
           </w:p>
         </w:tc>
@@ -3874,7 +3861,7 @@
                 <w:b w:val="0"/>
                 <w:i w:val="0"/>
               </w:rPr>
-              <w:t>https://www.youtube.com/watch?v=lSlcQiQWbUQ</w:t>
+              <w:t>https://www.youtube.com/watch?v=KEmXIneA0fs</w:t>
             </w:r>
           </w:p>
         </w:tc>
@@ -3912,7 +3899,7 @@
                 <w:b w:val="0"/>
                 <w:i w:val="0"/>
               </w:rPr>
-              <w:t>Ngâm thơ: Tây Tiến, sáng tác Quang Dũng</w:t>
+              <w:t>Nguyễn Khuyến – bậc đại thi nhân của văn học dân tộc cuối thế kỷ XIX (Danh nhân Thăng Long – Hà Nội)</w:t>
             </w:r>
           </w:p>
         </w:tc>
@@ -3930,7 +3917,7 @@
                 <w:b w:val="0"/>
                 <w:i w:val="0"/>
               </w:rPr>
-              <w:t>Hồng Đinh</w:t>
+              <w:t>HTV – Đài Hà Nội</w:t>
             </w:r>
           </w:p>
         </w:tc>
@@ -3948,7 +3935,7 @@
                 <w:b w:val="0"/>
                 <w:i w:val="0"/>
               </w:rPr>
-              <w:t>Đọc diễn cảm Tây Tiến</w:t>
+              <w:t>Viết – tìm hiểu bài tham khảo Thu vịnh và Đây mùa thu tới</w:t>
             </w:r>
           </w:p>
         </w:tc>
@@ -3966,191 +3953,7 @@
                 <w:b w:val="0"/>
                 <w:i w:val="0"/>
               </w:rPr>
-              <w:t>https://www.youtube.com/watch?v=K3n2fB2UV44</w:t>
-            </w:r>
-          </w:p>
-        </w:tc>
-      </w:tr>
-      <w:tr>
-        <w:tc>
-          <w:tcPr>
-            <w:tcW w:type="dxa" w:w="794"/>
-          </w:tcPr>
-          <w:p>
-            <w:pPr>
-              <w:spacing w:before="0" w:after="0"/>
-              <w:jc w:val="both"/>
-            </w:pPr>
-            <w:r>
-              <w:rPr>
-                <w:b w:val="0"/>
-                <w:i w:val="0"/>
-              </w:rPr>
-              <w:t>3</w:t>
-            </w:r>
-          </w:p>
-        </w:tc>
-        <w:tc>
-          <w:tcPr>
-            <w:tcW w:type="dxa" w:w="2282"/>
-          </w:tcPr>
-          <w:p>
-            <w:pPr>
-              <w:spacing w:before="0" w:after="0"/>
-              <w:jc w:val="both"/>
-            </w:pPr>
-            <w:r>
-              <w:rPr>
-                <w:b w:val="0"/>
-                <w:i w:val="0"/>
-              </w:rPr>
-              <w:t>Đàn ghita của Lorca – thơ Thanh Thảo – Thụy Anh đọc</w:t>
-            </w:r>
-          </w:p>
-        </w:tc>
-        <w:tc>
-          <w:tcPr>
-            <w:tcW w:type="dxa" w:w="2282"/>
-          </w:tcPr>
-          <w:p>
-            <w:pPr>
-              <w:spacing w:before="0" w:after="0"/>
-              <w:jc w:val="both"/>
-            </w:pPr>
-            <w:r>
-              <w:rPr>
-                <w:b w:val="0"/>
-                <w:i w:val="0"/>
-              </w:rPr>
-              <w:t>Nguyen</w:t>
-            </w:r>
-          </w:p>
-        </w:tc>
-        <w:tc>
-          <w:tcPr>
-            <w:tcW w:type="dxa" w:w="2282"/>
-          </w:tcPr>
-          <w:p>
-            <w:pPr>
-              <w:spacing w:before="0" w:after="0"/>
-              <w:jc w:val="both"/>
-            </w:pPr>
-            <w:r>
-              <w:rPr>
-                <w:b w:val="0"/>
-                <w:i w:val="0"/>
-              </w:rPr>
-              <w:t>Đọc diễn cảm Đàn ghi ta của Lor-ca</w:t>
-            </w:r>
-          </w:p>
-        </w:tc>
-        <w:tc>
-          <w:tcPr>
-            <w:tcW w:type="dxa" w:w="2282"/>
-          </w:tcPr>
-          <w:p>
-            <w:pPr>
-              <w:spacing w:before="0" w:after="0"/>
-              <w:jc w:val="both"/>
-            </w:pPr>
-            <w:r>
-              <w:rPr>
-                <w:b w:val="0"/>
-                <w:i w:val="0"/>
-              </w:rPr>
-              <w:t>https://www.youtube.com/watch?v=S8Ny3x08s3g</w:t>
-            </w:r>
-          </w:p>
-        </w:tc>
-      </w:tr>
-      <w:tr>
-        <w:tc>
-          <w:tcPr>
-            <w:tcW w:type="dxa" w:w="794"/>
-          </w:tcPr>
-          <w:p>
-            <w:pPr>
-              <w:spacing w:before="0" w:after="0"/>
-              <w:jc w:val="both"/>
-            </w:pPr>
-            <w:r>
-              <w:rPr>
-                <w:b w:val="0"/>
-                <w:i w:val="0"/>
-              </w:rPr>
-              <w:t>4</w:t>
-            </w:r>
-          </w:p>
-        </w:tc>
-        <w:tc>
-          <w:tcPr>
-            <w:tcW w:type="dxa" w:w="2282"/>
-          </w:tcPr>
-          <w:p>
-            <w:pPr>
-              <w:spacing w:before="0" w:after="0"/>
-              <w:jc w:val="both"/>
-            </w:pPr>
-            <w:r>
-              <w:rPr>
-                <w:b w:val="0"/>
-                <w:i w:val="0"/>
-              </w:rPr>
-              <w:t>Thanh Thảo nói về Đàn ghi-ta của Lorca</w:t>
-            </w:r>
-          </w:p>
-        </w:tc>
-        <w:tc>
-          <w:tcPr>
-            <w:tcW w:type="dxa" w:w="2282"/>
-          </w:tcPr>
-          <w:p>
-            <w:pPr>
-              <w:spacing w:before="0" w:after="0"/>
-              <w:jc w:val="both"/>
-            </w:pPr>
-            <w:r>
-              <w:rPr>
-                <w:b w:val="0"/>
-                <w:i w:val="0"/>
-              </w:rPr>
-              <w:t>Trần Hà Nam</w:t>
-            </w:r>
-          </w:p>
-        </w:tc>
-        <w:tc>
-          <w:tcPr>
-            <w:tcW w:type="dxa" w:w="2282"/>
-          </w:tcPr>
-          <w:p>
-            <w:pPr>
-              <w:spacing w:before="0" w:after="0"/>
-              <w:jc w:val="both"/>
-            </w:pPr>
-            <w:r>
-              <w:rPr>
-                <w:b w:val="0"/>
-                <w:i w:val="0"/>
-              </w:rPr>
-              <w:t>Mở rộng – tác giả nói về hoàn cảnh sáng tác</w:t>
-            </w:r>
-          </w:p>
-        </w:tc>
-        <w:tc>
-          <w:tcPr>
-            <w:tcW w:type="dxa" w:w="2282"/>
-          </w:tcPr>
-          <w:p>
-            <w:pPr>
-              <w:spacing w:before="0" w:after="0"/>
-              <w:jc w:val="both"/>
-            </w:pPr>
-            <w:r>
-              <w:rPr>
-                <w:b w:val="0"/>
-                <w:i w:val="0"/>
-              </w:rPr>
-              <w:t>https://www.youtube.com/watch?v=886dLSSIYnk</w:t>
+              <w:t>https://www.youtube.com/watch?v=CEAto-bbJ6g</w:t>
             </w:r>
           </w:p>
         </w:tc>

--- a/mon/ngu_van/khbd/lop12/KHBD_NGUVAN12_Bai2_NhungTheGioiTho_T12-22.docx
+++ b/mon/ngu_van/khbd/lop12/KHBD_NGUVAN12_Bai2_NhungTheGioiTho_T12-22.docx
@@ -12,20 +12,18 @@
           <w:b/>
           <w:i/>
         </w:rPr>
-        <w:t>Ngày …… tháng …… năm 2026</w:t>
-      </w:r>
-      <w:r>
+        <w:t>Ngày …… tháng …… năm ……</w:t>
         <w:tab/>
         <w:tab/>
         <w:tab/>
-        <w:t xml:space="preserve">       </w:t>
-      </w:r>
+        <w:t xml:space="preserve">       Họ và tên giáo viên: ……………………………</w:t>
+      </w:r>
+      <w:r/>
       <w:r>
         <w:rPr>
           <w:b/>
           <w:i/>
         </w:rPr>
-        <w:t xml:space="preserve">Họ và tên giáo viên: </w:t>
       </w:r>
     </w:p>
     <w:p>
@@ -3591,8 +3589,8 @@
       <w:r>
         <w:drawing>
           <wp:inline xmlns:a="http://schemas.openxmlformats.org/drawingml/2006/main" xmlns:pic="http://schemas.openxmlformats.org/drawingml/2006/picture">
-            <wp:extent cx="5760000" cy="3217752"/>
-            <wp:docPr id="3" name="Picture 3"/>
+            <wp:extent cx="5940000" cy="3335425"/>
+            <wp:docPr id="7" name="Picture 7"/>
             <wp:cNvGraphicFramePr>
               <a:graphicFrameLocks noChangeAspect="1"/>
             </wp:cNvGraphicFramePr>
@@ -3600,11 +3598,11 @@
               <a:graphicData uri="http://schemas.openxmlformats.org/drawingml/2006/picture">
                 <pic:pic>
                   <pic:nvPicPr>
-                    <pic:cNvPr id="0" name="SoDoTuDuy_NGUVAN12_Bai2_NhungTheGioiTho_T12-22.png"/>
+                    <pic:cNvPr id="0" name="image.png"/>
                     <pic:cNvPicPr/>
                   </pic:nvPicPr>
                   <pic:blipFill>
-                    <a:blip r:embed="rId19"/>
+                    <a:blip r:embed="rId23"/>
                     <a:stretch>
                       <a:fillRect/>
                     </a:stretch>
@@ -3612,7 +3610,7 @@
                   <pic:spPr>
                     <a:xfrm>
                       <a:off x="0" y="0"/>
-                      <a:ext cx="5760000" cy="3217752"/>
+                      <a:ext cx="5940000" cy="3335425"/>
                     </a:xfrm>
                     <a:prstGeom prst="rect"/>
                   </pic:spPr>
@@ -3621,6 +3619,18 @@
             </a:graphic>
           </wp:inline>
         </w:drawing>
+      </w:r>
+    </w:p>
+    <w:p>
+      <w:pPr>
+        <w:jc w:val="center"/>
+      </w:pPr>
+      <w:r>
+        <w:rPr>
+          <w:i/>
+          <w:sz w:val="20"/>
+        </w:rPr>
+        <w:t>Sơ đồ tư duy – Những thế giới thơ (TTT biên soạn theo SGK)</w:t>
       </w:r>
     </w:p>
     <w:p>
@@ -5391,156 +5401,11 @@
         </w:tc>
       </w:tr>
     </w:tbl>
-    <w:p>
-      <w:pPr>
-        <w:spacing w:before="0" w:after="0"/>
-        <w:jc w:val="both"/>
-      </w:pPr>
-    </w:p>
-    <w:p>
-      <w:pPr>
-        <w:spacing w:before="0" w:after="0"/>
-        <w:jc w:val="both"/>
-      </w:pPr>
-    </w:p>
-    <w:tbl>
-      <w:tblPr>
-        <w:tblStyle w:val="TableGrid"/>
-        <w:tblW w:type="auto" w:w="0"/>
-        <w:jc w:val="center"/>
-        <w:tblLook w:firstColumn="1" w:firstRow="1" w:lastColumn="0" w:lastRow="0" w:noHBand="0" w:noVBand="1" w:val="04A0"/>
-      </w:tblPr>
-      <w:tblGrid>
-        <w:gridCol w:w="4961"/>
-        <w:gridCol w:w="4961"/>
-      </w:tblGrid>
-      <w:tr>
-        <w:tc>
-          <w:tcPr>
-            <w:tcW w:type="dxa" w:w="4961"/>
-            <w:tcBorders>
-              <w:top w:val="nil"/>
-              <w:left w:val="nil"/>
-              <w:bottom w:val="nil"/>
-              <w:right w:val="nil"/>
-            </w:tcBorders>
-          </w:tcPr>
-          <w:p>
-            <w:pPr>
-              <w:spacing w:before="80" w:after="0"/>
-              <w:jc w:val="center"/>
-            </w:pPr>
-            <w:r>
-              <w:rPr>
-                <w:b/>
-                <w:i w:val="0"/>
-              </w:rPr>
-              <w:t>TỔ TRƯỞNG CHUYÊN MÔN</w:t>
-            </w:r>
-          </w:p>
-          <w:p>
-            <w:pPr>
-              <w:spacing w:before="0" w:after="0"/>
-              <w:jc w:val="both"/>
-            </w:pPr>
-          </w:p>
-          <w:p>
-            <w:pPr>
-              <w:spacing w:before="0" w:after="0"/>
-              <w:jc w:val="both"/>
-            </w:pPr>
-          </w:p>
-          <w:p>
-            <w:pPr>
-              <w:spacing w:before="0" w:after="0"/>
-              <w:jc w:val="both"/>
-            </w:pPr>
-          </w:p>
-          <w:p>
-            <w:pPr>
-              <w:spacing w:before="0" w:after="0"/>
-              <w:jc w:val="both"/>
-            </w:pPr>
-          </w:p>
-        </w:tc>
-        <w:tc>
-          <w:tcPr>
-            <w:tcW w:type="dxa" w:w="4961"/>
-            <w:tcBorders>
-              <w:top w:val="nil"/>
-              <w:left w:val="nil"/>
-              <w:bottom w:val="nil"/>
-              <w:right w:val="nil"/>
-            </w:tcBorders>
-          </w:tcPr>
-          <w:p>
-            <w:pPr>
-              <w:spacing w:before="80" w:after="0"/>
-              <w:jc w:val="center"/>
-            </w:pPr>
-            <w:r>
-              <w:rPr>
-                <w:b/>
-                <w:i w:val="0"/>
-              </w:rPr>
-              <w:t>NGƯỜI SOẠN</w:t>
-            </w:r>
-          </w:p>
-          <w:p>
-            <w:pPr>
-              <w:spacing w:before="0" w:after="0"/>
-              <w:jc w:val="both"/>
-            </w:pPr>
-          </w:p>
-          <w:p>
-            <w:pPr>
-              <w:spacing w:before="0" w:after="0"/>
-              <w:jc w:val="both"/>
-            </w:pPr>
-          </w:p>
-          <w:p>
-            <w:pPr>
-              <w:spacing w:before="0" w:after="0"/>
-              <w:jc w:val="both"/>
-            </w:pPr>
-          </w:p>
-          <w:p>
-            <w:pPr>
-              <w:spacing w:before="0" w:after="0"/>
-              <w:jc w:val="both"/>
-            </w:pPr>
-          </w:p>
-        </w:tc>
-      </w:tr>
-    </w:tbl>
-    <w:p>
-      <w:pPr>
-        <w:spacing w:before="240" w:after="0"/>
-        <w:jc w:val="center"/>
-      </w:pPr>
-      <w:r>
-        <w:rPr>
-          <w:b/>
-          <w:i w:val="0"/>
-        </w:rPr>
-        <w:t>KIỂM TRA CỦA LÃNH ĐẠO</w:t>
-      </w:r>
-    </w:p>
-    <w:p>
-      <w:pPr>
-        <w:spacing w:before="0" w:after="0"/>
-        <w:jc w:val="center"/>
-      </w:pPr>
-      <w:r>
-        <w:rPr>
-          <w:b/>
-          <w:i w:val="0"/>
-        </w:rPr>
-        <w:t>PHÓ HIỆU TRƯỞNG</w:t>
-      </w:r>
-    </w:p>
     <w:sectPr>
       <w:footerReference w:type="default" r:id="rId14"/>
+      <w:headerReference w:type="default" r:id="rId20"/>
+      <w:headerReference w:type="first" r:id="rId21"/>
+      <w:footerReference w:type="first" r:id="rId22"/>
       <w:type w:val="continuous"/>
       <w:pgSz w:w="11907" w:h="16840" w:code="9"/>
       <w:pgMar w:top="851" w:right="708" w:bottom="851" w:left="1276" w:header="0" w:footer="283" w:gutter="0"/>
@@ -5640,6 +5505,16 @@
 </w:ftr>
 </file>
 
+<file path=word/footer2.xml><?xml version="1.0" encoding="utf-8"?>
+<w:ftr xmlns:m="http://schemas.openxmlformats.org/officeDocument/2006/math" xmlns:mc="http://schemas.openxmlformats.org/markup-compatibility/2006" xmlns:mo="http://schemas.microsoft.com/office/mac/office/2008/main" xmlns:mv="urn:schemas-microsoft-com:mac:vml" xmlns:o="urn:schemas-microsoft-com:office:office" xmlns:r="http://schemas.openxmlformats.org/officeDocument/2006/relationships" xmlns:v="urn:schemas-microsoft-com:vml" xmlns:w10="urn:schemas-microsoft-com:office:word" xmlns:w14="http://schemas.microsoft.com/office/word/2010/wordml" xmlns:w="http://schemas.openxmlformats.org/wordprocessingml/2006/main" xmlns:wne="http://schemas.microsoft.com/office/word/2006/wordml" xmlns:wp14="http://schemas.microsoft.com/office/word/2010/wordprocessingDrawing" xmlns:wp="http://schemas.openxmlformats.org/drawingml/2006/wordprocessingDrawing" xmlns:wpc="http://schemas.microsoft.com/office/word/2010/wordprocessingCanvas" xmlns:wpg="http://schemas.microsoft.com/office/word/2010/wordprocessingGroup" xmlns:wpi="http://schemas.microsoft.com/office/word/2010/wordprocessingInk" xmlns:wps="http://schemas.microsoft.com/office/word/2010/wordprocessingShape" mc:Ignorable="w14 wp14">
+  <w:p>
+    <w:pPr>
+      <w:pStyle w:val="Footer"/>
+    </w:pPr>
+  </w:p>
+</w:ftr>
+</file>
+
 <file path=word/footnotes.xml><?xml version="1.0" encoding="utf-8"?>
 <w:footnotes xmlns:wpc="http://schemas.microsoft.com/office/word/2010/wordprocessingCanvas" xmlns:cx="http://schemas.microsoft.com/office/drawing/2014/chartex" xmlns:cx1="http://schemas.microsoft.com/office/drawing/2015/9/8/chartex" xmlns:cx2="http://schemas.microsoft.com/office/drawing/2015/10/21/chartex" xmlns:cx3="http://schemas.microsoft.com/office/drawing/2016/5/9/chartex" xmlns:cx4="http://schemas.microsoft.com/office/drawing/2016/5/10/chartex" xmlns:cx5="http://schemas.microsoft.com/office/drawing/2016/5/11/chartex" xmlns:cx6="http://schemas.microsoft.com/office/drawing/2016/5/12/chartex" xmlns:cx7="http://schemas.microsoft.com/office/drawing/2016/5/13/chartex" xmlns:cx8="http://schemas.microsoft.com/office/drawing/2016/5/14/chartex" xmlns:mc="http://schemas.openxmlformats.org/markup-compatibility/2006" xmlns:aink="http://schemas.microsoft.com/office/drawing/2016/ink" xmlns:am3d="http://schemas.microsoft.com/office/drawing/2017/model3d" xmlns:o="urn:schemas-microsoft-com:office:office" xmlns:r="http://schemas.openxmlformats.org/officeDocument/2006/relationships" xmlns:m="http://schemas.openxmlformats.org/officeDocument/2006/math" xmlns:v="urn:schemas-microsoft-com:vml" xmlns:wp14="http://schemas.microsoft.com/office/word/2010/wordprocessingDrawing" xmlns:wp="http://schemas.openxmlformats.org/drawingml/2006/wordprocessingDrawing" xmlns:w10="urn:schemas-microsoft-com:office:word" xmlns:w="http://schemas.openxmlformats.org/wordprocessingml/2006/main" xmlns:w14="http://schemas.microsoft.com/office/word/2010/wordml" xmlns:w15="http://schemas.microsoft.com/office/word/2012/wordml" xmlns:w16cid="http://schemas.microsoft.com/office/word/2016/wordml/cid" xmlns:w16se="http://schemas.microsoft.com/office/word/2015/wordml/symex" xmlns:wpg="http://schemas.microsoft.com/office/word/2010/wordprocessingGroup" xmlns:wpi="http://schemas.microsoft.com/office/word/2010/wordprocessingInk" xmlns:wne="http://schemas.microsoft.com/office/word/2006/wordml" xmlns:wps="http://schemas.microsoft.com/office/word/2010/wordprocessingShape" mc:Ignorable="w14 w15 w16se w16cid wp14">
   <w:footnote w:type="separator" w:id="-1">
@@ -5663,6 +5538,26 @@
     </w:p>
   </w:footnote>
 </w:footnotes>
+</file>
+
+<file path=word/header1.xml><?xml version="1.0" encoding="utf-8"?>
+<w:hdr xmlns:m="http://schemas.openxmlformats.org/officeDocument/2006/math" xmlns:mc="http://schemas.openxmlformats.org/markup-compatibility/2006" xmlns:mo="http://schemas.microsoft.com/office/mac/office/2008/main" xmlns:mv="urn:schemas-microsoft-com:mac:vml" xmlns:o="urn:schemas-microsoft-com:office:office" xmlns:r="http://schemas.openxmlformats.org/officeDocument/2006/relationships" xmlns:v="urn:schemas-microsoft-com:vml" xmlns:w10="urn:schemas-microsoft-com:office:word" xmlns:w14="http://schemas.microsoft.com/office/word/2010/wordml" xmlns:w="http://schemas.openxmlformats.org/wordprocessingml/2006/main" xmlns:wne="http://schemas.microsoft.com/office/word/2006/wordml" xmlns:wp14="http://schemas.microsoft.com/office/word/2010/wordprocessingDrawing" xmlns:wp="http://schemas.openxmlformats.org/drawingml/2006/wordprocessingDrawing" xmlns:wpc="http://schemas.microsoft.com/office/word/2010/wordprocessingCanvas" xmlns:wpg="http://schemas.microsoft.com/office/word/2010/wordprocessingGroup" xmlns:wpi="http://schemas.microsoft.com/office/word/2010/wordprocessingInk" xmlns:wps="http://schemas.microsoft.com/office/word/2010/wordprocessingShape" mc:Ignorable="w14 wp14">
+  <w:p>
+    <w:pPr>
+      <w:pStyle w:val="Header"/>
+    </w:pPr>
+  </w:p>
+</w:hdr>
+</file>
+
+<file path=word/header2.xml><?xml version="1.0" encoding="utf-8"?>
+<w:hdr xmlns:m="http://schemas.openxmlformats.org/officeDocument/2006/math" xmlns:mc="http://schemas.openxmlformats.org/markup-compatibility/2006" xmlns:mo="http://schemas.microsoft.com/office/mac/office/2008/main" xmlns:mv="urn:schemas-microsoft-com:mac:vml" xmlns:o="urn:schemas-microsoft-com:office:office" xmlns:r="http://schemas.openxmlformats.org/officeDocument/2006/relationships" xmlns:v="urn:schemas-microsoft-com:vml" xmlns:w10="urn:schemas-microsoft-com:office:word" xmlns:w14="http://schemas.microsoft.com/office/word/2010/wordml" xmlns:w="http://schemas.openxmlformats.org/wordprocessingml/2006/main" xmlns:wne="http://schemas.microsoft.com/office/word/2006/wordml" xmlns:wp14="http://schemas.microsoft.com/office/word/2010/wordprocessingDrawing" xmlns:wp="http://schemas.openxmlformats.org/drawingml/2006/wordprocessingDrawing" xmlns:wpc="http://schemas.microsoft.com/office/word/2010/wordprocessingCanvas" xmlns:wpg="http://schemas.microsoft.com/office/word/2010/wordprocessingGroup" xmlns:wpi="http://schemas.microsoft.com/office/word/2010/wordprocessingInk" xmlns:wps="http://schemas.microsoft.com/office/word/2010/wordprocessingShape" mc:Ignorable="w14 wp14">
+  <w:p>
+    <w:pPr>
+      <w:pStyle w:val="Header"/>
+    </w:pPr>
+  </w:p>
+</w:hdr>
 </file>
 
 <file path=word/numbering.xml><?xml version="1.0" encoding="utf-8"?>

--- a/mon/ngu_van/khbd/lop12/KHBD_NGUVAN12_Bai2_NhungTheGioiTho_T12-22.docx
+++ b/mon/ngu_van/khbd/lop12/KHBD_NGUVAN12_Bai2_NhungTheGioiTho_T12-22.docx
@@ -93,6 +93,402 @@
     </w:p>
     <w:p>
       <w:pPr>
+        <w:spacing w:before="0" w:after="0"/>
+        <w:jc w:val="both"/>
+      </w:pPr>
+      <w:r>
+        <w:rPr>
+          <w:b/>
+          <w:i w:val="0"/>
+        </w:rPr>
+        <w:t>1. Về kiến thức:</w:t>
+      </w:r>
+    </w:p>
+    <w:p>
+      <w:pPr>
+        <w:spacing w:before="0" w:after="0"/>
+        <w:jc w:val="both"/>
+      </w:pPr>
+      <w:r>
+        <w:rPr>
+          <w:b w:val="0"/>
+          <w:i w:val="0"/>
+        </w:rPr>
+        <w:t>- Nhận biết được một số đặc điểm cơ bản của phong cách cổ điển và lãng mạn qua các bài thơ tiêu biểu đã học.</w:t>
+      </w:r>
+    </w:p>
+    <w:p>
+      <w:pPr>
+        <w:spacing w:before="0" w:after="0"/>
+        <w:jc w:val="both"/>
+      </w:pPr>
+      <w:r>
+        <w:rPr>
+          <w:b w:val="0"/>
+          <w:i w:val="0"/>
+        </w:rPr>
+        <w:t>- Nhận biết và phân tích được một số yếu tố của thơ trữ tình hiện đại như: ngôn ngữ, hình tượng, biểu tượng, yếu tố tượng trưng, siêu thực trong thơ,...</w:t>
+      </w:r>
+    </w:p>
+    <w:p>
+      <w:pPr>
+        <w:spacing w:before="0" w:after="0"/>
+        <w:jc w:val="both"/>
+      </w:pPr>
+      <w:r>
+        <w:rPr>
+          <w:b w:val="0"/>
+          <w:i w:val="0"/>
+        </w:rPr>
+        <w:t>- Vận dụng được kinh nghiệm đọc, trải nghiệm về cuộc sống và kiến thức văn học để đánh giá, phê bình văn bản văn học, thể hiện được suy nghĩ, cảm xúc của cá nhân về văn bản văn học.</w:t>
+      </w:r>
+    </w:p>
+    <w:p>
+      <w:pPr>
+        <w:spacing w:before="0" w:after="0"/>
+        <w:jc w:val="both"/>
+      </w:pPr>
+      <w:r>
+        <w:rPr>
+          <w:b w:val="0"/>
+          <w:i w:val="0"/>
+        </w:rPr>
+        <w:t>- Vận dụng được kiến thức về một số biện pháp tu từ đã học để phân tích, đánh giá tác dụng của chúng trong một bài thơ.</w:t>
+      </w:r>
+    </w:p>
+    <w:p>
+      <w:pPr>
+        <w:spacing w:before="0" w:after="0"/>
+        <w:jc w:val="both"/>
+      </w:pPr>
+      <w:r>
+        <w:rPr>
+          <w:b w:val="0"/>
+          <w:i w:val="0"/>
+        </w:rPr>
+        <w:t>- Viết được bài văn nghị luận so sánh, đánh giá hai tác phẩm thơ; biết trình bày kết quả so sánh, đánh giá hai tác phẩm thơ.</w:t>
+      </w:r>
+    </w:p>
+    <w:p>
+      <w:pPr>
+        <w:spacing w:before="0" w:after="0"/>
+        <w:jc w:val="both"/>
+      </w:pPr>
+      <w:r>
+        <w:rPr>
+          <w:b/>
+          <w:i w:val="0"/>
+        </w:rPr>
+        <w:t>2. Về năng lực</w:t>
+      </w:r>
+    </w:p>
+    <w:p>
+      <w:pPr>
+        <w:spacing w:before="0" w:after="0"/>
+        <w:jc w:val="both"/>
+      </w:pPr>
+      <w:r>
+        <w:rPr>
+          <w:b/>
+          <w:i w:val="0"/>
+        </w:rPr>
+        <w:t>a. Năng lực chung:</w:t>
+      </w:r>
+      <w:r>
+        <w:rPr>
+          <w:b w:val="0"/>
+          <w:i w:val="0"/>
+        </w:rPr>
+        <w:t xml:space="preserve"> Năng lực tự chủ và tự học (đọc trước, tìm hiểu tác giả), năng lực giao tiếp và hợp tác (thảo luận nhóm, trình bày), năng lực giải quyết vấn đề và sáng tạo (so sánh, đánh giá, liên hệ).</w:t>
+      </w:r>
+    </w:p>
+    <w:p>
+      <w:pPr>
+        <w:spacing w:before="0" w:after="0"/>
+        <w:jc w:val="both"/>
+      </w:pPr>
+      <w:r>
+        <w:rPr>
+          <w:b/>
+          <w:i w:val="0"/>
+        </w:rPr>
+        <w:t>b. Năng lực đặc thù:</w:t>
+      </w:r>
+    </w:p>
+    <w:p>
+      <w:pPr>
+        <w:spacing w:before="0" w:after="0"/>
+        <w:jc w:val="both"/>
+      </w:pPr>
+      <w:r>
+        <w:rPr>
+          <w:b w:val="0"/>
+          <w:i w:val="0"/>
+        </w:rPr>
+        <w:t>- Nhận biết và phân tích được biểu tượng, phong cách cổ điển (Cảm hoài – Đặng Dung), phong cách lãng mạn (Tây Tiến – Quang Dũng), yếu tố tượng trưng, siêu thực (Đàn ghi ta của Lor-ca – Thanh Thảo).</w:t>
+      </w:r>
+    </w:p>
+    <w:p>
+      <w:pPr>
+        <w:spacing w:before="0" w:after="0"/>
+        <w:jc w:val="both"/>
+      </w:pPr>
+      <w:r>
+        <w:rPr>
+          <w:b w:val="0"/>
+          <w:i w:val="0"/>
+        </w:rPr>
+        <w:t>- Phân tích được tác dụng của nhân hoá, ẩn dụ, điệp ngữ, đối trong thơ.</w:t>
+      </w:r>
+    </w:p>
+    <w:p>
+      <w:pPr>
+        <w:spacing w:before="0" w:after="0"/>
+        <w:jc w:val="both"/>
+      </w:pPr>
+      <w:r>
+        <w:rPr>
+          <w:b w:val="0"/>
+          <w:i w:val="0"/>
+        </w:rPr>
+        <w:t>- Viết và trình bày được bài so sánh, đánh giá hai tác phẩm thơ.</w:t>
+      </w:r>
+    </w:p>
+    <w:p>
+      <w:pPr>
+        <w:spacing w:before="0" w:after="0"/>
+        <w:jc w:val="both"/>
+      </w:pPr>
+      <w:r>
+        <w:rPr>
+          <w:b/>
+          <w:i w:val="0"/>
+        </w:rPr>
+        <w:t>c. Năng lực số</w:t>
+      </w:r>
+    </w:p>
+    <w:p>
+      <w:pPr>
+        <w:spacing w:before="0" w:after="0"/>
+        <w:jc w:val="both"/>
+      </w:pPr>
+      <w:r>
+        <w:rPr>
+          <w:b/>
+          <w:i w:val="0"/>
+        </w:rPr>
+        <w:t>*Tích hợp năng lực số:</w:t>
+      </w:r>
+    </w:p>
+    <w:p>
+      <w:pPr>
+        <w:spacing w:before="0" w:after="0"/>
+        <w:jc w:val="both"/>
+      </w:pPr>
+      <w:r>
+        <w:rPr>
+          <w:b w:val="0"/>
+          <w:i w:val="0"/>
+          <w:color w:val="EE0000"/>
+        </w:rPr>
+        <w:t>- 1.1.NC1a: Sử dụng công cụ tìm kiếm, kho học liệu số tìm hiểu Đặng Dung và khởi nghĩa Trần Ngỗi, Trần Quý Khoáng; đoàn quân Tây Tiến; Lor-ca và Tây Ban Nha.</w:t>
+      </w:r>
+    </w:p>
+    <w:p>
+      <w:pPr>
+        <w:spacing w:before="0" w:after="0"/>
+        <w:jc w:val="both"/>
+      </w:pPr>
+      <w:r>
+        <w:rPr>
+          <w:b w:val="0"/>
+          <w:i w:val="0"/>
+          <w:color w:val="EE0000"/>
+        </w:rPr>
+        <w:t>- 6.2.NC1a: Sử dụng câu lệnh (prompt) để AI gợi ý bảng so sánh hai bài thơ; tự kiểm chứng bằng văn bản.</w:t>
+      </w:r>
+    </w:p>
+    <w:p>
+      <w:pPr>
+        <w:spacing w:before="0" w:after="0"/>
+        <w:jc w:val="both"/>
+      </w:pPr>
+      <w:r>
+        <w:rPr>
+          <w:b w:val="0"/>
+          <w:i w:val="0"/>
+          <w:color w:val="EE0000"/>
+        </w:rPr>
+        <w:t>- 6.3.NC1a: Sử dụng thiết bị số để làm bản đồ hành quân Tây Tiến, video đọc diễn cảm có nhạc nền ghi ta.</w:t>
+      </w:r>
+    </w:p>
+    <w:p>
+      <w:pPr>
+        <w:spacing w:before="0" w:after="0"/>
+        <w:jc w:val="both"/>
+      </w:pPr>
+      <w:r>
+        <w:rPr>
+          <w:b w:val="0"/>
+          <w:i w:val="0"/>
+          <w:color w:val="EE0000"/>
+        </w:rPr>
+        <w:t>- 5.2.NC1b; 2.5.NC1a: Sử dụng hệ thống luyện tập trực tuyến do giáo viên/tổ chuyên môn tổ chức để củng cố nội dung bài học, nhận phản hồi và tự đánh giá kết quả; thực hiện đúng quy tắc an toàn, bảo mật và trung thực trong môi trường số.</w:t>
+      </w:r>
+    </w:p>
+    <w:p>
+      <w:pPr>
+        <w:spacing w:before="0" w:after="0"/>
+        <w:jc w:val="both"/>
+      </w:pPr>
+      <w:r>
+        <w:rPr>
+          <w:b/>
+          <w:i w:val="0"/>
+        </w:rPr>
+        <w:t>*Tích hợp năng lực AI:</w:t>
+      </w:r>
+    </w:p>
+    <w:p>
+      <w:pPr>
+        <w:spacing w:before="0" w:after="0"/>
+        <w:jc w:val="both"/>
+      </w:pPr>
+      <w:r>
+        <w:rPr>
+          <w:b/>
+          <w:i w:val="0"/>
+          <w:color w:val="7030A0"/>
+        </w:rPr>
+        <w:t>12.A3.1.a:</w:t>
+      </w:r>
+      <w:r>
+        <w:rPr>
+          <w:b w:val="0"/>
+          <w:i w:val="0"/>
+          <w:color w:val="7030A0"/>
+        </w:rPr>
+        <w:t xml:space="preserve"> Học sinh nhận biết giới hạn của AI khi giải mã hình ảnh siêu thực, biểu tượng đa nghĩa (AI dễ áp đặt một nghĩa).</w:t>
+      </w:r>
+    </w:p>
+    <w:p>
+      <w:pPr>
+        <w:spacing w:before="0" w:after="0"/>
+        <w:jc w:val="both"/>
+      </w:pPr>
+      <w:r>
+        <w:rPr>
+          <w:b/>
+          <w:i w:val="0"/>
+          <w:color w:val="7030A0"/>
+        </w:rPr>
+        <w:t>12.A1.1.a:</w:t>
+      </w:r>
+      <w:r>
+        <w:rPr>
+          <w:b w:val="0"/>
+          <w:i w:val="0"/>
+          <w:color w:val="7030A0"/>
+        </w:rPr>
+        <w:t xml:space="preserve"> Học sinh đối chiếu thông tin AI cung cấp với SGK và nguồn chính thống để phát hiện sai sót.</w:t>
+      </w:r>
+    </w:p>
+    <w:p>
+      <w:pPr>
+        <w:spacing w:before="0" w:after="0"/>
+        <w:jc w:val="both"/>
+      </w:pPr>
+      <w:r>
+        <w:rPr>
+          <w:b/>
+          <w:i w:val="0"/>
+        </w:rPr>
+        <w:t>3. Về phẩm chất:</w:t>
+      </w:r>
+      <w:r>
+        <w:rPr>
+          <w:b w:val="0"/>
+          <w:i w:val="0"/>
+        </w:rPr>
+        <w:t xml:space="preserve"> Có thái độ ngưỡng mộ đối với những tấm gương sống đẹp vì đất nước, cộng đồng, vì nền nghệ thuật lớn hướng tới con người; yêu nước, trách nhiệm.</w:t>
+      </w:r>
+    </w:p>
+    <w:p>
+      <w:pPr>
+        <w:spacing w:before="0" w:after="0"/>
+        <w:jc w:val="both"/>
+      </w:pPr>
+      <w:r>
+        <w:rPr>
+          <w:b/>
+          <w:i w:val="0"/>
+          <w:color w:val="FF0000"/>
+        </w:rPr>
+        <w:t>* Tích hợp nội dung Giáo dục đạo đức liêm chính:</w:t>
+      </w:r>
+    </w:p>
+    <w:p>
+      <w:pPr>
+        <w:spacing w:before="0" w:after="0"/>
+        <w:jc w:val="both"/>
+      </w:pPr>
+      <w:r>
+        <w:rPr>
+          <w:b/>
+          <w:i w:val="0"/>
+        </w:rPr>
+        <w:t>- Cảm hoài</w:t>
+      </w:r>
+      <w:r>
+        <w:rPr>
+          <w:b w:val="0"/>
+          <w:i w:val="0"/>
+        </w:rPr>
+        <w:t xml:space="preserve"> (Đặng Dung); </w:t>
+      </w:r>
+      <w:r>
+        <w:rPr>
+          <w:b/>
+          <w:i w:val="0"/>
+        </w:rPr>
+        <w:t>Đàn ghi ta của Lor-ca</w:t>
+      </w:r>
+      <w:r>
+        <w:rPr>
+          <w:b w:val="0"/>
+          <w:i w:val="0"/>
+        </w:rPr>
+        <w:t xml:space="preserve"> (Thanh Thảo).</w:t>
+      </w:r>
+    </w:p>
+    <w:p>
+      <w:pPr>
+        <w:spacing w:before="0" w:after="0"/>
+        <w:jc w:val="both"/>
+      </w:pPr>
+      <w:r>
+        <w:rPr>
+          <w:b w:val="0"/>
+          <w:i w:val="0"/>
+        </w:rPr>
+        <w:t>+ Giúp học sinh trân trọng khí tiết, lòng trung nghĩa của Đặng Dung (tuẫn tiết, không khuất phục giặc); nhân cách nghệ sĩ Lor-ca dám đấu tranh chống độc tài.</w:t>
+      </w:r>
+    </w:p>
+    <w:p>
+      <w:pPr>
+        <w:spacing w:before="0" w:after="0"/>
+        <w:jc w:val="both"/>
+      </w:pPr>
+      <w:r>
+        <w:rPr>
+          <w:b w:val="0"/>
+          <w:i w:val="0"/>
+        </w:rPr>
+        <w:t>+ Bồi dưỡng lối sống ngay thẳng, dám bảo vệ lẽ phải; trung thực trong học tập: trích dẫn chính xác, ghi rõ nguồn.</w:t>
+      </w:r>
+    </w:p>
+    <w:p>
+      <w:pPr>
         <w:spacing w:before="60" w:after="0"/>
         <w:jc w:val="both"/>
       </w:pPr>
@@ -101,371 +497,62 @@
           <w:b/>
           <w:i w:val="0"/>
         </w:rPr>
-        <w:t>1. Về kiến thức:</w:t>
-      </w:r>
-    </w:p>
-    <w:p>
-      <w:pPr>
-        <w:spacing w:before="0" w:after="0"/>
-        <w:jc w:val="both"/>
-      </w:pPr>
-      <w:r>
-        <w:rPr>
-          <w:b w:val="0"/>
-          <w:i w:val="0"/>
-        </w:rPr>
-        <w:t>- Nhận biết được một số đặc điểm cơ bản của phong cách cổ điển và lãng mạn qua các bài thơ tiêu biểu đã học.</w:t>
-      </w:r>
-    </w:p>
-    <w:p>
-      <w:pPr>
-        <w:spacing w:before="0" w:after="0"/>
-        <w:jc w:val="both"/>
-      </w:pPr>
-      <w:r>
-        <w:rPr>
-          <w:b w:val="0"/>
-          <w:i w:val="0"/>
-        </w:rPr>
-        <w:t>- Nhận biết và phân tích được một số yếu tố của thơ trữ tình hiện đại như: ngôn ngữ, hình tượng, biểu tượng, yếu tố tượng trưng, siêu thực trong thơ,...</w:t>
-      </w:r>
-    </w:p>
-    <w:p>
-      <w:pPr>
-        <w:spacing w:before="0" w:after="0"/>
-        <w:jc w:val="both"/>
-      </w:pPr>
-      <w:r>
-        <w:rPr>
-          <w:b w:val="0"/>
-          <w:i w:val="0"/>
-        </w:rPr>
-        <w:t>- Vận dụng được kinh nghiệm đọc, trải nghiệm về cuộc sống và kiến thức văn học để đánh giá, phê bình văn bản văn học, thể hiện được suy nghĩ, cảm xúc của cá nhân về văn bản văn học.</w:t>
-      </w:r>
-    </w:p>
-    <w:p>
-      <w:pPr>
-        <w:spacing w:before="0" w:after="0"/>
-        <w:jc w:val="both"/>
-      </w:pPr>
-      <w:r>
-        <w:rPr>
-          <w:b w:val="0"/>
-          <w:i w:val="0"/>
-        </w:rPr>
-        <w:t>- Vận dụng được kiến thức về một số biện pháp tu từ đã học để phân tích, đánh giá tác dụng của chúng trong một bài thơ.</w:t>
-      </w:r>
-    </w:p>
-    <w:p>
-      <w:pPr>
-        <w:spacing w:before="0" w:after="0"/>
-        <w:jc w:val="both"/>
-      </w:pPr>
-      <w:r>
-        <w:rPr>
-          <w:b w:val="0"/>
-          <w:i w:val="0"/>
-        </w:rPr>
-        <w:t>- Viết được bài văn nghị luận so sánh, đánh giá hai tác phẩm thơ; biết trình bày kết quả so sánh, đánh giá hai tác phẩm thơ.</w:t>
-      </w:r>
-    </w:p>
-    <w:p>
-      <w:pPr>
-        <w:spacing w:before="60" w:after="0"/>
-        <w:jc w:val="both"/>
-      </w:pPr>
-      <w:r>
-        <w:rPr>
-          <w:b/>
-          <w:i w:val="0"/>
-        </w:rPr>
-        <w:t>2. Về năng lực</w:t>
-      </w:r>
-    </w:p>
-    <w:p>
-      <w:pPr>
-        <w:spacing w:before="60" w:after="0"/>
-        <w:jc w:val="both"/>
-      </w:pPr>
-      <w:r>
-        <w:rPr>
-          <w:b/>
-          <w:i w:val="0"/>
-        </w:rPr>
-        <w:t>a. Năng lực chung: Năng lực tự chủ và tự học (đọc trước, tìm hiểu tác giả), năng lực giao tiếp và hợp tác (thảo luận nhóm, trình bày), năng lực giải quyết vấn đề và sáng tạo (so sánh, đánh giá, liên hệ).</w:t>
-      </w:r>
-    </w:p>
-    <w:p>
-      <w:pPr>
-        <w:spacing w:before="60" w:after="0"/>
-        <w:jc w:val="both"/>
-      </w:pPr>
-      <w:r>
-        <w:rPr>
-          <w:b/>
-          <w:i w:val="0"/>
-        </w:rPr>
-        <w:t>b. Năng lực đặc thù:</w:t>
-      </w:r>
-    </w:p>
-    <w:p>
-      <w:pPr>
-        <w:spacing w:before="0" w:after="0"/>
-        <w:jc w:val="both"/>
-      </w:pPr>
-      <w:r>
-        <w:rPr>
-          <w:b w:val="0"/>
-          <w:i w:val="0"/>
-        </w:rPr>
-        <w:t>- Nhận biết và phân tích được biểu tượng, phong cách cổ điển (Cảm hoài – Đặng Dung), phong cách lãng mạn (Tây Tiến – Quang Dũng), yếu tố tượng trưng, siêu thực (Đàn ghi ta của Lor-ca – Thanh Thảo).</w:t>
-      </w:r>
-    </w:p>
-    <w:p>
-      <w:pPr>
-        <w:spacing w:before="0" w:after="0"/>
-        <w:jc w:val="both"/>
-      </w:pPr>
-      <w:r>
-        <w:rPr>
-          <w:b w:val="0"/>
-          <w:i w:val="0"/>
-        </w:rPr>
-        <w:t>- Phân tích được tác dụng của nhân hoá, ẩn dụ, điệp ngữ, đối trong thơ.</w:t>
-      </w:r>
-    </w:p>
-    <w:p>
-      <w:pPr>
-        <w:spacing w:before="0" w:after="0"/>
-        <w:jc w:val="both"/>
-      </w:pPr>
-      <w:r>
-        <w:rPr>
-          <w:b w:val="0"/>
-          <w:i w:val="0"/>
-        </w:rPr>
-        <w:t>- Viết và trình bày được bài so sánh, đánh giá hai tác phẩm thơ.</w:t>
-      </w:r>
-    </w:p>
-    <w:p>
-      <w:pPr>
-        <w:spacing w:before="60" w:after="0"/>
-        <w:jc w:val="both"/>
-      </w:pPr>
-      <w:r>
-        <w:rPr>
-          <w:b/>
-          <w:i w:val="0"/>
-        </w:rPr>
-        <w:t>c. Năng lực số</w:t>
-      </w:r>
-    </w:p>
-    <w:p>
-      <w:pPr>
-        <w:spacing w:before="0" w:after="0"/>
-        <w:jc w:val="both"/>
-      </w:pPr>
-      <w:r>
-        <w:rPr>
-          <w:b/>
-          <w:i w:val="0"/>
-        </w:rPr>
-        <w:t>*Tích hợp năng lực số:</w:t>
-      </w:r>
-    </w:p>
-    <w:p>
-      <w:pPr>
-        <w:spacing w:before="0" w:after="0"/>
-        <w:jc w:val="both"/>
-      </w:pPr>
-      <w:r>
-        <w:rPr>
-          <w:b w:val="0"/>
-          <w:i w:val="0"/>
-        </w:rPr>
-        <w:t>- 1.1.NC1a: Sử dụng công cụ tìm kiếm, kho học liệu số tìm hiểu Đặng Dung và khởi nghĩa Trần Ngỗi, Trần Quý Khoáng; đoàn quân Tây Tiến; Lor-ca và Tây Ban Nha.</w:t>
-      </w:r>
-    </w:p>
-    <w:p>
-      <w:pPr>
-        <w:spacing w:before="0" w:after="0"/>
-        <w:jc w:val="both"/>
-      </w:pPr>
-      <w:r>
-        <w:rPr>
-          <w:b w:val="0"/>
-          <w:i w:val="0"/>
-        </w:rPr>
-        <w:t>- 6.2.NC1a: Sử dụng câu lệnh (prompt) để AI gợi ý bảng so sánh hai bài thơ; tự kiểm chứng bằng văn bản.</w:t>
-      </w:r>
-    </w:p>
-    <w:p>
-      <w:pPr>
-        <w:spacing w:before="0" w:after="0"/>
-        <w:jc w:val="both"/>
-      </w:pPr>
-      <w:r>
-        <w:rPr>
-          <w:b w:val="0"/>
-          <w:i w:val="0"/>
-        </w:rPr>
-        <w:t>- 6.3.NC1a: Sử dụng thiết bị số để làm bản đồ hành quân Tây Tiến, video đọc diễn cảm có nhạc nền ghi ta.</w:t>
-      </w:r>
-    </w:p>
-    <w:p>
-      <w:pPr>
-        <w:spacing w:before="0" w:after="0"/>
-        <w:jc w:val="both"/>
-      </w:pPr>
-      <w:r>
-        <w:rPr>
-          <w:b w:val="0"/>
-          <w:i w:val="0"/>
-        </w:rPr>
-        <w:t>- 5.2.NC1b; 2.5.NC1a: Sử dụng hệ thống luyện tập trực tuyến do giáo viên/tổ chuyên môn tổ chức để củng cố nội dung bài học, nhận phản hồi và tự đánh giá kết quả; thực hiện đúng quy tắc an toàn, bảo mật và trung thực trong môi trường số.</w:t>
-      </w:r>
-    </w:p>
-    <w:p>
-      <w:pPr>
-        <w:spacing w:before="0" w:after="0"/>
-        <w:jc w:val="both"/>
-      </w:pPr>
-      <w:r>
-        <w:rPr>
-          <w:b/>
-          <w:i w:val="0"/>
-        </w:rPr>
-        <w:t>*Tích hợp năng lực AI:</w:t>
-      </w:r>
-    </w:p>
-    <w:p>
-      <w:pPr>
-        <w:spacing w:before="0" w:after="0"/>
-        <w:jc w:val="both"/>
-      </w:pPr>
-      <w:r>
-        <w:rPr>
-          <w:b/>
-          <w:i w:val="0"/>
-        </w:rPr>
-        <w:t>12.A3.1.a: Học sinh nhận biết giới hạn của AI khi giải mã hình ảnh siêu thực, biểu tượng đa nghĩa (AI dễ áp đặt một nghĩa).</w:t>
-      </w:r>
-    </w:p>
-    <w:p>
-      <w:pPr>
-        <w:spacing w:before="0" w:after="0"/>
-        <w:jc w:val="both"/>
-      </w:pPr>
-      <w:r>
-        <w:rPr>
-          <w:b/>
-          <w:i w:val="0"/>
-        </w:rPr>
-        <w:t>12.A1.1.a: Học sinh đối chiếu thông tin AI cung cấp với SGK và nguồn chính thống để phát hiện sai sót.</w:t>
-      </w:r>
-    </w:p>
-    <w:p>
-      <w:pPr>
-        <w:spacing w:before="60" w:after="0"/>
-        <w:jc w:val="both"/>
-      </w:pPr>
-      <w:r>
-        <w:rPr>
-          <w:b/>
-          <w:i w:val="0"/>
-        </w:rPr>
-        <w:t>3. Về phẩm chất: Có thái độ ngưỡng mộ đối với những tấm gương sống đẹp vì đất nước, cộng đồng, vì nền nghệ thuật lớn hướng tới con người; yêu nước, trách nhiệm.</w:t>
-      </w:r>
-    </w:p>
-    <w:p>
-      <w:pPr>
-        <w:spacing w:before="0" w:after="0"/>
-        <w:jc w:val="both"/>
-      </w:pPr>
-      <w:r>
-        <w:rPr>
-          <w:b/>
-          <w:i w:val="0"/>
-        </w:rPr>
-        <w:t>* Tích hợp nội dung Giáo dục đạo đức liêm chính:</w:t>
-      </w:r>
-    </w:p>
-    <w:p>
-      <w:pPr>
-        <w:spacing w:before="0" w:after="0"/>
-        <w:jc w:val="both"/>
-      </w:pPr>
-      <w:r>
-        <w:rPr>
-          <w:b/>
-          <w:i/>
-        </w:rPr>
-        <w:t>- Cảm hoài (Đặng Dung); Đàn ghi ta của Lor-ca (Thanh Thảo).</w:t>
-      </w:r>
-    </w:p>
-    <w:p>
-      <w:pPr>
-        <w:spacing w:before="0" w:after="0"/>
-        <w:jc w:val="both"/>
-      </w:pPr>
-      <w:r>
-        <w:rPr>
-          <w:b w:val="0"/>
-          <w:i w:val="0"/>
-        </w:rPr>
-        <w:t>- Giúp học sinh trân trọng khí tiết, lòng trung nghĩa của Đặng Dung (tuẫn tiết, không khuất phục giặc); nhân cách nghệ sĩ Lor-ca dám đấu tranh chống độc tài.</w:t>
-      </w:r>
-    </w:p>
-    <w:p>
-      <w:pPr>
-        <w:spacing w:before="0" w:after="0"/>
-        <w:jc w:val="both"/>
-      </w:pPr>
-      <w:r>
-        <w:rPr>
-          <w:b w:val="0"/>
-          <w:i w:val="0"/>
-        </w:rPr>
-        <w:t>- Bồi dưỡng lối sống ngay thẳng, dám bảo vệ lẽ phải; trung thực trong học tập: trích dẫn chính xác, ghi rõ nguồn.</w:t>
-      </w:r>
-    </w:p>
-    <w:p>
-      <w:pPr>
-        <w:spacing w:before="60" w:after="0"/>
-        <w:jc w:val="both"/>
-      </w:pPr>
-      <w:r>
-        <w:rPr>
-          <w:b/>
-          <w:i w:val="0"/>
-        </w:rPr>
         <w:t>II. THIẾT BỊ DẠY HỌC VÀ HỌC LIỆU</w:t>
       </w:r>
     </w:p>
     <w:p>
       <w:pPr>
-        <w:spacing w:before="60" w:after="0"/>
-        <w:jc w:val="both"/>
-      </w:pPr>
-      <w:r>
-        <w:rPr>
-          <w:b/>
-          <w:i w:val="0"/>
-        </w:rPr>
-        <w:t>1. Thiết bị dạy học: Máy tính, máy chiếu, loa, bảng nhóm, điện thoại thông minh có kết nối Internet (nếu điều kiện cho phép).</w:t>
-      </w:r>
-    </w:p>
-    <w:p>
-      <w:pPr>
-        <w:spacing w:before="60" w:after="0"/>
-        <w:jc w:val="both"/>
-      </w:pPr>
-      <w:r>
-        <w:rPr>
-          <w:b/>
-          <w:i w:val="0"/>
-        </w:rPr>
-        <w:t>2. Học liệu: SGK Ngữ văn 12, tập một; SGV Ngữ văn 12, tập một; Kế hoạch bài dạy; slide; phiếu học tập; rubric; bài củng cố trực tuyến (mã QR).</w:t>
+        <w:spacing w:before="0" w:after="0"/>
+        <w:jc w:val="both"/>
+      </w:pPr>
+      <w:r>
+        <w:rPr>
+          <w:b/>
+          <w:i w:val="0"/>
+        </w:rPr>
+        <w:t>1. Thiết bị dạy học:</w:t>
+      </w:r>
+      <w:r>
+        <w:rPr>
+          <w:b w:val="0"/>
+          <w:i w:val="0"/>
+        </w:rPr>
+        <w:t xml:space="preserve"> Máy tính, máy chiếu, loa, bảng nhóm, </w:t>
+      </w:r>
+      <w:r>
+        <w:rPr>
+          <w:b w:val="0"/>
+          <w:i w:val="0"/>
+          <w:color w:val="EE0000"/>
+        </w:rPr>
+        <w:t>điện thoại thông minh (nếu điều kiện cho phép) có kết nối Internet,</w:t>
+      </w:r>
+      <w:r>
+        <w:rPr>
+          <w:b w:val="0"/>
+          <w:i w:val="0"/>
+        </w:rPr>
+        <w:t xml:space="preserve"> các thiết bị bổ trợ (nếu cần), …</w:t>
+      </w:r>
+    </w:p>
+    <w:p>
+      <w:pPr>
+        <w:spacing w:before="0" w:after="0"/>
+        <w:jc w:val="both"/>
+      </w:pPr>
+      <w:r>
+        <w:rPr>
+          <w:b/>
+          <w:i w:val="0"/>
+        </w:rPr>
+        <w:t>2. Học liệu:</w:t>
+      </w:r>
+      <w:r>
+        <w:rPr>
+          <w:b w:val="0"/>
+          <w:i w:val="0"/>
+        </w:rPr>
+        <w:t xml:space="preserve"> SGK Ngữ văn 12, tập một; SGV Ngữ văn 12, tập một; Kế hoạch bài dạy; Rubric đánh giá; Phiếu học tập; bài củng cố trực tuyến (mã QR); kho học liệu số, …</w:t>
       </w:r>
     </w:p>
     <w:p>
@@ -504,7 +591,7 @@
           <w:b/>
           <w:i w:val="0"/>
         </w:rPr>
-        <w:t>VĂN BẢN 1: CẢM HOÀI (NỖI LÒNG)</w:t>
+        <w:t>VĂN BẢN 1:</w:t>
       </w:r>
     </w:p>
     <w:p>
@@ -517,20 +604,7 @@
           <w:b/>
           <w:i w:val="0"/>
         </w:rPr>
-        <w:t>– Đặng Dung –</w:t>
-      </w:r>
-    </w:p>
-    <w:p>
-      <w:pPr>
-        <w:spacing w:before="0" w:after="0"/>
-        <w:jc w:val="center"/>
-      </w:pPr>
-      <w:r>
-        <w:rPr>
-          <w:b w:val="0"/>
-          <w:i w:val="0"/>
-        </w:rPr>
-        <w:t>(Dự kiến thời gian: 02 tiết – Tiết 12, 13)</w:t>
+        <w:t>CẢM HOÀI (NỖI LÒNG)</w:t>
       </w:r>
     </w:p>
     <w:p>
@@ -543,6 +617,32 @@
           <w:b/>
           <w:i w:val="0"/>
         </w:rPr>
+        <w:t>(Đặng Dung)</w:t>
+      </w:r>
+    </w:p>
+    <w:p>
+      <w:pPr>
+        <w:spacing w:before="0" w:after="0"/>
+        <w:jc w:val="center"/>
+      </w:pPr>
+      <w:r>
+        <w:rPr>
+          <w:b w:val="0"/>
+          <w:i w:val="0"/>
+        </w:rPr>
+        <w:t>(Dự kiến thời gian: 02 tiết – Tiết 12, 13)</w:t>
+      </w:r>
+    </w:p>
+    <w:p>
+      <w:pPr>
+        <w:spacing w:before="0" w:after="0"/>
+        <w:jc w:val="both"/>
+      </w:pPr>
+      <w:r>
+        <w:rPr>
+          <w:b/>
+          <w:i w:val="0"/>
+        </w:rPr>
         <w:t>1. Hoạt động 1: Mở đầu (Dự kiến thời gian: 5 phút)</w:t>
       </w:r>
     </w:p>
@@ -554,67 +654,67 @@
       <w:r>
         <w:rPr>
           <w:b/>
-          <w:i/>
-        </w:rPr>
-        <w:t xml:space="preserve">a) Mục tiêu: </w:t>
-      </w:r>
-      <w:r>
-        <w:rPr>
-          <w:b w:val="0"/>
-          <w:i w:val="0"/>
-        </w:rPr>
-        <w:t>Kết nối trải nghiệm về những thất bại đáng kính trọng.</w:t>
-      </w:r>
-    </w:p>
-    <w:p>
-      <w:pPr>
-        <w:spacing w:before="0" w:after="0"/>
-        <w:jc w:val="both"/>
-      </w:pPr>
-      <w:r>
-        <w:rPr>
-          <w:b/>
-          <w:i/>
-        </w:rPr>
-        <w:t xml:space="preserve">b) Nội dung: </w:t>
-      </w:r>
-      <w:r>
-        <w:rPr>
-          <w:b w:val="0"/>
-          <w:i w:val="0"/>
-        </w:rPr>
-        <w:t>Câu hỏi Trước khi đọc (SGK tr.42).</w:t>
-      </w:r>
-    </w:p>
-    <w:p>
-      <w:pPr>
-        <w:spacing w:before="0" w:after="0"/>
-        <w:jc w:val="both"/>
-      </w:pPr>
-      <w:r>
-        <w:rPr>
-          <w:b/>
-          <w:i/>
-        </w:rPr>
-        <w:t xml:space="preserve">c) Sản phẩm: </w:t>
-      </w:r>
-      <w:r>
-        <w:rPr>
-          <w:b w:val="0"/>
-          <w:i w:val="0"/>
-        </w:rPr>
-        <w:t>Chia sẻ của HS.</w:t>
-      </w:r>
-    </w:p>
-    <w:p>
-      <w:pPr>
-        <w:spacing w:before="0" w:after="0"/>
-        <w:jc w:val="both"/>
-      </w:pPr>
-      <w:r>
-        <w:rPr>
-          <w:b/>
-          <w:i/>
+          <w:i w:val="0"/>
+        </w:rPr>
+        <w:t>a) Mục tiêu:</w:t>
+      </w:r>
+      <w:r>
+        <w:rPr>
+          <w:b w:val="0"/>
+          <w:i w:val="0"/>
+        </w:rPr>
+        <w:t xml:space="preserve"> Kết nối trải nghiệm của HS về những thất bại đáng kính trọng, tạo tâm thế tiếp nhận văn bản.</w:t>
+      </w:r>
+    </w:p>
+    <w:p>
+      <w:pPr>
+        <w:spacing w:before="0" w:after="0"/>
+        <w:jc w:val="both"/>
+      </w:pPr>
+      <w:r>
+        <w:rPr>
+          <w:b/>
+          <w:i w:val="0"/>
+        </w:rPr>
+        <w:t>b) Nội dung:</w:t>
+      </w:r>
+      <w:r>
+        <w:rPr>
+          <w:b w:val="0"/>
+          <w:i w:val="0"/>
+        </w:rPr>
+        <w:t xml:space="preserve"> HS trả lời câu hỏi Trước khi đọc (SGK tr.42).</w:t>
+      </w:r>
+    </w:p>
+    <w:p>
+      <w:pPr>
+        <w:spacing w:before="0" w:after="0"/>
+        <w:jc w:val="both"/>
+      </w:pPr>
+      <w:r>
+        <w:rPr>
+          <w:b/>
+          <w:i w:val="0"/>
+        </w:rPr>
+        <w:t>c) Sản phẩm:</w:t>
+      </w:r>
+      <w:r>
+        <w:rPr>
+          <w:b w:val="0"/>
+          <w:i w:val="0"/>
+        </w:rPr>
+        <w:t xml:space="preserve"> Câu trả lời, chia sẻ của HS.</w:t>
+      </w:r>
+    </w:p>
+    <w:p>
+      <w:pPr>
+        <w:spacing w:before="0" w:after="0"/>
+        <w:jc w:val="both"/>
+      </w:pPr>
+      <w:r>
+        <w:rPr>
+          <w:b/>
+          <w:i w:val="0"/>
         </w:rPr>
         <w:t>d) Tổ chức thực hiện</w:t>
       </w:r>
@@ -627,7 +727,7 @@
       <w:r>
         <w:rPr>
           <w:b/>
-          <w:i/>
+          <w:i w:val="0"/>
         </w:rPr>
         <w:t>Bước 1: Giao nhiệm vụ học tập</w:t>
       </w:r>
@@ -640,7 +740,7 @@
       <w:r>
         <w:rPr>
           <w:b w:val="0"/>
-          <w:i/>
+          <w:i w:val="0"/>
         </w:rPr>
         <w:t>- GV hỏi: Trong lịch sử và trong cuộc sống đời thường, có những thất bại khiến người đời không chỉ buồn thương, tiếc nuối mà còn nể phục, kính trọng. Hãy kể về một thất bại như thế và cho biết điều gì gây ấn tượng với bạn.</w:t>
       </w:r>
@@ -652,21 +752,74 @@
       </w:pPr>
       <w:r>
         <w:rPr>
-          <w:b/>
-          <w:i/>
-        </w:rPr>
-        <w:t>Bước 2 – 3: HS suy nghĩ, 2 – 3 HS chia sẻ.</w:t>
-      </w:r>
-    </w:p>
-    <w:p>
-      <w:pPr>
-        <w:spacing w:before="0" w:after="0"/>
-        <w:jc w:val="both"/>
-      </w:pPr>
-      <w:r>
-        <w:rPr>
-          <w:b/>
-          <w:i/>
+          <w:b w:val="0"/>
+          <w:i w:val="0"/>
+          <w:color w:val="EE0000"/>
+        </w:rPr>
+        <w:t>1.1.NC1a: HS sử dụng thiết bị cá nhân tìm hiểu nhanh về cuộc khởi nghĩa của nhà Hậu Trần chống quân Minh trên nguồn chính thống.</w:t>
+      </w:r>
+    </w:p>
+    <w:p>
+      <w:pPr>
+        <w:spacing w:before="0" w:after="0"/>
+        <w:jc w:val="both"/>
+      </w:pPr>
+      <w:r>
+        <w:rPr>
+          <w:b/>
+          <w:i w:val="0"/>
+        </w:rPr>
+        <w:t>Bước 2: Thực hiện nhiệm vụ</w:t>
+      </w:r>
+    </w:p>
+    <w:p>
+      <w:pPr>
+        <w:spacing w:before="0" w:after="0"/>
+        <w:jc w:val="both"/>
+      </w:pPr>
+      <w:r>
+        <w:rPr>
+          <w:b w:val="0"/>
+          <w:i w:val="0"/>
+        </w:rPr>
+        <w:t>HS suy nghĩ cá nhân.</w:t>
+      </w:r>
+    </w:p>
+    <w:p>
+      <w:pPr>
+        <w:spacing w:before="0" w:after="0"/>
+        <w:jc w:val="both"/>
+      </w:pPr>
+      <w:r>
+        <w:rPr>
+          <w:b/>
+          <w:i w:val="0"/>
+        </w:rPr>
+        <w:t>Bước 3: Báo cáo, thảo luận</w:t>
+      </w:r>
+    </w:p>
+    <w:p>
+      <w:pPr>
+        <w:spacing w:before="0" w:after="0"/>
+        <w:jc w:val="both"/>
+      </w:pPr>
+      <w:r>
+        <w:rPr>
+          <w:b w:val="0"/>
+          <w:i w:val="0"/>
+        </w:rPr>
+        <w:t>- 2 – 3 HS chia sẻ; các HS khác bổ sung.</w:t>
+      </w:r>
+    </w:p>
+    <w:p>
+      <w:pPr>
+        <w:spacing w:before="0" w:after="0"/>
+        <w:jc w:val="both"/>
+      </w:pPr>
+      <w:r>
+        <w:rPr>
+          <w:b/>
+          <w:i w:val="0"/>
         </w:rPr>
         <w:t>Bước 4: Kết luận, nhận định</w:t>
       </w:r>
@@ -681,13 +834,26 @@
           <w:b w:val="0"/>
           <w:i w:val="0"/>
         </w:rPr>
+        <w:t>- GV nhận xét, đánh giá.</w:t>
+      </w:r>
+    </w:p>
+    <w:p>
+      <w:pPr>
+        <w:spacing w:before="0" w:after="0"/>
+        <w:jc w:val="both"/>
+      </w:pPr>
+      <w:r>
+        <w:rPr>
+          <w:b w:val="0"/>
+          <w:i w:val="0"/>
+        </w:rPr>
         <w:t>- GV dẫn vào bài: Đặng Dung – vị tướng nhà Hậu Trần – thua trận năm 1414, bị bắt và tuẫn tiết; để lại duy nhất bài thơ Cảm hoài, được đời sau ca tụng là “Phi hào kiệt chi sĩ bất năng”.</w:t>
       </w:r>
     </w:p>
     <w:p>
       <w:pPr>
-        <w:spacing w:before="80" w:after="0"/>
-        <w:jc w:val="center"/>
+        <w:spacing w:before="0" w:after="0"/>
+        <w:jc w:val="both"/>
       </w:pPr>
       <w:r>
         <w:rPr>
@@ -705,7 +871,7 @@
       <w:r>
         <w:rPr>
           <w:b/>
-          <w:i/>
+          <w:i w:val="0"/>
         </w:rPr>
         <w:t>a) Mục tiêu:</w:t>
       </w:r>
@@ -744,36 +910,103 @@
       <w:r>
         <w:rPr>
           <w:b/>
-          <w:i/>
-        </w:rPr>
-        <w:t xml:space="preserve">b) Nội dung: </w:t>
-      </w:r>
-      <w:r>
-        <w:rPr>
-          <w:b w:val="0"/>
-          <w:i w:val="0"/>
-        </w:rPr>
-        <w:t>HS đọc SGK tr.40 – 44, trả lời 6 câu hỏi SGK tr.44.</w:t>
-      </w:r>
-    </w:p>
-    <w:p>
-      <w:pPr>
-        <w:spacing w:before="0" w:after="0"/>
-        <w:jc w:val="both"/>
-      </w:pPr>
-      <w:r>
-        <w:rPr>
-          <w:b/>
-          <w:i/>
-        </w:rPr>
-        <w:t xml:space="preserve">c) Sản phẩm: </w:t>
-      </w:r>
-      <w:r>
-        <w:rPr>
-          <w:b w:val="0"/>
-          <w:i w:val="0"/>
-        </w:rPr>
-        <w:t>Phiếu học tập, câu trả lời; nội dung chốt:</w:t>
+          <w:i w:val="0"/>
+        </w:rPr>
+        <w:t>b) Nội dung:</w:t>
+      </w:r>
+    </w:p>
+    <w:p>
+      <w:pPr>
+        <w:spacing w:before="0" w:after="0"/>
+        <w:jc w:val="both"/>
+      </w:pPr>
+      <w:r>
+        <w:rPr>
+          <w:b/>
+          <w:i w:val="0"/>
+        </w:rPr>
+        <w:t>b.1.</w:t>
+      </w:r>
+      <w:r>
+        <w:rPr>
+          <w:b w:val="0"/>
+          <w:i w:val="0"/>
+        </w:rPr>
+        <w:t xml:space="preserve"> Tìm hiểu Tri thức ngữ văn (SGK tr.40 – 41).</w:t>
+      </w:r>
+    </w:p>
+    <w:p>
+      <w:pPr>
+        <w:spacing w:before="0" w:after="0"/>
+        <w:jc w:val="both"/>
+      </w:pPr>
+      <w:r>
+        <w:rPr>
+          <w:b/>
+          <w:i w:val="0"/>
+        </w:rPr>
+        <w:t>b.2.</w:t>
+      </w:r>
+      <w:r>
+        <w:rPr>
+          <w:b w:val="0"/>
+          <w:i w:val="0"/>
+        </w:rPr>
+        <w:t xml:space="preserve"> Khám phá văn bản: HS đọc SGK tr.42 – 44, trả lời 6 câu hỏi SGK tr.44.</w:t>
+      </w:r>
+    </w:p>
+    <w:p>
+      <w:pPr>
+        <w:spacing w:before="0" w:after="0"/>
+        <w:jc w:val="both"/>
+      </w:pPr>
+      <w:r>
+        <w:rPr>
+          <w:b/>
+          <w:i w:val="0"/>
+        </w:rPr>
+        <w:t>b.3.</w:t>
+      </w:r>
+      <w:r>
+        <w:rPr>
+          <w:b w:val="0"/>
+          <w:i w:val="0"/>
+        </w:rPr>
+        <w:t xml:space="preserve"> Tổng kết: Khái quát hoá nội dung, nghệ thuật của bài thơ.</w:t>
+      </w:r>
+    </w:p>
+    <w:p>
+      <w:pPr>
+        <w:spacing w:before="0" w:after="0"/>
+        <w:jc w:val="both"/>
+      </w:pPr>
+      <w:r>
+        <w:rPr>
+          <w:b/>
+          <w:i w:val="0"/>
+        </w:rPr>
+        <w:t>c) Sản phẩm:</w:t>
+      </w:r>
+      <w:r>
+        <w:rPr>
+          <w:b w:val="0"/>
+          <w:i w:val="0"/>
+        </w:rPr>
+        <w:t xml:space="preserve"> Là những chia sẻ </w:t>
+      </w:r>
+      <w:r>
+        <w:rPr>
+          <w:b/>
+          <w:i w:val="0"/>
+        </w:rPr>
+        <w:t>các kết quả đọc</w:t>
+      </w:r>
+      <w:r>
+        <w:rPr>
+          <w:b w:val="0"/>
+          <w:i w:val="0"/>
+        </w:rPr>
+        <w:t xml:space="preserve"> của cá nhân/đại diện nhóm, phiếu học tập; nội dung chốt:</w:t>
       </w:r>
     </w:p>
     <w:tbl>
@@ -811,36 +1044,51 @@
             </w:pPr>
             <w:r>
               <w:rPr>
+                <w:b/>
+                <w:i w:val="0"/>
+              </w:rPr>
+              <w:t>1. Biểu tượng:</w:t>
+            </w:r>
+            <w:r>
+              <w:rPr>
                 <w:b w:val="0"/>
                 <w:i w:val="0"/>
               </w:rPr>
-              <w:t>- Biểu tượng: hình ảnh mang tính ngụ ý, vượt lên chức năng miêu tả; nhiều tầng nghĩa; có thể “sống” bên ngoài văn bản; chịu chi phối của tâm lí, văn hoá dân tộc và thời đại.</w:t>
-            </w:r>
-          </w:p>
-          <w:p>
-            <w:pPr>
-              <w:spacing w:before="0" w:after="0"/>
-              <w:jc w:val="both"/>
-            </w:pPr>
+              <w:t xml:space="preserve"> hình ảnh mang tính ngụ ý, vượt lên chức năng miêu tả; nhiều tầng nghĩa; có thể “sống” bên ngoài văn bản; chịu chi phối của tâm lí, văn hoá dân tộc và thời đại.</w:t>
+            </w:r>
+          </w:p>
+          <w:p>
+            <w:pPr>
+              <w:spacing w:before="0" w:after="0"/>
+              <w:jc w:val="both"/>
+            </w:pPr>
+            <w:r>
+              <w:rPr>
+                <w:b/>
+                <w:i w:val="0"/>
+              </w:rPr>
+              <w:t>2. Yếu tố tượng trưng:</w:t>
+            </w:r>
             <w:r>
               <w:rPr>
                 <w:b w:val="0"/>
                 <w:i w:val="0"/>
               </w:rPr>
-              <w:t>- Yếu tố tượng trưng: gợi cảm nhận sâu xa qua hình ảnh cụ thể; yếu tố siêu thực: hình ảnh kì lạ, gắn kết theo logic khác thường, gắn với tiềm thức, vô thức, “lối viết tự động”.</w:t>
-            </w:r>
-          </w:p>
-          <w:p>
-            <w:pPr>
-              <w:spacing w:before="0" w:after="0"/>
-              <w:jc w:val="both"/>
-            </w:pPr>
+              <w:t xml:space="preserve"> gợi cảm nhận sâu xa qua hình ảnh cụ thể; </w:t>
+            </w:r>
+            <w:r>
+              <w:rPr>
+                <w:b/>
+                <w:i w:val="0"/>
+              </w:rPr>
+              <w:t>yếu tố siêu thực:</w:t>
+            </w:r>
             <w:r>
               <w:rPr>
                 <w:b w:val="0"/>
                 <w:i w:val="0"/>
               </w:rPr>
-              <w:t>- Phong cách cổ điển: đề tài cao nhã, cảm hứng với cái vĩnh hằng, mẫu hình lí tưởng, tôn trọng quy phạm. Phong cách lãng mạn: khẳng định cái cao cả, phi thường; đề cao cá tính, trí tưởng tượng, phóng khoáng; cảm xúc mạnh mẽ; ưa yếu tố tương phản.</w:t>
+              <w:t xml:space="preserve"> hình ảnh kì lạ, gắn kết theo logic khác thường, gắn với tiềm thức, vô thức, “lối viết tự động”.</w:t>
             </w:r>
           </w:p>
           <w:p>
@@ -853,6 +1101,40 @@
                 <w:b/>
                 <w:i w:val="0"/>
               </w:rPr>
+              <w:t>3. Phong cách cổ điển:</w:t>
+            </w:r>
+            <w:r>
+              <w:rPr>
+                <w:b w:val="0"/>
+                <w:i w:val="0"/>
+              </w:rPr>
+              <w:t xml:space="preserve"> đề tài cao nhã, cảm hứng với cái vĩnh hằng, mẫu hình lí tưởng, tôn trọng quy phạm. </w:t>
+            </w:r>
+            <w:r>
+              <w:rPr>
+                <w:b/>
+                <w:i w:val="0"/>
+              </w:rPr>
+              <w:t>Phong cách lãng mạn:</w:t>
+            </w:r>
+            <w:r>
+              <w:rPr>
+                <w:b w:val="0"/>
+                <w:i w:val="0"/>
+              </w:rPr>
+              <w:t xml:space="preserve"> khẳng định cái cao cả, phi thường; đề cao cá tính, trí tưởng tượng, phóng khoáng; cảm xúc mạnh mẽ; ưa yếu tố tương phản.</w:t>
+            </w:r>
+          </w:p>
+          <w:p>
+            <w:pPr>
+              <w:spacing w:before="0" w:after="0"/>
+              <w:jc w:val="both"/>
+            </w:pPr>
+            <w:r>
+              <w:rPr>
+                <w:b/>
+                <w:i w:val="0"/>
+              </w:rPr>
               <w:t>II. Khám phá văn bản Cảm hoài</w:t>
             </w:r>
           </w:p>
@@ -863,75 +1145,117 @@
             </w:pPr>
             <w:r>
               <w:rPr>
+                <w:b/>
+                <w:i w:val="0"/>
+              </w:rPr>
+              <w:t>1. Tác giả:</w:t>
+            </w:r>
+            <w:r>
+              <w:rPr>
                 <w:b w:val="0"/>
                 <w:i w:val="0"/>
               </w:rPr>
-              <w:t>- Đặng Dung (? – 1414), quê Hà Tĩnh; cùng cha là Đặng Tất phò nhà Hậu Trần chống quân Minh; thua trận năm 1414, bị bắt giải sang Trung Quốc và tuẫn tiết trên đường đi.</w:t>
-            </w:r>
-          </w:p>
-          <w:p>
-            <w:pPr>
-              <w:spacing w:before="0" w:after="0"/>
-              <w:jc w:val="both"/>
-            </w:pPr>
+              <w:t xml:space="preserve"> Đặng Dung (? – 1414), quê Hà Tĩnh; cùng cha là Đặng Tất phò nhà Hậu Trần chống quân Minh; thua trận năm 1414, bị bắt giải sang Trung Quốc và tuẫn tiết trên đường đi.</w:t>
+            </w:r>
+          </w:p>
+          <w:p>
+            <w:pPr>
+              <w:spacing w:before="0" w:after="0"/>
+              <w:jc w:val="both"/>
+            </w:pPr>
+            <w:r>
+              <w:rPr>
+                <w:b/>
+                <w:i w:val="0"/>
+              </w:rPr>
+              <w:t>2. Thể thơ, nhân vật trữ tình (câu hỏi 1):</w:t>
+            </w:r>
             <w:r>
               <w:rPr>
                 <w:b w:val="0"/>
                 <w:i w:val="0"/>
               </w:rPr>
-              <w:t>- Thể thơ thất ngôn bát cú Đường luật; nhân vật trữ tình: người anh hùng thất thế, mang chí lớn chưa thành.</w:t>
-            </w:r>
-          </w:p>
-          <w:p>
-            <w:pPr>
-              <w:spacing w:before="0" w:after="0"/>
-              <w:jc w:val="both"/>
-            </w:pPr>
+              <w:t xml:space="preserve"> thất ngôn bát cú Đường luật; nhân vật trữ tình: người anh hùng thất thế, mang chí lớn chưa thành.</w:t>
+            </w:r>
+          </w:p>
+          <w:p>
+            <w:pPr>
+              <w:spacing w:before="0" w:after="0"/>
+              <w:jc w:val="both"/>
+            </w:pPr>
+            <w:r>
+              <w:rPr>
+                <w:b/>
+                <w:i w:val="0"/>
+              </w:rPr>
+              <w:t>3. Bốn câu đầu (câu hỏi 2, 3):</w:t>
+            </w:r>
             <w:r>
               <w:rPr>
                 <w:b w:val="0"/>
                 <w:i w:val="0"/>
               </w:rPr>
-              <w:t>- Bốn câu đầu: thế sự dằng dặc – bản thân đã già; trời đất vô cùng – thu vào cuộc say ca; gặp thời người tầm thường cũng thành công – lỡ vận anh hùng nuốt hận → bi kịch người anh hùng thời vận không gặp.</w:t>
-            </w:r>
-          </w:p>
-          <w:p>
-            <w:pPr>
-              <w:spacing w:before="0" w:after="0"/>
-              <w:jc w:val="both"/>
-            </w:pPr>
+              <w:t xml:space="preserve"> thế sự dằng dặc – bản thân đã già; trời đất vô cùng – thu vào cuộc say ca; gặp thời người tầm thường cũng thành công – lỡ vận anh hùng nuốt hận → bi kịch người anh hùng thời vận không gặp.</w:t>
+            </w:r>
+          </w:p>
+          <w:p>
+            <w:pPr>
+              <w:spacing w:before="0" w:after="0"/>
+              <w:jc w:val="both"/>
+            </w:pPr>
+            <w:r>
+              <w:rPr>
+                <w:b/>
+                <w:i w:val="0"/>
+              </w:rPr>
+              <w:t>4. Hai câu luận (câu hỏi 4):</w:t>
+            </w:r>
             <w:r>
               <w:rPr>
                 <w:b w:val="0"/>
                 <w:i w:val="0"/>
               </w:rPr>
-              <w:t>- Hai câu luận: biểu tượng “xoay trục đất” (xoay chuyển vận mệnh đất nước), “rửa binh khí”, “kéo sông Ngân” (dẹp yên chiến tranh, lập lại thái bình) – chí lớn kinh bang tế thế; phép đối chỉnh.</w:t>
-            </w:r>
-          </w:p>
-          <w:p>
-            <w:pPr>
-              <w:spacing w:before="0" w:after="0"/>
-              <w:jc w:val="both"/>
-            </w:pPr>
+              <w:t xml:space="preserve"> biểu tượng “xoay trục đất” (xoay chuyển vận mệnh đất nước), “rửa binh khí”, “kéo sông Ngân” (dẹp yên chiến tranh, lập lại thái bình) – chí lớn kinh bang tế thế; phép đối chỉnh.</w:t>
+            </w:r>
+          </w:p>
+          <w:p>
+            <w:pPr>
+              <w:spacing w:before="0" w:after="0"/>
+              <w:jc w:val="both"/>
+            </w:pPr>
+            <w:r>
+              <w:rPr>
+                <w:b/>
+                <w:i w:val="0"/>
+              </w:rPr>
+              <w:t>5. Hai câu kết (câu hỏi 5):</w:t>
+            </w:r>
             <w:r>
               <w:rPr>
                 <w:b w:val="0"/>
                 <w:i w:val="0"/>
               </w:rPr>
-              <w:t>- Hai câu kết: “Thù nước chưa trả được mà đầu đã bạc / Bao phen mài gươm Long Tuyền dưới trăng” – bi kịch tuổi già và khát vọng không nguôi; hình ảnh tráng sĩ mài gươm dưới trăng vừa bi tráng vừa lãng mạn.</w:t>
-            </w:r>
-          </w:p>
-          <w:p>
-            <w:pPr>
-              <w:spacing w:before="0" w:after="0"/>
-              <w:jc w:val="both"/>
-            </w:pPr>
+              <w:t xml:space="preserve"> “Thù nước chưa trả được mà đầu đã bạc / Bao phen mài gươm Long Tuyền dưới trăng” – bi kịch tuổi già và khát vọng không nguôi; hình ảnh tráng sĩ mài gươm dưới trăng vừa bi tráng vừa lãng mạn.</w:t>
+            </w:r>
+          </w:p>
+          <w:p>
+            <w:pPr>
+              <w:spacing w:before="0" w:after="0"/>
+              <w:jc w:val="both"/>
+            </w:pPr>
+            <w:r>
+              <w:rPr>
+                <w:b/>
+                <w:i w:val="0"/>
+              </w:rPr>
+              <w:t>6. Phong cách cổ điển (câu hỏi 6):</w:t>
+            </w:r>
             <w:r>
               <w:rPr>
                 <w:b w:val="0"/>
                 <w:i w:val="0"/>
               </w:rPr>
-              <w:t>- Phong cách cổ điển: thể thơ Đường luật chuẩn mực, đề tài cao nhã, thi liệu điển cố (đồ điếu, sông Ngân, Long Tuyền), hình tượng anh hùng mang tầm vũ trụ.</w:t>
+              <w:t xml:space="preserve"> thể thơ Đường luật chuẩn mực, đề tài cao nhã, thi liệu điển cố (đồ điếu, sông Ngân, Long Tuyền), hình tượng anh hùng mang tầm vũ trụ.</w:t>
             </w:r>
           </w:p>
           <w:p>
@@ -954,23 +1278,37 @@
             </w:pPr>
             <w:r>
               <w:rPr>
+                <w:b/>
+                <w:i w:val="0"/>
+              </w:rPr>
+              <w:t>1. Nội dung:</w:t>
+            </w:r>
+            <w:r>
+              <w:rPr>
                 <w:b w:val="0"/>
                 <w:i w:val="0"/>
               </w:rPr>
-              <w:t>- Nội dung: nỗi lòng của người anh hùng thất thế; lòng trung nghĩa, chí lớn cứu nước không nguôi.</w:t>
-            </w:r>
-          </w:p>
-          <w:p>
-            <w:pPr>
-              <w:spacing w:before="0" w:after="0"/>
-              <w:jc w:val="both"/>
-            </w:pPr>
+              <w:t xml:space="preserve"> nỗi lòng của người anh hùng thất thế; lòng trung nghĩa, chí lớn cứu nước không nguôi.</w:t>
+            </w:r>
+          </w:p>
+          <w:p>
+            <w:pPr>
+              <w:spacing w:before="0" w:after="0"/>
+              <w:jc w:val="both"/>
+            </w:pPr>
+            <w:r>
+              <w:rPr>
+                <w:b/>
+                <w:i w:val="0"/>
+              </w:rPr>
+              <w:t>2. Nghệ thuật:</w:t>
+            </w:r>
             <w:r>
               <w:rPr>
                 <w:b w:val="0"/>
                 <w:i w:val="0"/>
               </w:rPr>
-              <w:t>- Nghệ thuật: thơ Đường luật hàm súc; biểu tượng, điển cố; phép đối; giọng điệu bi tráng.</w:t>
+              <w:t xml:space="preserve"> thơ Đường luật hàm súc; biểu tượng, điển cố; phép đối; giọng điệu bi tráng.</w:t>
             </w:r>
           </w:p>
         </w:tc>
@@ -990,7 +1328,7 @@
       <w:r>
         <w:rPr>
           <w:b/>
-          <w:i/>
+          <w:i w:val="0"/>
         </w:rPr>
         <w:t>d) Tổ chức thực hiện</w:t>
       </w:r>
@@ -1003,59 +1341,166 @@
       <w:r>
         <w:rPr>
           <w:b/>
-          <w:i/>
-        </w:rPr>
-        <w:t>d.1. Nhiệm vụ 1: Tri thức ngữ văn</w:t>
-      </w:r>
-    </w:p>
-    <w:p>
-      <w:pPr>
-        <w:spacing w:before="0" w:after="0"/>
-        <w:jc w:val="both"/>
-      </w:pPr>
-      <w:r>
-        <w:rPr>
-          <w:b w:val="0"/>
-          <w:i w:val="0"/>
-        </w:rPr>
-        <w:t>- Bước 1: HS đọc Tri thức ngữ văn (SGK tr.40 – 41), lập bảng phân biệt phong cách cổ điển – lãng mạn; biểu tượng – yếu tố tượng trưng – yếu tố siêu thực.</w:t>
-      </w:r>
-    </w:p>
-    <w:p>
-      <w:pPr>
-        <w:spacing w:before="0" w:after="0"/>
-        <w:jc w:val="both"/>
-      </w:pPr>
-      <w:r>
-        <w:rPr>
-          <w:b w:val="0"/>
-          <w:i w:val="0"/>
-        </w:rPr>
-        <w:t>- 6.2.NC1a; 12.A3.1.a: HS hỏi AI “phong cách cổ điển khác phong cách lãng mạn thế nào”, đối chiếu với SGK, ghi lại điểm AI diễn đạt chưa chính xác.</w:t>
-      </w:r>
-    </w:p>
-    <w:p>
-      <w:pPr>
-        <w:spacing w:before="0" w:after="0"/>
-        <w:jc w:val="both"/>
-      </w:pPr>
-      <w:r>
-        <w:rPr>
-          <w:b w:val="0"/>
-          <w:i w:val="0"/>
-        </w:rPr>
-        <w:t>- Bước 2 – 4: HS làm cặp đôi, trình bày; GV chốt mục I.</w:t>
-      </w:r>
-    </w:p>
-    <w:p>
-      <w:pPr>
-        <w:spacing w:before="0" w:after="0"/>
-        <w:jc w:val="both"/>
-      </w:pPr>
-      <w:r>
-        <w:rPr>
-          <w:b/>
-          <w:i/>
+          <w:i w:val="0"/>
+        </w:rPr>
+        <w:t>d.1. Nhiệm vụ 1: Tìm hiểu tri thức ngữ văn</w:t>
+      </w:r>
+    </w:p>
+    <w:p>
+      <w:pPr>
+        <w:spacing w:before="0" w:after="0"/>
+        <w:jc w:val="both"/>
+      </w:pPr>
+      <w:r>
+        <w:rPr>
+          <w:b/>
+          <w:i w:val="0"/>
+        </w:rPr>
+        <w:t>Bước 1: Giao nhiệm vụ học tập</w:t>
+      </w:r>
+    </w:p>
+    <w:p>
+      <w:pPr>
+        <w:spacing w:before="0" w:after="0"/>
+        <w:jc w:val="both"/>
+      </w:pPr>
+      <w:r>
+        <w:rPr>
+          <w:b w:val="0"/>
+          <w:i w:val="0"/>
+        </w:rPr>
+        <w:t>- GV yêu cầu HS đọc Tri thức ngữ văn (SGK tr.40 – 41), lập bảng phân biệt phong cách cổ điển – lãng mạn; biểu tượng – yếu tố tượng trưng – yếu tố siêu thực.</w:t>
+      </w:r>
+    </w:p>
+    <w:p>
+      <w:pPr>
+        <w:spacing w:before="0" w:after="0"/>
+        <w:jc w:val="both"/>
+      </w:pPr>
+      <w:r>
+        <w:rPr>
+          <w:b w:val="0"/>
+          <w:i w:val="0"/>
+          <w:color w:val="EE0000"/>
+        </w:rPr>
+        <w:t>- GV yêu cầu HS sử dụng Chatbot AI với câu lệnh: “Phong cách cổ điển khác phong cách lãng mạn thế nào?”, đối chiếu với SGK, ghi lại điểm AI diễn đạt chưa chính xác.</w:t>
+      </w:r>
+    </w:p>
+    <w:p>
+      <w:pPr>
+        <w:spacing w:before="0" w:after="0"/>
+        <w:jc w:val="both"/>
+      </w:pPr>
+      <w:r>
+        <w:rPr>
+          <w:b w:val="0"/>
+          <w:i w:val="0"/>
+          <w:color w:val="7030A0"/>
+        </w:rPr>
+        <w:t>(12.A3.1.a: Học sinh nhận biết giới hạn của AI – có thể khái quát hoá hoặc lẫn lộn khái niệm.)</w:t>
+      </w:r>
+    </w:p>
+    <w:p>
+      <w:pPr>
+        <w:spacing w:before="0" w:after="0"/>
+        <w:jc w:val="both"/>
+      </w:pPr>
+      <w:r>
+        <w:rPr>
+          <w:b/>
+          <w:i w:val="0"/>
+        </w:rPr>
+        <w:t>Bước 2: Thực hiện nhiệm vụ</w:t>
+      </w:r>
+    </w:p>
+    <w:p>
+      <w:pPr>
+        <w:spacing w:before="0" w:after="0"/>
+        <w:jc w:val="both"/>
+      </w:pPr>
+      <w:r>
+        <w:rPr>
+          <w:b w:val="0"/>
+          <w:i w:val="0"/>
+        </w:rPr>
+        <w:t>HS làm việc theo cặp.</w:t>
+      </w:r>
+    </w:p>
+    <w:p>
+      <w:pPr>
+        <w:spacing w:before="0" w:after="0"/>
+        <w:jc w:val="both"/>
+      </w:pPr>
+      <w:r>
+        <w:rPr>
+          <w:b/>
+          <w:i w:val="0"/>
+        </w:rPr>
+        <w:t>Bước 3: Báo cáo, thảo luận</w:t>
+      </w:r>
+    </w:p>
+    <w:p>
+      <w:pPr>
+        <w:spacing w:before="0" w:after="0"/>
+        <w:jc w:val="both"/>
+      </w:pPr>
+      <w:r>
+        <w:rPr>
+          <w:b w:val="0"/>
+          <w:i w:val="0"/>
+        </w:rPr>
+        <w:t>- 2 cặp trình bày bảng; lớp bổ sung.</w:t>
+      </w:r>
+    </w:p>
+    <w:p>
+      <w:pPr>
+        <w:spacing w:before="0" w:after="0"/>
+        <w:jc w:val="both"/>
+      </w:pPr>
+      <w:r>
+        <w:rPr>
+          <w:b/>
+          <w:i w:val="0"/>
+        </w:rPr>
+        <w:t>Bước 4: Kết luận, nhận định</w:t>
+      </w:r>
+    </w:p>
+    <w:p>
+      <w:pPr>
+        <w:spacing w:before="0" w:after="0"/>
+        <w:jc w:val="both"/>
+      </w:pPr>
+      <w:r>
+        <w:rPr>
+          <w:b w:val="0"/>
+          <w:i w:val="0"/>
+        </w:rPr>
+        <w:t>- GV nhận xét, chốt mục I.</w:t>
+      </w:r>
+    </w:p>
+    <w:p>
+      <w:pPr>
+        <w:spacing w:before="0" w:after="0"/>
+        <w:jc w:val="both"/>
+      </w:pPr>
+      <w:r>
+        <w:rPr>
+          <w:b w:val="0"/>
+          <w:i w:val="0"/>
+          <w:color w:val="EE0000"/>
+        </w:rPr>
+        <w:t>[6.2.NC1a: HS sử dụng câu lệnh (prompt) để AI giải thích khái niệm; tự kiểm chứng với SGK.]</w:t>
+      </w:r>
+    </w:p>
+    <w:p>
+      <w:pPr>
+        <w:spacing w:before="0" w:after="0"/>
+        <w:jc w:val="both"/>
+      </w:pPr>
+      <w:r>
+        <w:rPr>
+          <w:b/>
+          <w:i w:val="0"/>
         </w:rPr>
         <w:t>d.2. Nhiệm vụ 2: Tìm hiểu chung, thể thơ, nhân vật trữ tình</w:t>
       </w:r>
@@ -1067,10 +1512,101 @@
       </w:pPr>
       <w:r>
         <w:rPr>
-          <w:b w:val="0"/>
-          <w:i w:val="0"/>
-        </w:rPr>
-        <w:t>- Bước 1: HS giới thiệu Đặng Dung, xuất xứ bài thơ; đọc phiên âm, dịch nghĩa, dịch thơ; xác định thể thơ, nhân vật trữ tình (câu hỏi 1 SGK). Bước 2 – 4: cá nhân, trình bày; GV chốt.</w:t>
+          <w:b/>
+          <w:i w:val="0"/>
+        </w:rPr>
+        <w:t>Bước 1: Giao nhiệm vụ học tập</w:t>
+      </w:r>
+    </w:p>
+    <w:p>
+      <w:pPr>
+        <w:spacing w:before="0" w:after="0"/>
+        <w:jc w:val="both"/>
+      </w:pPr>
+      <w:r>
+        <w:rPr>
+          <w:b w:val="0"/>
+          <w:i w:val="0"/>
+        </w:rPr>
+        <w:t>- GV mời HS đọc phiên âm, dịch nghĩa, dịch thơ; yêu cầu HS giới thiệu Đặng Dung, xuất xứ bài thơ; xác định thể thơ, nhân vật trữ tình (câu hỏi 1 SGK).</w:t>
+      </w:r>
+    </w:p>
+    <w:p>
+      <w:pPr>
+        <w:spacing w:before="0" w:after="0"/>
+        <w:jc w:val="both"/>
+      </w:pPr>
+      <w:r>
+        <w:rPr>
+          <w:b/>
+          <w:i w:val="0"/>
+        </w:rPr>
+        <w:t>Bước 2: Thực hiện nhiệm vụ</w:t>
+      </w:r>
+    </w:p>
+    <w:p>
+      <w:pPr>
+        <w:spacing w:before="0" w:after="0"/>
+        <w:jc w:val="both"/>
+      </w:pPr>
+      <w:r>
+        <w:rPr>
+          <w:b w:val="0"/>
+          <w:i w:val="0"/>
+        </w:rPr>
+        <w:t>HS làm việc cá nhân.</w:t>
+      </w:r>
+    </w:p>
+    <w:p>
+      <w:pPr>
+        <w:spacing w:before="0" w:after="0"/>
+        <w:jc w:val="both"/>
+      </w:pPr>
+      <w:r>
+        <w:rPr>
+          <w:b/>
+          <w:i w:val="0"/>
+        </w:rPr>
+        <w:t>Bước 3: Báo cáo, thảo luận</w:t>
+      </w:r>
+    </w:p>
+    <w:p>
+      <w:pPr>
+        <w:spacing w:before="0" w:after="0"/>
+        <w:jc w:val="both"/>
+      </w:pPr>
+      <w:r>
+        <w:rPr>
+          <w:b w:val="0"/>
+          <w:i w:val="0"/>
+        </w:rPr>
+        <w:t>- 2 HS trình bày; lớp bổ sung.</w:t>
+      </w:r>
+    </w:p>
+    <w:p>
+      <w:pPr>
+        <w:spacing w:before="0" w:after="0"/>
+        <w:jc w:val="both"/>
+      </w:pPr>
+      <w:r>
+        <w:rPr>
+          <w:b/>
+          <w:i w:val="0"/>
+        </w:rPr>
+        <w:t>Bước 4: Kết luận, nhận định</w:t>
+      </w:r>
+    </w:p>
+    <w:p>
+      <w:pPr>
+        <w:spacing w:before="0" w:after="0"/>
+        <w:jc w:val="both"/>
+      </w:pPr>
+      <w:r>
+        <w:rPr>
+          <w:b w:val="0"/>
+          <w:i w:val="0"/>
+        </w:rPr>
+        <w:t>- GV chốt ý 1, 2 mục II.</w:t>
       </w:r>
     </w:p>
     <w:p>
@@ -1083,18 +1619,18 @@
           <w:b/>
           <w:i w:val="0"/>
         </w:rPr>
-        <w:t>HẾT TIẾT 12 CHUYỂN SANG TIẾT 13</w:t>
-      </w:r>
-    </w:p>
-    <w:p>
-      <w:pPr>
-        <w:spacing w:before="0" w:after="0"/>
-        <w:jc w:val="both"/>
-      </w:pPr>
-      <w:r>
-        <w:rPr>
-          <w:b/>
-          <w:i/>
+        <w:t>----------HẾT TIẾT 12 CHUYỂN SANG TIẾT 13----------</w:t>
+      </w:r>
+    </w:p>
+    <w:p>
+      <w:pPr>
+        <w:spacing w:before="0" w:after="0"/>
+        <w:jc w:val="both"/>
+      </w:pPr>
+      <w:r>
+        <w:rPr>
+          <w:b/>
+          <w:i w:val="0"/>
         </w:rPr>
         <w:t>d.3. Nhiệm vụ 3: Khám phá văn bản (thảo luận nhóm)</w:t>
       </w:r>
@@ -1107,7 +1643,7 @@
       <w:r>
         <w:rPr>
           <w:b/>
-          <w:i/>
+          <w:i w:val="0"/>
         </w:rPr>
         <w:t>Bước 1: Giao nhiệm vụ học tập</w:t>
       </w:r>
@@ -1570,7 +2106,7 @@
       <w:r>
         <w:rPr>
           <w:b/>
-          <w:i/>
+          <w:i w:val="0"/>
         </w:rPr>
         <w:t>Bước 2: Thực hiện nhiệm vụ</w:t>
       </w:r>
@@ -1585,18 +2121,18 @@
           <w:b w:val="0"/>
           <w:i w:val="0"/>
         </w:rPr>
-        <w:t>- HS thảo luận 12 phút, ghép nhóm mảnh ghép.</w:t>
-      </w:r>
-    </w:p>
-    <w:p>
-      <w:pPr>
-        <w:spacing w:before="0" w:after="0"/>
-        <w:jc w:val="both"/>
-      </w:pPr>
-      <w:r>
-        <w:rPr>
-          <w:b/>
-          <w:i/>
+        <w:t>- HS thảo luận nhóm 12 phút, ghép nhóm mảnh ghép.</w:t>
+      </w:r>
+    </w:p>
+    <w:p>
+      <w:pPr>
+        <w:spacing w:before="0" w:after="0"/>
+        <w:jc w:val="both"/>
+      </w:pPr>
+      <w:r>
+        <w:rPr>
+          <w:b/>
+          <w:i w:val="0"/>
         </w:rPr>
         <w:t>Bước 3: Báo cáo, thảo luận</w:t>
       </w:r>
@@ -1611,18 +2147,18 @@
           <w:b w:val="0"/>
           <w:i w:val="0"/>
         </w:rPr>
-        <w:t>- Đại diện nhóm trình bày; các nhóm bổ sung.</w:t>
-      </w:r>
-    </w:p>
-    <w:p>
-      <w:pPr>
-        <w:spacing w:before="0" w:after="0"/>
-        <w:jc w:val="both"/>
-      </w:pPr>
-      <w:r>
-        <w:rPr>
-          <w:b/>
-          <w:i/>
+        <w:t>- Đại diện nhóm 1, 3, 5 trình bày; nhóm 2, 4, 6 bổ sung.</w:t>
+      </w:r>
+    </w:p>
+    <w:p>
+      <w:pPr>
+        <w:spacing w:before="0" w:after="0"/>
+        <w:jc w:val="both"/>
+      </w:pPr>
+      <w:r>
+        <w:rPr>
+          <w:b/>
+          <w:i w:val="0"/>
         </w:rPr>
         <w:t>Bước 4: Kết luận, nhận định</w:t>
       </w:r>
@@ -1637,7 +2173,388 @@
           <w:b w:val="0"/>
           <w:i w:val="0"/>
         </w:rPr>
-        <w:t>- GV chốt mục II, III; liên hệ giáo dục liêm chính (khí tiết, lòng trung nghĩa của Đặng Dung).</w:t>
+        <w:t>- GV nhận xét, chốt ý 3 – 6 mục II và mục III.</w:t>
+      </w:r>
+    </w:p>
+    <w:p>
+      <w:pPr>
+        <w:spacing w:before="0" w:after="0"/>
+        <w:jc w:val="both"/>
+      </w:pPr>
+      <w:r>
+        <w:rPr>
+          <w:b/>
+          <w:i w:val="0"/>
+          <w:color w:val="FF0000"/>
+        </w:rPr>
+        <w:t>* Giáo dục đạo đức liêm chính:</w:t>
+      </w:r>
+    </w:p>
+    <w:p>
+      <w:pPr>
+        <w:spacing w:before="0" w:after="0"/>
+        <w:jc w:val="both"/>
+      </w:pPr>
+      <w:r>
+        <w:rPr>
+          <w:b w:val="0"/>
+          <w:i w:val="0"/>
+          <w:color w:val="FF0000"/>
+        </w:rPr>
+        <w:t>+ Trân trọng khí tiết, lòng trung nghĩa của Đặng Dung – thà chết không khuất phục giặc; bồi dưỡng lối sống ngay thẳng, giữ trọn lời hứa, trách nhiệm với đất nước.</w:t>
+      </w:r>
+    </w:p>
+    <w:p>
+      <w:pPr>
+        <w:spacing w:before="0" w:after="0"/>
+        <w:jc w:val="both"/>
+      </w:pPr>
+      <w:r>
+        <w:rPr>
+          <w:b/>
+          <w:i w:val="0"/>
+        </w:rPr>
+        <w:t>3. Hoạt động 3: Luyện tập (Dự kiến thời gian: 5 phút)</w:t>
+      </w:r>
+    </w:p>
+    <w:p>
+      <w:pPr>
+        <w:spacing w:before="0" w:after="0"/>
+        <w:jc w:val="both"/>
+      </w:pPr>
+      <w:r>
+        <w:rPr>
+          <w:b/>
+          <w:i w:val="0"/>
+        </w:rPr>
+        <w:t>a) Mục tiêu:</w:t>
+      </w:r>
+      <w:r>
+        <w:rPr>
+          <w:b w:val="0"/>
+          <w:i w:val="0"/>
+        </w:rPr>
+        <w:t xml:space="preserve"> Củng cố cảm nhận về hình tượng người anh hùng trong bài thơ.</w:t>
+      </w:r>
+    </w:p>
+    <w:p>
+      <w:pPr>
+        <w:spacing w:before="0" w:after="0"/>
+        <w:jc w:val="both"/>
+      </w:pPr>
+      <w:r>
+        <w:rPr>
+          <w:b/>
+          <w:i w:val="0"/>
+        </w:rPr>
+        <w:t>b) Nội dung:</w:t>
+      </w:r>
+      <w:r>
+        <w:rPr>
+          <w:b w:val="0"/>
+          <w:i w:val="0"/>
+        </w:rPr>
+        <w:t xml:space="preserve"> HS đọc thuộc hai câu kết, nêu cảm nhận trong 1 phút.</w:t>
+      </w:r>
+    </w:p>
+    <w:p>
+      <w:pPr>
+        <w:spacing w:before="0" w:after="0"/>
+        <w:jc w:val="both"/>
+      </w:pPr>
+      <w:r>
+        <w:rPr>
+          <w:b/>
+          <w:i w:val="0"/>
+        </w:rPr>
+        <w:t>c) Sản phẩm:</w:t>
+      </w:r>
+      <w:r>
+        <w:rPr>
+          <w:b w:val="0"/>
+          <w:i w:val="0"/>
+        </w:rPr>
+        <w:t xml:space="preserve"> Phần trình bày miệng của HS.</w:t>
+      </w:r>
+    </w:p>
+    <w:p>
+      <w:pPr>
+        <w:spacing w:before="0" w:after="0"/>
+        <w:jc w:val="both"/>
+      </w:pPr>
+      <w:r>
+        <w:rPr>
+          <w:b/>
+          <w:i w:val="0"/>
+        </w:rPr>
+        <w:t>d) Tổ chức thực hiện</w:t>
+      </w:r>
+    </w:p>
+    <w:p>
+      <w:pPr>
+        <w:spacing w:before="0" w:after="0"/>
+        <w:jc w:val="both"/>
+      </w:pPr>
+      <w:r>
+        <w:rPr>
+          <w:b/>
+          <w:i w:val="0"/>
+        </w:rPr>
+        <w:t>Bước 1: Giao nhiệm vụ học tập:</w:t>
+      </w:r>
+      <w:r>
+        <w:rPr>
+          <w:b w:val="0"/>
+          <w:i w:val="0"/>
+        </w:rPr>
+        <w:t xml:space="preserve"> GV yêu cầu HS đọc thuộc hai câu kết (phiên âm và dịch thơ).</w:t>
+      </w:r>
+    </w:p>
+    <w:p>
+      <w:pPr>
+        <w:spacing w:before="0" w:after="0"/>
+        <w:jc w:val="both"/>
+      </w:pPr>
+      <w:r>
+        <w:rPr>
+          <w:b/>
+          <w:i w:val="0"/>
+        </w:rPr>
+        <w:t>Bước 2: Thực hiện nhiệm vụ:</w:t>
+      </w:r>
+      <w:r>
+        <w:rPr>
+          <w:b w:val="0"/>
+          <w:i w:val="0"/>
+        </w:rPr>
+        <w:t xml:space="preserve"> HS chuẩn bị 1 phút.</w:t>
+      </w:r>
+    </w:p>
+    <w:p>
+      <w:pPr>
+        <w:spacing w:before="0" w:after="0"/>
+        <w:jc w:val="both"/>
+      </w:pPr>
+      <w:r>
+        <w:rPr>
+          <w:b/>
+          <w:i w:val="0"/>
+        </w:rPr>
+        <w:t>Bước 3: Báo cáo, thảo luận:</w:t>
+      </w:r>
+      <w:r>
+        <w:rPr>
+          <w:b w:val="0"/>
+          <w:i w:val="0"/>
+        </w:rPr>
+        <w:t xml:space="preserve"> 2 – 3 HS trình bày; lớp nhận xét.</w:t>
+      </w:r>
+    </w:p>
+    <w:p>
+      <w:pPr>
+        <w:spacing w:before="0" w:after="0"/>
+        <w:jc w:val="both"/>
+      </w:pPr>
+      <w:r>
+        <w:rPr>
+          <w:b/>
+          <w:i w:val="0"/>
+        </w:rPr>
+        <w:t>Bước 4: Kết luận, nhận định:</w:t>
+      </w:r>
+      <w:r>
+        <w:rPr>
+          <w:b w:val="0"/>
+          <w:i w:val="0"/>
+        </w:rPr>
+        <w:t xml:space="preserve"> GV nhận xét, khen ngợi cảm nhận tinh tế.</w:t>
+      </w:r>
+    </w:p>
+    <w:p>
+      <w:pPr>
+        <w:spacing w:before="0" w:after="0"/>
+        <w:jc w:val="both"/>
+      </w:pPr>
+      <w:r>
+        <w:rPr>
+          <w:b/>
+          <w:i w:val="0"/>
+        </w:rPr>
+        <w:t>4. Hoạt động 4: Vận dụng (Kết nối đọc – viết)</w:t>
+      </w:r>
+    </w:p>
+    <w:p>
+      <w:pPr>
+        <w:spacing w:before="0" w:after="0"/>
+        <w:jc w:val="both"/>
+      </w:pPr>
+      <w:r>
+        <w:rPr>
+          <w:b/>
+          <w:i w:val="0"/>
+        </w:rPr>
+        <w:t>a) Mục tiêu:</w:t>
+      </w:r>
+      <w:r>
+        <w:rPr>
+          <w:b w:val="0"/>
+          <w:i w:val="0"/>
+        </w:rPr>
+        <w:t xml:space="preserve"> Vận dụng hiểu biết về biểu tượng để viết đoạn văn.</w:t>
+      </w:r>
+    </w:p>
+    <w:p>
+      <w:pPr>
+        <w:spacing w:before="0" w:after="0"/>
+        <w:jc w:val="both"/>
+      </w:pPr>
+      <w:r>
+        <w:rPr>
+          <w:b/>
+          <w:i w:val="0"/>
+        </w:rPr>
+        <w:t>b) Nội dung:</w:t>
+      </w:r>
+      <w:r>
+        <w:rPr>
+          <w:b w:val="0"/>
+          <w:i w:val="0"/>
+        </w:rPr>
+        <w:t xml:space="preserve"> Viết đoạn văn (khoảng 150 chữ) phân tích một biểu tượng mà bạn cho là đặc sắc trong bài thơ Cảm hoài.</w:t>
+      </w:r>
+    </w:p>
+    <w:p>
+      <w:pPr>
+        <w:spacing w:before="0" w:after="0"/>
+        <w:jc w:val="both"/>
+      </w:pPr>
+      <w:r>
+        <w:rPr>
+          <w:b/>
+          <w:i w:val="0"/>
+        </w:rPr>
+        <w:t>c) Sản phẩm:</w:t>
+      </w:r>
+      <w:r>
+        <w:rPr>
+          <w:b w:val="0"/>
+          <w:i w:val="0"/>
+        </w:rPr>
+        <w:t xml:space="preserve"> Đoạn văn của HS.</w:t>
+      </w:r>
+    </w:p>
+    <w:p>
+      <w:pPr>
+        <w:spacing w:before="0" w:after="0"/>
+        <w:jc w:val="both"/>
+      </w:pPr>
+      <w:r>
+        <w:rPr>
+          <w:b/>
+          <w:i w:val="0"/>
+        </w:rPr>
+        <w:t>d) Tổ chức thực hiện</w:t>
+      </w:r>
+    </w:p>
+    <w:p>
+      <w:pPr>
+        <w:spacing w:before="0" w:after="0"/>
+        <w:jc w:val="both"/>
+      </w:pPr>
+      <w:r>
+        <w:rPr>
+          <w:b/>
+          <w:i w:val="0"/>
+        </w:rPr>
+        <w:t>Bước 1: Giao nhiệm vụ học tập:</w:t>
+      </w:r>
+      <w:r>
+        <w:rPr>
+          <w:b w:val="0"/>
+          <w:i w:val="0"/>
+        </w:rPr>
+        <w:t xml:space="preserve"> GV gợi ý biểu tượng “trục đất”, “sông Ngân”, “gươm Long Tuyền”, “trăng”.</w:t>
+      </w:r>
+    </w:p>
+    <w:p>
+      <w:pPr>
+        <w:spacing w:before="0" w:after="0"/>
+        <w:jc w:val="both"/>
+      </w:pPr>
+      <w:r>
+        <w:rPr>
+          <w:b/>
+          <w:i w:val="0"/>
+        </w:rPr>
+        <w:t>Bước 2: Thực hiện nhiệm vụ:</w:t>
+      </w:r>
+      <w:r>
+        <w:rPr>
+          <w:b w:val="0"/>
+          <w:i w:val="0"/>
+        </w:rPr>
+        <w:t xml:space="preserve"> HS viết ở nhà.</w:t>
+      </w:r>
+    </w:p>
+    <w:p>
+      <w:pPr>
+        <w:spacing w:before="0" w:after="0"/>
+        <w:jc w:val="both"/>
+      </w:pPr>
+      <w:r>
+        <w:rPr>
+          <w:b/>
+          <w:i w:val="0"/>
+        </w:rPr>
+        <w:t>Bước 3: Báo cáo, thảo luận:</w:t>
+      </w:r>
+      <w:r>
+        <w:rPr>
+          <w:b w:val="0"/>
+          <w:i w:val="0"/>
+        </w:rPr>
+        <w:t xml:space="preserve"> </w:t>
+      </w:r>
+      <w:r>
+        <w:rPr>
+          <w:b w:val="0"/>
+          <w:i w:val="0"/>
+          <w:color w:val="EE0000"/>
+        </w:rPr>
+        <w:t>HS nộp bài qua Google Classroom của lớp.</w:t>
+      </w:r>
+    </w:p>
+    <w:p>
+      <w:pPr>
+        <w:spacing w:before="0" w:after="0"/>
+        <w:jc w:val="both"/>
+      </w:pPr>
+      <w:r>
+        <w:rPr>
+          <w:b/>
+          <w:i w:val="0"/>
+        </w:rPr>
+        <w:t>Bước 4: Kết luận, nhận định:</w:t>
+      </w:r>
+      <w:r>
+        <w:rPr>
+          <w:b w:val="0"/>
+          <w:i w:val="0"/>
+        </w:rPr>
+        <w:t xml:space="preserve"> GV nhận xét theo bảng kiểm (Phụ lục).</w:t>
+      </w:r>
+    </w:p>
+    <w:p>
+      <w:pPr>
+        <w:spacing w:before="80" w:after="80"/>
+        <w:jc w:val="center"/>
+      </w:pPr>
+      <w:r>
+        <w:rPr>
+          <w:b/>
+          <w:i w:val="0"/>
+        </w:rPr>
+        <w:t>----------HẾT TIẾT 13 CHUYỂN SANG TIẾT 14----------</w:t>
       </w:r>
     </w:p>
     <w:p>
@@ -1650,20 +2567,7 @@
           <w:b/>
           <w:i w:val="0"/>
         </w:rPr>
-        <w:t>3. Hoạt động 3: Luyện tập (lồng ghép cuối tiết 13 – 5 phút)</w:t>
-      </w:r>
-    </w:p>
-    <w:p>
-      <w:pPr>
-        <w:spacing w:before="0" w:after="0"/>
-        <w:jc w:val="both"/>
-      </w:pPr>
-      <w:r>
-        <w:rPr>
-          <w:b w:val="0"/>
-          <w:i w:val="0"/>
-        </w:rPr>
-        <w:t>- HS đọc thuộc hai câu kết, nêu cảm nhận trong 1 phút.</w:t>
+        <w:t>VĂN BẢN 2:</w:t>
       </w:r>
     </w:p>
     <w:p>
@@ -1676,33 +2580,7 @@
           <w:b/>
           <w:i w:val="0"/>
         </w:rPr>
-        <w:t>4. Hoạt động 4: Vận dụng (làm ở nhà)</w:t>
-      </w:r>
-    </w:p>
-    <w:p>
-      <w:pPr>
-        <w:spacing w:before="0" w:after="0"/>
-        <w:jc w:val="both"/>
-      </w:pPr>
-      <w:r>
-        <w:rPr>
-          <w:b w:val="0"/>
-          <w:i w:val="0"/>
-        </w:rPr>
-        <w:t>- Kết nối đọc – viết: Viết đoạn văn (khoảng 150 chữ) phân tích một biểu tượng mà bạn cho là đặc sắc trong bài thơ Cảm hoài.</w:t>
-      </w:r>
-    </w:p>
-    <w:p>
-      <w:pPr>
-        <w:spacing w:before="80" w:after="80"/>
-        <w:jc w:val="center"/>
-      </w:pPr>
-      <w:r>
-        <w:rPr>
-          <w:b/>
-          <w:i w:val="0"/>
-        </w:rPr>
-        <w:t>HẾT TIẾT 13 CHUYỂN SANG TIẾT 14</w:t>
+        <w:t>TÂY TIẾN</w:t>
       </w:r>
     </w:p>
     <w:p>
@@ -1715,29 +2593,16 @@
           <w:b/>
           <w:i w:val="0"/>
         </w:rPr>
-        <w:t>VĂN BẢN 2: TÂY TIẾN</w:t>
-      </w:r>
-    </w:p>
-    <w:p>
-      <w:pPr>
-        <w:spacing w:before="80" w:after="0"/>
+        <w:t>(Quang Dũng)</w:t>
+      </w:r>
+    </w:p>
+    <w:p>
+      <w:pPr>
+        <w:spacing w:before="0" w:after="0"/>
         <w:jc w:val="center"/>
       </w:pPr>
       <w:r>
         <w:rPr>
-          <w:b/>
-          <w:i w:val="0"/>
-        </w:rPr>
-        <w:t>– Quang Dũng –</w:t>
-      </w:r>
-    </w:p>
-    <w:p>
-      <w:pPr>
-        <w:spacing w:before="0" w:after="0"/>
-        <w:jc w:val="center"/>
-      </w:pPr>
-      <w:r>
-        <w:rPr>
           <w:b w:val="0"/>
           <w:i w:val="0"/>
         </w:rPr>
@@ -1746,8 +2611,8 @@
     </w:p>
     <w:p>
       <w:pPr>
-        <w:spacing w:before="80" w:after="0"/>
-        <w:jc w:val="center"/>
+        <w:spacing w:before="0" w:after="0"/>
+        <w:jc w:val="both"/>
       </w:pPr>
       <w:r>
         <w:rPr>
@@ -1764,115 +2629,375 @@
       </w:pPr>
       <w:r>
         <w:rPr>
-          <w:b w:val="0"/>
-          <w:i/>
-        </w:rPr>
-        <w:t>- GV hỏi (SGK tr.44): Bạn đã học, đã đọc những bài thơ nào viết về đề tài người lính cách mạng Việt Nam? Đọc diễn cảm một đoạn thơ bạn yêu thích.</w:t>
-      </w:r>
-    </w:p>
-    <w:p>
-      <w:pPr>
-        <w:spacing w:before="0" w:after="0"/>
-        <w:jc w:val="both"/>
-      </w:pPr>
-      <w:r>
-        <w:rPr>
-          <w:b w:val="0"/>
-          <w:i w:val="0"/>
-        </w:rPr>
-        <w:t>- HS chia sẻ; GV chiếu bản đồ địa bàn hoạt động của đoàn quân Tây Tiến (Sơn La, Hoà Bình, Thanh Hoá, Sầm Nứa – Lào) (6.3.NC1a), dẫn vào bài.</w:t>
-      </w:r>
-    </w:p>
-    <w:p>
-      <w:pPr>
-        <w:spacing w:before="0" w:after="0"/>
-        <w:jc w:val="both"/>
-      </w:pPr>
-      <w:r>
-        <w:rPr>
-          <w:b w:val="0"/>
-          <w:i w:val="0"/>
-        </w:rPr>
-        <w:t>- Video tham khảo: Quang Dũng: Một tâm hồn thơ lớn, một chiến sĩ cách mạng (Danh nhân Thăng Long – Hà Nội) (kênh HTV – Đài Hà Nội) – https://www.youtube.com/watch?v=KEmXIneA0fs – Tìm hiểu tác giả Quang Dũng (Tây Tiến)</w:t>
-      </w:r>
-    </w:p>
-    <w:p>
-      <w:pPr>
-        <w:spacing w:before="80" w:after="0"/>
-        <w:jc w:val="center"/>
-      </w:pPr>
-      <w:r>
-        <w:rPr>
-          <w:b/>
-          <w:i w:val="0"/>
-        </w:rPr>
-        <w:t>2. Hoạt động 2: Hình thành kiến thức mới</w:t>
-      </w:r>
-    </w:p>
-    <w:p>
-      <w:pPr>
-        <w:spacing w:before="0" w:after="0"/>
-        <w:jc w:val="both"/>
-      </w:pPr>
-      <w:r>
-        <w:rPr>
-          <w:b/>
-          <w:i/>
+          <w:b/>
+          <w:i w:val="0"/>
         </w:rPr>
         <w:t>a) Mục tiêu:</w:t>
       </w:r>
-    </w:p>
-    <w:p>
-      <w:pPr>
-        <w:spacing w:before="0" w:after="0"/>
-        <w:jc w:val="both"/>
-      </w:pPr>
-      <w:r>
-        <w:rPr>
-          <w:b w:val="0"/>
-          <w:i w:val="0"/>
-        </w:rPr>
-        <w:t>- Xác định cảm hứng chủ đạo; phân tích thiên nhiên, con đường hành quân, đêm lửa trại, con người miền Tây Bắc, hình tượng người lính; biểu hiện phong cách lãng mạn; hình thức tổ chức ngôn ngữ đặc biệt.</w:t>
-      </w:r>
-    </w:p>
-    <w:p>
-      <w:pPr>
-        <w:spacing w:before="0" w:after="0"/>
-        <w:jc w:val="both"/>
-      </w:pPr>
-      <w:r>
-        <w:rPr>
-          <w:b/>
-          <w:i/>
-        </w:rPr>
-        <w:t xml:space="preserve">b) Nội dung: </w:t>
-      </w:r>
-      <w:r>
-        <w:rPr>
-          <w:b w:val="0"/>
-          <w:i w:val="0"/>
-        </w:rPr>
-        <w:t>HS đọc SGK tr.44 – 46, trả lời 7 câu hỏi SGK tr.47.</w:t>
-      </w:r>
-    </w:p>
-    <w:p>
-      <w:pPr>
-        <w:spacing w:before="0" w:after="0"/>
-        <w:jc w:val="both"/>
-      </w:pPr>
-      <w:r>
-        <w:rPr>
-          <w:b/>
-          <w:i/>
-        </w:rPr>
-        <w:t xml:space="preserve">c) Sản phẩm: </w:t>
-      </w:r>
-      <w:r>
-        <w:rPr>
-          <w:b w:val="0"/>
-          <w:i w:val="0"/>
-        </w:rPr>
-        <w:t>Phiếu học tập, câu trả lời; nội dung chốt:</w:t>
+      <w:r>
+        <w:rPr>
+          <w:b w:val="0"/>
+          <w:i w:val="0"/>
+        </w:rPr>
+        <w:t xml:space="preserve"> Kết nối hiểu biết của HS về thơ viết về người lính, tạo tâm thế tiếp nhận văn bản.</w:t>
+      </w:r>
+    </w:p>
+    <w:p>
+      <w:pPr>
+        <w:spacing w:before="0" w:after="0"/>
+        <w:jc w:val="both"/>
+      </w:pPr>
+      <w:r>
+        <w:rPr>
+          <w:b/>
+          <w:i w:val="0"/>
+        </w:rPr>
+        <w:t>b) Nội dung:</w:t>
+      </w:r>
+      <w:r>
+        <w:rPr>
+          <w:b w:val="0"/>
+          <w:i w:val="0"/>
+        </w:rPr>
+        <w:t xml:space="preserve"> HS trả lời câu hỏi Trước khi đọc (SGK tr.44).</w:t>
+      </w:r>
+    </w:p>
+    <w:p>
+      <w:pPr>
+        <w:spacing w:before="0" w:after="0"/>
+        <w:jc w:val="both"/>
+      </w:pPr>
+      <w:r>
+        <w:rPr>
+          <w:b/>
+          <w:i w:val="0"/>
+        </w:rPr>
+        <w:t>c) Sản phẩm:</w:t>
+      </w:r>
+      <w:r>
+        <w:rPr>
+          <w:b w:val="0"/>
+          <w:i w:val="0"/>
+        </w:rPr>
+        <w:t xml:space="preserve"> Câu trả lời, phần đọc diễn cảm của HS.</w:t>
+      </w:r>
+    </w:p>
+    <w:p>
+      <w:pPr>
+        <w:spacing w:before="0" w:after="0"/>
+        <w:jc w:val="both"/>
+      </w:pPr>
+      <w:r>
+        <w:rPr>
+          <w:b/>
+          <w:i w:val="0"/>
+        </w:rPr>
+        <w:t>d) Tổ chức thực hiện</w:t>
+      </w:r>
+    </w:p>
+    <w:p>
+      <w:pPr>
+        <w:spacing w:before="0" w:after="0"/>
+        <w:jc w:val="both"/>
+      </w:pPr>
+      <w:r>
+        <w:rPr>
+          <w:b/>
+          <w:i w:val="0"/>
+        </w:rPr>
+        <w:t>Bước 1: Giao nhiệm vụ học tập</w:t>
+      </w:r>
+    </w:p>
+    <w:p>
+      <w:pPr>
+        <w:spacing w:before="0" w:after="0"/>
+        <w:jc w:val="both"/>
+      </w:pPr>
+      <w:r>
+        <w:rPr>
+          <w:b w:val="0"/>
+          <w:i w:val="0"/>
+        </w:rPr>
+        <w:t>- GV hỏi: Bạn đã học, đã đọc những bài thơ nào viết về đề tài người lính cách mạng Việt Nam? Đọc diễn cảm một đoạn thơ bạn yêu thích.</w:t>
+      </w:r>
+    </w:p>
+    <w:p>
+      <w:pPr>
+        <w:spacing w:before="0" w:after="0"/>
+        <w:jc w:val="both"/>
+      </w:pPr>
+      <w:r>
+        <w:rPr>
+          <w:b w:val="0"/>
+          <w:i w:val="0"/>
+          <w:color w:val="EE0000"/>
+        </w:rPr>
+        <w:t>6.3.NC1a: GV chiếu bản đồ số địa bàn hoạt động của đoàn quân Tây Tiến (Sơn La, Hoà Bình, Thanh Hoá, Sầm Nứa – Lào); HS dùng bản đồ trực tuyến xác định các địa danh trong bài.</w:t>
+      </w:r>
+    </w:p>
+    <w:p>
+      <w:pPr>
+        <w:spacing w:before="0" w:after="0"/>
+        <w:jc w:val="both"/>
+      </w:pPr>
+      <w:r>
+        <w:rPr>
+          <w:b/>
+          <w:i w:val="0"/>
+        </w:rPr>
+        <w:t>Bước 2: Thực hiện nhiệm vụ</w:t>
+      </w:r>
+    </w:p>
+    <w:p>
+      <w:pPr>
+        <w:spacing w:before="0" w:after="0"/>
+        <w:jc w:val="both"/>
+      </w:pPr>
+      <w:r>
+        <w:rPr>
+          <w:b w:val="0"/>
+          <w:i w:val="0"/>
+        </w:rPr>
+        <w:t>HS suy nghĩ, chuẩn bị đọc.</w:t>
+      </w:r>
+    </w:p>
+    <w:p>
+      <w:pPr>
+        <w:spacing w:before="0" w:after="0"/>
+        <w:jc w:val="both"/>
+      </w:pPr>
+      <w:r>
+        <w:rPr>
+          <w:b/>
+          <w:i w:val="0"/>
+        </w:rPr>
+        <w:t>Bước 3: Báo cáo, thảo luận</w:t>
+      </w:r>
+    </w:p>
+    <w:p>
+      <w:pPr>
+        <w:spacing w:before="0" w:after="0"/>
+        <w:jc w:val="both"/>
+      </w:pPr>
+      <w:r>
+        <w:rPr>
+          <w:b w:val="0"/>
+          <w:i w:val="0"/>
+        </w:rPr>
+        <w:t>- 2 – 3 HS đọc, chia sẻ.</w:t>
+      </w:r>
+    </w:p>
+    <w:p>
+      <w:pPr>
+        <w:spacing w:before="0" w:after="0"/>
+        <w:jc w:val="both"/>
+      </w:pPr>
+      <w:r>
+        <w:rPr>
+          <w:b/>
+          <w:i w:val="0"/>
+        </w:rPr>
+        <w:t>Bước 4: Kết luận, nhận định</w:t>
+      </w:r>
+    </w:p>
+    <w:p>
+      <w:pPr>
+        <w:spacing w:before="0" w:after="0"/>
+        <w:jc w:val="both"/>
+      </w:pPr>
+      <w:r>
+        <w:rPr>
+          <w:b w:val="0"/>
+          <w:i w:val="0"/>
+        </w:rPr>
+        <w:t>- GV nhận xét; dẫn vào bài về đoàn quân Tây Tiến và nỗi nhớ của Quang Dũng.</w:t>
+      </w:r>
+    </w:p>
+    <w:p>
+      <w:pPr>
+        <w:spacing w:before="0" w:after="0"/>
+        <w:jc w:val="both"/>
+      </w:pPr>
+      <w:r>
+        <w:rPr>
+          <w:b w:val="0"/>
+          <w:i w:val="0"/>
+        </w:rPr>
+        <w:t xml:space="preserve">- Video tham khảo: Quang Dũng: Một tâm hồn thơ lớn, một chiến sĩ cách mạng (Danh nhân Thăng Long – Hà Nội) (kênh HTV – Đài Hà Nội) – </w:t>
+      </w:r>
+      <w:r>
+        <w:rPr>
+          <w:b w:val="0"/>
+          <w:i w:val="0"/>
+          <w:color w:val="0000FF"/>
+        </w:rPr>
+        <w:t>https://www.youtube.com/watch?v=KEmXIneA0fs</w:t>
+      </w:r>
+      <w:r>
+        <w:rPr>
+          <w:b w:val="0"/>
+          <w:i w:val="0"/>
+        </w:rPr>
+        <w:t xml:space="preserve"> – Tìm hiểu tác giả Quang Dũng (Tây Tiến)</w:t>
+      </w:r>
+    </w:p>
+    <w:p>
+      <w:pPr>
+        <w:spacing w:before="0" w:after="0"/>
+        <w:jc w:val="both"/>
+      </w:pPr>
+      <w:r>
+        <w:rPr>
+          <w:b/>
+          <w:i w:val="0"/>
+        </w:rPr>
+        <w:t>2. Hoạt động 2: Hình thành kiến thức mới (Dự kiến thời gian: 105 phút)</w:t>
+      </w:r>
+    </w:p>
+    <w:p>
+      <w:pPr>
+        <w:spacing w:before="0" w:after="0"/>
+        <w:jc w:val="both"/>
+      </w:pPr>
+      <w:r>
+        <w:rPr>
+          <w:b/>
+          <w:i w:val="0"/>
+        </w:rPr>
+        <w:t>a) Mục tiêu:</w:t>
+      </w:r>
+    </w:p>
+    <w:p>
+      <w:pPr>
+        <w:spacing w:before="0" w:after="0"/>
+        <w:jc w:val="both"/>
+      </w:pPr>
+      <w:r>
+        <w:rPr>
+          <w:b w:val="0"/>
+          <w:i w:val="0"/>
+        </w:rPr>
+        <w:t>- Xác định cảm hứng chủ đạo; phân tích thiên nhiên, con đường hành quân, đêm lửa trại, con người miền Tây Bắc, hình tượng người lính.</w:t>
+      </w:r>
+    </w:p>
+    <w:p>
+      <w:pPr>
+        <w:spacing w:before="0" w:after="0"/>
+        <w:jc w:val="both"/>
+      </w:pPr>
+      <w:r>
+        <w:rPr>
+          <w:b w:val="0"/>
+          <w:i w:val="0"/>
+        </w:rPr>
+        <w:t>- Nhận biết biểu hiện phong cách lãng mạn; hình thức tổ chức ngôn ngữ đặc biệt.</w:t>
+      </w:r>
+    </w:p>
+    <w:p>
+      <w:pPr>
+        <w:spacing w:before="0" w:after="0"/>
+        <w:jc w:val="both"/>
+      </w:pPr>
+      <w:r>
+        <w:rPr>
+          <w:b/>
+          <w:i w:val="0"/>
+        </w:rPr>
+        <w:t>b) Nội dung:</w:t>
+      </w:r>
+    </w:p>
+    <w:p>
+      <w:pPr>
+        <w:spacing w:before="0" w:after="0"/>
+        <w:jc w:val="both"/>
+      </w:pPr>
+      <w:r>
+        <w:rPr>
+          <w:b/>
+          <w:i w:val="0"/>
+        </w:rPr>
+        <w:t>b.1.</w:t>
+      </w:r>
+      <w:r>
+        <w:rPr>
+          <w:b w:val="0"/>
+          <w:i w:val="0"/>
+        </w:rPr>
+        <w:t xml:space="preserve"> Tìm hiểu chung: tác giả, hoàn cảnh sáng tác, đoàn quân Tây Tiến.</w:t>
+      </w:r>
+    </w:p>
+    <w:p>
+      <w:pPr>
+        <w:spacing w:before="0" w:after="0"/>
+        <w:jc w:val="both"/>
+      </w:pPr>
+      <w:r>
+        <w:rPr>
+          <w:b/>
+          <w:i w:val="0"/>
+        </w:rPr>
+        <w:t>b.2.</w:t>
+      </w:r>
+      <w:r>
+        <w:rPr>
+          <w:b w:val="0"/>
+          <w:i w:val="0"/>
+        </w:rPr>
+        <w:t xml:space="preserve"> Khám phá văn bản: HS đọc SGK tr.44 – 46, trả lời 7 câu hỏi SGK tr.47.</w:t>
+      </w:r>
+    </w:p>
+    <w:p>
+      <w:pPr>
+        <w:spacing w:before="0" w:after="0"/>
+        <w:jc w:val="both"/>
+      </w:pPr>
+      <w:r>
+        <w:rPr>
+          <w:b/>
+          <w:i w:val="0"/>
+        </w:rPr>
+        <w:t>b.3.</w:t>
+      </w:r>
+      <w:r>
+        <w:rPr>
+          <w:b w:val="0"/>
+          <w:i w:val="0"/>
+        </w:rPr>
+        <w:t xml:space="preserve"> Tổng kết.</w:t>
+      </w:r>
+    </w:p>
+    <w:p>
+      <w:pPr>
+        <w:spacing w:before="0" w:after="0"/>
+        <w:jc w:val="both"/>
+      </w:pPr>
+      <w:r>
+        <w:rPr>
+          <w:b/>
+          <w:i w:val="0"/>
+        </w:rPr>
+        <w:t>c) Sản phẩm:</w:t>
+      </w:r>
+      <w:r>
+        <w:rPr>
+          <w:b w:val="0"/>
+          <w:i w:val="0"/>
+        </w:rPr>
+        <w:t xml:space="preserve"> Là những chia sẻ </w:t>
+      </w:r>
+      <w:r>
+        <w:rPr>
+          <w:b/>
+          <w:i w:val="0"/>
+        </w:rPr>
+        <w:t>các kết quả đọc</w:t>
+      </w:r>
+      <w:r>
+        <w:rPr>
+          <w:b w:val="0"/>
+          <w:i w:val="0"/>
+        </w:rPr>
+        <w:t xml:space="preserve"> của cá nhân/đại diện nhóm, phiếu học tập; nội dung chốt:</w:t>
       </w:r>
     </w:p>
     <w:tbl>
@@ -1910,23 +3035,37 @@
             </w:pPr>
             <w:r>
               <w:rPr>
+                <w:b/>
+                <w:i w:val="0"/>
+              </w:rPr>
+              <w:t>1. Tác giả:</w:t>
+            </w:r>
+            <w:r>
+              <w:rPr>
                 <w:b w:val="0"/>
                 <w:i w:val="0"/>
               </w:rPr>
-              <w:t>- Quang Dũng (1921 – 1988), tên khai sinh Bùi Đình Diệm, quê Hà Nội; nghệ sĩ đa tài (nhạc, hoạ, văn xuôi, thơ); thơ hồn hậu, tinh tế, phóng khoáng, giàu cảm hứng lãng mạn, ngôn ngữ vừa cổ điển vừa hiện đại, đậm chất nhạc và chất hoạ.</w:t>
-            </w:r>
-          </w:p>
-          <w:p>
-            <w:pPr>
-              <w:spacing w:before="0" w:after="0"/>
-              <w:jc w:val="both"/>
-            </w:pPr>
+              <w:t xml:space="preserve"> Quang Dũng (1921 – 1988), tên khai sinh Bùi Đình Diệm, quê Hà Nội; nghệ sĩ đa tài (nhạc, hoạ, văn xuôi, thơ); thơ hồn hậu, tinh tế, phóng khoáng, giàu cảm hứng lãng mạn, ngôn ngữ vừa cổ điển vừa hiện đại, đậm chất nhạc và chất hoạ.</w:t>
+            </w:r>
+          </w:p>
+          <w:p>
+            <w:pPr>
+              <w:spacing w:before="0" w:after="0"/>
+              <w:jc w:val="both"/>
+            </w:pPr>
+            <w:r>
+              <w:rPr>
+                <w:b/>
+                <w:i w:val="0"/>
+              </w:rPr>
+              <w:t>2. Hoàn cảnh sáng tác:</w:t>
+            </w:r>
             <w:r>
               <w:rPr>
                 <w:b w:val="0"/>
                 <w:i w:val="0"/>
               </w:rPr>
-              <w:t>- Tây Tiến (ban đầu là Nhớ Tây Tiến) sáng tác năm 1948 tại Phù Lưu Chanh, khi tác giả đã chuyển sang đơn vị khác. Đoàn quân Tây Tiến thành lập mùa xuân 1947, chiến đấu và tuyên truyền vận động đồng bào các dân tộc miền núi Tây Bắc.</w:t>
+              <w:t xml:space="preserve"> Tây Tiến (ban đầu là Nhớ Tây Tiến) sáng tác năm 1948 tại Phù Lưu Chanh, khi tác giả đã chuyển sang đơn vị khác. Đoàn quân Tây Tiến thành lập mùa xuân 1947, chiến đấu và tuyên truyền vận động đồng bào các dân tộc miền núi Tây Bắc.</w:t>
             </w:r>
           </w:p>
           <w:p>
@@ -1949,101 +3088,170 @@
             </w:pPr>
             <w:r>
               <w:rPr>
+                <w:b/>
+                <w:i w:val="0"/>
+              </w:rPr>
+              <w:t>1. Cảm hứng chủ đạo (câu hỏi 1):</w:t>
+            </w:r>
+            <w:r>
+              <w:rPr>
                 <w:b w:val="0"/>
                 <w:i w:val="0"/>
               </w:rPr>
-              <w:t>- Cảm hứng chủ đạo: nỗi nhớ da diết về đồng đội, về núi rừng miền Tây; cảm hứng lãng mạn, bi tráng.</w:t>
-            </w:r>
-          </w:p>
-          <w:p>
-            <w:pPr>
-              <w:spacing w:before="0" w:after="0"/>
-              <w:jc w:val="both"/>
-            </w:pPr>
+              <w:t xml:space="preserve"> nỗi nhớ da diết về đồng đội, về núi rừng miền Tây; cảm hứng lãng mạn, bi tráng.</w:t>
+            </w:r>
+          </w:p>
+          <w:p>
+            <w:pPr>
+              <w:spacing w:before="0" w:after="0"/>
+              <w:jc w:val="both"/>
+            </w:pPr>
+            <w:r>
+              <w:rPr>
+                <w:b/>
+                <w:i w:val="0"/>
+              </w:rPr>
+              <w:t>2. Đoạn 1 (câu hỏi 2):</w:t>
+            </w:r>
             <w:r>
               <w:rPr>
                 <w:b w:val="0"/>
                 <w:i w:val="0"/>
               </w:rPr>
-              <w:t>- Đoạn 1: “Sông Mã xa rồi Tây Tiến ơi! / Nhớ về rừng núi nhớ chơi vơi” – nỗi nhớ trào dâng; thiên nhiên hiểm trở, hoang sơ (dốc khúc khuỷu, thăm thẳm, cồn mây, thác gầm thét, cọp trêu người); chất nhạc, chất hoạ trong bốn câu “Dốc lên khúc khuỷu…”: thanh trắc dồn dập – câu cuối toàn thanh bằng; người lính “súng ngửi trời”, “anh bạn dãi dầu… gục lên súng mũ bỏ quên đời”; “cơm lên khói”, “mùa em thơm nếp xôi”.</w:t>
-            </w:r>
-          </w:p>
-          <w:p>
-            <w:pPr>
-              <w:spacing w:before="0" w:after="0"/>
-              <w:jc w:val="both"/>
-            </w:pPr>
+              <w:t xml:space="preserve"> “Sông Mã xa rồi Tây Tiến ơi! / Nhớ về rừng núi nhớ chơi vơi” – nỗi nhớ trào dâng; thiên nhiên hiểm trở, hoang sơ (dốc khúc khuỷu, thăm thẳm, cồn mây, thác gầm thét, cọp trêu người); chất nhạc, chất hoạ trong bốn câu “Dốc lên khúc khuỷu…”: thanh trắc dồn dập – câu cuối toàn thanh bằng; người lính “súng ngửi trời”, “anh bạn dãi dầu… gục lên súng mũ bỏ quên đời”; “cơm lên khói”, “mùa em thơm nếp xôi”.</w:t>
+            </w:r>
+          </w:p>
+          <w:p>
+            <w:pPr>
+              <w:spacing w:before="0" w:after="0"/>
+              <w:jc w:val="both"/>
+            </w:pPr>
+            <w:r>
+              <w:rPr>
+                <w:b/>
+                <w:i w:val="0"/>
+              </w:rPr>
+              <w:t>3. Đoạn 2 (câu hỏi 3):</w:t>
+            </w:r>
             <w:r>
               <w:rPr>
                 <w:b w:val="0"/>
                 <w:i w:val="0"/>
               </w:rPr>
-              <w:t>- Đoạn 2: đêm hội đuốc hoa, “em” xiêm áo, khèn, man điệu; chiều sương Châu Mộc, hồn lau, dáng người trên độc mộc, hoa đong đưa – vẻ đẹp thơ mộng, huyền ảo của con người, thiên nhiên Tây Bắc.</w:t>
-            </w:r>
-          </w:p>
-          <w:p>
-            <w:pPr>
-              <w:spacing w:before="0" w:after="0"/>
-              <w:jc w:val="both"/>
-            </w:pPr>
+              <w:t xml:space="preserve"> đêm hội đuốc hoa, “em” xiêm áo, khèn, man điệu; chiều sương Châu Mộc, hồn lau, dáng người trên độc mộc, hoa đong đưa – vẻ đẹp thơ mộng, huyền ảo của con người, thiên nhiên Tây Bắc.</w:t>
+            </w:r>
+          </w:p>
+          <w:p>
+            <w:pPr>
+              <w:spacing w:before="0" w:after="0"/>
+              <w:jc w:val="both"/>
+            </w:pPr>
+            <w:r>
+              <w:rPr>
+                <w:b/>
+                <w:i w:val="0"/>
+              </w:rPr>
+              <w:t>4. Đoạn 3, 4 (câu hỏi 4):</w:t>
+            </w:r>
             <w:r>
               <w:rPr>
                 <w:b w:val="0"/>
                 <w:i w:val="0"/>
               </w:rPr>
-              <w:t>- Đoạn 3: chân dung người lính “không mọc tóc”, “quân xanh màu lá dữ oai hùm”, “mắt trừng gửi mộng qua biên giới”, “đêm mơ Hà Nội dáng kiều thơm”; “rải rác biên cương mồ viễn xứ”, “áo bào thay chiếu, anh về đất”, “sông Mã gầm lên khúc độc hành” – vẻ đẹp bi tráng, hào hoa.</w:t>
-            </w:r>
-          </w:p>
-          <w:p>
-            <w:pPr>
-              <w:spacing w:before="0" w:after="0"/>
-              <w:jc w:val="both"/>
-            </w:pPr>
+              <w:t xml:space="preserve"> chân dung người lính “không mọc tóc”, “quân xanh màu lá dữ oai hùm”, “mắt trừng gửi mộng qua biên giới”, “đêm mơ Hà Nội dáng kiều thơm”; “rải rác biên cương mồ viễn xứ”, “áo bào thay chiếu, anh về đất”, “sông Mã gầm lên khúc độc hành” – vẻ đẹp bi tráng, hào hoa; “Tây Tiến người đi không hẹn ước… Hồn về Sầm Nứa chẳng về xuôi” – lời thề gắn bó.</w:t>
+            </w:r>
+          </w:p>
+          <w:p>
+            <w:pPr>
+              <w:spacing w:before="0" w:after="0"/>
+              <w:jc w:val="both"/>
+            </w:pPr>
+            <w:r>
+              <w:rPr>
+                <w:b/>
+                <w:i w:val="0"/>
+              </w:rPr>
+              <w:t>5. Phong cách lãng mạn (câu hỏi 5):</w:t>
+            </w:r>
             <w:r>
               <w:rPr>
                 <w:b w:val="0"/>
                 <w:i w:val="0"/>
               </w:rPr>
-              <w:t>- Đoạn 4: “Tây Tiến người đi không hẹn ước… Hồn về Sầm Nứa chẳng về xuôi” – lời thề gắn bó.</w:t>
-            </w:r>
-          </w:p>
-          <w:p>
-            <w:pPr>
-              <w:spacing w:before="0" w:after="0"/>
-              <w:jc w:val="both"/>
-            </w:pPr>
+              <w:t xml:space="preserve"> cảm xúc mạnh, hình ảnh phi thường, tương phản (hùng vĩ – thơ mộng, bi – tráng), trí tưởng tượng phóng khoáng, cảm hứng hướng về cái cao cả.</w:t>
+            </w:r>
+          </w:p>
+          <w:p>
+            <w:pPr>
+              <w:spacing w:before="0" w:after="0"/>
+              <w:jc w:val="both"/>
+            </w:pPr>
+            <w:r>
+              <w:rPr>
+                <w:b/>
+                <w:i w:val="0"/>
+              </w:rPr>
+              <w:t>6. Hình thức tổ chức ngôn ngữ (câu hỏi 6):</w:t>
+            </w:r>
             <w:r>
               <w:rPr>
                 <w:b w:val="0"/>
                 <w:i w:val="0"/>
               </w:rPr>
-              <w:t>- Phong cách lãng mạn: cảm xúc mạnh, hình ảnh phi thường, tương phản (hùng vĩ – thơ mộng, bi – tráng), trí tưởng tượng phóng khoáng, cảm hứng hướng về cái cao cả.</w:t>
-            </w:r>
-          </w:p>
-          <w:p>
-            <w:pPr>
-              <w:spacing w:before="0" w:after="0"/>
-              <w:jc w:val="both"/>
-            </w:pPr>
+              <w:t xml:space="preserve"> từ Hán Việt trang trọng (biên cương, viễn xứ, áo bào, độc hành), địa danh, điệp từ, phép đối, phối hợp thanh điệu.</w:t>
+            </w:r>
+          </w:p>
+          <w:p>
+            <w:pPr>
+              <w:spacing w:before="0" w:after="0"/>
+              <w:jc w:val="both"/>
+            </w:pPr>
+            <w:r>
+              <w:rPr>
+                <w:b/>
+                <w:i w:val="0"/>
+              </w:rPr>
+              <w:t>7. Câu hỏi 7:</w:t>
+            </w:r>
             <w:r>
               <w:rPr>
                 <w:b w:val="0"/>
                 <w:i w:val="0"/>
               </w:rPr>
-              <w:t>- Hình thức tổ chức ngôn ngữ: từ Hán Việt trang trọng (biên cương, viễn xứ, áo bào, độc hành), địa danh, điệp từ, phép đối, phối hợp thanh điệu.</w:t>
-            </w:r>
-          </w:p>
-          <w:p>
-            <w:pPr>
-              <w:spacing w:before="0" w:after="0"/>
-              <w:jc w:val="both"/>
-            </w:pPr>
+              <w:t xml:space="preserve"> hình tượng người lính từng bị phê phán “xa lạ” vì cảm hứng lãng mạn, “mộng”, “mơ”, “buồn”… → HS nêu quan điểm: đó chính là vẻ đẹp hào hoa, chân thực của thế hệ thanh niên trí thức Hà Nội ra trận.</w:t>
+            </w:r>
+          </w:p>
+          <w:p>
+            <w:pPr>
+              <w:spacing w:before="0" w:after="0"/>
+              <w:jc w:val="both"/>
+            </w:pPr>
+            <w:r>
+              <w:rPr>
+                <w:b/>
+                <w:i w:val="0"/>
+              </w:rPr>
+              <w:t>III. Tổng kết</w:t>
+            </w:r>
+          </w:p>
+          <w:p>
+            <w:pPr>
+              <w:spacing w:before="0" w:after="0"/>
+              <w:jc w:val="both"/>
+            </w:pPr>
+            <w:r>
+              <w:rPr>
+                <w:b/>
+                <w:i w:val="0"/>
+              </w:rPr>
+              <w:t>1. Nội dung:</w:t>
+            </w:r>
             <w:r>
               <w:rPr>
                 <w:b w:val="0"/>
                 <w:i w:val="0"/>
               </w:rPr>
-              <w:t>- Câu hỏi 7: hình tượng người lính từng bị phê phán “xa lạ” vì cảm hứng lãng mạn, “mộng”, “mơ”, “buồn”… → HS nêu quan điểm: đó chính là vẻ đẹp hào hoa, chân thực của thế hệ thanh niên trí thức Hà Nội ra trận.</w:t>
+              <w:t xml:space="preserve"> nỗi nhớ đồng đội, núi rừng; hình tượng người lính Tây Tiến hào hùng, hào hoa, bi tráng.</w:t>
             </w:r>
           </w:p>
           <w:p>
@@ -2056,33 +3264,14 @@
                 <w:b/>
                 <w:i w:val="0"/>
               </w:rPr>
-              <w:t>III. Tổng kết</w:t>
-            </w:r>
-          </w:p>
-          <w:p>
-            <w:pPr>
-              <w:spacing w:before="0" w:after="0"/>
-              <w:jc w:val="both"/>
-            </w:pPr>
+              <w:t>2. Nghệ thuật:</w:t>
+            </w:r>
             <w:r>
               <w:rPr>
                 <w:b w:val="0"/>
                 <w:i w:val="0"/>
               </w:rPr>
-              <w:t>- Nội dung: nỗi nhớ đồng đội, núi rừng; hình tượng người lính Tây Tiến hào hùng, hào hoa, bi tráng.</w:t>
-            </w:r>
-          </w:p>
-          <w:p>
-            <w:pPr>
-              <w:spacing w:before="0" w:after="0"/>
-              <w:jc w:val="both"/>
-            </w:pPr>
-            <w:r>
-              <w:rPr>
-                <w:b w:val="0"/>
-                <w:i w:val="0"/>
-              </w:rPr>
-              <w:t>- Nghệ thuật: bút pháp lãng mạn; chất nhạc, chất hoạ; ngôn ngữ giàu sức gợi; giọng điệu linh hoạt.</w:t>
+              <w:t xml:space="preserve"> bút pháp lãng mạn; chất nhạc, chất hoạ; ngôn ngữ giàu sức gợi; giọng điệu linh hoạt.</w:t>
             </w:r>
           </w:p>
         </w:tc>
@@ -2102,7 +3291,7 @@
       <w:r>
         <w:rPr>
           <w:b/>
-          <w:i/>
+          <w:i w:val="0"/>
         </w:rPr>
         <w:t>d) Tổ chức thực hiện</w:t>
       </w:r>
@@ -2114,10 +3303,128 @@
       </w:pPr>
       <w:r>
         <w:rPr>
-          <w:b w:val="0"/>
-          <w:i w:val="0"/>
-        </w:rPr>
-        <w:t>- Bước 1: Nhiệm vụ 1 (cá nhân): tác giả, hoàn cảnh sáng tác, cảm hứng chủ đạo (câu hỏi 1 SGK).</w:t>
+          <w:b/>
+          <w:i w:val="0"/>
+        </w:rPr>
+        <w:t>d.1. Nhiệm vụ 1: Tìm hiểu chung, cảm hứng chủ đạo</w:t>
+      </w:r>
+    </w:p>
+    <w:p>
+      <w:pPr>
+        <w:spacing w:before="0" w:after="0"/>
+        <w:jc w:val="both"/>
+      </w:pPr>
+      <w:r>
+        <w:rPr>
+          <w:b/>
+          <w:i w:val="0"/>
+        </w:rPr>
+        <w:t>Bước 1: Giao nhiệm vụ học tập</w:t>
+      </w:r>
+    </w:p>
+    <w:p>
+      <w:pPr>
+        <w:spacing w:before="0" w:after="0"/>
+        <w:jc w:val="both"/>
+      </w:pPr>
+      <w:r>
+        <w:rPr>
+          <w:b w:val="0"/>
+          <w:i w:val="0"/>
+        </w:rPr>
+        <w:t>- GV mời HS đọc diễn cảm bài thơ; yêu cầu HS giới thiệu tác giả, hoàn cảnh sáng tác, cảm hứng chủ đạo (câu hỏi 1 SGK).</w:t>
+      </w:r>
+    </w:p>
+    <w:p>
+      <w:pPr>
+        <w:spacing w:before="0" w:after="0"/>
+        <w:jc w:val="both"/>
+      </w:pPr>
+      <w:r>
+        <w:rPr>
+          <w:b w:val="0"/>
+          <w:i w:val="0"/>
+          <w:color w:val="EE0000"/>
+        </w:rPr>
+        <w:t>1.1.NC1a: HS sử dụng thiết bị cá nhân truy cập kho học liệu số tìm hiểu về đoàn quân Tây Tiến và cuộc đời Quang Dũng.</w:t>
+      </w:r>
+    </w:p>
+    <w:p>
+      <w:pPr>
+        <w:spacing w:before="0" w:after="0"/>
+        <w:jc w:val="both"/>
+      </w:pPr>
+      <w:r>
+        <w:rPr>
+          <w:b/>
+          <w:i w:val="0"/>
+        </w:rPr>
+        <w:t>Bước 2: Thực hiện nhiệm vụ</w:t>
+      </w:r>
+    </w:p>
+    <w:p>
+      <w:pPr>
+        <w:spacing w:before="0" w:after="0"/>
+        <w:jc w:val="both"/>
+      </w:pPr>
+      <w:r>
+        <w:rPr>
+          <w:b w:val="0"/>
+          <w:i w:val="0"/>
+        </w:rPr>
+        <w:t>HS làm việc cá nhân.</w:t>
+      </w:r>
+    </w:p>
+    <w:p>
+      <w:pPr>
+        <w:spacing w:before="0" w:after="0"/>
+        <w:jc w:val="both"/>
+      </w:pPr>
+      <w:r>
+        <w:rPr>
+          <w:b/>
+          <w:i w:val="0"/>
+        </w:rPr>
+        <w:t>Bước 3: Báo cáo, thảo luận</w:t>
+      </w:r>
+    </w:p>
+    <w:p>
+      <w:pPr>
+        <w:spacing w:before="0" w:after="0"/>
+        <w:jc w:val="both"/>
+      </w:pPr>
+      <w:r>
+        <w:rPr>
+          <w:b w:val="0"/>
+          <w:i w:val="0"/>
+        </w:rPr>
+        <w:t>- 2 HS trình bày; lớp bổ sung.</w:t>
+      </w:r>
+    </w:p>
+    <w:p>
+      <w:pPr>
+        <w:spacing w:before="0" w:after="0"/>
+        <w:jc w:val="both"/>
+      </w:pPr>
+      <w:r>
+        <w:rPr>
+          <w:b/>
+          <w:i w:val="0"/>
+        </w:rPr>
+        <w:t>Bước 4: Kết luận, nhận định</w:t>
+      </w:r>
+    </w:p>
+    <w:p>
+      <w:pPr>
+        <w:spacing w:before="0" w:after="0"/>
+        <w:jc w:val="both"/>
+      </w:pPr>
+      <w:r>
+        <w:rPr>
+          <w:b w:val="0"/>
+          <w:i w:val="0"/>
+        </w:rPr>
+        <w:t>- GV chốt mục I và ý 1 mục II.</w:t>
       </w:r>
     </w:p>
     <w:p>
@@ -2130,33 +3437,535 @@
           <w:b/>
           <w:i w:val="0"/>
         </w:rPr>
-        <w:t>HẾT TIẾT 14 CHUYỂN SANG TIẾT 15</w:t>
-      </w:r>
-    </w:p>
-    <w:p>
-      <w:pPr>
-        <w:spacing w:before="0" w:after="0"/>
-        <w:jc w:val="both"/>
-      </w:pPr>
-      <w:r>
-        <w:rPr>
-          <w:b w:val="0"/>
-          <w:i w:val="0"/>
-        </w:rPr>
-        <w:t>- Nhiệm vụ 2 (nhóm): Nhóm 1, 2 – câu 2 (đoạn thơ 1: cảm xúc, thiên nhiên, con đường hành quân, chất nhạc – chất hoạ); Nhóm 3, 4 – câu 3, 4 (đêm lửa trại, con người miền Tây; hình tượng người lính ở đoạn 3, 4); Nhóm 5, 6 – câu 5, 6 (phong cách lãng mạn, hình thức tổ chức ngôn ngữ).</w:t>
-      </w:r>
-    </w:p>
-    <w:p>
-      <w:pPr>
-        <w:spacing w:before="0" w:after="0"/>
-        <w:jc w:val="both"/>
-      </w:pPr>
-      <w:r>
-        <w:rPr>
-          <w:b w:val="0"/>
-          <w:i w:val="0"/>
-        </w:rPr>
-        <w:t>- Bước 2 – 3: Các nhóm thảo luận, trình bày, chất vấn.</w:t>
+        <w:t>----------HẾT TIẾT 14 CHUYỂN SANG TIẾT 15----------</w:t>
+      </w:r>
+    </w:p>
+    <w:p>
+      <w:pPr>
+        <w:spacing w:before="0" w:after="0"/>
+        <w:jc w:val="both"/>
+      </w:pPr>
+      <w:r>
+        <w:rPr>
+          <w:b/>
+          <w:i w:val="0"/>
+        </w:rPr>
+        <w:t>d.2. Nhiệm vụ 2: Khám phá văn bản (thảo luận nhóm)</w:t>
+      </w:r>
+    </w:p>
+    <w:p>
+      <w:pPr>
+        <w:spacing w:before="0" w:after="0"/>
+        <w:jc w:val="both"/>
+      </w:pPr>
+      <w:r>
+        <w:rPr>
+          <w:b/>
+          <w:i w:val="0"/>
+        </w:rPr>
+        <w:t>Bước 1: Giao nhiệm vụ học tập</w:t>
+      </w:r>
+    </w:p>
+    <w:p>
+      <w:pPr>
+        <w:spacing w:before="0" w:after="0"/>
+        <w:jc w:val="both"/>
+      </w:pPr>
+      <w:r>
+        <w:rPr>
+          <w:b/>
+          <w:i w:val="0"/>
+        </w:rPr>
+        <w:t>+ Nhóm 1, 2:</w:t>
+      </w:r>
+    </w:p>
+    <w:tbl>
+      <w:tblPr>
+        <w:tblStyle w:val="TableGrid"/>
+        <w:tblW w:type="auto" w:w="0"/>
+        <w:jc w:val="center"/>
+        <w:tblLook w:firstColumn="1" w:firstRow="1" w:lastColumn="0" w:lastRow="0" w:noHBand="0" w:noVBand="1" w:val="04A0"/>
+      </w:tblPr>
+      <w:tblGrid>
+        <w:gridCol w:w="4961"/>
+        <w:gridCol w:w="4961"/>
+      </w:tblGrid>
+      <w:tr>
+        <w:tc>
+          <w:tcPr>
+            <w:tcW w:type="dxa" w:w="9922"/>
+            <w:gridSpan w:val="2"/>
+          </w:tcPr>
+          <w:p>
+            <w:pPr>
+              <w:spacing w:before="80" w:after="0"/>
+              <w:jc w:val="center"/>
+            </w:pPr>
+            <w:r>
+              <w:rPr>
+                <w:b/>
+                <w:i w:val="0"/>
+              </w:rPr>
+              <w:t>PHIẾU HỌC TẬP SỐ 4</w:t>
+            </w:r>
+          </w:p>
+          <w:p>
+            <w:pPr>
+              <w:spacing w:before="80" w:after="0"/>
+              <w:jc w:val="center"/>
+            </w:pPr>
+            <w:r>
+              <w:rPr>
+                <w:b/>
+                <w:i w:val="0"/>
+              </w:rPr>
+              <w:t>Bài 2: NHỮNG THẾ GIỚI THƠ</w:t>
+            </w:r>
+          </w:p>
+          <w:p>
+            <w:pPr>
+              <w:spacing w:before="80" w:after="0"/>
+              <w:jc w:val="center"/>
+            </w:pPr>
+            <w:r>
+              <w:rPr>
+                <w:b/>
+                <w:i w:val="0"/>
+              </w:rPr>
+              <w:t>Đọc: Văn bản 2 – TÂY TIẾN (Quang Dũng)</w:t>
+            </w:r>
+          </w:p>
+        </w:tc>
+      </w:tr>
+      <w:tr>
+        <w:tc>
+          <w:tcPr>
+            <w:tcW w:type="dxa" w:w="4961"/>
+          </w:tcPr>
+          <w:p>
+            <w:pPr>
+              <w:spacing w:before="0" w:after="0"/>
+              <w:jc w:val="both"/>
+            </w:pPr>
+            <w:r>
+              <w:rPr>
+                <w:b/>
+                <w:i w:val="0"/>
+              </w:rPr>
+              <w:t>Lớp/Nhóm:</w:t>
+            </w:r>
+          </w:p>
+        </w:tc>
+        <w:tc>
+          <w:tcPr>
+            <w:tcW w:type="dxa" w:w="4961"/>
+          </w:tcPr>
+          <w:p>
+            <w:pPr>
+              <w:spacing w:before="0" w:after="0"/>
+              <w:jc w:val="both"/>
+            </w:pPr>
+            <w:r>
+              <w:rPr>
+                <w:b/>
+                <w:i w:val="0"/>
+              </w:rPr>
+              <w:t>Họ tên các thành viên:……………………………………………</w:t>
+            </w:r>
+          </w:p>
+        </w:tc>
+      </w:tr>
+      <w:tr>
+        <w:tc>
+          <w:tcPr>
+            <w:tcW w:type="dxa" w:w="9922"/>
+            <w:gridSpan w:val="2"/>
+          </w:tcPr>
+          <w:p>
+            <w:pPr>
+              <w:spacing w:before="0" w:after="0"/>
+              <w:jc w:val="both"/>
+            </w:pPr>
+            <w:r>
+              <w:rPr>
+                <w:b/>
+                <w:i w:val="0"/>
+              </w:rPr>
+              <w:t>Nhiệm vụ:</w:t>
+            </w:r>
+          </w:p>
+          <w:p>
+            <w:pPr>
+              <w:spacing w:before="0" w:after="0"/>
+              <w:jc w:val="both"/>
+            </w:pPr>
+            <w:r>
+              <w:rPr>
+                <w:b w:val="0"/>
+                <w:i w:val="0"/>
+              </w:rPr>
+              <w:t>Đoạn thơ thứ nhất: cảm xúc của nhân vật trữ tình; thiên nhiên, con đường hành quân; chất nhạc, chất hoạ trong bốn câu “Dốc lên khúc khuỷu…” (câu hỏi 2 SGK).</w:t>
+            </w:r>
+          </w:p>
+        </w:tc>
+      </w:tr>
+    </w:tbl>
+    <w:p>
+      <w:pPr>
+        <w:spacing w:before="0" w:after="0"/>
+        <w:jc w:val="both"/>
+      </w:pPr>
+    </w:p>
+    <w:p>
+      <w:pPr>
+        <w:spacing w:before="0" w:after="0"/>
+        <w:jc w:val="both"/>
+      </w:pPr>
+      <w:r>
+        <w:rPr>
+          <w:b/>
+          <w:i w:val="0"/>
+        </w:rPr>
+        <w:t>+ Nhóm 3, 4:</w:t>
+      </w:r>
+    </w:p>
+    <w:tbl>
+      <w:tblPr>
+        <w:tblStyle w:val="TableGrid"/>
+        <w:tblW w:type="auto" w:w="0"/>
+        <w:jc w:val="center"/>
+        <w:tblLook w:firstColumn="1" w:firstRow="1" w:lastColumn="0" w:lastRow="0" w:noHBand="0" w:noVBand="1" w:val="04A0"/>
+      </w:tblPr>
+      <w:tblGrid>
+        <w:gridCol w:w="4961"/>
+        <w:gridCol w:w="4961"/>
+      </w:tblGrid>
+      <w:tr>
+        <w:tc>
+          <w:tcPr>
+            <w:tcW w:type="dxa" w:w="9922"/>
+            <w:gridSpan w:val="2"/>
+          </w:tcPr>
+          <w:p>
+            <w:pPr>
+              <w:spacing w:before="80" w:after="0"/>
+              <w:jc w:val="center"/>
+            </w:pPr>
+            <w:r>
+              <w:rPr>
+                <w:b/>
+                <w:i w:val="0"/>
+              </w:rPr>
+              <w:t>PHIẾU HỌC TẬP SỐ 5</w:t>
+            </w:r>
+          </w:p>
+          <w:p>
+            <w:pPr>
+              <w:spacing w:before="80" w:after="0"/>
+              <w:jc w:val="center"/>
+            </w:pPr>
+            <w:r>
+              <w:rPr>
+                <w:b/>
+                <w:i w:val="0"/>
+              </w:rPr>
+              <w:t>Bài 2: NHỮNG THẾ GIỚI THƠ</w:t>
+            </w:r>
+          </w:p>
+          <w:p>
+            <w:pPr>
+              <w:spacing w:before="80" w:after="0"/>
+              <w:jc w:val="center"/>
+            </w:pPr>
+            <w:r>
+              <w:rPr>
+                <w:b/>
+                <w:i w:val="0"/>
+              </w:rPr>
+              <w:t>Đọc: Văn bản 2 – TÂY TIẾN (Quang Dũng)</w:t>
+            </w:r>
+          </w:p>
+        </w:tc>
+      </w:tr>
+      <w:tr>
+        <w:tc>
+          <w:tcPr>
+            <w:tcW w:type="dxa" w:w="4961"/>
+          </w:tcPr>
+          <w:p>
+            <w:pPr>
+              <w:spacing w:before="0" w:after="0"/>
+              <w:jc w:val="both"/>
+            </w:pPr>
+            <w:r>
+              <w:rPr>
+                <w:b/>
+                <w:i w:val="0"/>
+              </w:rPr>
+              <w:t>Lớp/Nhóm:</w:t>
+            </w:r>
+          </w:p>
+        </w:tc>
+        <w:tc>
+          <w:tcPr>
+            <w:tcW w:type="dxa" w:w="4961"/>
+          </w:tcPr>
+          <w:p>
+            <w:pPr>
+              <w:spacing w:before="0" w:after="0"/>
+              <w:jc w:val="both"/>
+            </w:pPr>
+            <w:r>
+              <w:rPr>
+                <w:b/>
+                <w:i w:val="0"/>
+              </w:rPr>
+              <w:t>Họ tên các thành viên:……………………………………………</w:t>
+            </w:r>
+          </w:p>
+        </w:tc>
+      </w:tr>
+      <w:tr>
+        <w:tc>
+          <w:tcPr>
+            <w:tcW w:type="dxa" w:w="9922"/>
+            <w:gridSpan w:val="2"/>
+          </w:tcPr>
+          <w:p>
+            <w:pPr>
+              <w:spacing w:before="0" w:after="0"/>
+              <w:jc w:val="both"/>
+            </w:pPr>
+            <w:r>
+              <w:rPr>
+                <w:b/>
+                <w:i w:val="0"/>
+              </w:rPr>
+              <w:t>Nhiệm vụ:</w:t>
+            </w:r>
+          </w:p>
+          <w:p>
+            <w:pPr>
+              <w:spacing w:before="0" w:after="0"/>
+              <w:jc w:val="both"/>
+            </w:pPr>
+            <w:r>
+              <w:rPr>
+                <w:b w:val="0"/>
+                <w:i w:val="0"/>
+              </w:rPr>
+              <w:t>Vẻ đẹp đêm lửa trại, con người miền Tây (đoạn 2); hình tượng người lính ở đoạn 3, 4 (câu hỏi 3, 4 SGK).</w:t>
+            </w:r>
+          </w:p>
+        </w:tc>
+      </w:tr>
+    </w:tbl>
+    <w:p>
+      <w:pPr>
+        <w:spacing w:before="0" w:after="0"/>
+        <w:jc w:val="both"/>
+      </w:pPr>
+    </w:p>
+    <w:p>
+      <w:pPr>
+        <w:spacing w:before="0" w:after="0"/>
+        <w:jc w:val="both"/>
+      </w:pPr>
+      <w:r>
+        <w:rPr>
+          <w:b/>
+          <w:i w:val="0"/>
+        </w:rPr>
+        <w:t>+ Nhóm 5, 6:</w:t>
+      </w:r>
+    </w:p>
+    <w:tbl>
+      <w:tblPr>
+        <w:tblStyle w:val="TableGrid"/>
+        <w:tblW w:type="auto" w:w="0"/>
+        <w:jc w:val="center"/>
+        <w:tblLook w:firstColumn="1" w:firstRow="1" w:lastColumn="0" w:lastRow="0" w:noHBand="0" w:noVBand="1" w:val="04A0"/>
+      </w:tblPr>
+      <w:tblGrid>
+        <w:gridCol w:w="4961"/>
+        <w:gridCol w:w="4961"/>
+      </w:tblGrid>
+      <w:tr>
+        <w:tc>
+          <w:tcPr>
+            <w:tcW w:type="dxa" w:w="9922"/>
+            <w:gridSpan w:val="2"/>
+          </w:tcPr>
+          <w:p>
+            <w:pPr>
+              <w:spacing w:before="80" w:after="0"/>
+              <w:jc w:val="center"/>
+            </w:pPr>
+            <w:r>
+              <w:rPr>
+                <w:b/>
+                <w:i w:val="0"/>
+              </w:rPr>
+              <w:t>PHIẾU HỌC TẬP SỐ 6</w:t>
+            </w:r>
+          </w:p>
+          <w:p>
+            <w:pPr>
+              <w:spacing w:before="80" w:after="0"/>
+              <w:jc w:val="center"/>
+            </w:pPr>
+            <w:r>
+              <w:rPr>
+                <w:b/>
+                <w:i w:val="0"/>
+              </w:rPr>
+              <w:t>Bài 2: NHỮNG THẾ GIỚI THƠ</w:t>
+            </w:r>
+          </w:p>
+          <w:p>
+            <w:pPr>
+              <w:spacing w:before="80" w:after="0"/>
+              <w:jc w:val="center"/>
+            </w:pPr>
+            <w:r>
+              <w:rPr>
+                <w:b/>
+                <w:i w:val="0"/>
+              </w:rPr>
+              <w:t>Đọc: Văn bản 2 – TÂY TIẾN (Quang Dũng)</w:t>
+            </w:r>
+          </w:p>
+        </w:tc>
+      </w:tr>
+      <w:tr>
+        <w:tc>
+          <w:tcPr>
+            <w:tcW w:type="dxa" w:w="4961"/>
+          </w:tcPr>
+          <w:p>
+            <w:pPr>
+              <w:spacing w:before="0" w:after="0"/>
+              <w:jc w:val="both"/>
+            </w:pPr>
+            <w:r>
+              <w:rPr>
+                <w:b/>
+                <w:i w:val="0"/>
+              </w:rPr>
+              <w:t>Lớp/Nhóm:</w:t>
+            </w:r>
+          </w:p>
+        </w:tc>
+        <w:tc>
+          <w:tcPr>
+            <w:tcW w:type="dxa" w:w="4961"/>
+          </w:tcPr>
+          <w:p>
+            <w:pPr>
+              <w:spacing w:before="0" w:after="0"/>
+              <w:jc w:val="both"/>
+            </w:pPr>
+            <w:r>
+              <w:rPr>
+                <w:b/>
+                <w:i w:val="0"/>
+              </w:rPr>
+              <w:t>Họ tên các thành viên:……………………………………………</w:t>
+            </w:r>
+          </w:p>
+        </w:tc>
+      </w:tr>
+      <w:tr>
+        <w:tc>
+          <w:tcPr>
+            <w:tcW w:type="dxa" w:w="9922"/>
+            <w:gridSpan w:val="2"/>
+          </w:tcPr>
+          <w:p>
+            <w:pPr>
+              <w:spacing w:before="0" w:after="0"/>
+              <w:jc w:val="both"/>
+            </w:pPr>
+            <w:r>
+              <w:rPr>
+                <w:b/>
+                <w:i w:val="0"/>
+              </w:rPr>
+              <w:t>Nhiệm vụ:</w:t>
+            </w:r>
+          </w:p>
+          <w:p>
+            <w:pPr>
+              <w:spacing w:before="0" w:after="0"/>
+              <w:jc w:val="both"/>
+            </w:pPr>
+            <w:r>
+              <w:rPr>
+                <w:b w:val="0"/>
+                <w:i w:val="0"/>
+              </w:rPr>
+              <w:t>Biểu hiện của phong cách lãng mạn; hình thức tổ chức ngôn ngữ đặc biệt của bài thơ (câu hỏi 5, 6 SGK).</w:t>
+            </w:r>
+          </w:p>
+        </w:tc>
+      </w:tr>
+    </w:tbl>
+    <w:p>
+      <w:pPr>
+        <w:spacing w:before="0" w:after="0"/>
+        <w:jc w:val="both"/>
+      </w:pPr>
+    </w:p>
+    <w:p>
+      <w:pPr>
+        <w:spacing w:before="0" w:after="0"/>
+        <w:jc w:val="both"/>
+      </w:pPr>
+      <w:r>
+        <w:rPr>
+          <w:b/>
+          <w:i w:val="0"/>
+        </w:rPr>
+        <w:t>Bước 2: Thực hiện nhiệm vụ</w:t>
+      </w:r>
+    </w:p>
+    <w:p>
+      <w:pPr>
+        <w:spacing w:before="0" w:after="0"/>
+        <w:jc w:val="both"/>
+      </w:pPr>
+      <w:r>
+        <w:rPr>
+          <w:b w:val="0"/>
+          <w:i w:val="0"/>
+        </w:rPr>
+        <w:t>- Các nhóm thảo luận 15 phút; GV gợi ý: thống kê thanh trắc – thanh bằng trong bốn câu “Dốc lên khúc khuỷu…”.</w:t>
+      </w:r>
+    </w:p>
+    <w:p>
+      <w:pPr>
+        <w:spacing w:before="0" w:after="0"/>
+        <w:jc w:val="both"/>
+      </w:pPr>
+      <w:r>
+        <w:rPr>
+          <w:b/>
+          <w:i w:val="0"/>
+        </w:rPr>
+        <w:t>Bước 3: Báo cáo, thảo luận</w:t>
+      </w:r>
+    </w:p>
+    <w:p>
+      <w:pPr>
+        <w:spacing w:before="0" w:after="0"/>
+        <w:jc w:val="both"/>
+      </w:pPr>
+      <w:r>
+        <w:rPr>
+          <w:b w:val="0"/>
+          <w:i w:val="0"/>
+        </w:rPr>
+        <w:t>- Đại diện các nhóm trình bày, chất vấn.</w:t>
       </w:r>
     </w:p>
     <w:p>
@@ -2169,46 +3978,232 @@
           <w:b/>
           <w:i w:val="0"/>
         </w:rPr>
-        <w:t>HẾT TIẾT 15 CHUYỂN SANG TIẾT 16</w:t>
-      </w:r>
-    </w:p>
-    <w:p>
-      <w:pPr>
-        <w:spacing w:before="0" w:after="0"/>
-        <w:jc w:val="both"/>
-      </w:pPr>
-      <w:r>
-        <w:rPr>
-          <w:b w:val="0"/>
-          <w:i w:val="0"/>
-        </w:rPr>
-        <w:t>- Bước 4: GV chốt mục II, III; tổ chức tranh luận ngắn câu hỏi 7 SGK.</w:t>
-      </w:r>
-    </w:p>
-    <w:p>
-      <w:pPr>
-        <w:spacing w:before="80" w:after="0"/>
-        <w:jc w:val="center"/>
-      </w:pPr>
-      <w:r>
-        <w:rPr>
-          <w:b/>
-          <w:i w:val="0"/>
-        </w:rPr>
-        <w:t>3. Hoạt động 3: Luyện tập (10 phút)</w:t>
-      </w:r>
-    </w:p>
-    <w:p>
-      <w:pPr>
-        <w:spacing w:before="0" w:after="0"/>
-        <w:jc w:val="both"/>
-      </w:pPr>
-      <w:r>
-        <w:rPr>
-          <w:b w:val="0"/>
-          <w:i w:val="0"/>
-        </w:rPr>
-        <w:t>- GV chiếu mã QR; HS làm bài củng cố Cảm hoài, Tây Tiến (5.2.NC1b; 2.5.NC1a).</w:t>
+        <w:t>----------HẾT TIẾT 15 CHUYỂN SANG TIẾT 16----------</w:t>
+      </w:r>
+    </w:p>
+    <w:p>
+      <w:pPr>
+        <w:spacing w:before="0" w:after="0"/>
+        <w:jc w:val="both"/>
+      </w:pPr>
+      <w:r>
+        <w:rPr>
+          <w:b/>
+          <w:i w:val="0"/>
+        </w:rPr>
+        <w:t>Bước 4: Kết luận, nhận định</w:t>
+      </w:r>
+    </w:p>
+    <w:p>
+      <w:pPr>
+        <w:spacing w:before="0" w:after="0"/>
+        <w:jc w:val="both"/>
+      </w:pPr>
+      <w:r>
+        <w:rPr>
+          <w:b w:val="0"/>
+          <w:i w:val="0"/>
+        </w:rPr>
+        <w:t>- GV chốt ý 2 – 6 mục II và mục III.</w:t>
+      </w:r>
+    </w:p>
+    <w:p>
+      <w:pPr>
+        <w:spacing w:before="0" w:after="0"/>
+        <w:jc w:val="both"/>
+      </w:pPr>
+      <w:r>
+        <w:rPr>
+          <w:b/>
+          <w:i w:val="0"/>
+        </w:rPr>
+        <w:t>d.3. Nhiệm vụ 3: Tranh luận (câu hỏi 7 SGK)</w:t>
+      </w:r>
+    </w:p>
+    <w:p>
+      <w:pPr>
+        <w:spacing w:before="0" w:after="0"/>
+        <w:jc w:val="both"/>
+      </w:pPr>
+      <w:r>
+        <w:rPr>
+          <w:b/>
+          <w:i w:val="0"/>
+        </w:rPr>
+        <w:t>Bước 1: Giao nhiệm vụ học tập:</w:t>
+      </w:r>
+      <w:r>
+        <w:rPr>
+          <w:b w:val="0"/>
+          <w:i w:val="0"/>
+        </w:rPr>
+        <w:t xml:space="preserve"> GV nêu ý kiến từng phê phán hình tượng người lính “mộng”, “mơ”; HS chọn phe đồng tình/không đồng tình.</w:t>
+      </w:r>
+    </w:p>
+    <w:p>
+      <w:pPr>
+        <w:spacing w:before="0" w:after="0"/>
+        <w:jc w:val="both"/>
+      </w:pPr>
+      <w:r>
+        <w:rPr>
+          <w:b/>
+          <w:i w:val="0"/>
+        </w:rPr>
+        <w:t>Bước 2: Thực hiện nhiệm vụ:</w:t>
+      </w:r>
+      <w:r>
+        <w:rPr>
+          <w:b w:val="0"/>
+          <w:i w:val="0"/>
+        </w:rPr>
+        <w:t xml:space="preserve"> HS chuẩn bị lí lẽ, dẫn chứng 3 phút.</w:t>
+      </w:r>
+    </w:p>
+    <w:p>
+      <w:pPr>
+        <w:spacing w:before="0" w:after="0"/>
+        <w:jc w:val="both"/>
+      </w:pPr>
+      <w:r>
+        <w:rPr>
+          <w:b/>
+          <w:i w:val="0"/>
+        </w:rPr>
+        <w:t>Bước 3: Báo cáo, thảo luận:</w:t>
+      </w:r>
+      <w:r>
+        <w:rPr>
+          <w:b w:val="0"/>
+          <w:i w:val="0"/>
+        </w:rPr>
+        <w:t xml:space="preserve"> Đại diện hai phe tranh luận.</w:t>
+      </w:r>
+    </w:p>
+    <w:p>
+      <w:pPr>
+        <w:spacing w:before="0" w:after="0"/>
+        <w:jc w:val="both"/>
+      </w:pPr>
+      <w:r>
+        <w:rPr>
+          <w:b/>
+          <w:i w:val="0"/>
+        </w:rPr>
+        <w:t>Bước 4: Kết luận, nhận định:</w:t>
+      </w:r>
+      <w:r>
+        <w:rPr>
+          <w:b w:val="0"/>
+          <w:i w:val="0"/>
+        </w:rPr>
+        <w:t xml:space="preserve"> GV chốt: vẻ đẹp hào hoa, chân thực của người lính trí thức Hà Nội; tôn trọng các ý kiến khác nhau.</w:t>
+      </w:r>
+    </w:p>
+    <w:p>
+      <w:pPr>
+        <w:spacing w:before="0" w:after="0"/>
+        <w:jc w:val="both"/>
+      </w:pPr>
+      <w:r>
+        <w:rPr>
+          <w:b/>
+          <w:i w:val="0"/>
+        </w:rPr>
+        <w:t>3. Hoạt động 3: Luyện tập (Dự kiến thời gian: 10 phút)</w:t>
+      </w:r>
+    </w:p>
+    <w:p>
+      <w:pPr>
+        <w:spacing w:before="0" w:after="0"/>
+        <w:jc w:val="both"/>
+      </w:pPr>
+      <w:r>
+        <w:rPr>
+          <w:b/>
+          <w:i w:val="0"/>
+        </w:rPr>
+        <w:t>a) Mục tiêu:</w:t>
+      </w:r>
+      <w:r>
+        <w:rPr>
+          <w:b w:val="0"/>
+          <w:i w:val="0"/>
+        </w:rPr>
+        <w:t xml:space="preserve"> Củng cố kiến thức về Cảm hoài, Tây Tiến.</w:t>
+      </w:r>
+    </w:p>
+    <w:p>
+      <w:pPr>
+        <w:spacing w:before="0" w:after="0"/>
+        <w:jc w:val="both"/>
+      </w:pPr>
+      <w:r>
+        <w:rPr>
+          <w:b/>
+          <w:i w:val="0"/>
+        </w:rPr>
+        <w:t>b) Nội dung:</w:t>
+      </w:r>
+      <w:r>
+        <w:rPr>
+          <w:b w:val="0"/>
+          <w:i w:val="0"/>
+        </w:rPr>
+        <w:t xml:space="preserve"> HS làm bài củng cố trực tuyến.</w:t>
+      </w:r>
+    </w:p>
+    <w:p>
+      <w:pPr>
+        <w:spacing w:before="0" w:after="0"/>
+        <w:jc w:val="both"/>
+      </w:pPr>
+      <w:r>
+        <w:rPr>
+          <w:b/>
+          <w:i w:val="0"/>
+        </w:rPr>
+        <w:t>c) Sản phẩm:</w:t>
+      </w:r>
+      <w:r>
+        <w:rPr>
+          <w:b w:val="0"/>
+          <w:i w:val="0"/>
+        </w:rPr>
+        <w:t xml:space="preserve"> Kết quả bài làm trực tuyến của HS.</w:t>
+      </w:r>
+    </w:p>
+    <w:p>
+      <w:pPr>
+        <w:spacing w:before="0" w:after="0"/>
+        <w:jc w:val="both"/>
+      </w:pPr>
+      <w:r>
+        <w:rPr>
+          <w:b/>
+          <w:i w:val="0"/>
+        </w:rPr>
+        <w:t>d) Tổ chức thực hiện</w:t>
+      </w:r>
+    </w:p>
+    <w:p>
+      <w:pPr>
+        <w:spacing w:before="0" w:after="0"/>
+        <w:jc w:val="both"/>
+      </w:pPr>
+      <w:r>
+        <w:rPr>
+          <w:b/>
+          <w:i w:val="0"/>
+        </w:rPr>
+        <w:t>Bước 1: Giao nhiệm vụ học tập:</w:t>
+      </w:r>
+      <w:r>
+        <w:rPr>
+          <w:b w:val="0"/>
+          <w:i w:val="0"/>
+        </w:rPr>
+        <w:t xml:space="preserve"> GV chiếu mã QR; HS quét mã, làm bài trong 10 phút.</w:t>
       </w:r>
     </w:p>
     <w:p>
@@ -2285,8 +4280,256 @@
         <w:rPr>
           <w:b w:val="0"/>
           <w:i w:val="0"/>
-        </w:rPr>
-        <w:t>- HS làm bài cá nhân, trung thực; GV chữa câu nhiều HS sai.</w:t>
+          <w:color w:val="EE0000"/>
+        </w:rPr>
+        <w:t>[5.2.NC1b; 2.5.NC1a: HS sử dụng hệ thống luyện tập trực tuyến để củng cố bài học, nhận phản hồi, tự đánh giá; làm bài trung thực, bảo mật thông tin cá nhân.]</w:t>
+      </w:r>
+    </w:p>
+    <w:p>
+      <w:pPr>
+        <w:spacing w:before="0" w:after="0"/>
+        <w:jc w:val="both"/>
+      </w:pPr>
+      <w:r>
+        <w:rPr>
+          <w:b/>
+          <w:i w:val="0"/>
+        </w:rPr>
+        <w:t>Bước 2: Thực hiện nhiệm vụ:</w:t>
+      </w:r>
+      <w:r>
+        <w:rPr>
+          <w:b w:val="0"/>
+          <w:i w:val="0"/>
+        </w:rPr>
+        <w:t xml:space="preserve"> HS làm bài cá nhân, trung thực.</w:t>
+      </w:r>
+    </w:p>
+    <w:p>
+      <w:pPr>
+        <w:spacing w:before="0" w:after="0"/>
+        <w:jc w:val="both"/>
+      </w:pPr>
+      <w:r>
+        <w:rPr>
+          <w:b/>
+          <w:i w:val="0"/>
+        </w:rPr>
+        <w:t>Bước 3: Báo cáo, thảo luận:</w:t>
+      </w:r>
+      <w:r>
+        <w:rPr>
+          <w:b w:val="0"/>
+          <w:i w:val="0"/>
+        </w:rPr>
+        <w:t xml:space="preserve"> GV xem kết quả, nêu câu nhiều HS sai.</w:t>
+      </w:r>
+    </w:p>
+    <w:p>
+      <w:pPr>
+        <w:spacing w:before="0" w:after="0"/>
+        <w:jc w:val="both"/>
+      </w:pPr>
+      <w:r>
+        <w:rPr>
+          <w:b/>
+          <w:i w:val="0"/>
+        </w:rPr>
+        <w:t>Bước 4: Kết luận, nhận định:</w:t>
+      </w:r>
+      <w:r>
+        <w:rPr>
+          <w:b w:val="0"/>
+          <w:i w:val="0"/>
+        </w:rPr>
+        <w:t xml:space="preserve"> GV chữa, nhận xét.</w:t>
+      </w:r>
+    </w:p>
+    <w:p>
+      <w:pPr>
+        <w:spacing w:before="0" w:after="0"/>
+        <w:jc w:val="both"/>
+      </w:pPr>
+      <w:r>
+        <w:rPr>
+          <w:b/>
+          <w:i w:val="0"/>
+        </w:rPr>
+        <w:t>4. Hoạt động 4: Vận dụng (Kết nối đọc – viết)</w:t>
+      </w:r>
+    </w:p>
+    <w:p>
+      <w:pPr>
+        <w:spacing w:before="0" w:after="0"/>
+        <w:jc w:val="both"/>
+      </w:pPr>
+      <w:r>
+        <w:rPr>
+          <w:b/>
+          <w:i w:val="0"/>
+        </w:rPr>
+        <w:t>a) Mục tiêu:</w:t>
+      </w:r>
+      <w:r>
+        <w:rPr>
+          <w:b w:val="0"/>
+          <w:i w:val="0"/>
+        </w:rPr>
+        <w:t xml:space="preserve"> Vận dụng hiểu biết về bài thơ để viết đoạn văn.</w:t>
+      </w:r>
+    </w:p>
+    <w:p>
+      <w:pPr>
+        <w:spacing w:before="0" w:after="0"/>
+        <w:jc w:val="both"/>
+      </w:pPr>
+      <w:r>
+        <w:rPr>
+          <w:b/>
+          <w:i w:val="0"/>
+        </w:rPr>
+        <w:t>b) Nội dung:</w:t>
+      </w:r>
+      <w:r>
+        <w:rPr>
+          <w:b w:val="0"/>
+          <w:i w:val="0"/>
+        </w:rPr>
+        <w:t xml:space="preserve"> Viết đoạn văn (khoảng 150 chữ) trình bày cảm nhận của bạn về một nét đẹp của hình tượng người lính Tây Tiến.</w:t>
+      </w:r>
+    </w:p>
+    <w:p>
+      <w:pPr>
+        <w:spacing w:before="0" w:after="0"/>
+        <w:jc w:val="both"/>
+      </w:pPr>
+      <w:r>
+        <w:rPr>
+          <w:b/>
+          <w:i w:val="0"/>
+        </w:rPr>
+        <w:t>c) Sản phẩm:</w:t>
+      </w:r>
+      <w:r>
+        <w:rPr>
+          <w:b w:val="0"/>
+          <w:i w:val="0"/>
+        </w:rPr>
+        <w:t xml:space="preserve"> Đoạn văn của HS.</w:t>
+      </w:r>
+    </w:p>
+    <w:p>
+      <w:pPr>
+        <w:spacing w:before="0" w:after="0"/>
+        <w:jc w:val="both"/>
+      </w:pPr>
+      <w:r>
+        <w:rPr>
+          <w:b/>
+          <w:i w:val="0"/>
+        </w:rPr>
+        <w:t>d) Tổ chức thực hiện</w:t>
+      </w:r>
+    </w:p>
+    <w:p>
+      <w:pPr>
+        <w:spacing w:before="0" w:after="0"/>
+        <w:jc w:val="both"/>
+      </w:pPr>
+      <w:r>
+        <w:rPr>
+          <w:b/>
+          <w:i w:val="0"/>
+        </w:rPr>
+        <w:t>Bước 1: Giao nhiệm vụ học tập:</w:t>
+      </w:r>
+      <w:r>
+        <w:rPr>
+          <w:b w:val="0"/>
+          <w:i w:val="0"/>
+        </w:rPr>
+        <w:t xml:space="preserve"> GV gợi ý: vẻ đẹp hào hùng, hào hoa, bi tráng.</w:t>
+      </w:r>
+    </w:p>
+    <w:p>
+      <w:pPr>
+        <w:spacing w:before="0" w:after="0"/>
+        <w:jc w:val="both"/>
+      </w:pPr>
+      <w:r>
+        <w:rPr>
+          <w:b/>
+          <w:i w:val="0"/>
+        </w:rPr>
+        <w:t>Bước 2: Thực hiện nhiệm vụ:</w:t>
+      </w:r>
+      <w:r>
+        <w:rPr>
+          <w:b w:val="0"/>
+          <w:i w:val="0"/>
+        </w:rPr>
+        <w:t xml:space="preserve"> HS viết ở nhà.</w:t>
+      </w:r>
+    </w:p>
+    <w:p>
+      <w:pPr>
+        <w:spacing w:before="0" w:after="0"/>
+        <w:jc w:val="both"/>
+      </w:pPr>
+      <w:r>
+        <w:rPr>
+          <w:b/>
+          <w:i w:val="0"/>
+        </w:rPr>
+        <w:t>Bước 3: Báo cáo, thảo luận:</w:t>
+      </w:r>
+      <w:r>
+        <w:rPr>
+          <w:b w:val="0"/>
+          <w:i w:val="0"/>
+        </w:rPr>
+        <w:t xml:space="preserve"> </w:t>
+      </w:r>
+      <w:r>
+        <w:rPr>
+          <w:b w:val="0"/>
+          <w:i w:val="0"/>
+          <w:color w:val="EE0000"/>
+        </w:rPr>
+        <w:t>HS nộp bài qua Google Classroom của lớp.</w:t>
+      </w:r>
+    </w:p>
+    <w:p>
+      <w:pPr>
+        <w:spacing w:before="0" w:after="0"/>
+        <w:jc w:val="both"/>
+      </w:pPr>
+      <w:r>
+        <w:rPr>
+          <w:b/>
+          <w:i w:val="0"/>
+        </w:rPr>
+        <w:t>Bước 4: Kết luận, nhận định:</w:t>
+      </w:r>
+      <w:r>
+        <w:rPr>
+          <w:b w:val="0"/>
+          <w:i w:val="0"/>
+        </w:rPr>
+        <w:t xml:space="preserve"> GV nhận xét theo bảng kiểm (Phụ lục).</w:t>
+      </w:r>
+    </w:p>
+    <w:p>
+      <w:pPr>
+        <w:spacing w:before="80" w:after="80"/>
+        <w:jc w:val="center"/>
+      </w:pPr>
+      <w:r>
+        <w:rPr>
+          <w:b/>
+          <w:i w:val="0"/>
+        </w:rPr>
+        <w:t>----------HẾT TIẾT 16 CHUYỂN SANG TIẾT 17----------</w:t>
       </w:r>
     </w:p>
     <w:p>
@@ -2299,33 +4542,7 @@
           <w:b/>
           <w:i w:val="0"/>
         </w:rPr>
-        <w:t>4. Hoạt động 4: Vận dụng (làm ở nhà)</w:t>
-      </w:r>
-    </w:p>
-    <w:p>
-      <w:pPr>
-        <w:spacing w:before="0" w:after="0"/>
-        <w:jc w:val="both"/>
-      </w:pPr>
-      <w:r>
-        <w:rPr>
-          <w:b w:val="0"/>
-          <w:i w:val="0"/>
-        </w:rPr>
-        <w:t>- Kết nối đọc – viết: Viết đoạn văn (khoảng 150 chữ) trình bày cảm nhận của bạn về một nét đẹp của hình tượng người lính Tây Tiến.</w:t>
-      </w:r>
-    </w:p>
-    <w:p>
-      <w:pPr>
-        <w:spacing w:before="80" w:after="80"/>
-        <w:jc w:val="center"/>
-      </w:pPr>
-      <w:r>
-        <w:rPr>
-          <w:b/>
-          <w:i w:val="0"/>
-        </w:rPr>
-        <w:t>HẾT TIẾT 16 CHUYỂN SANG TIẾT 17</w:t>
+        <w:t>VĂN BẢN 3:</w:t>
       </w:r>
     </w:p>
     <w:p>
@@ -2338,7 +4555,7 @@
           <w:b/>
           <w:i w:val="0"/>
         </w:rPr>
-        <w:t>VĂN BẢN 3: ĐÀN GHI TA CỦA LOR-CA</w:t>
+        <w:t>ĐÀN GHI TA CỦA LOR-CA</w:t>
       </w:r>
     </w:p>
     <w:p>
@@ -2351,7 +4568,7 @@
           <w:b/>
           <w:i w:val="0"/>
         </w:rPr>
-        <w:t>– Thanh Thảo –</w:t>
+        <w:t>(Thanh Thảo)</w:t>
       </w:r>
     </w:p>
     <w:p>
@@ -2369,120 +4586,365 @@
     </w:p>
     <w:p>
       <w:pPr>
-        <w:spacing w:before="80" w:after="0"/>
-        <w:jc w:val="center"/>
-      </w:pPr>
-      <w:r>
-        <w:rPr>
-          <w:b/>
-          <w:i w:val="0"/>
-        </w:rPr>
-        <w:t>1. Hoạt động 1: Mở đầu (5 phút)</w:t>
-      </w:r>
-    </w:p>
-    <w:p>
-      <w:pPr>
-        <w:spacing w:before="0" w:after="0"/>
-        <w:jc w:val="both"/>
-      </w:pPr>
-      <w:r>
-        <w:rPr>
-          <w:b w:val="0"/>
-          <w:i/>
-        </w:rPr>
-        <w:t>- GV hỏi (SGK tr.48): Theo bạn, sứ mệnh cao cả của người nghệ sĩ là gì? Dẫn một câu thơ, câu văn hoặc danh ngôn nói về điều này. Bạn biết gì về đất nước Tây Ban Nha?</w:t>
-      </w:r>
-    </w:p>
-    <w:p>
-      <w:pPr>
-        <w:spacing w:before="0" w:after="0"/>
-        <w:jc w:val="both"/>
-      </w:pPr>
-      <w:r>
-        <w:rPr>
-          <w:b w:val="0"/>
-          <w:i w:val="0"/>
-        </w:rPr>
-        <w:t>- GV cho nghe một đoạn nhạc ghi ta Tây Ban Nha; dẫn vào bài.</w:t>
-      </w:r>
-    </w:p>
-    <w:p>
-      <w:pPr>
-        <w:spacing w:before="80" w:after="0"/>
-        <w:jc w:val="center"/>
-      </w:pPr>
-      <w:r>
-        <w:rPr>
-          <w:b/>
-          <w:i w:val="0"/>
-        </w:rPr>
-        <w:t>2. Hoạt động 2: Hình thành kiến thức mới</w:t>
-      </w:r>
-    </w:p>
-    <w:p>
-      <w:pPr>
-        <w:spacing w:before="0" w:after="0"/>
-        <w:jc w:val="both"/>
-      </w:pPr>
-      <w:r>
-        <w:rPr>
-          <w:b/>
-          <w:i/>
+        <w:spacing w:before="0" w:after="0"/>
+        <w:jc w:val="both"/>
+      </w:pPr>
+      <w:r>
+        <w:rPr>
+          <w:b/>
+          <w:i w:val="0"/>
+        </w:rPr>
+        <w:t>1. Hoạt động 1: Mở đầu (Dự kiến thời gian: 5 phút)</w:t>
+      </w:r>
+    </w:p>
+    <w:p>
+      <w:pPr>
+        <w:spacing w:before="0" w:after="0"/>
+        <w:jc w:val="both"/>
+      </w:pPr>
+      <w:r>
+        <w:rPr>
+          <w:b/>
+          <w:i w:val="0"/>
         </w:rPr>
         <w:t>a) Mục tiêu:</w:t>
       </w:r>
-    </w:p>
-    <w:p>
-      <w:pPr>
-        <w:spacing w:before="0" w:after="0"/>
-        <w:jc w:val="both"/>
-      </w:pPr>
-      <w:r>
-        <w:rPr>
-          <w:b w:val="0"/>
-          <w:i w:val="0"/>
-        </w:rPr>
-        <w:t>- Xác định mạch cảm xúc, nhạc tính; phân tích hình tượng Lor-ca, biện pháp tu từ miêu tả tiếng đàn, hình ảnh biểu tượng, cái chết và sự bất tử; yếu tố tượng trưng, siêu thực; sức mạnh của nghệ thuật.</w:t>
-      </w:r>
-    </w:p>
-    <w:p>
-      <w:pPr>
-        <w:spacing w:before="0" w:after="0"/>
-        <w:jc w:val="both"/>
-      </w:pPr>
-      <w:r>
-        <w:rPr>
-          <w:b/>
-          <w:i/>
-        </w:rPr>
-        <w:t xml:space="preserve">b) Nội dung: </w:t>
-      </w:r>
-      <w:r>
-        <w:rPr>
-          <w:b w:val="0"/>
-          <w:i w:val="0"/>
-        </w:rPr>
-        <w:t>HS đọc SGK tr.48 – 50, trả lời 7 câu hỏi SGK tr.50.</w:t>
-      </w:r>
-    </w:p>
-    <w:p>
-      <w:pPr>
-        <w:spacing w:before="0" w:after="0"/>
-        <w:jc w:val="both"/>
-      </w:pPr>
-      <w:r>
-        <w:rPr>
-          <w:b/>
-          <w:i/>
-        </w:rPr>
-        <w:t xml:space="preserve">c) Sản phẩm: </w:t>
-      </w:r>
-      <w:r>
-        <w:rPr>
-          <w:b w:val="0"/>
-          <w:i w:val="0"/>
-        </w:rPr>
-        <w:t>Phiếu học tập, câu trả lời; nội dung chốt:</w:t>
+      <w:r>
+        <w:rPr>
+          <w:b w:val="0"/>
+          <w:i w:val="0"/>
+        </w:rPr>
+        <w:t xml:space="preserve"> Tạo hứng thú, kết nối hiểu biết của HS về sứ mệnh người nghệ sĩ và đất nước Tây Ban Nha.</w:t>
+      </w:r>
+    </w:p>
+    <w:p>
+      <w:pPr>
+        <w:spacing w:before="0" w:after="0"/>
+        <w:jc w:val="both"/>
+      </w:pPr>
+      <w:r>
+        <w:rPr>
+          <w:b/>
+          <w:i w:val="0"/>
+        </w:rPr>
+        <w:t>b) Nội dung:</w:t>
+      </w:r>
+      <w:r>
+        <w:rPr>
+          <w:b w:val="0"/>
+          <w:i w:val="0"/>
+        </w:rPr>
+        <w:t xml:space="preserve"> Câu hỏi Trước khi đọc (SGK tr.48); một đoạn nhạc ghi ta Tây Ban Nha.</w:t>
+      </w:r>
+    </w:p>
+    <w:p>
+      <w:pPr>
+        <w:spacing w:before="0" w:after="0"/>
+        <w:jc w:val="both"/>
+      </w:pPr>
+      <w:r>
+        <w:rPr>
+          <w:b/>
+          <w:i w:val="0"/>
+        </w:rPr>
+        <w:t>c) Sản phẩm:</w:t>
+      </w:r>
+      <w:r>
+        <w:rPr>
+          <w:b w:val="0"/>
+          <w:i w:val="0"/>
+        </w:rPr>
+        <w:t xml:space="preserve"> Câu trả lời, chia sẻ của HS.</w:t>
+      </w:r>
+    </w:p>
+    <w:p>
+      <w:pPr>
+        <w:spacing w:before="0" w:after="0"/>
+        <w:jc w:val="both"/>
+      </w:pPr>
+      <w:r>
+        <w:rPr>
+          <w:b/>
+          <w:i w:val="0"/>
+        </w:rPr>
+        <w:t>d) Tổ chức thực hiện</w:t>
+      </w:r>
+    </w:p>
+    <w:p>
+      <w:pPr>
+        <w:spacing w:before="0" w:after="0"/>
+        <w:jc w:val="both"/>
+      </w:pPr>
+      <w:r>
+        <w:rPr>
+          <w:b/>
+          <w:i w:val="0"/>
+        </w:rPr>
+        <w:t>Bước 1: Giao nhiệm vụ học tập</w:t>
+      </w:r>
+    </w:p>
+    <w:p>
+      <w:pPr>
+        <w:spacing w:before="0" w:after="0"/>
+        <w:jc w:val="both"/>
+      </w:pPr>
+      <w:r>
+        <w:rPr>
+          <w:b w:val="0"/>
+          <w:i w:val="0"/>
+        </w:rPr>
+        <w:t>- GV hỏi: Theo bạn, sứ mệnh cao cả của người nghệ sĩ là gì? Dẫn một câu thơ, câu văn hoặc danh ngôn nói về điều này. Bạn biết gì về đất nước Tây Ban Nha?</w:t>
+      </w:r>
+    </w:p>
+    <w:p>
+      <w:pPr>
+        <w:spacing w:before="0" w:after="0"/>
+        <w:jc w:val="both"/>
+      </w:pPr>
+      <w:r>
+        <w:rPr>
+          <w:b w:val="0"/>
+          <w:i w:val="0"/>
+          <w:color w:val="EE0000"/>
+        </w:rPr>
+        <w:t>- GV cho HS nghe một đoạn nhạc ghi ta Tây Ban Nha trên thiết bị số.</w:t>
+      </w:r>
+    </w:p>
+    <w:p>
+      <w:pPr>
+        <w:spacing w:before="0" w:after="0"/>
+        <w:jc w:val="both"/>
+      </w:pPr>
+      <w:r>
+        <w:rPr>
+          <w:b/>
+          <w:i w:val="0"/>
+        </w:rPr>
+        <w:t>Bước 2: Thực hiện nhiệm vụ</w:t>
+      </w:r>
+    </w:p>
+    <w:p>
+      <w:pPr>
+        <w:spacing w:before="0" w:after="0"/>
+        <w:jc w:val="both"/>
+      </w:pPr>
+      <w:r>
+        <w:rPr>
+          <w:b w:val="0"/>
+          <w:i w:val="0"/>
+        </w:rPr>
+        <w:t>HS lắng nghe, suy nghĩ.</w:t>
+      </w:r>
+    </w:p>
+    <w:p>
+      <w:pPr>
+        <w:spacing w:before="0" w:after="0"/>
+        <w:jc w:val="both"/>
+      </w:pPr>
+      <w:r>
+        <w:rPr>
+          <w:b/>
+          <w:i w:val="0"/>
+        </w:rPr>
+        <w:t>Bước 3: Báo cáo, thảo luận</w:t>
+      </w:r>
+    </w:p>
+    <w:p>
+      <w:pPr>
+        <w:spacing w:before="0" w:after="0"/>
+        <w:jc w:val="both"/>
+      </w:pPr>
+      <w:r>
+        <w:rPr>
+          <w:b w:val="0"/>
+          <w:i w:val="0"/>
+        </w:rPr>
+        <w:t>- 2 – 3 HS chia sẻ.</w:t>
+      </w:r>
+    </w:p>
+    <w:p>
+      <w:pPr>
+        <w:spacing w:before="0" w:after="0"/>
+        <w:jc w:val="both"/>
+      </w:pPr>
+      <w:r>
+        <w:rPr>
+          <w:b/>
+          <w:i w:val="0"/>
+        </w:rPr>
+        <w:t>Bước 4: Kết luận, nhận định</w:t>
+      </w:r>
+    </w:p>
+    <w:p>
+      <w:pPr>
+        <w:spacing w:before="0" w:after="0"/>
+        <w:jc w:val="both"/>
+      </w:pPr>
+      <w:r>
+        <w:rPr>
+          <w:b w:val="0"/>
+          <w:i w:val="0"/>
+        </w:rPr>
+        <w:t>- GV dẫn vào bài về Lor-ca và bài thơ của Thanh Thảo.</w:t>
+      </w:r>
+    </w:p>
+    <w:p>
+      <w:pPr>
+        <w:spacing w:before="0" w:after="0"/>
+        <w:jc w:val="both"/>
+      </w:pPr>
+      <w:r>
+        <w:rPr>
+          <w:b/>
+          <w:i w:val="0"/>
+        </w:rPr>
+        <w:t>2. Hoạt động 2: Hình thành kiến thức mới (Dự kiến thời gian: 70 phút)</w:t>
+      </w:r>
+    </w:p>
+    <w:p>
+      <w:pPr>
+        <w:spacing w:before="0" w:after="0"/>
+        <w:jc w:val="both"/>
+      </w:pPr>
+      <w:r>
+        <w:rPr>
+          <w:b/>
+          <w:i w:val="0"/>
+        </w:rPr>
+        <w:t>a) Mục tiêu:</w:t>
+      </w:r>
+    </w:p>
+    <w:p>
+      <w:pPr>
+        <w:spacing w:before="0" w:after="0"/>
+        <w:jc w:val="both"/>
+      </w:pPr>
+      <w:r>
+        <w:rPr>
+          <w:b w:val="0"/>
+          <w:i w:val="0"/>
+        </w:rPr>
+        <w:t>- Xác định mạch cảm xúc, nhạc tính; phân tích hình tượng Lor-ca, biện pháp tu từ miêu tả tiếng đàn, hình ảnh biểu tượng, cái chết và sự bất tử.</w:t>
+      </w:r>
+    </w:p>
+    <w:p>
+      <w:pPr>
+        <w:spacing w:before="0" w:after="0"/>
+        <w:jc w:val="both"/>
+      </w:pPr>
+      <w:r>
+        <w:rPr>
+          <w:b w:val="0"/>
+          <w:i w:val="0"/>
+        </w:rPr>
+        <w:t>- Nhận biết yếu tố tượng trưng, siêu thực; sức mạnh của nghệ thuật.</w:t>
+      </w:r>
+    </w:p>
+    <w:p>
+      <w:pPr>
+        <w:spacing w:before="0" w:after="0"/>
+        <w:jc w:val="both"/>
+      </w:pPr>
+      <w:r>
+        <w:rPr>
+          <w:b/>
+          <w:i w:val="0"/>
+        </w:rPr>
+        <w:t>b) Nội dung:</w:t>
+      </w:r>
+    </w:p>
+    <w:p>
+      <w:pPr>
+        <w:spacing w:before="0" w:after="0"/>
+        <w:jc w:val="both"/>
+      </w:pPr>
+      <w:r>
+        <w:rPr>
+          <w:b/>
+          <w:i w:val="0"/>
+        </w:rPr>
+        <w:t>b.1.</w:t>
+      </w:r>
+      <w:r>
+        <w:rPr>
+          <w:b w:val="0"/>
+          <w:i w:val="0"/>
+        </w:rPr>
+        <w:t xml:space="preserve"> Tìm hiểu chung: tác giả, Lor-ca, đề từ.</w:t>
+      </w:r>
+    </w:p>
+    <w:p>
+      <w:pPr>
+        <w:spacing w:before="0" w:after="0"/>
+        <w:jc w:val="both"/>
+      </w:pPr>
+      <w:r>
+        <w:rPr>
+          <w:b/>
+          <w:i w:val="0"/>
+        </w:rPr>
+        <w:t>b.2.</w:t>
+      </w:r>
+      <w:r>
+        <w:rPr>
+          <w:b w:val="0"/>
+          <w:i w:val="0"/>
+        </w:rPr>
+        <w:t xml:space="preserve"> Khám phá văn bản: HS đọc SGK tr.48 – 50, trả lời 7 câu hỏi SGK tr.50.</w:t>
+      </w:r>
+    </w:p>
+    <w:p>
+      <w:pPr>
+        <w:spacing w:before="0" w:after="0"/>
+        <w:jc w:val="both"/>
+      </w:pPr>
+      <w:r>
+        <w:rPr>
+          <w:b/>
+          <w:i w:val="0"/>
+        </w:rPr>
+        <w:t>b.3.</w:t>
+      </w:r>
+      <w:r>
+        <w:rPr>
+          <w:b w:val="0"/>
+          <w:i w:val="0"/>
+        </w:rPr>
+        <w:t xml:space="preserve"> Tổng kết.</w:t>
+      </w:r>
+    </w:p>
+    <w:p>
+      <w:pPr>
+        <w:spacing w:before="0" w:after="0"/>
+        <w:jc w:val="both"/>
+      </w:pPr>
+      <w:r>
+        <w:rPr>
+          <w:b/>
+          <w:i w:val="0"/>
+        </w:rPr>
+        <w:t>c) Sản phẩm:</w:t>
+      </w:r>
+      <w:r>
+        <w:rPr>
+          <w:b w:val="0"/>
+          <w:i w:val="0"/>
+        </w:rPr>
+        <w:t xml:space="preserve"> Là những chia sẻ </w:t>
+      </w:r>
+      <w:r>
+        <w:rPr>
+          <w:b/>
+          <w:i w:val="0"/>
+        </w:rPr>
+        <w:t>các kết quả đọc</w:t>
+      </w:r>
+      <w:r>
+        <w:rPr>
+          <w:b w:val="0"/>
+          <w:i w:val="0"/>
+        </w:rPr>
+        <w:t xml:space="preserve"> của cá nhân/đại diện nhóm, phiếu học tập; nội dung chốt:</w:t>
       </w:r>
     </w:p>
     <w:tbl>
@@ -2520,23 +4982,37 @@
             </w:pPr>
             <w:r>
               <w:rPr>
+                <w:b/>
+                <w:i w:val="0"/>
+              </w:rPr>
+              <w:t>1. Tác giả:</w:t>
+            </w:r>
+            <w:r>
+              <w:rPr>
                 <w:b w:val="0"/>
                 <w:i w:val="0"/>
               </w:rPr>
-              <w:t>- Thanh Thảo (Hồ Thành Công, sinh năm 1946, quê Quảng Ngãi); thơ giàu suy tư, nỗ lực cách tân, câu thơ tự do, liên tưởng phóng khoáng. Bài thơ rút từ tập Khối vuông ru-bích (1985).</w:t>
-            </w:r>
-          </w:p>
-          <w:p>
-            <w:pPr>
-              <w:spacing w:before="0" w:after="0"/>
-              <w:jc w:val="both"/>
-            </w:pPr>
+              <w:t xml:space="preserve"> Thanh Thảo (Hồ Thành Công, sinh năm 1946, quê Quảng Ngãi); thơ giàu suy tư, nỗ lực cách tân, câu thơ tự do, liên tưởng phóng khoáng. Bài thơ rút từ tập Khối vuông ru-bích (1985).</w:t>
+            </w:r>
+          </w:p>
+          <w:p>
+            <w:pPr>
+              <w:spacing w:before="0" w:after="0"/>
+              <w:jc w:val="both"/>
+            </w:pPr>
+            <w:r>
+              <w:rPr>
+                <w:b/>
+                <w:i w:val="0"/>
+              </w:rPr>
+              <w:t>2. Lor-ca (1898 – 1936):</w:t>
+            </w:r>
             <w:r>
               <w:rPr>
                 <w:b w:val="0"/>
                 <w:i w:val="0"/>
               </w:rPr>
-              <w:t>- Lor-ca (1898 – 1936): nghệ sĩ Tây Ban Nha đa tài, chống chế độ độc tài Phrăng-cô, bị sát hại năm 1936; thơ là biểu tượng của tự do và cái đẹp. Đề từ: “Khi tôi chết hãy chôn tôi với cây đàn”.</w:t>
+              <w:t xml:space="preserve"> nghệ sĩ Tây Ban Nha đa tài, chống chế độ độc tài Phrăng-cô, bị sát hại năm 1936; thơ là biểu tượng của tự do và cái đẹp. Đề từ: “Khi tôi chết hãy chôn tôi với cây đàn”.</w:t>
             </w:r>
           </w:p>
           <w:p>
@@ -2559,75 +5035,117 @@
             </w:pPr>
             <w:r>
               <w:rPr>
+                <w:b/>
+                <w:i w:val="0"/>
+              </w:rPr>
+              <w:t>1. Mạch cảm xúc (câu hỏi 1):</w:t>
+            </w:r>
+            <w:r>
+              <w:rPr>
                 <w:b w:val="0"/>
                 <w:i w:val="0"/>
               </w:rPr>
-              <w:t>- Mạch cảm xúc: hình tượng Lor-ca – nghệ sĩ tự do, lãng du → cái chết bi thảm → sự bất tử của tiếng đàn → lời tiễn biệt.</w:t>
-            </w:r>
-          </w:p>
-          <w:p>
-            <w:pPr>
-              <w:spacing w:before="0" w:after="0"/>
-              <w:jc w:val="both"/>
-            </w:pPr>
+              <w:t xml:space="preserve"> hình tượng Lor-ca – nghệ sĩ tự do, lãng du → cái chết bi thảm → sự bất tử của tiếng đàn → lời tiễn biệt.</w:t>
+            </w:r>
+          </w:p>
+          <w:p>
+            <w:pPr>
+              <w:spacing w:before="0" w:after="0"/>
+              <w:jc w:val="both"/>
+            </w:pPr>
+            <w:r>
+              <w:rPr>
+                <w:b/>
+                <w:i w:val="0"/>
+              </w:rPr>
+              <w:t>2. Nhạc tính (câu hỏi 2):</w:t>
+            </w:r>
             <w:r>
               <w:rPr>
                 <w:b w:val="0"/>
                 <w:i w:val="0"/>
               </w:rPr>
-              <w:t>- Nhạc tính: thơ tự do, không viết hoa đầu dòng, không dấu câu; điệp ngữ “tiếng ghi ta”; âm thanh “li-la li-la li-la” → âm hưởng như bản nhạc ghi ta, giọng điệu vừa say mê vừa xót thương.</w:t>
-            </w:r>
-          </w:p>
-          <w:p>
-            <w:pPr>
-              <w:spacing w:before="0" w:after="0"/>
-              <w:jc w:val="both"/>
-            </w:pPr>
+              <w:t xml:space="preserve"> thơ tự do, không viết hoa đầu dòng, không dấu câu; điệp ngữ “tiếng ghi ta”; âm thanh “li-la li-la li-la” → âm hưởng như bản nhạc ghi ta, giọng điệu vừa say mê vừa xót thương.</w:t>
+            </w:r>
+          </w:p>
+          <w:p>
+            <w:pPr>
+              <w:spacing w:before="0" w:after="0"/>
+              <w:jc w:val="both"/>
+            </w:pPr>
+            <w:r>
+              <w:rPr>
+                <w:b/>
+                <w:i w:val="0"/>
+              </w:rPr>
+              <w:t>3. Hai đoạn đầu (câu hỏi 3):</w:t>
+            </w:r>
             <w:r>
               <w:rPr>
                 <w:b w:val="0"/>
                 <w:i w:val="0"/>
               </w:rPr>
-              <w:t>- Hai đoạn đầu: Lor-ca “áo choàng đỏ gắt”, “đi lang thang về miền đơn độc”, “với vầng trăng chếnh choáng / trên yên ngựa mỏi mòn” – nghệ sĩ tự do, cô đơn, khát khao cách tân; “áo choàng bê bết đỏ”, “Lor-ca bị điệu về bãi bắn” – cái chết oan khuất; gắn bó với Tây Ban Nha “hát nghêu ngao”.</w:t>
-            </w:r>
-          </w:p>
-          <w:p>
-            <w:pPr>
-              <w:spacing w:before="0" w:after="0"/>
-              <w:jc w:val="both"/>
-            </w:pPr>
+              <w:t xml:space="preserve"> Lor-ca “áo choàng đỏ gắt”, “đi lang thang về miền đơn độc”, “với vầng trăng chếnh choáng / trên yên ngựa mỏi mòn” – nghệ sĩ tự do, cô đơn, khát khao cách tân; “áo choàng bê bết đỏ”, “Lor-ca bị điệu về bãi bắn” – cái chết oan khuất.</w:t>
+            </w:r>
+          </w:p>
+          <w:p>
+            <w:pPr>
+              <w:spacing w:before="0" w:after="0"/>
+              <w:jc w:val="both"/>
+            </w:pPr>
+            <w:r>
+              <w:rPr>
+                <w:b/>
+                <w:i w:val="0"/>
+              </w:rPr>
+              <w:t>4. Tiếng đàn (câu hỏi 4):</w:t>
+            </w:r>
             <w:r>
               <w:rPr>
                 <w:b w:val="0"/>
                 <w:i w:val="0"/>
               </w:rPr>
-              <w:t>- Đoạn 3 – 4: tiếng đàn có màu, hình (nâu, lá xanh, tròn bọt nước vỡ tan, ròng ròng máu chảy) – chuyển đổi cảm giác, điệp ngữ; “không ai chôn cất tiếng đàn / tiếng đàn như cỏ mọc hoang” – sự bất tử của nghệ thuật; “giọt nước mắt vầng trăng / long lanh trong đáy giếng”.</w:t>
-            </w:r>
-          </w:p>
-          <w:p>
-            <w:pPr>
-              <w:spacing w:before="0" w:after="0"/>
-              <w:jc w:val="both"/>
-            </w:pPr>
+              <w:t xml:space="preserve"> có màu, hình (nâu, lá xanh, tròn bọt nước vỡ tan, ròng ròng máu chảy) – chuyển đổi cảm giác, điệp ngữ; “không ai chôn cất tiếng đàn / tiếng đàn như cỏ mọc hoang” – sự bất tử của nghệ thuật; “giọt nước mắt vầng trăng / long lanh trong đáy giếng”.</w:t>
+            </w:r>
+          </w:p>
+          <w:p>
+            <w:pPr>
+              <w:spacing w:before="0" w:after="0"/>
+              <w:jc w:val="both"/>
+            </w:pPr>
+            <w:r>
+              <w:rPr>
+                <w:b/>
+                <w:i w:val="0"/>
+              </w:rPr>
+              <w:t>5. Hai đoạn cuối (câu hỏi 5):</w:t>
+            </w:r>
             <w:r>
               <w:rPr>
                 <w:b w:val="0"/>
                 <w:i w:val="0"/>
               </w:rPr>
-              <w:t>- Hai đoạn cuối: “đường chỉ tay đã đứt”, “Lor-ca bơi sang ngang trên chiếc ghi ta màu bạc”, “chàng ném lá bùa… ném trái tim mình vào lặng yên bất chợt” – đan xen thực – ảo về cái chết và sự giải thoát; dòng kết “li-la li-la li-la…” như tiếng đàn tiễn biệt.</w:t>
-            </w:r>
-          </w:p>
-          <w:p>
-            <w:pPr>
-              <w:spacing w:before="0" w:after="0"/>
-              <w:jc w:val="both"/>
-            </w:pPr>
+              <w:t xml:space="preserve"> “đường chỉ tay đã đứt”, “Lor-ca bơi sang ngang trên chiếc ghi ta màu bạc”, “chàng ném lá bùa… ném trái tim mình vào lặng yên bất chợt” – đan xen thực – ảo về cái chết và sự giải thoát; dòng kết “li-la li-la li-la…” như tiếng đàn tiễn biệt.</w:t>
+            </w:r>
+          </w:p>
+          <w:p>
+            <w:pPr>
+              <w:spacing w:before="0" w:after="0"/>
+              <w:jc w:val="both"/>
+            </w:pPr>
+            <w:r>
+              <w:rPr>
+                <w:b/>
+                <w:i w:val="0"/>
+              </w:rPr>
+              <w:t>6. Yếu tố tượng trưng, siêu thực (câu hỏi 6):</w:t>
+            </w:r>
             <w:r>
               <w:rPr>
                 <w:b w:val="0"/>
                 <w:i w:val="0"/>
               </w:rPr>
-              <w:t>- Yếu tố tượng trưng, siêu thực: hình ảnh kì lạ, logic khác thường, hoà trộn giác quan – mở ra nhiều tầng nghĩa về nghệ thuật, tự do, cái chết và sự bất tử.</w:t>
+              <w:t xml:space="preserve"> hình ảnh kì lạ, logic khác thường, hoà trộn giác quan – mở ra nhiều tầng nghĩa về nghệ thuật, tự do, cái chết và sự bất tử.</w:t>
             </w:r>
           </w:p>
           <w:p>
@@ -2640,6 +5158,26 @@
                 <w:b/>
                 <w:i w:val="0"/>
               </w:rPr>
+              <w:t>7. Sức mạnh của nghệ thuật (câu hỏi 7):</w:t>
+            </w:r>
+            <w:r>
+              <w:rPr>
+                <w:b w:val="0"/>
+                <w:i w:val="0"/>
+              </w:rPr>
+              <w:t xml:space="preserve"> nghệ thuật chân chính vượt lên cái chết, sống mãi trong lòng người.</w:t>
+            </w:r>
+          </w:p>
+          <w:p>
+            <w:pPr>
+              <w:spacing w:before="0" w:after="0"/>
+              <w:jc w:val="both"/>
+            </w:pPr>
+            <w:r>
+              <w:rPr>
+                <w:b/>
+                <w:i w:val="0"/>
+              </w:rPr>
               <w:t>III. Tổng kết</w:t>
             </w:r>
           </w:p>
@@ -2650,23 +5188,37 @@
             </w:pPr>
             <w:r>
               <w:rPr>
+                <w:b/>
+                <w:i w:val="0"/>
+              </w:rPr>
+              <w:t>1. Nội dung:</w:t>
+            </w:r>
+            <w:r>
+              <w:rPr>
                 <w:b w:val="0"/>
                 <w:i w:val="0"/>
               </w:rPr>
-              <w:t>- Nội dung: ngợi ca nhân cách, tài năng Lor-ca; khẳng định sức sống bất tử của nghệ thuật chân chính.</w:t>
-            </w:r>
-          </w:p>
-          <w:p>
-            <w:pPr>
-              <w:spacing w:before="0" w:after="0"/>
-              <w:jc w:val="both"/>
-            </w:pPr>
+              <w:t xml:space="preserve"> ngợi ca nhân cách, tài năng Lor-ca; khẳng định sức sống bất tử của nghệ thuật chân chính.</w:t>
+            </w:r>
+          </w:p>
+          <w:p>
+            <w:pPr>
+              <w:spacing w:before="0" w:after="0"/>
+              <w:jc w:val="both"/>
+            </w:pPr>
+            <w:r>
+              <w:rPr>
+                <w:b/>
+                <w:i w:val="0"/>
+              </w:rPr>
+              <w:t>2. Nghệ thuật:</w:t>
+            </w:r>
             <w:r>
               <w:rPr>
                 <w:b w:val="0"/>
                 <w:i w:val="0"/>
               </w:rPr>
-              <w:t>- Nghệ thuật: thơ tự do giàu nhạc tính; tượng trưng, siêu thực; hình ảnh độc đáo.</w:t>
+              <w:t xml:space="preserve"> thơ tự do giàu nhạc tính; tượng trưng, siêu thực; hình ảnh độc đáo.</w:t>
             </w:r>
           </w:p>
         </w:tc>
@@ -2686,7 +5238,7 @@
       <w:r>
         <w:rPr>
           <w:b/>
-          <w:i/>
+          <w:i w:val="0"/>
         </w:rPr>
         <w:t>d) Tổ chức thực hiện</w:t>
       </w:r>
@@ -2698,23 +5250,156 @@
       </w:pPr>
       <w:r>
         <w:rPr>
-          <w:b w:val="0"/>
-          <w:i w:val="0"/>
-        </w:rPr>
-        <w:t>- Bước 1: Nhiệm vụ 1 (cá nhân): tác giả, Lor-ca, đề từ; câu hỏi 1, 2 SGK.</w:t>
-      </w:r>
-    </w:p>
-    <w:p>
-      <w:pPr>
-        <w:spacing w:before="0" w:after="0"/>
-        <w:jc w:val="both"/>
-      </w:pPr>
-      <w:r>
-        <w:rPr>
-          <w:b w:val="0"/>
-          <w:i w:val="0"/>
-        </w:rPr>
-        <w:t>- 6.2.NC1a; 12.A3.1.a: HS nhờ AI giải nghĩa “tiếng ghi ta ròng ròng / máu chảy”, rồi nhận xét AI có bỏ sót tầng nghĩa nào không.</w:t>
+          <w:b/>
+          <w:i w:val="0"/>
+        </w:rPr>
+        <w:t>d.1. Nhiệm vụ 1: Tìm hiểu chung, mạch cảm xúc, nhạc tính</w:t>
+      </w:r>
+    </w:p>
+    <w:p>
+      <w:pPr>
+        <w:spacing w:before="0" w:after="0"/>
+        <w:jc w:val="both"/>
+      </w:pPr>
+      <w:r>
+        <w:rPr>
+          <w:b/>
+          <w:i w:val="0"/>
+        </w:rPr>
+        <w:t>Bước 1: Giao nhiệm vụ học tập</w:t>
+      </w:r>
+    </w:p>
+    <w:p>
+      <w:pPr>
+        <w:spacing w:before="0" w:after="0"/>
+        <w:jc w:val="both"/>
+      </w:pPr>
+      <w:r>
+        <w:rPr>
+          <w:b w:val="0"/>
+          <w:i w:val="0"/>
+        </w:rPr>
+        <w:t>- GV yêu cầu HS giới thiệu tác giả, Lor-ca, đề từ; trả lời câu hỏi 1, 2 SGK.</w:t>
+      </w:r>
+    </w:p>
+    <w:p>
+      <w:pPr>
+        <w:spacing w:before="0" w:after="0"/>
+        <w:jc w:val="both"/>
+      </w:pPr>
+      <w:r>
+        <w:rPr>
+          <w:b w:val="0"/>
+          <w:i w:val="0"/>
+          <w:color w:val="EE0000"/>
+        </w:rPr>
+        <w:t>- GV yêu cầu HS nhờ AI giải nghĩa câu “tiếng ghi ta ròng ròng / máu chảy”, rồi nhận xét AI có bỏ sót tầng nghĩa nào không.</w:t>
+      </w:r>
+    </w:p>
+    <w:p>
+      <w:pPr>
+        <w:spacing w:before="0" w:after="0"/>
+        <w:jc w:val="both"/>
+      </w:pPr>
+      <w:r>
+        <w:rPr>
+          <w:b w:val="0"/>
+          <w:i w:val="0"/>
+          <w:color w:val="7030A0"/>
+        </w:rPr>
+        <w:t>(12.A3.1.a: Học sinh nhận biết AI dễ áp đặt một nghĩa cho hình ảnh siêu thực, đa nghĩa.)</w:t>
+      </w:r>
+    </w:p>
+    <w:p>
+      <w:pPr>
+        <w:spacing w:before="0" w:after="0"/>
+        <w:jc w:val="both"/>
+      </w:pPr>
+      <w:r>
+        <w:rPr>
+          <w:b/>
+          <w:i w:val="0"/>
+        </w:rPr>
+        <w:t>Bước 2: Thực hiện nhiệm vụ</w:t>
+      </w:r>
+    </w:p>
+    <w:p>
+      <w:pPr>
+        <w:spacing w:before="0" w:after="0"/>
+        <w:jc w:val="both"/>
+      </w:pPr>
+      <w:r>
+        <w:rPr>
+          <w:b w:val="0"/>
+          <w:i w:val="0"/>
+        </w:rPr>
+        <w:t>HS làm việc cá nhân, theo cặp.</w:t>
+      </w:r>
+    </w:p>
+    <w:p>
+      <w:pPr>
+        <w:spacing w:before="0" w:after="0"/>
+        <w:jc w:val="both"/>
+      </w:pPr>
+      <w:r>
+        <w:rPr>
+          <w:b/>
+          <w:i w:val="0"/>
+        </w:rPr>
+        <w:t>Bước 3: Báo cáo, thảo luận</w:t>
+      </w:r>
+    </w:p>
+    <w:p>
+      <w:pPr>
+        <w:spacing w:before="0" w:after="0"/>
+        <w:jc w:val="both"/>
+      </w:pPr>
+      <w:r>
+        <w:rPr>
+          <w:b w:val="0"/>
+          <w:i w:val="0"/>
+        </w:rPr>
+        <w:t>- 2 – 3 HS trình bày.</w:t>
+      </w:r>
+    </w:p>
+    <w:p>
+      <w:pPr>
+        <w:spacing w:before="0" w:after="0"/>
+        <w:jc w:val="both"/>
+      </w:pPr>
+      <w:r>
+        <w:rPr>
+          <w:b/>
+          <w:i w:val="0"/>
+        </w:rPr>
+        <w:t>Bước 4: Kết luận, nhận định</w:t>
+      </w:r>
+    </w:p>
+    <w:p>
+      <w:pPr>
+        <w:spacing w:before="0" w:after="0"/>
+        <w:jc w:val="both"/>
+      </w:pPr>
+      <w:r>
+        <w:rPr>
+          <w:b w:val="0"/>
+          <w:i w:val="0"/>
+        </w:rPr>
+        <w:t>- GV chốt mục I, ý 1, 2 mục II.</w:t>
+      </w:r>
+    </w:p>
+    <w:p>
+      <w:pPr>
+        <w:spacing w:before="0" w:after="0"/>
+        <w:jc w:val="both"/>
+      </w:pPr>
+      <w:r>
+        <w:rPr>
+          <w:b w:val="0"/>
+          <w:i w:val="0"/>
+          <w:color w:val="EE0000"/>
+        </w:rPr>
+        <w:t>[6.2.NC1a: HS sử dụng câu lệnh (prompt) để AI giải nghĩa hình ảnh thơ; tự đánh giá, bổ sung tầng nghĩa.]</w:t>
       </w:r>
     </w:p>
     <w:p>
@@ -2727,59 +5412,709 @@
           <w:b/>
           <w:i w:val="0"/>
         </w:rPr>
-        <w:t>HẾT TIẾT 17 CHUYỂN SANG TIẾT 18</w:t>
-      </w:r>
-    </w:p>
-    <w:p>
-      <w:pPr>
-        <w:spacing w:before="0" w:after="0"/>
-        <w:jc w:val="both"/>
-      </w:pPr>
-      <w:r>
-        <w:rPr>
-          <w:b w:val="0"/>
-          <w:i w:val="0"/>
-        </w:rPr>
-        <w:t>- Nhiệm vụ 2 (nhóm): Nhóm 1, 2 – câu 3 (hình tượng Lor-ca hai đoạn đầu); Nhóm 3, 4 – câu 4 (biện pháp tu từ miêu tả tiếng đàn, hình ảnh biểu tượng); Nhóm 5, 6 – câu 5, 6 (cái chết và sự bất tử, yếu tố tượng trưng, siêu thực).</w:t>
-      </w:r>
-    </w:p>
-    <w:p>
-      <w:pPr>
-        <w:spacing w:before="0" w:after="0"/>
-        <w:jc w:val="both"/>
-      </w:pPr>
-      <w:r>
-        <w:rPr>
-          <w:b w:val="0"/>
-          <w:i w:val="0"/>
-        </w:rPr>
-        <w:t>- Bước 2 – 3: HS thảo luận, trình bày; Bước 4: GV chốt; câu 7 – sức mạnh của nghệ thuật; liên hệ giáo dục liêm chính (nhân cách nghệ sĩ chống độc tài).</w:t>
-      </w:r>
-    </w:p>
-    <w:p>
-      <w:pPr>
-        <w:spacing w:before="80" w:after="0"/>
+        <w:t>----------HẾT TIẾT 17 CHUYỂN SANG TIẾT 18----------</w:t>
+      </w:r>
+    </w:p>
+    <w:p>
+      <w:pPr>
+        <w:spacing w:before="0" w:after="0"/>
+        <w:jc w:val="both"/>
+      </w:pPr>
+      <w:r>
+        <w:rPr>
+          <w:b/>
+          <w:i w:val="0"/>
+        </w:rPr>
+        <w:t>d.2. Nhiệm vụ 2: Khám phá văn bản (thảo luận nhóm)</w:t>
+      </w:r>
+    </w:p>
+    <w:p>
+      <w:pPr>
+        <w:spacing w:before="0" w:after="0"/>
+        <w:jc w:val="both"/>
+      </w:pPr>
+      <w:r>
+        <w:rPr>
+          <w:b/>
+          <w:i w:val="0"/>
+        </w:rPr>
+        <w:t>Bước 1: Giao nhiệm vụ học tập</w:t>
+      </w:r>
+    </w:p>
+    <w:p>
+      <w:pPr>
+        <w:spacing w:before="0" w:after="0"/>
+        <w:jc w:val="both"/>
+      </w:pPr>
+      <w:r>
+        <w:rPr>
+          <w:b/>
+          <w:i w:val="0"/>
+        </w:rPr>
+        <w:t>+ Nhóm 1, 2:</w:t>
+      </w:r>
+    </w:p>
+    <w:tbl>
+      <w:tblPr>
+        <w:tblStyle w:val="TableGrid"/>
+        <w:tblW w:type="auto" w:w="0"/>
         <w:jc w:val="center"/>
-      </w:pPr>
-      <w:r>
-        <w:rPr>
-          <w:b/>
-          <w:i w:val="0"/>
-        </w:rPr>
-        <w:t>3. Hoạt động 3: Luyện tập (10 phút)</w:t>
-      </w:r>
-    </w:p>
-    <w:p>
-      <w:pPr>
-        <w:spacing w:before="0" w:after="0"/>
-        <w:jc w:val="both"/>
-      </w:pPr>
-      <w:r>
-        <w:rPr>
-          <w:b w:val="0"/>
-          <w:i w:val="0"/>
-        </w:rPr>
-        <w:t>- HS quét mã làm bài củng cố Đàn ghi ta của Lor-ca (5.2.NC1b; 2.5.NC1a).</w:t>
+        <w:tblLook w:firstColumn="1" w:firstRow="1" w:lastColumn="0" w:lastRow="0" w:noHBand="0" w:noVBand="1" w:val="04A0"/>
+      </w:tblPr>
+      <w:tblGrid>
+        <w:gridCol w:w="4961"/>
+        <w:gridCol w:w="4961"/>
+      </w:tblGrid>
+      <w:tr>
+        <w:tc>
+          <w:tcPr>
+            <w:tcW w:type="dxa" w:w="9922"/>
+            <w:gridSpan w:val="2"/>
+          </w:tcPr>
+          <w:p>
+            <w:pPr>
+              <w:spacing w:before="80" w:after="0"/>
+              <w:jc w:val="center"/>
+            </w:pPr>
+            <w:r>
+              <w:rPr>
+                <w:b/>
+                <w:i w:val="0"/>
+              </w:rPr>
+              <w:t>PHIẾU HỌC TẬP SỐ 7</w:t>
+            </w:r>
+          </w:p>
+          <w:p>
+            <w:pPr>
+              <w:spacing w:before="80" w:after="0"/>
+              <w:jc w:val="center"/>
+            </w:pPr>
+            <w:r>
+              <w:rPr>
+                <w:b/>
+                <w:i w:val="0"/>
+              </w:rPr>
+              <w:t>Bài 2: NHỮNG THẾ GIỚI THƠ</w:t>
+            </w:r>
+          </w:p>
+          <w:p>
+            <w:pPr>
+              <w:spacing w:before="80" w:after="0"/>
+              <w:jc w:val="center"/>
+            </w:pPr>
+            <w:r>
+              <w:rPr>
+                <w:b/>
+                <w:i w:val="0"/>
+              </w:rPr>
+              <w:t>Đọc: Văn bản 3 – ĐÀN GHI TA CỦA LOR-CA (Thanh Thảo)</w:t>
+            </w:r>
+          </w:p>
+        </w:tc>
+      </w:tr>
+      <w:tr>
+        <w:tc>
+          <w:tcPr>
+            <w:tcW w:type="dxa" w:w="4961"/>
+          </w:tcPr>
+          <w:p>
+            <w:pPr>
+              <w:spacing w:before="0" w:after="0"/>
+              <w:jc w:val="both"/>
+            </w:pPr>
+            <w:r>
+              <w:rPr>
+                <w:b/>
+                <w:i w:val="0"/>
+              </w:rPr>
+              <w:t>Lớp/Nhóm:</w:t>
+            </w:r>
+          </w:p>
+        </w:tc>
+        <w:tc>
+          <w:tcPr>
+            <w:tcW w:type="dxa" w:w="4961"/>
+          </w:tcPr>
+          <w:p>
+            <w:pPr>
+              <w:spacing w:before="0" w:after="0"/>
+              <w:jc w:val="both"/>
+            </w:pPr>
+            <w:r>
+              <w:rPr>
+                <w:b/>
+                <w:i w:val="0"/>
+              </w:rPr>
+              <w:t>Họ tên các thành viên:……………………………………………</w:t>
+            </w:r>
+          </w:p>
+        </w:tc>
+      </w:tr>
+      <w:tr>
+        <w:tc>
+          <w:tcPr>
+            <w:tcW w:type="dxa" w:w="9922"/>
+            <w:gridSpan w:val="2"/>
+          </w:tcPr>
+          <w:p>
+            <w:pPr>
+              <w:spacing w:before="0" w:after="0"/>
+              <w:jc w:val="both"/>
+            </w:pPr>
+            <w:r>
+              <w:rPr>
+                <w:b/>
+                <w:i w:val="0"/>
+              </w:rPr>
+              <w:t>Nhiệm vụ:</w:t>
+            </w:r>
+          </w:p>
+          <w:p>
+            <w:pPr>
+              <w:spacing w:before="0" w:after="0"/>
+              <w:jc w:val="both"/>
+            </w:pPr>
+            <w:r>
+              <w:rPr>
+                <w:b w:val="0"/>
+                <w:i w:val="0"/>
+              </w:rPr>
+              <w:t>Hình tượng Lor-ca được khắc hoạ như thế nào ở hai đoạn thơ đầu? (câu hỏi 3 SGK)</w:t>
+            </w:r>
+          </w:p>
+        </w:tc>
+      </w:tr>
+    </w:tbl>
+    <w:p>
+      <w:pPr>
+        <w:spacing w:before="0" w:after="0"/>
+        <w:jc w:val="both"/>
+      </w:pPr>
+    </w:p>
+    <w:p>
+      <w:pPr>
+        <w:spacing w:before="0" w:after="0"/>
+        <w:jc w:val="both"/>
+      </w:pPr>
+      <w:r>
+        <w:rPr>
+          <w:b/>
+          <w:i w:val="0"/>
+        </w:rPr>
+        <w:t>+ Nhóm 3, 4:</w:t>
+      </w:r>
+    </w:p>
+    <w:tbl>
+      <w:tblPr>
+        <w:tblStyle w:val="TableGrid"/>
+        <w:tblW w:type="auto" w:w="0"/>
+        <w:jc w:val="center"/>
+        <w:tblLook w:firstColumn="1" w:firstRow="1" w:lastColumn="0" w:lastRow="0" w:noHBand="0" w:noVBand="1" w:val="04A0"/>
+      </w:tblPr>
+      <w:tblGrid>
+        <w:gridCol w:w="4961"/>
+        <w:gridCol w:w="4961"/>
+      </w:tblGrid>
+      <w:tr>
+        <w:tc>
+          <w:tcPr>
+            <w:tcW w:type="dxa" w:w="9922"/>
+            <w:gridSpan w:val="2"/>
+          </w:tcPr>
+          <w:p>
+            <w:pPr>
+              <w:spacing w:before="80" w:after="0"/>
+              <w:jc w:val="center"/>
+            </w:pPr>
+            <w:r>
+              <w:rPr>
+                <w:b/>
+                <w:i w:val="0"/>
+              </w:rPr>
+              <w:t>PHIẾU HỌC TẬP SỐ 8</w:t>
+            </w:r>
+          </w:p>
+          <w:p>
+            <w:pPr>
+              <w:spacing w:before="80" w:after="0"/>
+              <w:jc w:val="center"/>
+            </w:pPr>
+            <w:r>
+              <w:rPr>
+                <w:b/>
+                <w:i w:val="0"/>
+              </w:rPr>
+              <w:t>Bài 2: NHỮNG THẾ GIỚI THƠ</w:t>
+            </w:r>
+          </w:p>
+          <w:p>
+            <w:pPr>
+              <w:spacing w:before="80" w:after="0"/>
+              <w:jc w:val="center"/>
+            </w:pPr>
+            <w:r>
+              <w:rPr>
+                <w:b/>
+                <w:i w:val="0"/>
+              </w:rPr>
+              <w:t>Đọc: Văn bản 3 – ĐÀN GHI TA CỦA LOR-CA (Thanh Thảo)</w:t>
+            </w:r>
+          </w:p>
+        </w:tc>
+      </w:tr>
+      <w:tr>
+        <w:tc>
+          <w:tcPr>
+            <w:tcW w:type="dxa" w:w="4961"/>
+          </w:tcPr>
+          <w:p>
+            <w:pPr>
+              <w:spacing w:before="0" w:after="0"/>
+              <w:jc w:val="both"/>
+            </w:pPr>
+            <w:r>
+              <w:rPr>
+                <w:b/>
+                <w:i w:val="0"/>
+              </w:rPr>
+              <w:t>Lớp/Nhóm:</w:t>
+            </w:r>
+          </w:p>
+        </w:tc>
+        <w:tc>
+          <w:tcPr>
+            <w:tcW w:type="dxa" w:w="4961"/>
+          </w:tcPr>
+          <w:p>
+            <w:pPr>
+              <w:spacing w:before="0" w:after="0"/>
+              <w:jc w:val="both"/>
+            </w:pPr>
+            <w:r>
+              <w:rPr>
+                <w:b/>
+                <w:i w:val="0"/>
+              </w:rPr>
+              <w:t>Họ tên các thành viên:……………………………………………</w:t>
+            </w:r>
+          </w:p>
+        </w:tc>
+      </w:tr>
+      <w:tr>
+        <w:tc>
+          <w:tcPr>
+            <w:tcW w:type="dxa" w:w="9922"/>
+            <w:gridSpan w:val="2"/>
+          </w:tcPr>
+          <w:p>
+            <w:pPr>
+              <w:spacing w:before="0" w:after="0"/>
+              <w:jc w:val="both"/>
+            </w:pPr>
+            <w:r>
+              <w:rPr>
+                <w:b/>
+                <w:i w:val="0"/>
+              </w:rPr>
+              <w:t>Nhiệm vụ:</w:t>
+            </w:r>
+          </w:p>
+          <w:p>
+            <w:pPr>
+              <w:spacing w:before="0" w:after="0"/>
+              <w:jc w:val="both"/>
+            </w:pPr>
+            <w:r>
+              <w:rPr>
+                <w:b w:val="0"/>
+                <w:i w:val="0"/>
+              </w:rPr>
+              <w:t>Biện pháp tu từ miêu tả tiếng đàn; ý nghĩa các hình ảnh biểu tượng (câu hỏi 4 SGK).</w:t>
+            </w:r>
+          </w:p>
+        </w:tc>
+      </w:tr>
+    </w:tbl>
+    <w:p>
+      <w:pPr>
+        <w:spacing w:before="0" w:after="0"/>
+        <w:jc w:val="both"/>
+      </w:pPr>
+    </w:p>
+    <w:p>
+      <w:pPr>
+        <w:spacing w:before="0" w:after="0"/>
+        <w:jc w:val="both"/>
+      </w:pPr>
+      <w:r>
+        <w:rPr>
+          <w:b/>
+          <w:i w:val="0"/>
+        </w:rPr>
+        <w:t>+ Nhóm 5, 6:</w:t>
+      </w:r>
+    </w:p>
+    <w:tbl>
+      <w:tblPr>
+        <w:tblStyle w:val="TableGrid"/>
+        <w:tblW w:type="auto" w:w="0"/>
+        <w:jc w:val="center"/>
+        <w:tblLook w:firstColumn="1" w:firstRow="1" w:lastColumn="0" w:lastRow="0" w:noHBand="0" w:noVBand="1" w:val="04A0"/>
+      </w:tblPr>
+      <w:tblGrid>
+        <w:gridCol w:w="4961"/>
+        <w:gridCol w:w="4961"/>
+      </w:tblGrid>
+      <w:tr>
+        <w:tc>
+          <w:tcPr>
+            <w:tcW w:type="dxa" w:w="9922"/>
+            <w:gridSpan w:val="2"/>
+          </w:tcPr>
+          <w:p>
+            <w:pPr>
+              <w:spacing w:before="80" w:after="0"/>
+              <w:jc w:val="center"/>
+            </w:pPr>
+            <w:r>
+              <w:rPr>
+                <w:b/>
+                <w:i w:val="0"/>
+              </w:rPr>
+              <w:t>PHIẾU HỌC TẬP SỐ 9</w:t>
+            </w:r>
+          </w:p>
+          <w:p>
+            <w:pPr>
+              <w:spacing w:before="80" w:after="0"/>
+              <w:jc w:val="center"/>
+            </w:pPr>
+            <w:r>
+              <w:rPr>
+                <w:b/>
+                <w:i w:val="0"/>
+              </w:rPr>
+              <w:t>Bài 2: NHỮNG THẾ GIỚI THƠ</w:t>
+            </w:r>
+          </w:p>
+          <w:p>
+            <w:pPr>
+              <w:spacing w:before="80" w:after="0"/>
+              <w:jc w:val="center"/>
+            </w:pPr>
+            <w:r>
+              <w:rPr>
+                <w:b/>
+                <w:i w:val="0"/>
+              </w:rPr>
+              <w:t>Đọc: Văn bản 3 – ĐÀN GHI TA CỦA LOR-CA (Thanh Thảo)</w:t>
+            </w:r>
+          </w:p>
+        </w:tc>
+      </w:tr>
+      <w:tr>
+        <w:tc>
+          <w:tcPr>
+            <w:tcW w:type="dxa" w:w="4961"/>
+          </w:tcPr>
+          <w:p>
+            <w:pPr>
+              <w:spacing w:before="0" w:after="0"/>
+              <w:jc w:val="both"/>
+            </w:pPr>
+            <w:r>
+              <w:rPr>
+                <w:b/>
+                <w:i w:val="0"/>
+              </w:rPr>
+              <w:t>Lớp/Nhóm:</w:t>
+            </w:r>
+          </w:p>
+        </w:tc>
+        <w:tc>
+          <w:tcPr>
+            <w:tcW w:type="dxa" w:w="4961"/>
+          </w:tcPr>
+          <w:p>
+            <w:pPr>
+              <w:spacing w:before="0" w:after="0"/>
+              <w:jc w:val="both"/>
+            </w:pPr>
+            <w:r>
+              <w:rPr>
+                <w:b/>
+                <w:i w:val="0"/>
+              </w:rPr>
+              <w:t>Họ tên các thành viên:……………………………………………</w:t>
+            </w:r>
+          </w:p>
+        </w:tc>
+      </w:tr>
+      <w:tr>
+        <w:tc>
+          <w:tcPr>
+            <w:tcW w:type="dxa" w:w="9922"/>
+            <w:gridSpan w:val="2"/>
+          </w:tcPr>
+          <w:p>
+            <w:pPr>
+              <w:spacing w:before="0" w:after="0"/>
+              <w:jc w:val="both"/>
+            </w:pPr>
+            <w:r>
+              <w:rPr>
+                <w:b/>
+                <w:i w:val="0"/>
+              </w:rPr>
+              <w:t>Nhiệm vụ:</w:t>
+            </w:r>
+          </w:p>
+          <w:p>
+            <w:pPr>
+              <w:spacing w:before="0" w:after="0"/>
+              <w:jc w:val="both"/>
+            </w:pPr>
+            <w:r>
+              <w:rPr>
+                <w:b w:val="0"/>
+                <w:i w:val="0"/>
+              </w:rPr>
+              <w:t>Cái chết và sự bất tử của Lor-ca ở hai đoạn cuối; yếu tố tượng trưng, siêu thực trong bài thơ (câu hỏi 5, 6 SGK).</w:t>
+            </w:r>
+          </w:p>
+        </w:tc>
+      </w:tr>
+    </w:tbl>
+    <w:p>
+      <w:pPr>
+        <w:spacing w:before="0" w:after="0"/>
+        <w:jc w:val="both"/>
+      </w:pPr>
+    </w:p>
+    <w:p>
+      <w:pPr>
+        <w:spacing w:before="0" w:after="0"/>
+        <w:jc w:val="both"/>
+      </w:pPr>
+      <w:r>
+        <w:rPr>
+          <w:b/>
+          <w:i w:val="0"/>
+        </w:rPr>
+        <w:t>Bước 2: Thực hiện nhiệm vụ</w:t>
+      </w:r>
+    </w:p>
+    <w:p>
+      <w:pPr>
+        <w:spacing w:before="0" w:after="0"/>
+        <w:jc w:val="both"/>
+      </w:pPr>
+      <w:r>
+        <w:rPr>
+          <w:b w:val="0"/>
+          <w:i w:val="0"/>
+        </w:rPr>
+        <w:t>- HS thảo luận nhóm 12 phút.</w:t>
+      </w:r>
+    </w:p>
+    <w:p>
+      <w:pPr>
+        <w:spacing w:before="0" w:after="0"/>
+        <w:jc w:val="both"/>
+      </w:pPr>
+      <w:r>
+        <w:rPr>
+          <w:b/>
+          <w:i w:val="0"/>
+        </w:rPr>
+        <w:t>Bước 3: Báo cáo, thảo luận</w:t>
+      </w:r>
+    </w:p>
+    <w:p>
+      <w:pPr>
+        <w:spacing w:before="0" w:after="0"/>
+        <w:jc w:val="both"/>
+      </w:pPr>
+      <w:r>
+        <w:rPr>
+          <w:b w:val="0"/>
+          <w:i w:val="0"/>
+        </w:rPr>
+        <w:t>- Đại diện nhóm trình bày; các nhóm bổ sung.</w:t>
+      </w:r>
+    </w:p>
+    <w:p>
+      <w:pPr>
+        <w:spacing w:before="0" w:after="0"/>
+        <w:jc w:val="both"/>
+      </w:pPr>
+      <w:r>
+        <w:rPr>
+          <w:b/>
+          <w:i w:val="0"/>
+        </w:rPr>
+        <w:t>Bước 4: Kết luận, nhận định</w:t>
+      </w:r>
+    </w:p>
+    <w:p>
+      <w:pPr>
+        <w:spacing w:before="0" w:after="0"/>
+        <w:jc w:val="both"/>
+      </w:pPr>
+      <w:r>
+        <w:rPr>
+          <w:b w:val="0"/>
+          <w:i w:val="0"/>
+        </w:rPr>
+        <w:t>- GV chốt ý 3 – 7 mục II và mục III.</w:t>
+      </w:r>
+    </w:p>
+    <w:p>
+      <w:pPr>
+        <w:spacing w:before="0" w:after="0"/>
+        <w:jc w:val="both"/>
+      </w:pPr>
+      <w:r>
+        <w:rPr>
+          <w:b/>
+          <w:i w:val="0"/>
+          <w:color w:val="FF0000"/>
+        </w:rPr>
+        <w:t>* Giáo dục đạo đức liêm chính:</w:t>
+      </w:r>
+    </w:p>
+    <w:p>
+      <w:pPr>
+        <w:spacing w:before="0" w:after="0"/>
+        <w:jc w:val="both"/>
+      </w:pPr>
+      <w:r>
+        <w:rPr>
+          <w:b w:val="0"/>
+          <w:i w:val="0"/>
+          <w:color w:val="FF0000"/>
+        </w:rPr>
+        <w:t>+ Trân trọng nhân cách nghệ sĩ Lor-ca dám đấu tranh chống độc tài, bảo vệ tự do và cái đẹp; bồi dưỡng tinh thần dám bảo vệ lẽ phải.</w:t>
+      </w:r>
+    </w:p>
+    <w:p>
+      <w:pPr>
+        <w:spacing w:before="0" w:after="0"/>
+        <w:jc w:val="both"/>
+      </w:pPr>
+      <w:r>
+        <w:rPr>
+          <w:b w:val="0"/>
+          <w:i w:val="0"/>
+          <w:color w:val="FF0000"/>
+        </w:rPr>
+        <w:t>+ Trung thực trong học tập: trích dẫn câu thơ chính xác, ghi rõ nguồn lời bình tham khảo.</w:t>
+      </w:r>
+    </w:p>
+    <w:p>
+      <w:pPr>
+        <w:spacing w:before="0" w:after="0"/>
+        <w:jc w:val="both"/>
+      </w:pPr>
+      <w:r>
+        <w:rPr>
+          <w:b/>
+          <w:i w:val="0"/>
+        </w:rPr>
+        <w:t>3. Hoạt động 3: Luyện tập (Dự kiến thời gian: 10 phút)</w:t>
+      </w:r>
+    </w:p>
+    <w:p>
+      <w:pPr>
+        <w:spacing w:before="0" w:after="0"/>
+        <w:jc w:val="both"/>
+      </w:pPr>
+      <w:r>
+        <w:rPr>
+          <w:b/>
+          <w:i w:val="0"/>
+        </w:rPr>
+        <w:t>a) Mục tiêu:</w:t>
+      </w:r>
+      <w:r>
+        <w:rPr>
+          <w:b w:val="0"/>
+          <w:i w:val="0"/>
+        </w:rPr>
+        <w:t xml:space="preserve"> Củng cố kiến thức về văn bản Đàn ghi ta của Lor-ca.</w:t>
+      </w:r>
+    </w:p>
+    <w:p>
+      <w:pPr>
+        <w:spacing w:before="0" w:after="0"/>
+        <w:jc w:val="both"/>
+      </w:pPr>
+      <w:r>
+        <w:rPr>
+          <w:b/>
+          <w:i w:val="0"/>
+        </w:rPr>
+        <w:t>b) Nội dung:</w:t>
+      </w:r>
+      <w:r>
+        <w:rPr>
+          <w:b w:val="0"/>
+          <w:i w:val="0"/>
+        </w:rPr>
+        <w:t xml:space="preserve"> HS làm bài củng cố trực tuyến.</w:t>
+      </w:r>
+    </w:p>
+    <w:p>
+      <w:pPr>
+        <w:spacing w:before="0" w:after="0"/>
+        <w:jc w:val="both"/>
+      </w:pPr>
+      <w:r>
+        <w:rPr>
+          <w:b/>
+          <w:i w:val="0"/>
+        </w:rPr>
+        <w:t>c) Sản phẩm:</w:t>
+      </w:r>
+      <w:r>
+        <w:rPr>
+          <w:b w:val="0"/>
+          <w:i w:val="0"/>
+        </w:rPr>
+        <w:t xml:space="preserve"> Kết quả bài làm trực tuyến của HS.</w:t>
+      </w:r>
+    </w:p>
+    <w:p>
+      <w:pPr>
+        <w:spacing w:before="0" w:after="0"/>
+        <w:jc w:val="both"/>
+      </w:pPr>
+      <w:r>
+        <w:rPr>
+          <w:b/>
+          <w:i w:val="0"/>
+        </w:rPr>
+        <w:t>d) Tổ chức thực hiện</w:t>
+      </w:r>
+    </w:p>
+    <w:p>
+      <w:pPr>
+        <w:spacing w:before="0" w:after="0"/>
+        <w:jc w:val="both"/>
+      </w:pPr>
+      <w:r>
+        <w:rPr>
+          <w:b/>
+          <w:i w:val="0"/>
+        </w:rPr>
+        <w:t>Bước 1: Giao nhiệm vụ học tập:</w:t>
+      </w:r>
+      <w:r>
+        <w:rPr>
+          <w:b w:val="0"/>
+          <w:i w:val="0"/>
+        </w:rPr>
+        <w:t xml:space="preserve"> GV chiếu mã QR; HS quét mã làm bài.</w:t>
       </w:r>
     </w:p>
     <w:p>
@@ -2849,28 +6184,250 @@
     </w:p>
     <w:p>
       <w:pPr>
-        <w:spacing w:before="80" w:after="0"/>
-        <w:jc w:val="center"/>
-      </w:pPr>
-      <w:r>
-        <w:rPr>
-          <w:b/>
-          <w:i w:val="0"/>
-        </w:rPr>
-        <w:t>4. Hoạt động 4: Vận dụng (làm ở nhà)</w:t>
-      </w:r>
-    </w:p>
-    <w:p>
-      <w:pPr>
-        <w:spacing w:before="0" w:after="0"/>
-        <w:jc w:val="both"/>
-      </w:pPr>
-      <w:r>
-        <w:rPr>
-          <w:b w:val="0"/>
-          <w:i w:val="0"/>
-        </w:rPr>
-        <w:t>- Kết nối đọc – viết: Viết đoạn văn (khoảng 150 chữ) trình bày cảm nhận về một nét đặc sắc trong hình thức biểu đạt của bài thơ.</w:t>
+        <w:spacing w:before="0" w:after="0"/>
+        <w:jc w:val="both"/>
+      </w:pPr>
+      <w:r>
+        <w:rPr>
+          <w:b w:val="0"/>
+          <w:i w:val="0"/>
+          <w:color w:val="EE0000"/>
+        </w:rPr>
+        <w:t>[5.2.NC1b; 2.5.NC1a: HS sử dụng hệ thống luyện tập trực tuyến để củng cố bài học, nhận phản hồi, tự đánh giá; làm bài trung thực.]</w:t>
+      </w:r>
+    </w:p>
+    <w:p>
+      <w:pPr>
+        <w:spacing w:before="0" w:after="0"/>
+        <w:jc w:val="both"/>
+      </w:pPr>
+      <w:r>
+        <w:rPr>
+          <w:b/>
+          <w:i w:val="0"/>
+        </w:rPr>
+        <w:t>Bước 2: Thực hiện nhiệm vụ:</w:t>
+      </w:r>
+      <w:r>
+        <w:rPr>
+          <w:b w:val="0"/>
+          <w:i w:val="0"/>
+        </w:rPr>
+        <w:t xml:space="preserve"> HS làm bài cá nhân.</w:t>
+      </w:r>
+    </w:p>
+    <w:p>
+      <w:pPr>
+        <w:spacing w:before="0" w:after="0"/>
+        <w:jc w:val="both"/>
+      </w:pPr>
+      <w:r>
+        <w:rPr>
+          <w:b/>
+          <w:i w:val="0"/>
+        </w:rPr>
+        <w:t>Bước 3: Báo cáo, thảo luận:</w:t>
+      </w:r>
+      <w:r>
+        <w:rPr>
+          <w:b w:val="0"/>
+          <w:i w:val="0"/>
+        </w:rPr>
+        <w:t xml:space="preserve"> GV xem kết quả, nêu câu nhiều HS sai.</w:t>
+      </w:r>
+    </w:p>
+    <w:p>
+      <w:pPr>
+        <w:spacing w:before="0" w:after="0"/>
+        <w:jc w:val="both"/>
+      </w:pPr>
+      <w:r>
+        <w:rPr>
+          <w:b/>
+          <w:i w:val="0"/>
+        </w:rPr>
+        <w:t>Bước 4: Kết luận, nhận định:</w:t>
+      </w:r>
+      <w:r>
+        <w:rPr>
+          <w:b w:val="0"/>
+          <w:i w:val="0"/>
+        </w:rPr>
+        <w:t xml:space="preserve"> GV chữa, nhận xét.</w:t>
+      </w:r>
+    </w:p>
+    <w:p>
+      <w:pPr>
+        <w:spacing w:before="0" w:after="0"/>
+        <w:jc w:val="both"/>
+      </w:pPr>
+      <w:r>
+        <w:rPr>
+          <w:b/>
+          <w:i w:val="0"/>
+        </w:rPr>
+        <w:t>4. Hoạt động 4: Vận dụng (Kết nối đọc – viết)</w:t>
+      </w:r>
+    </w:p>
+    <w:p>
+      <w:pPr>
+        <w:spacing w:before="0" w:after="0"/>
+        <w:jc w:val="both"/>
+      </w:pPr>
+      <w:r>
+        <w:rPr>
+          <w:b/>
+          <w:i w:val="0"/>
+        </w:rPr>
+        <w:t>a) Mục tiêu:</w:t>
+      </w:r>
+      <w:r>
+        <w:rPr>
+          <w:b w:val="0"/>
+          <w:i w:val="0"/>
+        </w:rPr>
+        <w:t xml:space="preserve"> Vận dụng hiểu biết về hình thức biểu đạt của bài thơ.</w:t>
+      </w:r>
+    </w:p>
+    <w:p>
+      <w:pPr>
+        <w:spacing w:before="0" w:after="0"/>
+        <w:jc w:val="both"/>
+      </w:pPr>
+      <w:r>
+        <w:rPr>
+          <w:b/>
+          <w:i w:val="0"/>
+        </w:rPr>
+        <w:t>b) Nội dung:</w:t>
+      </w:r>
+      <w:r>
+        <w:rPr>
+          <w:b w:val="0"/>
+          <w:i w:val="0"/>
+        </w:rPr>
+        <w:t xml:space="preserve"> Viết đoạn văn (khoảng 150 chữ) trình bày cảm nhận về một nét đặc sắc trong hình thức biểu đạt của bài thơ.</w:t>
+      </w:r>
+    </w:p>
+    <w:p>
+      <w:pPr>
+        <w:spacing w:before="0" w:after="0"/>
+        <w:jc w:val="both"/>
+      </w:pPr>
+      <w:r>
+        <w:rPr>
+          <w:b/>
+          <w:i w:val="0"/>
+        </w:rPr>
+        <w:t>c) Sản phẩm:</w:t>
+      </w:r>
+      <w:r>
+        <w:rPr>
+          <w:b w:val="0"/>
+          <w:i w:val="0"/>
+        </w:rPr>
+        <w:t xml:space="preserve"> Đoạn văn của HS.</w:t>
+      </w:r>
+    </w:p>
+    <w:p>
+      <w:pPr>
+        <w:spacing w:before="0" w:after="0"/>
+        <w:jc w:val="both"/>
+      </w:pPr>
+      <w:r>
+        <w:rPr>
+          <w:b/>
+          <w:i w:val="0"/>
+        </w:rPr>
+        <w:t>d) Tổ chức thực hiện</w:t>
+      </w:r>
+    </w:p>
+    <w:p>
+      <w:pPr>
+        <w:spacing w:before="0" w:after="0"/>
+        <w:jc w:val="both"/>
+      </w:pPr>
+      <w:r>
+        <w:rPr>
+          <w:b/>
+          <w:i w:val="0"/>
+        </w:rPr>
+        <w:t>Bước 1: Giao nhiệm vụ học tập:</w:t>
+      </w:r>
+      <w:r>
+        <w:rPr>
+          <w:b w:val="0"/>
+          <w:i w:val="0"/>
+        </w:rPr>
+        <w:t xml:space="preserve"> GV gợi ý: cách ngắt dòng, không viết hoa, không dấu câu, điệp ngữ, hình ảnh siêu thực.</w:t>
+      </w:r>
+    </w:p>
+    <w:p>
+      <w:pPr>
+        <w:spacing w:before="0" w:after="0"/>
+        <w:jc w:val="both"/>
+      </w:pPr>
+      <w:r>
+        <w:rPr>
+          <w:b/>
+          <w:i w:val="0"/>
+        </w:rPr>
+        <w:t>Bước 2: Thực hiện nhiệm vụ:</w:t>
+      </w:r>
+      <w:r>
+        <w:rPr>
+          <w:b w:val="0"/>
+          <w:i w:val="0"/>
+        </w:rPr>
+        <w:t xml:space="preserve"> HS viết ở nhà.</w:t>
+      </w:r>
+    </w:p>
+    <w:p>
+      <w:pPr>
+        <w:spacing w:before="0" w:after="0"/>
+        <w:jc w:val="both"/>
+      </w:pPr>
+      <w:r>
+        <w:rPr>
+          <w:b/>
+          <w:i w:val="0"/>
+        </w:rPr>
+        <w:t>Bước 3: Báo cáo, thảo luận:</w:t>
+      </w:r>
+      <w:r>
+        <w:rPr>
+          <w:b w:val="0"/>
+          <w:i w:val="0"/>
+        </w:rPr>
+        <w:t xml:space="preserve"> </w:t>
+      </w:r>
+      <w:r>
+        <w:rPr>
+          <w:b w:val="0"/>
+          <w:i w:val="0"/>
+          <w:color w:val="EE0000"/>
+        </w:rPr>
+        <w:t>HS nộp bài qua Google Classroom; HS khá có thể quay video đọc diễn cảm kèm nhạc nền ghi ta (6.3.NC1a).</w:t>
+      </w:r>
+    </w:p>
+    <w:p>
+      <w:pPr>
+        <w:spacing w:before="0" w:after="0"/>
+        <w:jc w:val="both"/>
+      </w:pPr>
+      <w:r>
+        <w:rPr>
+          <w:b/>
+          <w:i w:val="0"/>
+        </w:rPr>
+        <w:t>Bước 4: Kết luận, nhận định:</w:t>
+      </w:r>
+      <w:r>
+        <w:rPr>
+          <w:b w:val="0"/>
+          <w:i w:val="0"/>
+        </w:rPr>
+        <w:t xml:space="preserve"> GV nhận xét theo bảng kiểm (Phụ lục).</w:t>
       </w:r>
     </w:p>
     <w:p>
@@ -2883,7 +6440,7 @@
           <w:b/>
           <w:i w:val="0"/>
         </w:rPr>
-        <w:t>HẾT TIẾT 18 CHUYỂN SANG TIẾT 19</w:t>
+        <w:t>----------HẾT TIẾT 18 CHUYỂN SANG TIẾT 19----------</w:t>
       </w:r>
     </w:p>
     <w:p>
@@ -2909,7 +6466,7 @@
           <w:b w:val="0"/>
           <w:i w:val="0"/>
         </w:rPr>
-        <w:t>(Dự kiến thời gian: 1 tiết – Tiết 19)</w:t>
+        <w:t>(Dự kiến thời gian: 01 tiết – Tiết 19)</w:t>
       </w:r>
     </w:p>
     <w:p>
@@ -2932,23 +6489,98 @@
       </w:pPr>
       <w:r>
         <w:rPr>
-          <w:b w:val="0"/>
-          <w:i w:val="0"/>
-        </w:rPr>
-        <w:t>- Vận dụng kiến thức về nhân hoá, ẩn dụ, điệp ngữ, đối để phân tích, đánh giá tác dụng trong thơ.</w:t>
-      </w:r>
-    </w:p>
-    <w:p>
-      <w:pPr>
-        <w:spacing w:before="0" w:after="0"/>
-        <w:jc w:val="both"/>
-      </w:pPr>
-      <w:r>
-        <w:rPr>
-          <w:b w:val="0"/>
-          <w:i w:val="0"/>
-        </w:rPr>
-        <w:t>- Năng lực số: 1.1.NC1a; 6.2.NC1a (AI gợi ý ví dụ, tự kiểm chứng).</w:t>
+          <w:b/>
+          <w:i w:val="0"/>
+        </w:rPr>
+        <w:t>1. Về kiến thức:</w:t>
+      </w:r>
+      <w:r>
+        <w:rPr>
+          <w:b w:val="0"/>
+          <w:i w:val="0"/>
+        </w:rPr>
+        <w:t xml:space="preserve"> Vận dụng kiến thức về nhân hoá, ẩn dụ, điệp ngữ, đối để phân tích, đánh giá tác dụng của chúng trong thơ.</w:t>
+      </w:r>
+    </w:p>
+    <w:p>
+      <w:pPr>
+        <w:spacing w:before="0" w:after="0"/>
+        <w:jc w:val="both"/>
+      </w:pPr>
+      <w:r>
+        <w:rPr>
+          <w:b/>
+          <w:i w:val="0"/>
+        </w:rPr>
+        <w:t>2. Về năng lực:</w:t>
+      </w:r>
+      <w:r>
+        <w:rPr>
+          <w:b w:val="0"/>
+          <w:i w:val="0"/>
+        </w:rPr>
+        <w:t xml:space="preserve"> Năng lực nhận diện, phân tích tác dụng của biện pháp tu từ.</w:t>
+      </w:r>
+    </w:p>
+    <w:p>
+      <w:pPr>
+        <w:spacing w:before="0" w:after="0"/>
+        <w:jc w:val="both"/>
+      </w:pPr>
+      <w:r>
+        <w:rPr>
+          <w:b/>
+          <w:i w:val="0"/>
+        </w:rPr>
+        <w:t>c. Năng lực số</w:t>
+      </w:r>
+    </w:p>
+    <w:p>
+      <w:pPr>
+        <w:spacing w:before="0" w:after="0"/>
+        <w:jc w:val="both"/>
+      </w:pPr>
+      <w:r>
+        <w:rPr>
+          <w:b w:val="0"/>
+          <w:i w:val="0"/>
+          <w:color w:val="EE0000"/>
+        </w:rPr>
+        <w:t>- 1.1.NC1a: Tìm ngữ liệu thơ có biện pháp tu từ từ nguồn chính thống.</w:t>
+      </w:r>
+    </w:p>
+    <w:p>
+      <w:pPr>
+        <w:spacing w:before="0" w:after="0"/>
+        <w:jc w:val="both"/>
+      </w:pPr>
+      <w:r>
+        <w:rPr>
+          <w:b w:val="0"/>
+          <w:i w:val="0"/>
+          <w:color w:val="EE0000"/>
+        </w:rPr>
+        <w:t>- 6.2.NC1a: Sử dụng AI gợi ý ví dụ; tự kiểm chứng.</w:t>
+      </w:r>
+    </w:p>
+    <w:p>
+      <w:pPr>
+        <w:spacing w:before="0" w:after="0"/>
+        <w:jc w:val="both"/>
+      </w:pPr>
+      <w:r>
+        <w:rPr>
+          <w:b/>
+          <w:i w:val="0"/>
+        </w:rPr>
+        <w:t>3. Về phẩm chất:</w:t>
+      </w:r>
+      <w:r>
+        <w:rPr>
+          <w:b w:val="0"/>
+          <w:i w:val="0"/>
+        </w:rPr>
+        <w:t xml:space="preserve"> Yêu tiếng Việt, có ý thức sử dụng ngôn ngữ giàu hình ảnh.</w:t>
       </w:r>
     </w:p>
     <w:p>
@@ -2961,33 +6593,480 @@
           <w:b/>
           <w:i w:val="0"/>
         </w:rPr>
-        <w:t>II. TIẾN TRÌNH DẠY HỌC</w:t>
-      </w:r>
-    </w:p>
-    <w:p>
-      <w:pPr>
-        <w:spacing w:before="0" w:after="0"/>
-        <w:jc w:val="both"/>
-      </w:pPr>
-      <w:r>
-        <w:rPr>
-          <w:b w:val="0"/>
-          <w:i w:val="0"/>
-        </w:rPr>
-        <w:t>- Hoạt động 1 (5 phút): GV nêu câu đố nhận diện nhanh biện pháp tu từ qua 4 câu thơ quen thuộc.</w:t>
-      </w:r>
-    </w:p>
-    <w:p>
-      <w:pPr>
-        <w:spacing w:before="0" w:after="0"/>
-        <w:jc w:val="both"/>
-      </w:pPr>
-      <w:r>
-        <w:rPr>
-          <w:b w:val="0"/>
-          <w:i w:val="0"/>
-        </w:rPr>
-        <w:t>- Hoạt động 2 – 3 (35 phút): HS làm 4 bài tập SGK tr.51 theo nhóm, trình bày; GV chốt:</w:t>
+        <w:t>II. THIẾT BỊ DẠY HỌC VÀ HỌC LIỆU</w:t>
+      </w:r>
+    </w:p>
+    <w:p>
+      <w:pPr>
+        <w:spacing w:before="0" w:after="0"/>
+        <w:jc w:val="both"/>
+      </w:pPr>
+      <w:r>
+        <w:rPr>
+          <w:b/>
+          <w:i w:val="0"/>
+        </w:rPr>
+        <w:t>1. Thiết bị:</w:t>
+      </w:r>
+      <w:r>
+        <w:rPr>
+          <w:b w:val="0"/>
+          <w:i w:val="0"/>
+        </w:rPr>
+        <w:t xml:space="preserve"> Máy chiếu, máy tính, </w:t>
+      </w:r>
+      <w:r>
+        <w:rPr>
+          <w:b w:val="0"/>
+          <w:i w:val="0"/>
+          <w:color w:val="EE0000"/>
+        </w:rPr>
+        <w:t>điện thoại thông minh (nếu điều kiện cho phép) có kết nối Internet,</w:t>
+      </w:r>
+      <w:r>
+        <w:rPr>
+          <w:b w:val="0"/>
+          <w:i w:val="0"/>
+        </w:rPr>
+        <w:t xml:space="preserve"> phiếu học tập.</w:t>
+      </w:r>
+    </w:p>
+    <w:p>
+      <w:pPr>
+        <w:spacing w:before="0" w:after="0"/>
+        <w:jc w:val="both"/>
+      </w:pPr>
+      <w:r>
+        <w:rPr>
+          <w:b/>
+          <w:i w:val="0"/>
+        </w:rPr>
+        <w:t>2. Học liệu:</w:t>
+      </w:r>
+      <w:r>
+        <w:rPr>
+          <w:b w:val="0"/>
+          <w:i w:val="0"/>
+        </w:rPr>
+        <w:t xml:space="preserve"> SGK Ngữ văn 12, tập một (tr.51); SGV.</w:t>
+      </w:r>
+    </w:p>
+    <w:p>
+      <w:pPr>
+        <w:spacing w:before="60" w:after="0"/>
+        <w:jc w:val="both"/>
+      </w:pPr>
+      <w:r>
+        <w:rPr>
+          <w:b/>
+          <w:i w:val="0"/>
+        </w:rPr>
+        <w:t>III. TIẾN TRÌNH DẠY HỌC</w:t>
+      </w:r>
+    </w:p>
+    <w:p>
+      <w:pPr>
+        <w:spacing w:before="0" w:after="0"/>
+        <w:jc w:val="both"/>
+      </w:pPr>
+      <w:r>
+        <w:rPr>
+          <w:b/>
+          <w:i w:val="0"/>
+        </w:rPr>
+        <w:t>Hoạt động 1: Mở đầu (Dự kiến thời gian: 5 phút)</w:t>
+      </w:r>
+    </w:p>
+    <w:p>
+      <w:pPr>
+        <w:spacing w:before="0" w:after="0"/>
+        <w:jc w:val="both"/>
+      </w:pPr>
+      <w:r>
+        <w:rPr>
+          <w:b/>
+          <w:i w:val="0"/>
+        </w:rPr>
+        <w:t>a) Mục tiêu:</w:t>
+      </w:r>
+      <w:r>
+        <w:rPr>
+          <w:b w:val="0"/>
+          <w:i w:val="0"/>
+        </w:rPr>
+        <w:t xml:space="preserve"> Tạo hứng thú, ôn lại các biện pháp tu từ đã học.</w:t>
+      </w:r>
+    </w:p>
+    <w:p>
+      <w:pPr>
+        <w:spacing w:before="0" w:after="0"/>
+        <w:jc w:val="both"/>
+      </w:pPr>
+      <w:r>
+        <w:rPr>
+          <w:b/>
+          <w:i w:val="0"/>
+        </w:rPr>
+        <w:t>b) Nội dung:</w:t>
+      </w:r>
+      <w:r>
+        <w:rPr>
+          <w:b w:val="0"/>
+          <w:i w:val="0"/>
+        </w:rPr>
+        <w:t xml:space="preserve"> Câu đố nhận diện nhanh biện pháp tu từ qua 4 câu thơ quen thuộc.</w:t>
+      </w:r>
+    </w:p>
+    <w:p>
+      <w:pPr>
+        <w:spacing w:before="0" w:after="0"/>
+        <w:jc w:val="both"/>
+      </w:pPr>
+      <w:r>
+        <w:rPr>
+          <w:b/>
+          <w:i w:val="0"/>
+        </w:rPr>
+        <w:t>c) Sản phẩm:</w:t>
+      </w:r>
+      <w:r>
+        <w:rPr>
+          <w:b w:val="0"/>
+          <w:i w:val="0"/>
+        </w:rPr>
+        <w:t xml:space="preserve"> Câu trả lời của HS.</w:t>
+      </w:r>
+    </w:p>
+    <w:p>
+      <w:pPr>
+        <w:spacing w:before="0" w:after="0"/>
+        <w:jc w:val="both"/>
+      </w:pPr>
+      <w:r>
+        <w:rPr>
+          <w:b/>
+          <w:i w:val="0"/>
+        </w:rPr>
+        <w:t>d) Tổ chức thực hiện</w:t>
+      </w:r>
+    </w:p>
+    <w:p>
+      <w:pPr>
+        <w:spacing w:before="0" w:after="0"/>
+        <w:jc w:val="both"/>
+      </w:pPr>
+      <w:r>
+        <w:rPr>
+          <w:b/>
+          <w:i w:val="0"/>
+        </w:rPr>
+        <w:t>Bước 1: Giao nhiệm vụ học tập:</w:t>
+      </w:r>
+      <w:r>
+        <w:rPr>
+          <w:b w:val="0"/>
+          <w:i w:val="0"/>
+        </w:rPr>
+        <w:t xml:space="preserve"> GV chiếu 4 câu thơ, HS gọi tên biện pháp tu từ.</w:t>
+      </w:r>
+    </w:p>
+    <w:p>
+      <w:pPr>
+        <w:spacing w:before="0" w:after="0"/>
+        <w:jc w:val="both"/>
+      </w:pPr>
+      <w:r>
+        <w:rPr>
+          <w:b/>
+          <w:i w:val="0"/>
+        </w:rPr>
+        <w:t>Bước 2: Thực hiện nhiệm vụ:</w:t>
+      </w:r>
+      <w:r>
+        <w:rPr>
+          <w:b w:val="0"/>
+          <w:i w:val="0"/>
+        </w:rPr>
+        <w:t xml:space="preserve"> HS suy nghĩ cá nhân.</w:t>
+      </w:r>
+    </w:p>
+    <w:p>
+      <w:pPr>
+        <w:spacing w:before="0" w:after="0"/>
+        <w:jc w:val="both"/>
+      </w:pPr>
+      <w:r>
+        <w:rPr>
+          <w:b/>
+          <w:i w:val="0"/>
+        </w:rPr>
+        <w:t>Bước 3: Báo cáo, thảo luận:</w:t>
+      </w:r>
+      <w:r>
+        <w:rPr>
+          <w:b w:val="0"/>
+          <w:i w:val="0"/>
+        </w:rPr>
+        <w:t xml:space="preserve"> HS giơ tay trả lời nhanh.</w:t>
+      </w:r>
+    </w:p>
+    <w:p>
+      <w:pPr>
+        <w:spacing w:before="0" w:after="0"/>
+        <w:jc w:val="both"/>
+      </w:pPr>
+      <w:r>
+        <w:rPr>
+          <w:b/>
+          <w:i w:val="0"/>
+        </w:rPr>
+        <w:t>Bước 4: Kết luận, nhận định:</w:t>
+      </w:r>
+      <w:r>
+        <w:rPr>
+          <w:b w:val="0"/>
+          <w:i w:val="0"/>
+        </w:rPr>
+        <w:t xml:space="preserve"> GV dẫn vào bài: không chỉ gọi tên mà cần phân tích tác dụng.</w:t>
+      </w:r>
+    </w:p>
+    <w:p>
+      <w:pPr>
+        <w:spacing w:before="0" w:after="0"/>
+        <w:jc w:val="both"/>
+      </w:pPr>
+      <w:r>
+        <w:rPr>
+          <w:b/>
+          <w:i w:val="0"/>
+        </w:rPr>
+        <w:t>Hoạt động 2: Hình thành kiến thức mới (Dự kiến thời gian: 5 phút)</w:t>
+      </w:r>
+    </w:p>
+    <w:p>
+      <w:pPr>
+        <w:spacing w:before="0" w:after="0"/>
+        <w:jc w:val="both"/>
+      </w:pPr>
+      <w:r>
+        <w:rPr>
+          <w:b/>
+          <w:i w:val="0"/>
+        </w:rPr>
+        <w:t>a) Mục tiêu:</w:t>
+      </w:r>
+      <w:r>
+        <w:rPr>
+          <w:b w:val="0"/>
+          <w:i w:val="0"/>
+        </w:rPr>
+        <w:t xml:space="preserve"> Nắm cách phân tích tác dụng của biện pháp tu từ trong thơ.</w:t>
+      </w:r>
+    </w:p>
+    <w:p>
+      <w:pPr>
+        <w:spacing w:before="0" w:after="0"/>
+        <w:jc w:val="both"/>
+      </w:pPr>
+      <w:r>
+        <w:rPr>
+          <w:b/>
+          <w:i w:val="0"/>
+        </w:rPr>
+        <w:t>b) Nội dung:</w:t>
+      </w:r>
+      <w:r>
+        <w:rPr>
+          <w:b w:val="0"/>
+          <w:i w:val="0"/>
+        </w:rPr>
+        <w:t xml:space="preserve"> GV hướng dẫn quy trình: xác định biện pháp → chỉ ra từ ngữ, hình ảnh → nêu tác dụng về nội dung (khắc hoạ đối tượng, cảm xúc) và nghệ thuật (nhịp điệu, sức gợi).</w:t>
+      </w:r>
+    </w:p>
+    <w:p>
+      <w:pPr>
+        <w:spacing w:before="0" w:after="0"/>
+        <w:jc w:val="both"/>
+      </w:pPr>
+      <w:r>
+        <w:rPr>
+          <w:b/>
+          <w:i w:val="0"/>
+        </w:rPr>
+        <w:t>c) Sản phẩm:</w:t>
+      </w:r>
+      <w:r>
+        <w:rPr>
+          <w:b w:val="0"/>
+          <w:i w:val="0"/>
+        </w:rPr>
+        <w:t xml:space="preserve"> Quy trình HS ghi vào vở.</w:t>
+      </w:r>
+    </w:p>
+    <w:p>
+      <w:pPr>
+        <w:spacing w:before="0" w:after="0"/>
+        <w:jc w:val="both"/>
+      </w:pPr>
+      <w:r>
+        <w:rPr>
+          <w:b/>
+          <w:i w:val="0"/>
+        </w:rPr>
+        <w:t>d) Tổ chức thực hiện</w:t>
+      </w:r>
+    </w:p>
+    <w:p>
+      <w:pPr>
+        <w:spacing w:before="0" w:after="0"/>
+        <w:jc w:val="both"/>
+      </w:pPr>
+      <w:r>
+        <w:rPr>
+          <w:b/>
+          <w:i w:val="0"/>
+        </w:rPr>
+        <w:t>Bước 1: Giao nhiệm vụ học tập:</w:t>
+      </w:r>
+      <w:r>
+        <w:rPr>
+          <w:b w:val="0"/>
+          <w:i w:val="0"/>
+        </w:rPr>
+        <w:t xml:space="preserve"> GV làm mẫu với một câu thơ trong Tây Tiến.</w:t>
+      </w:r>
+    </w:p>
+    <w:p>
+      <w:pPr>
+        <w:spacing w:before="0" w:after="0"/>
+        <w:jc w:val="both"/>
+      </w:pPr>
+      <w:r>
+        <w:rPr>
+          <w:b/>
+          <w:i w:val="0"/>
+        </w:rPr>
+        <w:t>Bước 2: Thực hiện nhiệm vụ:</w:t>
+      </w:r>
+      <w:r>
+        <w:rPr>
+          <w:b w:val="0"/>
+          <w:i w:val="0"/>
+        </w:rPr>
+        <w:t xml:space="preserve"> HS ghi chép.</w:t>
+      </w:r>
+    </w:p>
+    <w:p>
+      <w:pPr>
+        <w:spacing w:before="0" w:after="0"/>
+        <w:jc w:val="both"/>
+      </w:pPr>
+      <w:r>
+        <w:rPr>
+          <w:b/>
+          <w:i w:val="0"/>
+        </w:rPr>
+        <w:t>Bước 3: Báo cáo, thảo luận:</w:t>
+      </w:r>
+      <w:r>
+        <w:rPr>
+          <w:b w:val="0"/>
+          <w:i w:val="0"/>
+        </w:rPr>
+        <w:t xml:space="preserve"> 1 HS nhắc lại quy trình.</w:t>
+      </w:r>
+    </w:p>
+    <w:p>
+      <w:pPr>
+        <w:spacing w:before="0" w:after="0"/>
+        <w:jc w:val="both"/>
+      </w:pPr>
+      <w:r>
+        <w:rPr>
+          <w:b/>
+          <w:i w:val="0"/>
+        </w:rPr>
+        <w:t>Bước 4: Kết luận, nhận định:</w:t>
+      </w:r>
+      <w:r>
+        <w:rPr>
+          <w:b w:val="0"/>
+          <w:i w:val="0"/>
+        </w:rPr>
+        <w:t xml:space="preserve"> GV chốt.</w:t>
+      </w:r>
+    </w:p>
+    <w:p>
+      <w:pPr>
+        <w:spacing w:before="0" w:after="0"/>
+        <w:jc w:val="both"/>
+      </w:pPr>
+      <w:r>
+        <w:rPr>
+          <w:b/>
+          <w:i w:val="0"/>
+        </w:rPr>
+        <w:t>Hoạt động 3: Luyện tập (Dự kiến thời gian: 30 phút)</w:t>
+      </w:r>
+    </w:p>
+    <w:p>
+      <w:pPr>
+        <w:spacing w:before="0" w:after="0"/>
+        <w:jc w:val="both"/>
+      </w:pPr>
+      <w:r>
+        <w:rPr>
+          <w:b/>
+          <w:i w:val="0"/>
+        </w:rPr>
+        <w:t>a) Mục tiêu:</w:t>
+      </w:r>
+      <w:r>
+        <w:rPr>
+          <w:b w:val="0"/>
+          <w:i w:val="0"/>
+        </w:rPr>
+        <w:t xml:space="preserve"> Phân tích tác dụng của nhân hoá, ẩn dụ, điệp ngữ, đối.</w:t>
+      </w:r>
+    </w:p>
+    <w:p>
+      <w:pPr>
+        <w:spacing w:before="0" w:after="0"/>
+        <w:jc w:val="both"/>
+      </w:pPr>
+      <w:r>
+        <w:rPr>
+          <w:b/>
+          <w:i w:val="0"/>
+        </w:rPr>
+        <w:t>b) Nội dung:</w:t>
+      </w:r>
+      <w:r>
+        <w:rPr>
+          <w:b w:val="0"/>
+          <w:i w:val="0"/>
+        </w:rPr>
+        <w:t xml:space="preserve"> Bài tập 1 – 4 (SGK tr.51).</w:t>
+      </w:r>
+    </w:p>
+    <w:p>
+      <w:pPr>
+        <w:spacing w:before="0" w:after="0"/>
+        <w:jc w:val="both"/>
+      </w:pPr>
+      <w:r>
+        <w:rPr>
+          <w:b/>
+          <w:i w:val="0"/>
+        </w:rPr>
+        <w:t>c) Sản phẩm:</w:t>
+      </w:r>
+      <w:r>
+        <w:rPr>
+          <w:b w:val="0"/>
+          <w:i w:val="0"/>
+        </w:rPr>
+        <w:t xml:space="preserve"> Bài làm của HS; gợi ý đáp án:</w:t>
       </w:r>
     </w:p>
     <w:tbl>
@@ -3012,49 +7091,77 @@
             </w:pPr>
             <w:r>
               <w:rPr>
+                <w:b/>
+                <w:i w:val="0"/>
+              </w:rPr>
+              <w:t>Bài tập 1 – Nhân hoá:</w:t>
+            </w:r>
+            <w:r>
+              <w:rPr>
                 <w:b w:val="0"/>
                 <w:i w:val="0"/>
               </w:rPr>
-              <w:t>- BT1 – Nhân hoá: a) “thác gầm thét”, “cọp trêu người” – thiên nhiên hoang dã, dữ dội, hiểm nguy rình rập, làm nổi bật sự can trường của người lính; b) “Trời thu thay áo mới / Trong biếc, nói cười thiết tha” (Đất nước – Nguyễn Đình Thi) – trời thu như con người hân hoan, niềm vui đất nước độc lập.</w:t>
-            </w:r>
-          </w:p>
-          <w:p>
-            <w:pPr>
-              <w:spacing w:before="0" w:after="0"/>
-              <w:jc w:val="both"/>
-            </w:pPr>
+              <w:t xml:space="preserve"> a) “thác gầm thét”, “cọp trêu người” – thiên nhiên hoang dã, dữ dội, hiểm nguy rình rập, làm nổi bật sự can trường của người lính; b) “Trời thu thay áo mới / Trong biếc, nói cười thiết tha” (Đất nước – Nguyễn Đình Thi) – trời thu như con người hân hoan, niềm vui đất nước độc lập.</w:t>
+            </w:r>
+          </w:p>
+          <w:p>
+            <w:pPr>
+              <w:spacing w:before="0" w:after="0"/>
+              <w:jc w:val="both"/>
+            </w:pPr>
+            <w:r>
+              <w:rPr>
+                <w:b/>
+                <w:i w:val="0"/>
+              </w:rPr>
+              <w:t>Bài tập 2 – Ẩn dụ:</w:t>
+            </w:r>
             <w:r>
               <w:rPr>
                 <w:b w:val="0"/>
                 <w:i w:val="0"/>
               </w:rPr>
-              <w:t>- BT2 – Ẩn dụ: “không mọc tóc” (sốt rét rừng), “quân xanh màu lá” (da xanh xao, quân phục lá ngụy trang), “dữ oai hùm” (khí thế oai phong) – vừa hiện thực vừa lãng mạn, tránh bi luỵ.</w:t>
-            </w:r>
-          </w:p>
-          <w:p>
-            <w:pPr>
-              <w:spacing w:before="0" w:after="0"/>
-              <w:jc w:val="both"/>
-            </w:pPr>
+              <w:t xml:space="preserve"> “không mọc tóc” (sốt rét rừng), “quân xanh màu lá” (da xanh xao, quân phục lá ngụy trang), “dữ oai hùm” (khí thế oai phong) – vừa hiện thực vừa lãng mạn, tránh bi luỵ.</w:t>
+            </w:r>
+          </w:p>
+          <w:p>
+            <w:pPr>
+              <w:spacing w:before="0" w:after="0"/>
+              <w:jc w:val="both"/>
+            </w:pPr>
+            <w:r>
+              <w:rPr>
+                <w:b/>
+                <w:i w:val="0"/>
+              </w:rPr>
+              <w:t>Bài tập 3 – Điệp ngữ:</w:t>
+            </w:r>
             <w:r>
               <w:rPr>
                 <w:b w:val="0"/>
                 <w:i w:val="0"/>
               </w:rPr>
-              <w:t>- BT3 – Điệp ngữ: a) điệp “dốc”, “ngàn thước” – gợi con đường hiểm trở, nhịp hành quân; b) điệp “tiếng ghi ta” – nhịp điệu bản nhạc, các trạng thái khác nhau của tiếng đàn và số phận Lor-ca.</w:t>
-            </w:r>
-          </w:p>
-          <w:p>
-            <w:pPr>
-              <w:spacing w:before="0" w:after="0"/>
-              <w:jc w:val="both"/>
-            </w:pPr>
+              <w:t xml:space="preserve"> a) điệp “dốc”, “ngàn thước” – gợi con đường hiểm trở, nhịp hành quân; b) điệp “tiếng ghi ta” – nhịp điệu bản nhạc, các trạng thái khác nhau của tiếng đàn và số phận Lor-ca.</w:t>
+            </w:r>
+          </w:p>
+          <w:p>
+            <w:pPr>
+              <w:spacing w:before="0" w:after="0"/>
+              <w:jc w:val="both"/>
+            </w:pPr>
+            <w:r>
+              <w:rPr>
+                <w:b/>
+                <w:i w:val="0"/>
+              </w:rPr>
+              <w:t>Bài tập 4 – Phép đối:</w:t>
+            </w:r>
             <w:r>
               <w:rPr>
                 <w:b w:val="0"/>
                 <w:i w:val="0"/>
               </w:rPr>
-              <w:t>- BT4 – Phép đối: a) Cảm hoài – đối chỉnh theo luật Đường (đồ điếu – anh hùng, công thành dị – ẩm hận đa; trục đất – sông Ngân), tạo cân xứng, làm nổi bật bi kịch, chí lớn; b) Tây Tiến – “Sài Khao sương lấp đoàn quân mỏi / Mường Lát hoa về trong đêm hơi” – đối linh hoạt, tương phản gian khổ – thơ mộng.</w:t>
+              <w:t xml:space="preserve"> a) Cảm hoài – đối chỉnh theo luật Đường (đồ điếu – anh hùng, công thành dị – ẩm hận đa; trục đất – sông Ngân), tạo cân xứng, làm nổi bật bi kịch, chí lớn; b) Tây Tiến – “Sài Khao sương lấp đoàn quân mỏi / Mường Lát hoa về trong đêm hơi” – đối linh hoạt, tương phản gian khổ – thơ mộng.</w:t>
             </w:r>
           </w:p>
         </w:tc>
@@ -3073,10 +7180,290 @@
       </w:pPr>
       <w:r>
         <w:rPr>
-          <w:b w:val="0"/>
-          <w:i w:val="0"/>
-        </w:rPr>
-        <w:t>- Hoạt động 4 (5 phút): HS viết 3 – 4 câu phân tích tác dụng một biện pháp tu từ trong bài thơ tự chọn.</w:t>
+          <w:b/>
+          <w:i w:val="0"/>
+        </w:rPr>
+        <w:t>d) Tổ chức thực hiện</w:t>
+      </w:r>
+    </w:p>
+    <w:p>
+      <w:pPr>
+        <w:spacing w:before="0" w:after="0"/>
+        <w:jc w:val="both"/>
+      </w:pPr>
+      <w:r>
+        <w:rPr>
+          <w:b/>
+          <w:i w:val="0"/>
+        </w:rPr>
+        <w:t>Bước 1: Giao nhiệm vụ học tập</w:t>
+      </w:r>
+    </w:p>
+    <w:p>
+      <w:pPr>
+        <w:spacing w:before="0" w:after="0"/>
+        <w:jc w:val="both"/>
+      </w:pPr>
+      <w:r>
+        <w:rPr>
+          <w:b w:val="0"/>
+          <w:i w:val="0"/>
+        </w:rPr>
+        <w:t>- GV chia 4 nhóm, mỗi nhóm một bài tập.</w:t>
+      </w:r>
+    </w:p>
+    <w:p>
+      <w:pPr>
+        <w:spacing w:before="0" w:after="0"/>
+        <w:jc w:val="both"/>
+      </w:pPr>
+      <w:r>
+        <w:rPr>
+          <w:b w:val="0"/>
+          <w:i w:val="0"/>
+          <w:color w:val="EE0000"/>
+        </w:rPr>
+        <w:t>- GV yêu cầu HS sử dụng AI gợi ý thêm một ví dụ cùng biện pháp tu từ trong thơ Việt Nam, sau đó kiểm tra nguồn.</w:t>
+      </w:r>
+    </w:p>
+    <w:p>
+      <w:pPr>
+        <w:spacing w:before="0" w:after="0"/>
+        <w:jc w:val="both"/>
+      </w:pPr>
+      <w:r>
+        <w:rPr>
+          <w:b w:val="0"/>
+          <w:i w:val="0"/>
+          <w:color w:val="7030A0"/>
+        </w:rPr>
+        <w:t>(12.A1.1.a: Học sinh đối chiếu ví dụ AI đưa ra với nguồn chính thống – AI có thể “bịa” câu thơ hoặc ghi sai tác giả.)</w:t>
+      </w:r>
+    </w:p>
+    <w:p>
+      <w:pPr>
+        <w:spacing w:before="0" w:after="0"/>
+        <w:jc w:val="both"/>
+      </w:pPr>
+      <w:r>
+        <w:rPr>
+          <w:b/>
+          <w:i w:val="0"/>
+        </w:rPr>
+        <w:t>Bước 2: Thực hiện nhiệm vụ:</w:t>
+      </w:r>
+      <w:r>
+        <w:rPr>
+          <w:b w:val="0"/>
+          <w:i w:val="0"/>
+        </w:rPr>
+        <w:t xml:space="preserve"> HS thảo luận nhóm 12 phút.</w:t>
+      </w:r>
+    </w:p>
+    <w:p>
+      <w:pPr>
+        <w:spacing w:before="0" w:after="0"/>
+        <w:jc w:val="both"/>
+      </w:pPr>
+      <w:r>
+        <w:rPr>
+          <w:b/>
+          <w:i w:val="0"/>
+        </w:rPr>
+        <w:t>Bước 3: Báo cáo, thảo luận:</w:t>
+      </w:r>
+      <w:r>
+        <w:rPr>
+          <w:b w:val="0"/>
+          <w:i w:val="0"/>
+        </w:rPr>
+        <w:t xml:space="preserve"> Đại diện nhóm trình bày; lớp nhận xét.</w:t>
+      </w:r>
+    </w:p>
+    <w:p>
+      <w:pPr>
+        <w:spacing w:before="0" w:after="0"/>
+        <w:jc w:val="both"/>
+      </w:pPr>
+      <w:r>
+        <w:rPr>
+          <w:b/>
+          <w:i w:val="0"/>
+        </w:rPr>
+        <w:t>Bước 4: Kết luận, nhận định:</w:t>
+      </w:r>
+      <w:r>
+        <w:rPr>
+          <w:b w:val="0"/>
+          <w:i w:val="0"/>
+        </w:rPr>
+        <w:t xml:space="preserve"> GV thống nhất đáp án theo SGV.</w:t>
+      </w:r>
+    </w:p>
+    <w:p>
+      <w:pPr>
+        <w:spacing w:before="0" w:after="0"/>
+        <w:jc w:val="both"/>
+      </w:pPr>
+      <w:r>
+        <w:rPr>
+          <w:b/>
+          <w:i w:val="0"/>
+        </w:rPr>
+        <w:t>Hoạt động 4: Vận dụng (Dự kiến thời gian: 5 phút)</w:t>
+      </w:r>
+    </w:p>
+    <w:p>
+      <w:pPr>
+        <w:spacing w:before="0" w:after="0"/>
+        <w:jc w:val="both"/>
+      </w:pPr>
+      <w:r>
+        <w:rPr>
+          <w:b/>
+          <w:i w:val="0"/>
+        </w:rPr>
+        <w:t>a) Mục tiêu:</w:t>
+      </w:r>
+      <w:r>
+        <w:rPr>
+          <w:b w:val="0"/>
+          <w:i w:val="0"/>
+        </w:rPr>
+        <w:t xml:space="preserve"> Vận dụng phân tích biện pháp tu từ trong bài thơ tự chọn.</w:t>
+      </w:r>
+    </w:p>
+    <w:p>
+      <w:pPr>
+        <w:spacing w:before="0" w:after="0"/>
+        <w:jc w:val="both"/>
+      </w:pPr>
+      <w:r>
+        <w:rPr>
+          <w:b/>
+          <w:i w:val="0"/>
+        </w:rPr>
+        <w:t>b) Nội dung:</w:t>
+      </w:r>
+      <w:r>
+        <w:rPr>
+          <w:b w:val="0"/>
+          <w:i w:val="0"/>
+        </w:rPr>
+        <w:t xml:space="preserve"> Viết 3 – 4 câu phân tích tác dụng một biện pháp tu từ trong bài thơ tự chọn.</w:t>
+      </w:r>
+    </w:p>
+    <w:p>
+      <w:pPr>
+        <w:spacing w:before="0" w:after="0"/>
+        <w:jc w:val="both"/>
+      </w:pPr>
+      <w:r>
+        <w:rPr>
+          <w:b/>
+          <w:i w:val="0"/>
+        </w:rPr>
+        <w:t>c) Sản phẩm:</w:t>
+      </w:r>
+      <w:r>
+        <w:rPr>
+          <w:b w:val="0"/>
+          <w:i w:val="0"/>
+        </w:rPr>
+        <w:t xml:space="preserve"> Đoạn văn ngắn của HS.</w:t>
+      </w:r>
+    </w:p>
+    <w:p>
+      <w:pPr>
+        <w:spacing w:before="0" w:after="0"/>
+        <w:jc w:val="both"/>
+      </w:pPr>
+      <w:r>
+        <w:rPr>
+          <w:b/>
+          <w:i w:val="0"/>
+        </w:rPr>
+        <w:t>d) Tổ chức thực hiện</w:t>
+      </w:r>
+    </w:p>
+    <w:p>
+      <w:pPr>
+        <w:spacing w:before="0" w:after="0"/>
+        <w:jc w:val="both"/>
+      </w:pPr>
+      <w:r>
+        <w:rPr>
+          <w:b/>
+          <w:i w:val="0"/>
+        </w:rPr>
+        <w:t>Bước 1: Giao nhiệm vụ học tập:</w:t>
+      </w:r>
+      <w:r>
+        <w:rPr>
+          <w:b w:val="0"/>
+          <w:i w:val="0"/>
+        </w:rPr>
+        <w:t xml:space="preserve"> GV giao đề.</w:t>
+      </w:r>
+    </w:p>
+    <w:p>
+      <w:pPr>
+        <w:spacing w:before="0" w:after="0"/>
+        <w:jc w:val="both"/>
+      </w:pPr>
+      <w:r>
+        <w:rPr>
+          <w:b/>
+          <w:i w:val="0"/>
+        </w:rPr>
+        <w:t>Bước 2: Thực hiện nhiệm vụ:</w:t>
+      </w:r>
+      <w:r>
+        <w:rPr>
+          <w:b w:val="0"/>
+          <w:i w:val="0"/>
+        </w:rPr>
+        <w:t xml:space="preserve"> HS viết tại lớp hoặc ở nhà.</w:t>
+      </w:r>
+    </w:p>
+    <w:p>
+      <w:pPr>
+        <w:spacing w:before="0" w:after="0"/>
+        <w:jc w:val="both"/>
+      </w:pPr>
+      <w:r>
+        <w:rPr>
+          <w:b/>
+          <w:i w:val="0"/>
+        </w:rPr>
+        <w:t>Bước 3: Báo cáo, thảo luận:</w:t>
+      </w:r>
+      <w:r>
+        <w:rPr>
+          <w:b w:val="0"/>
+          <w:i w:val="0"/>
+        </w:rPr>
+        <w:t xml:space="preserve"> 1 – 2 HS đọc.</w:t>
+      </w:r>
+    </w:p>
+    <w:p>
+      <w:pPr>
+        <w:spacing w:before="0" w:after="0"/>
+        <w:jc w:val="both"/>
+      </w:pPr>
+      <w:r>
+        <w:rPr>
+          <w:b/>
+          <w:i w:val="0"/>
+        </w:rPr>
+        <w:t>Bước 4: Kết luận, nhận định:</w:t>
+      </w:r>
+      <w:r>
+        <w:rPr>
+          <w:b w:val="0"/>
+          <w:i w:val="0"/>
+        </w:rPr>
+        <w:t xml:space="preserve"> GV nhận xét.</w:t>
       </w:r>
     </w:p>
     <w:p>
@@ -3089,7 +7476,7 @@
           <w:b/>
           <w:i w:val="0"/>
         </w:rPr>
-        <w:t>HẾT TIẾT 19 CHUYỂN SANG TIẾT 20</w:t>
+        <w:t>----------HẾT TIẾT 19 CHUYỂN SANG TIẾT 20----------</w:t>
       </w:r>
     </w:p>
     <w:p>
@@ -3115,7 +7502,7 @@
           <w:b w:val="0"/>
           <w:i w:val="0"/>
         </w:rPr>
-        <w:t>(Dự kiến thời gian: 2 tiết – Tiết 20 hướng dẫn viết, Tiết 21 trả bài; HS viết bài ở nhà)</w:t>
+        <w:t>(Dự kiến thời gian: 02 tiết – Tiết 20: hướng dẫn viết; Tiết 21: trả bài; HS viết bài ở nhà)</w:t>
       </w:r>
     </w:p>
     <w:p>
@@ -3138,6 +7525,19 @@
       </w:pPr>
       <w:r>
         <w:rPr>
+          <w:b/>
+          <w:i w:val="0"/>
+        </w:rPr>
+        <w:t>1. Về kiến thức:</w:t>
+      </w:r>
+    </w:p>
+    <w:p>
+      <w:pPr>
+        <w:spacing w:before="0" w:after="0"/>
+        <w:jc w:val="both"/>
+      </w:pPr>
+      <w:r>
+        <w:rPr>
           <w:b w:val="0"/>
           <w:i w:val="0"/>
         </w:rPr>
@@ -3151,10 +7551,161 @@
       </w:pPr>
       <w:r>
         <w:rPr>
-          <w:b w:val="0"/>
-          <w:i w:val="0"/>
-        </w:rPr>
-        <w:t>- Năng lực số: 1.1.NC1a; 6.2.NC1a; 2.2.NC1a. Năng lực AI: 12.A4.1.a – dùng AI góp ý dàn ý, không chép bài AI viết.</w:t>
+          <w:b/>
+          <w:i w:val="0"/>
+        </w:rPr>
+        <w:t>2. Về năng lực:</w:t>
+      </w:r>
+    </w:p>
+    <w:p>
+      <w:pPr>
+        <w:spacing w:before="0" w:after="0"/>
+        <w:jc w:val="both"/>
+      </w:pPr>
+      <w:r>
+        <w:rPr>
+          <w:b/>
+          <w:i w:val="0"/>
+        </w:rPr>
+        <w:t>a. Năng lực chung:</w:t>
+      </w:r>
+      <w:r>
+        <w:rPr>
+          <w:b w:val="0"/>
+          <w:i w:val="0"/>
+        </w:rPr>
+        <w:t xml:space="preserve"> Năng lực giải quyết vấn đề, tự quản bản thân, giao tiếp, hợp tác.</w:t>
+      </w:r>
+    </w:p>
+    <w:p>
+      <w:pPr>
+        <w:spacing w:before="0" w:after="0"/>
+        <w:jc w:val="both"/>
+      </w:pPr>
+      <w:r>
+        <w:rPr>
+          <w:b/>
+          <w:i w:val="0"/>
+        </w:rPr>
+        <w:t>b. Năng lực riêng biệt:</w:t>
+      </w:r>
+      <w:r>
+        <w:rPr>
+          <w:b w:val="0"/>
+          <w:i w:val="0"/>
+        </w:rPr>
+        <w:t xml:space="preserve"> Năng lực so sánh, đánh giá hai tác phẩm thơ; tạo lập văn bản nghị luận văn học.</w:t>
+      </w:r>
+    </w:p>
+    <w:p>
+      <w:pPr>
+        <w:spacing w:before="0" w:after="0"/>
+        <w:jc w:val="both"/>
+      </w:pPr>
+      <w:r>
+        <w:rPr>
+          <w:b/>
+          <w:i w:val="0"/>
+        </w:rPr>
+        <w:t>c. Năng lực số</w:t>
+      </w:r>
+    </w:p>
+    <w:p>
+      <w:pPr>
+        <w:spacing w:before="0" w:after="0"/>
+        <w:jc w:val="both"/>
+      </w:pPr>
+      <w:r>
+        <w:rPr>
+          <w:b w:val="0"/>
+          <w:i w:val="0"/>
+          <w:color w:val="EE0000"/>
+        </w:rPr>
+        <w:t>- 1.1.NC1a: Tìm các bài phê bình uy tín về hai bài thơ.</w:t>
+      </w:r>
+    </w:p>
+    <w:p>
+      <w:pPr>
+        <w:spacing w:before="0" w:after="0"/>
+        <w:jc w:val="both"/>
+      </w:pPr>
+      <w:r>
+        <w:rPr>
+          <w:b w:val="0"/>
+          <w:i w:val="0"/>
+          <w:color w:val="EE0000"/>
+        </w:rPr>
+        <w:t>- 6.2.NC1a: Dùng AI góp ý dàn ý; tự viết bài.</w:t>
+      </w:r>
+    </w:p>
+    <w:p>
+      <w:pPr>
+        <w:spacing w:before="0" w:after="0"/>
+        <w:jc w:val="both"/>
+      </w:pPr>
+      <w:r>
+        <w:rPr>
+          <w:b w:val="0"/>
+          <w:i w:val="0"/>
+          <w:color w:val="EE0000"/>
+        </w:rPr>
+        <w:t>- 2.2.NC1a: Rà soát lỗi chính tả, ngữ pháp bằng công cụ trực tuyến.</w:t>
+      </w:r>
+    </w:p>
+    <w:p>
+      <w:pPr>
+        <w:spacing w:before="0" w:after="0"/>
+        <w:jc w:val="both"/>
+      </w:pPr>
+      <w:r>
+        <w:rPr>
+          <w:b/>
+          <w:i w:val="0"/>
+          <w:color w:val="7030A0"/>
+        </w:rPr>
+        <w:t>*Tích hợp năng lực AI:</w:t>
+      </w:r>
+    </w:p>
+    <w:p>
+      <w:pPr>
+        <w:spacing w:before="0" w:after="0"/>
+        <w:jc w:val="both"/>
+      </w:pPr>
+      <w:r>
+        <w:rPr>
+          <w:b/>
+          <w:i w:val="0"/>
+          <w:color w:val="7030A0"/>
+        </w:rPr>
+        <w:t>12.A4.1.a:</w:t>
+      </w:r>
+      <w:r>
+        <w:rPr>
+          <w:b w:val="0"/>
+          <w:i w:val="0"/>
+          <w:color w:val="7030A0"/>
+        </w:rPr>
+        <w:t xml:space="preserve"> Học sinh dùng câu lệnh để AI góp ý dàn ý, không chép bài AI viết.</w:t>
+      </w:r>
+    </w:p>
+    <w:p>
+      <w:pPr>
+        <w:spacing w:before="0" w:after="0"/>
+        <w:jc w:val="both"/>
+      </w:pPr>
+      <w:r>
+        <w:rPr>
+          <w:b/>
+          <w:i w:val="0"/>
+        </w:rPr>
+        <w:t>3. Về phẩm chất:</w:t>
+      </w:r>
+      <w:r>
+        <w:rPr>
+          <w:b w:val="0"/>
+          <w:i w:val="0"/>
+        </w:rPr>
+        <w:t xml:space="preserve"> Chăm chỉ, trung thực khi sử dụng tư liệu, công cụ AI.</w:t>
       </w:r>
     </w:p>
     <w:p>
@@ -3167,72 +7718,342 @@
           <w:b/>
           <w:i w:val="0"/>
         </w:rPr>
-        <w:t>II. TIẾN TRÌNH DẠY HỌC</w:t>
-      </w:r>
-    </w:p>
-    <w:p>
-      <w:pPr>
-        <w:spacing w:before="80" w:after="0"/>
-        <w:jc w:val="center"/>
-      </w:pPr>
-      <w:r>
-        <w:rPr>
-          <w:b/>
-          <w:i w:val="0"/>
-        </w:rPr>
-        <w:t>1. Hoạt động 1: Mở đầu (5 phút)</w:t>
-      </w:r>
-    </w:p>
-    <w:p>
-      <w:pPr>
-        <w:spacing w:before="0" w:after="0"/>
-        <w:jc w:val="both"/>
-      </w:pPr>
-      <w:r>
-        <w:rPr>
-          <w:b w:val="0"/>
-          <w:i w:val="0"/>
-        </w:rPr>
-        <w:t>- GV hỏi: So sánh hai bài thơ khác so sánh hai truyện ở điểm nào?</w:t>
-      </w:r>
-    </w:p>
-    <w:p>
-      <w:pPr>
-        <w:spacing w:before="80" w:after="0"/>
-        <w:jc w:val="center"/>
-      </w:pPr>
-      <w:r>
-        <w:rPr>
-          <w:b/>
-          <w:i w:val="0"/>
-        </w:rPr>
-        <w:t>2. Hoạt động 2: Hình thành kiến thức mới (20 phút)</w:t>
-      </w:r>
-    </w:p>
-    <w:p>
-      <w:pPr>
-        <w:spacing w:before="0" w:after="0"/>
-        <w:jc w:val="both"/>
-      </w:pPr>
-      <w:r>
-        <w:rPr>
-          <w:b w:val="0"/>
-          <w:i w:val="0"/>
-        </w:rPr>
-        <w:t>- HS đọc Yêu cầu và bài viết tham khảo “Cảm hứng mùa thu trong Thu vịnh và Đây mùa thu tới” (SGK tr.52 – 56).</w:t>
-      </w:r>
-    </w:p>
-    <w:p>
-      <w:pPr>
-        <w:spacing w:before="0" w:after="0"/>
-        <w:jc w:val="both"/>
-      </w:pPr>
-      <w:r>
-        <w:rPr>
-          <w:b w:val="0"/>
-          <w:i w:val="0"/>
-        </w:rPr>
-        <w:t>- Video tham khảo: Nguyễn Khuyến – bậc đại thi nhân của văn học dân tộc cuối thế kỷ XIX (Danh nhân Thăng Long – Hà Nội) (kênh HTV – Đài Hà Nội) – https://www.youtube.com/watch?v=CEAto-bbJ6g – Viết – tìm hiểu bài tham khảo Thu vịnh và Đây mùa thu tới</w:t>
+        <w:t>II. THIẾT BỊ DẠY HỌC, HỌC LIỆU</w:t>
+      </w:r>
+    </w:p>
+    <w:p>
+      <w:pPr>
+        <w:spacing w:before="0" w:after="0"/>
+        <w:jc w:val="both"/>
+      </w:pPr>
+      <w:r>
+        <w:rPr>
+          <w:b/>
+          <w:i w:val="0"/>
+        </w:rPr>
+        <w:t>1. Học liệu:</w:t>
+      </w:r>
+      <w:r>
+        <w:rPr>
+          <w:b w:val="0"/>
+          <w:i w:val="0"/>
+        </w:rPr>
+        <w:t xml:space="preserve"> SGK, SGV, phiếu học tập, rubric đánh giá bài viết.</w:t>
+      </w:r>
+    </w:p>
+    <w:p>
+      <w:pPr>
+        <w:spacing w:before="0" w:after="0"/>
+        <w:jc w:val="both"/>
+      </w:pPr>
+      <w:r>
+        <w:rPr>
+          <w:b/>
+          <w:i w:val="0"/>
+        </w:rPr>
+        <w:t>2. Thiết bị:</w:t>
+      </w:r>
+      <w:r>
+        <w:rPr>
+          <w:b w:val="0"/>
+          <w:i w:val="0"/>
+        </w:rPr>
+        <w:t xml:space="preserve"> Máy chiếu, </w:t>
+      </w:r>
+      <w:r>
+        <w:rPr>
+          <w:b w:val="0"/>
+          <w:i w:val="0"/>
+          <w:color w:val="EE0000"/>
+        </w:rPr>
+        <w:t>điện thoại thông minh (nếu điều kiện cho phép) có kết nối Internet,</w:t>
+      </w:r>
+      <w:r>
+        <w:rPr>
+          <w:b w:val="0"/>
+          <w:i w:val="0"/>
+        </w:rPr>
+        <w:t xml:space="preserve"> bảng.</w:t>
+      </w:r>
+    </w:p>
+    <w:p>
+      <w:pPr>
+        <w:spacing w:before="60" w:after="0"/>
+        <w:jc w:val="both"/>
+      </w:pPr>
+      <w:r>
+        <w:rPr>
+          <w:b/>
+          <w:i w:val="0"/>
+        </w:rPr>
+        <w:t>III. TIẾN TRÌNH DẠY HỌC</w:t>
+      </w:r>
+    </w:p>
+    <w:p>
+      <w:pPr>
+        <w:spacing w:before="0" w:after="0"/>
+        <w:jc w:val="both"/>
+      </w:pPr>
+      <w:r>
+        <w:rPr>
+          <w:b/>
+          <w:i w:val="0"/>
+        </w:rPr>
+        <w:t>1. Hoạt động 1: Mở đầu – Tìm hiểu yêu cầu của kiểu bài (Dự kiến thời gian: 5 phút)</w:t>
+      </w:r>
+    </w:p>
+    <w:p>
+      <w:pPr>
+        <w:spacing w:before="0" w:after="0"/>
+        <w:jc w:val="both"/>
+      </w:pPr>
+      <w:r>
+        <w:rPr>
+          <w:b/>
+          <w:i w:val="0"/>
+        </w:rPr>
+        <w:t>a) Mục tiêu:</w:t>
+      </w:r>
+      <w:r>
+        <w:rPr>
+          <w:b w:val="0"/>
+          <w:i w:val="0"/>
+        </w:rPr>
+        <w:t xml:space="preserve"> Giúp HS nhận biết yêu cầu của kiểu bài.</w:t>
+      </w:r>
+    </w:p>
+    <w:p>
+      <w:pPr>
+        <w:spacing w:before="0" w:after="0"/>
+        <w:jc w:val="both"/>
+      </w:pPr>
+      <w:r>
+        <w:rPr>
+          <w:b/>
+          <w:i w:val="0"/>
+        </w:rPr>
+        <w:t>b) Nội dung:</w:t>
+      </w:r>
+      <w:r>
+        <w:rPr>
+          <w:b w:val="0"/>
+          <w:i w:val="0"/>
+        </w:rPr>
+        <w:t xml:space="preserve"> GV hỏi: So sánh hai bài thơ khác so sánh hai truyện ở điểm nào? HS đọc box Yêu cầu (SGK tr.52).</w:t>
+      </w:r>
+    </w:p>
+    <w:p>
+      <w:pPr>
+        <w:spacing w:before="0" w:after="0"/>
+        <w:jc w:val="both"/>
+      </w:pPr>
+      <w:r>
+        <w:rPr>
+          <w:b/>
+          <w:i w:val="0"/>
+        </w:rPr>
+        <w:t>c) Sản phẩm:</w:t>
+      </w:r>
+      <w:r>
+        <w:rPr>
+          <w:b w:val="0"/>
+          <w:i w:val="0"/>
+        </w:rPr>
+        <w:t xml:space="preserve"> Câu trả lời của HS.</w:t>
+      </w:r>
+    </w:p>
+    <w:p>
+      <w:pPr>
+        <w:spacing w:before="0" w:after="0"/>
+        <w:jc w:val="both"/>
+      </w:pPr>
+      <w:r>
+        <w:rPr>
+          <w:b/>
+          <w:i w:val="0"/>
+        </w:rPr>
+        <w:t>d) Tổ chức thực hiện</w:t>
+      </w:r>
+    </w:p>
+    <w:p>
+      <w:pPr>
+        <w:spacing w:before="0" w:after="0"/>
+        <w:jc w:val="both"/>
+      </w:pPr>
+      <w:r>
+        <w:rPr>
+          <w:b/>
+          <w:i w:val="0"/>
+        </w:rPr>
+        <w:t>Bước 1: Giao nhiệm vụ học tập:</w:t>
+      </w:r>
+      <w:r>
+        <w:rPr>
+          <w:b w:val="0"/>
+          <w:i w:val="0"/>
+        </w:rPr>
+        <w:t xml:space="preserve"> GV nêu câu hỏi, HS đọc box Yêu cầu.</w:t>
+      </w:r>
+    </w:p>
+    <w:p>
+      <w:pPr>
+        <w:spacing w:before="0" w:after="0"/>
+        <w:jc w:val="both"/>
+      </w:pPr>
+      <w:r>
+        <w:rPr>
+          <w:b/>
+          <w:i w:val="0"/>
+        </w:rPr>
+        <w:t>Bước 2: Thực hiện nhiệm vụ:</w:t>
+      </w:r>
+      <w:r>
+        <w:rPr>
+          <w:b w:val="0"/>
+          <w:i w:val="0"/>
+        </w:rPr>
+        <w:t xml:space="preserve"> HS suy nghĩ, trả lời.</w:t>
+      </w:r>
+    </w:p>
+    <w:p>
+      <w:pPr>
+        <w:spacing w:before="0" w:after="0"/>
+        <w:jc w:val="both"/>
+      </w:pPr>
+      <w:r>
+        <w:rPr>
+          <w:b/>
+          <w:i w:val="0"/>
+        </w:rPr>
+        <w:t>Bước 3: Báo cáo, thảo luận:</w:t>
+      </w:r>
+      <w:r>
+        <w:rPr>
+          <w:b w:val="0"/>
+          <w:i w:val="0"/>
+        </w:rPr>
+        <w:t xml:space="preserve"> 2 – 3 HS chia sẻ.</w:t>
+      </w:r>
+    </w:p>
+    <w:p>
+      <w:pPr>
+        <w:spacing w:before="0" w:after="0"/>
+        <w:jc w:val="both"/>
+      </w:pPr>
+      <w:r>
+        <w:rPr>
+          <w:b/>
+          <w:i w:val="0"/>
+        </w:rPr>
+        <w:t>Bước 4: Kết luận, nhận định:</w:t>
+      </w:r>
+      <w:r>
+        <w:rPr>
+          <w:b w:val="0"/>
+          <w:i w:val="0"/>
+        </w:rPr>
+        <w:t xml:space="preserve"> GV chốt yêu cầu kiểu bài (thơ chú trọng cảm xúc, hình ảnh, ngôn ngữ, nhịp điệu).</w:t>
+      </w:r>
+    </w:p>
+    <w:p>
+      <w:pPr>
+        <w:spacing w:before="0" w:after="0"/>
+        <w:jc w:val="both"/>
+      </w:pPr>
+      <w:r>
+        <w:rPr>
+          <w:b/>
+          <w:i w:val="0"/>
+        </w:rPr>
+        <w:t>2. Hoạt động 2: Hình thành kiến thức mới – Đọc bài viết tham khảo (Dự kiến thời gian: 15 phút)</w:t>
+      </w:r>
+    </w:p>
+    <w:p>
+      <w:pPr>
+        <w:spacing w:before="0" w:after="0"/>
+        <w:jc w:val="both"/>
+      </w:pPr>
+      <w:r>
+        <w:rPr>
+          <w:b/>
+          <w:i w:val="0"/>
+        </w:rPr>
+        <w:t>a) Mục tiêu:</w:t>
+      </w:r>
+      <w:r>
+        <w:rPr>
+          <w:b w:val="0"/>
+          <w:i w:val="0"/>
+        </w:rPr>
+        <w:t xml:space="preserve"> Nhận biết cách triển khai bài so sánh hai bài thơ.</w:t>
+      </w:r>
+    </w:p>
+    <w:p>
+      <w:pPr>
+        <w:spacing w:before="0" w:after="0"/>
+        <w:jc w:val="both"/>
+      </w:pPr>
+      <w:r>
+        <w:rPr>
+          <w:b/>
+          <w:i w:val="0"/>
+        </w:rPr>
+        <w:t>b) Nội dung:</w:t>
+      </w:r>
+      <w:r>
+        <w:rPr>
+          <w:b w:val="0"/>
+          <w:i w:val="0"/>
+        </w:rPr>
+        <w:t xml:space="preserve"> HS đọc bài viết tham khảo “Cảm hứng mùa thu trong Thu vịnh và Đây mùa thu tới” (SGK tr.52 – 56).</w:t>
+      </w:r>
+    </w:p>
+    <w:p>
+      <w:pPr>
+        <w:spacing w:before="0" w:after="0"/>
+        <w:jc w:val="both"/>
+      </w:pPr>
+      <w:r>
+        <w:rPr>
+          <w:b w:val="0"/>
+          <w:i w:val="0"/>
+        </w:rPr>
+        <w:t xml:space="preserve">- Video tham khảo: Nguyễn Khuyến – bậc đại thi nhân của văn học dân tộc cuối thế kỷ XIX (Danh nhân Thăng Long – Hà Nội) (kênh HTV – Đài Hà Nội) – </w:t>
+      </w:r>
+      <w:r>
+        <w:rPr>
+          <w:b w:val="0"/>
+          <w:i w:val="0"/>
+          <w:color w:val="0000FF"/>
+        </w:rPr>
+        <w:t>https://www.youtube.com/watch?v=CEAto-bbJ6g</w:t>
+      </w:r>
+      <w:r>
+        <w:rPr>
+          <w:b w:val="0"/>
+          <w:i w:val="0"/>
+        </w:rPr>
+        <w:t xml:space="preserve"> – Viết – tìm hiểu bài tham khảo Thu vịnh và Đây mùa thu tới</w:t>
+      </w:r>
+    </w:p>
+    <w:p>
+      <w:pPr>
+        <w:spacing w:before="0" w:after="0"/>
+        <w:jc w:val="both"/>
+      </w:pPr>
+      <w:r>
+        <w:rPr>
+          <w:b/>
+          <w:i w:val="0"/>
+        </w:rPr>
+        <w:t>c) Sản phẩm:</w:t>
+      </w:r>
+      <w:r>
+        <w:rPr>
+          <w:b w:val="0"/>
+          <w:i w:val="0"/>
+        </w:rPr>
+        <w:t xml:space="preserve"> Câu trả lời của HS; nội dung chốt:</w:t>
       </w:r>
     </w:p>
     <w:tbl>
@@ -3260,7 +8081,14 @@
                 <w:b/>
                 <w:i w:val="0"/>
               </w:rPr>
-              <w:t>Bài tham khảo: giới thiệu hai bài thơ, định hướng so sánh → điểm tương đồng (cảnh thu đẹp, tình thu buồn, bút pháp chấm phá) → nét riêng (Thu vịnh: cảnh làng quê, nỗi “thẹn” nhân cách của bậc đại trí; Đây mùa thu tới: cảnh phố phường, liễu “chịu tang”, cái tôi Thơ mới) → nguyên nhân khác biệt (hai thời đại, hai quan điểm thẩm mĩ) → đánh giá.</w:t>
+              <w:t>- Bài tham khảo:</w:t>
+            </w:r>
+            <w:r>
+              <w:rPr>
+                <w:b w:val="0"/>
+                <w:i w:val="0"/>
+              </w:rPr>
+              <w:t xml:space="preserve"> giới thiệu hai bài thơ, định hướng so sánh → điểm tương đồng (cảnh thu đẹp, tình thu buồn, bút pháp chấm phá) → nét riêng (Thu vịnh: cảnh làng quê, nỗi “thẹn” nhân cách của bậc đại trí; Đây mùa thu tới: cảnh phố phường, liễu “chịu tang”, cái tôi Thơ mới) → nguyên nhân khác biệt (hai thời đại, hai quan điểm thẩm mĩ) → đánh giá.</w:t>
             </w:r>
           </w:p>
           <w:p>
@@ -3273,7 +8101,14 @@
                 <w:b/>
                 <w:i w:val="0"/>
               </w:rPr>
-              <w:t>Ba cách triển khai thân bài: (1) phân tích lần lượt từng bài rồi so sánh; (2) phân tích bài thứ nhất, khi phân tích bài thứ hai thì so sánh; (3) so sánh lần lượt từng phương diện.</w:t>
+              <w:t>- Ba cách triển khai thân bài:</w:t>
+            </w:r>
+            <w:r>
+              <w:rPr>
+                <w:b w:val="0"/>
+                <w:i w:val="0"/>
+              </w:rPr>
+              <w:t xml:space="preserve"> (1) phân tích lần lượt từng bài rồi so sánh; (2) phân tích bài thứ nhất, khi phân tích bài thứ hai thì so sánh; (3) so sánh lần lượt từng phương diện.</w:t>
             </w:r>
           </w:p>
         </w:tc>
@@ -3287,15 +8122,168 @@
     </w:p>
     <w:p>
       <w:pPr>
-        <w:spacing w:before="80" w:after="0"/>
-        <w:jc w:val="center"/>
-      </w:pPr>
-      <w:r>
-        <w:rPr>
-          <w:b/>
-          <w:i w:val="0"/>
-        </w:rPr>
-        <w:t>3. Hoạt động 3: Luyện tập – Thực hành viết (20 phút)</w:t>
+        <w:spacing w:before="0" w:after="0"/>
+        <w:jc w:val="both"/>
+      </w:pPr>
+      <w:r>
+        <w:rPr>
+          <w:b/>
+          <w:i w:val="0"/>
+        </w:rPr>
+        <w:t>d) Tổ chức thực hiện</w:t>
+      </w:r>
+    </w:p>
+    <w:p>
+      <w:pPr>
+        <w:spacing w:before="0" w:after="0"/>
+        <w:jc w:val="both"/>
+      </w:pPr>
+      <w:r>
+        <w:rPr>
+          <w:b/>
+          <w:i w:val="0"/>
+        </w:rPr>
+        <w:t>Bước 1: Giao nhiệm vụ học tập:</w:t>
+      </w:r>
+      <w:r>
+        <w:rPr>
+          <w:b w:val="0"/>
+          <w:i w:val="0"/>
+        </w:rPr>
+        <w:t xml:space="preserve"> GV biến box chỉ dẫn thành câu hỏi kiểm tra quá trình đọc.</w:t>
+      </w:r>
+    </w:p>
+    <w:p>
+      <w:pPr>
+        <w:spacing w:before="0" w:after="0"/>
+        <w:jc w:val="both"/>
+      </w:pPr>
+      <w:r>
+        <w:rPr>
+          <w:b/>
+          <w:i w:val="0"/>
+        </w:rPr>
+        <w:t>Bước 2: Thực hiện nhiệm vụ:</w:t>
+      </w:r>
+      <w:r>
+        <w:rPr>
+          <w:b w:val="0"/>
+          <w:i w:val="0"/>
+        </w:rPr>
+        <w:t xml:space="preserve"> HS thảo luận theo bàn.</w:t>
+      </w:r>
+    </w:p>
+    <w:p>
+      <w:pPr>
+        <w:spacing w:before="0" w:after="0"/>
+        <w:jc w:val="both"/>
+      </w:pPr>
+      <w:r>
+        <w:rPr>
+          <w:b/>
+          <w:i w:val="0"/>
+        </w:rPr>
+        <w:t>Bước 3: Báo cáo, thảo luận:</w:t>
+      </w:r>
+      <w:r>
+        <w:rPr>
+          <w:b w:val="0"/>
+          <w:i w:val="0"/>
+        </w:rPr>
+        <w:t xml:space="preserve"> Đại diện bàn trình bày.</w:t>
+      </w:r>
+    </w:p>
+    <w:p>
+      <w:pPr>
+        <w:spacing w:before="0" w:after="0"/>
+        <w:jc w:val="both"/>
+      </w:pPr>
+      <w:r>
+        <w:rPr>
+          <w:b/>
+          <w:i w:val="0"/>
+        </w:rPr>
+        <w:t>Bước 4: Kết luận, nhận định:</w:t>
+      </w:r>
+      <w:r>
+        <w:rPr>
+          <w:b w:val="0"/>
+          <w:i w:val="0"/>
+        </w:rPr>
+        <w:t xml:space="preserve"> GV chốt (khung sản phẩm).</w:t>
+      </w:r>
+    </w:p>
+    <w:p>
+      <w:pPr>
+        <w:spacing w:before="0" w:after="0"/>
+        <w:jc w:val="both"/>
+      </w:pPr>
+      <w:r>
+        <w:rPr>
+          <w:b/>
+          <w:i w:val="0"/>
+        </w:rPr>
+        <w:t>3. Hoạt động 3: Luyện tập – Thực hành viết (Dự kiến thời gian: 25 phút; HS hoàn thiện bài ở nhà)</w:t>
+      </w:r>
+    </w:p>
+    <w:p>
+      <w:pPr>
+        <w:spacing w:before="0" w:after="0"/>
+        <w:jc w:val="both"/>
+      </w:pPr>
+      <w:r>
+        <w:rPr>
+          <w:b/>
+          <w:i w:val="0"/>
+        </w:rPr>
+        <w:t>a) Mục tiêu:</w:t>
+      </w:r>
+      <w:r>
+        <w:rPr>
+          <w:b w:val="0"/>
+          <w:i w:val="0"/>
+        </w:rPr>
+        <w:t xml:space="preserve"> HS lập dàn ý, viết bài so sánh hai bài thơ.</w:t>
+      </w:r>
+    </w:p>
+    <w:p>
+      <w:pPr>
+        <w:spacing w:before="0" w:after="0"/>
+        <w:jc w:val="both"/>
+      </w:pPr>
+      <w:r>
+        <w:rPr>
+          <w:b/>
+          <w:i w:val="0"/>
+        </w:rPr>
+        <w:t>b) Nội dung:</w:t>
+      </w:r>
+      <w:r>
+        <w:rPr>
+          <w:b w:val="0"/>
+          <w:i w:val="0"/>
+        </w:rPr>
+        <w:t xml:space="preserve"> Đề thực hành: So sánh, đánh giá hình tượng người anh hùng/người lính trong Cảm hoài (Đặng Dung) và Tây Tiến (Quang Dũng).</w:t>
+      </w:r>
+    </w:p>
+    <w:p>
+      <w:pPr>
+        <w:spacing w:before="0" w:after="0"/>
+        <w:jc w:val="both"/>
+      </w:pPr>
+      <w:r>
+        <w:rPr>
+          <w:b/>
+          <w:i w:val="0"/>
+        </w:rPr>
+        <w:t>c) Sản phẩm:</w:t>
+      </w:r>
+      <w:r>
+        <w:rPr>
+          <w:b w:val="0"/>
+          <w:i w:val="0"/>
+        </w:rPr>
+        <w:t xml:space="preserve"> Dàn ý, bài viết; gợi ý dàn ý:</w:t>
       </w:r>
     </w:p>
     <w:tbl>
@@ -3323,46 +8311,54 @@
                 <w:b/>
                 <w:i w:val="0"/>
               </w:rPr>
-              <w:t>Đề thực hành: So sánh, đánh giá hình tượng người anh hùng/người lính trong Cảm hoài (Đặng Dung) và Tây Tiến (Quang Dũng).</w:t>
-            </w:r>
-          </w:p>
-          <w:p>
-            <w:pPr>
-              <w:spacing w:before="0" w:after="0"/>
-              <w:jc w:val="both"/>
-            </w:pPr>
+              <w:t>1. Mở bài:</w:t>
+            </w:r>
             <w:r>
               <w:rPr>
                 <w:b w:val="0"/>
                 <w:i w:val="0"/>
               </w:rPr>
-              <w:t>- Mở bài: giới thiệu hai bài thơ; cơ sở so sánh (cùng ca ngợi người mang chí lớn vì đất nước, cùng có màu sắc bi tráng).</w:t>
-            </w:r>
-          </w:p>
-          <w:p>
-            <w:pPr>
-              <w:spacing w:before="0" w:after="0"/>
-              <w:jc w:val="both"/>
-            </w:pPr>
+              <w:t xml:space="preserve"> giới thiệu hai bài thơ; cơ sở so sánh (cùng ca ngợi người mang chí lớn vì đất nước, cùng có màu sắc bi tráng).</w:t>
+            </w:r>
+          </w:p>
+          <w:p>
+            <w:pPr>
+              <w:spacing w:before="0" w:after="0"/>
+              <w:jc w:val="both"/>
+            </w:pPr>
+            <w:r>
+              <w:rPr>
+                <w:b/>
+                <w:i w:val="0"/>
+              </w:rPr>
+              <w:t>2. Thân bài (theo cách 3):</w:t>
+            </w:r>
             <w:r>
               <w:rPr>
                 <w:b w:val="0"/>
                 <w:i w:val="0"/>
               </w:rPr>
-              <w:t>- Thân bài (theo cách 3): (1) Hoàn cảnh: anh hùng thất thế, tuổi già – người lính trẻ giữa núi rừng gian khổ; (2) Lí tưởng, khát vọng: xoay trục đất, kéo sông Ngân – “mắt trừng gửi mộng qua biên giới”, “chiến trường đi chẳng tiếc đời xanh”; (3) Vẻ đẹp bi tráng: mài gươm dưới trăng – “áo bào thay chiếu, anh về đất”; (4) Nghệ thuật: phong cách cổ điển (Đường luật, điển cố) – phong cách lãng mạn (thơ thất ngôn tự do, tương phản, chất nhạc hoạ); (5) Nguyên nhân khác biệt: thời đại, quan điểm thẩm mĩ.</w:t>
-            </w:r>
-          </w:p>
-          <w:p>
-            <w:pPr>
-              <w:spacing w:before="0" w:after="0"/>
-              <w:jc w:val="both"/>
-            </w:pPr>
+              <w:t xml:space="preserve"> (1) Hoàn cảnh: anh hùng thất thế, tuổi già – người lính trẻ giữa núi rừng gian khổ; (2) Lí tưởng, khát vọng: xoay trục đất, kéo sông Ngân – “mắt trừng gửi mộng qua biên giới”, “chiến trường đi chẳng tiếc đời xanh”; (3) Vẻ đẹp bi tráng: mài gươm dưới trăng – “áo bào thay chiếu, anh về đất”; (4) Nghệ thuật: phong cách cổ điển (Đường luật, điển cố) – phong cách lãng mạn (thơ thất ngôn tự do, tương phản, chất nhạc hoạ); (5) Nguyên nhân khác biệt: thời đại, quan điểm thẩm mĩ.</w:t>
+            </w:r>
+          </w:p>
+          <w:p>
+            <w:pPr>
+              <w:spacing w:before="0" w:after="0"/>
+              <w:jc w:val="both"/>
+            </w:pPr>
+            <w:r>
+              <w:rPr>
+                <w:b/>
+                <w:i w:val="0"/>
+              </w:rPr>
+              <w:t>3. Kết bài:</w:t>
+            </w:r>
             <w:r>
               <w:rPr>
                 <w:b w:val="0"/>
                 <w:i w:val="0"/>
               </w:rPr>
-              <w:t>- Kết bài: ý nghĩa của việc so sánh.</w:t>
+              <w:t xml:space="preserve"> ý nghĩa của việc so sánh.</w:t>
             </w:r>
           </w:p>
         </w:tc>
@@ -3381,10 +8377,132 @@
       </w:pPr>
       <w:r>
         <w:rPr>
-          <w:b w:val="0"/>
-          <w:i w:val="0"/>
-        </w:rPr>
-        <w:t>- HS viết bài ở nhà, nộp qua Google Classroom; ghi Nhật ký dùng AI (nếu có).</w:t>
+          <w:b/>
+          <w:i w:val="0"/>
+        </w:rPr>
+        <w:t>d) Tổ chức thực hiện</w:t>
+      </w:r>
+    </w:p>
+    <w:p>
+      <w:pPr>
+        <w:spacing w:before="0" w:after="0"/>
+        <w:jc w:val="both"/>
+      </w:pPr>
+      <w:r>
+        <w:rPr>
+          <w:b/>
+          <w:i w:val="0"/>
+        </w:rPr>
+        <w:t>Bước 1: Giao nhiệm vụ học tập</w:t>
+      </w:r>
+    </w:p>
+    <w:p>
+      <w:pPr>
+        <w:spacing w:before="0" w:after="0"/>
+        <w:jc w:val="both"/>
+      </w:pPr>
+      <w:r>
+        <w:rPr>
+          <w:b w:val="0"/>
+          <w:i w:val="0"/>
+        </w:rPr>
+        <w:t>- GV hướng dẫn các bước: chuẩn bị – tìm ý, lập dàn ý – viết – chỉnh sửa (SGK tr.56 – 57).</w:t>
+      </w:r>
+    </w:p>
+    <w:p>
+      <w:pPr>
+        <w:spacing w:before="0" w:after="0"/>
+        <w:jc w:val="both"/>
+      </w:pPr>
+      <w:r>
+        <w:rPr>
+          <w:b w:val="0"/>
+          <w:i w:val="0"/>
+          <w:color w:val="EE0000"/>
+        </w:rPr>
+        <w:t>- HS có thể gửi dàn ý cho AI với câu lệnh: “Hãy nhận xét dàn ý so sánh hai bài thơ sau, chỉ ra phần còn tách rời”; ghi Nhật ký sử dụng AI (Phụ lục); tự viết bài.</w:t>
+      </w:r>
+    </w:p>
+    <w:p>
+      <w:pPr>
+        <w:spacing w:before="0" w:after="0"/>
+        <w:jc w:val="both"/>
+      </w:pPr>
+      <w:r>
+        <w:rPr>
+          <w:b/>
+          <w:i w:val="0"/>
+        </w:rPr>
+        <w:t>Bước 2: Thực hiện nhiệm vụ:</w:t>
+      </w:r>
+      <w:r>
+        <w:rPr>
+          <w:b w:val="0"/>
+          <w:i w:val="0"/>
+        </w:rPr>
+        <w:t xml:space="preserve"> HS lập dàn ý tại lớp, viết bài ở nhà.</w:t>
+      </w:r>
+    </w:p>
+    <w:p>
+      <w:pPr>
+        <w:spacing w:before="0" w:after="0"/>
+        <w:jc w:val="both"/>
+      </w:pPr>
+      <w:r>
+        <w:rPr>
+          <w:b w:val="0"/>
+          <w:i w:val="0"/>
+          <w:color w:val="EE0000"/>
+        </w:rPr>
+        <w:t>[2.2.NC1a: HS rà soát lỗi chính tả, ngữ pháp bằng công cụ trực tuyến trước khi nộp bài.]</w:t>
+      </w:r>
+    </w:p>
+    <w:p>
+      <w:pPr>
+        <w:spacing w:before="0" w:after="0"/>
+        <w:jc w:val="both"/>
+      </w:pPr>
+      <w:r>
+        <w:rPr>
+          <w:b/>
+          <w:i w:val="0"/>
+        </w:rPr>
+        <w:t>Bước 3: Báo cáo, thảo luận:</w:t>
+      </w:r>
+      <w:r>
+        <w:rPr>
+          <w:b w:val="0"/>
+          <w:i w:val="0"/>
+        </w:rPr>
+        <w:t xml:space="preserve"> </w:t>
+      </w:r>
+      <w:r>
+        <w:rPr>
+          <w:b w:val="0"/>
+          <w:i w:val="0"/>
+          <w:color w:val="EE0000"/>
+        </w:rPr>
+        <w:t>HS nộp bài qua Google Classroom.</w:t>
+      </w:r>
+    </w:p>
+    <w:p>
+      <w:pPr>
+        <w:spacing w:before="0" w:after="0"/>
+        <w:jc w:val="both"/>
+      </w:pPr>
+      <w:r>
+        <w:rPr>
+          <w:b/>
+          <w:i w:val="0"/>
+        </w:rPr>
+        <w:t>Bước 4: Kết luận, nhận định:</w:t>
+      </w:r>
+      <w:r>
+        <w:rPr>
+          <w:b w:val="0"/>
+          <w:i w:val="0"/>
+        </w:rPr>
+        <w:t xml:space="preserve"> GV nhắc hạn nộp, tiêu chí rubric.</w:t>
       </w:r>
     </w:p>
     <w:p>
@@ -3397,33 +8515,173 @@
           <w:b/>
           <w:i w:val="0"/>
         </w:rPr>
-        <w:t>HẾT TIẾT 20 CHUYỂN SANG TIẾT 21</w:t>
-      </w:r>
-    </w:p>
-    <w:p>
-      <w:pPr>
-        <w:spacing w:before="80" w:after="0"/>
-        <w:jc w:val="center"/>
-      </w:pPr>
-      <w:r>
-        <w:rPr>
-          <w:b/>
-          <w:i w:val="0"/>
-        </w:rPr>
-        <w:t>4. Hoạt động 4: Vận dụng – Trả bài (Tiết 21)</w:t>
-      </w:r>
-    </w:p>
-    <w:p>
-      <w:pPr>
-        <w:spacing w:before="0" w:after="0"/>
-        <w:jc w:val="both"/>
-      </w:pPr>
-      <w:r>
-        <w:rPr>
-          <w:b w:val="0"/>
-          <w:i w:val="0"/>
-        </w:rPr>
-        <w:t>- GV trả bài, nhận xét (lắp ghép hai bài phân tích riêng, so sánh hời hợt, thiếu nguyên nhân); HS chữa lỗi, đọc đoạn hay, viết lại đoạn chưa đạt.</w:t>
+        <w:t>----------HẾT TIẾT 20 CHUYỂN SANG TIẾT 21----------</w:t>
+      </w:r>
+    </w:p>
+    <w:p>
+      <w:pPr>
+        <w:spacing w:before="0" w:after="0"/>
+        <w:jc w:val="both"/>
+      </w:pPr>
+      <w:r>
+        <w:rPr>
+          <w:b/>
+          <w:i w:val="0"/>
+        </w:rPr>
+        <w:t>4. Hoạt động 4: Vận dụng – Trả bài (Dự kiến thời gian: Tiết 21)</w:t>
+      </w:r>
+    </w:p>
+    <w:p>
+      <w:pPr>
+        <w:spacing w:before="0" w:after="0"/>
+        <w:jc w:val="both"/>
+      </w:pPr>
+      <w:r>
+        <w:rPr>
+          <w:b/>
+          <w:i w:val="0"/>
+        </w:rPr>
+        <w:t>a) Mục tiêu:</w:t>
+      </w:r>
+      <w:r>
+        <w:rPr>
+          <w:b w:val="0"/>
+          <w:i w:val="0"/>
+        </w:rPr>
+        <w:t xml:space="preserve"> HS nhận ra ưu điểm, hạn chế trong bài viết, biết chỉnh sửa.</w:t>
+      </w:r>
+    </w:p>
+    <w:p>
+      <w:pPr>
+        <w:spacing w:before="0" w:after="0"/>
+        <w:jc w:val="both"/>
+      </w:pPr>
+      <w:r>
+        <w:rPr>
+          <w:b/>
+          <w:i w:val="0"/>
+        </w:rPr>
+        <w:t>b) Nội dung:</w:t>
+      </w:r>
+      <w:r>
+        <w:rPr>
+          <w:b w:val="0"/>
+          <w:i w:val="0"/>
+        </w:rPr>
+        <w:t xml:space="preserve"> GV trả bài, nhận xét; HS chỉnh sửa.</w:t>
+      </w:r>
+    </w:p>
+    <w:p>
+      <w:pPr>
+        <w:spacing w:before="0" w:after="0"/>
+        <w:jc w:val="both"/>
+      </w:pPr>
+      <w:r>
+        <w:rPr>
+          <w:b/>
+          <w:i w:val="0"/>
+        </w:rPr>
+        <w:t>c) Sản phẩm:</w:t>
+      </w:r>
+      <w:r>
+        <w:rPr>
+          <w:b w:val="0"/>
+          <w:i w:val="0"/>
+        </w:rPr>
+        <w:t xml:space="preserve"> Bài viết đã chỉnh sửa.</w:t>
+      </w:r>
+    </w:p>
+    <w:p>
+      <w:pPr>
+        <w:spacing w:before="0" w:after="0"/>
+        <w:jc w:val="both"/>
+      </w:pPr>
+      <w:r>
+        <w:rPr>
+          <w:b/>
+          <w:i w:val="0"/>
+        </w:rPr>
+        <w:t>d) Tổ chức thực hiện</w:t>
+      </w:r>
+    </w:p>
+    <w:p>
+      <w:pPr>
+        <w:spacing w:before="0" w:after="0"/>
+        <w:jc w:val="both"/>
+      </w:pPr>
+      <w:r>
+        <w:rPr>
+          <w:b/>
+          <w:i w:val="0"/>
+        </w:rPr>
+        <w:t>Bước 1: Giao nhiệm vụ học tập:</w:t>
+      </w:r>
+      <w:r>
+        <w:rPr>
+          <w:b w:val="0"/>
+          <w:i w:val="0"/>
+        </w:rPr>
+        <w:t xml:space="preserve"> GV nhắc lại yêu cầu kiểu bài.</w:t>
+      </w:r>
+    </w:p>
+    <w:p>
+      <w:pPr>
+        <w:spacing w:before="0" w:after="0"/>
+        <w:jc w:val="both"/>
+      </w:pPr>
+      <w:r>
+        <w:rPr>
+          <w:b/>
+          <w:i w:val="0"/>
+        </w:rPr>
+        <w:t>Bước 2: Thực hiện nhiệm vụ:</w:t>
+      </w:r>
+      <w:r>
+        <w:rPr>
+          <w:b w:val="0"/>
+          <w:i w:val="0"/>
+        </w:rPr>
+        <w:t xml:space="preserve"> GV nhận xét lỗi thường gặp (lắp ghép hai bài phân tích riêng, so sánh hời hợt, thiếu nguyên nhân).</w:t>
+      </w:r>
+    </w:p>
+    <w:p>
+      <w:pPr>
+        <w:spacing w:before="0" w:after="0"/>
+        <w:jc w:val="both"/>
+      </w:pPr>
+      <w:r>
+        <w:rPr>
+          <w:b/>
+          <w:i w:val="0"/>
+        </w:rPr>
+        <w:t>Bước 3: Báo cáo, thảo luận:</w:t>
+      </w:r>
+      <w:r>
+        <w:rPr>
+          <w:b w:val="0"/>
+          <w:i w:val="0"/>
+        </w:rPr>
+        <w:t xml:space="preserve"> HS chữa lỗi, đọc đoạn hay, viết lại đoạn chưa đạt.</w:t>
+      </w:r>
+    </w:p>
+    <w:p>
+      <w:pPr>
+        <w:spacing w:before="0" w:after="0"/>
+        <w:jc w:val="both"/>
+      </w:pPr>
+      <w:r>
+        <w:rPr>
+          <w:b/>
+          <w:i w:val="0"/>
+        </w:rPr>
+        <w:t>Bước 4: Kết luận, nhận định:</w:t>
+      </w:r>
+      <w:r>
+        <w:rPr>
+          <w:b w:val="0"/>
+          <w:i w:val="0"/>
+        </w:rPr>
+        <w:t xml:space="preserve"> GV tổng kết.</w:t>
       </w:r>
     </w:p>
     <w:p>
@@ -3436,7 +8694,7 @@
           <w:b/>
           <w:i w:val="0"/>
         </w:rPr>
-        <w:t>HẾT TIẾT 21 CHUYỂN SANG TIẾT 22</w:t>
+        <w:t>----------HẾT TIẾT 21 CHUYỂN SANG TIẾT 22----------</w:t>
       </w:r>
     </w:p>
     <w:p>
@@ -3462,7 +8720,7 @@
           <w:b w:val="0"/>
           <w:i w:val="0"/>
         </w:rPr>
-        <w:t>(Dự kiến thời gian: 1 tiết – Tiết 22)</w:t>
+        <w:t>(Dự kiến thời gian: 01 tiết – Tiết 22)</w:t>
       </w:r>
     </w:p>
     <w:p>
@@ -3485,23 +8743,131 @@
       </w:pPr>
       <w:r>
         <w:rPr>
-          <w:b w:val="0"/>
-          <w:i w:val="0"/>
-        </w:rPr>
-        <w:t>- Giới thiệu hai bài thơ và lí do lựa chọn; phân tích tương đồng, khác biệt theo một số phương diện; nhận xét, đánh giá thuyết phục; trao đổi giúp người nói, người nghe có cái nhìn toàn diện.</w:t>
-      </w:r>
-    </w:p>
-    <w:p>
-      <w:pPr>
-        <w:spacing w:before="0" w:after="0"/>
-        <w:jc w:val="both"/>
-      </w:pPr>
-      <w:r>
-        <w:rPr>
-          <w:b w:val="0"/>
-          <w:i w:val="0"/>
-        </w:rPr>
-        <w:t>- Năng lực số: 6.3.NC1a (bảng, sơ đồ so sánh trình chiếu); 2.1.NC1a.</w:t>
+          <w:b/>
+          <w:i w:val="0"/>
+        </w:rPr>
+        <w:t>1. Về kiến thức:</w:t>
+      </w:r>
+      <w:r>
+        <w:rPr>
+          <w:b w:val="0"/>
+          <w:i w:val="0"/>
+        </w:rPr>
+        <w:t xml:space="preserve"> Giới thiệu hai bài thơ và lí do lựa chọn; phân tích tương đồng, khác biệt theo một số phương diện; nhận xét, đánh giá thuyết phục; trao đổi giúp người nói, người nghe có cái nhìn toàn diện.</w:t>
+      </w:r>
+    </w:p>
+    <w:p>
+      <w:pPr>
+        <w:spacing w:before="0" w:after="0"/>
+        <w:jc w:val="both"/>
+      </w:pPr>
+      <w:r>
+        <w:rPr>
+          <w:b/>
+          <w:i w:val="0"/>
+        </w:rPr>
+        <w:t>2. Về năng lực</w:t>
+      </w:r>
+    </w:p>
+    <w:p>
+      <w:pPr>
+        <w:spacing w:before="0" w:after="0"/>
+        <w:jc w:val="both"/>
+      </w:pPr>
+      <w:r>
+        <w:rPr>
+          <w:b/>
+          <w:i w:val="0"/>
+        </w:rPr>
+        <w:t>a. Năng lực chung:</w:t>
+      </w:r>
+      <w:r>
+        <w:rPr>
+          <w:b w:val="0"/>
+          <w:i w:val="0"/>
+        </w:rPr>
+        <w:t xml:space="preserve"> Giao tiếp, hợp tác, trình bày.</w:t>
+      </w:r>
+    </w:p>
+    <w:p>
+      <w:pPr>
+        <w:spacing w:before="0" w:after="0"/>
+        <w:jc w:val="both"/>
+      </w:pPr>
+      <w:r>
+        <w:rPr>
+          <w:b/>
+          <w:i w:val="0"/>
+        </w:rPr>
+        <w:t>b. Năng lực riêng biệt:</w:t>
+      </w:r>
+      <w:r>
+        <w:rPr>
+          <w:b w:val="0"/>
+          <w:i w:val="0"/>
+        </w:rPr>
+        <w:t xml:space="preserve"> Trình bày kết quả so sánh; lắng nghe, nhận xét, phản hồi.</w:t>
+      </w:r>
+    </w:p>
+    <w:p>
+      <w:pPr>
+        <w:spacing w:before="0" w:after="0"/>
+        <w:jc w:val="both"/>
+      </w:pPr>
+      <w:r>
+        <w:rPr>
+          <w:b/>
+          <w:i w:val="0"/>
+        </w:rPr>
+        <w:t>c. Năng lực số</w:t>
+      </w:r>
+    </w:p>
+    <w:p>
+      <w:pPr>
+        <w:spacing w:before="0" w:after="0"/>
+        <w:jc w:val="both"/>
+      </w:pPr>
+      <w:r>
+        <w:rPr>
+          <w:b w:val="0"/>
+          <w:i w:val="0"/>
+          <w:color w:val="EE0000"/>
+        </w:rPr>
+        <w:t>- 2.1.NC1a: Sử dụng công cụ giao tiếp số để chia sẻ bài nói và thu phản hồi.</w:t>
+      </w:r>
+    </w:p>
+    <w:p>
+      <w:pPr>
+        <w:spacing w:before="0" w:after="0"/>
+        <w:jc w:val="both"/>
+      </w:pPr>
+      <w:r>
+        <w:rPr>
+          <w:b w:val="0"/>
+          <w:i w:val="0"/>
+          <w:color w:val="EE0000"/>
+        </w:rPr>
+        <w:t>- 6.3.NC1a: Tạo bảng, sơ đồ so sánh, hình ảnh minh hoạ trình chiếu.</w:t>
+      </w:r>
+    </w:p>
+    <w:p>
+      <w:pPr>
+        <w:spacing w:before="0" w:after="0"/>
+        <w:jc w:val="both"/>
+      </w:pPr>
+      <w:r>
+        <w:rPr>
+          <w:b/>
+          <w:i w:val="0"/>
+        </w:rPr>
+        <w:t>3. Về phẩm chất:</w:t>
+      </w:r>
+      <w:r>
+        <w:rPr>
+          <w:b w:val="0"/>
+          <w:i w:val="0"/>
+        </w:rPr>
+        <w:t xml:space="preserve"> Tôn trọng cách cảm nhận khác nhau; tự tin, trung thực.</w:t>
       </w:r>
     </w:p>
     <w:p>
@@ -3514,72 +8880,820 @@
           <w:b/>
           <w:i w:val="0"/>
         </w:rPr>
-        <w:t>II. TIẾN TRÌNH DẠY HỌC</w:t>
-      </w:r>
-    </w:p>
-    <w:p>
-      <w:pPr>
-        <w:spacing w:before="0" w:after="0"/>
-        <w:jc w:val="both"/>
-      </w:pPr>
-      <w:r>
-        <w:rPr>
-          <w:b w:val="0"/>
-          <w:i w:val="0"/>
-        </w:rPr>
-        <w:t>- Hoạt động 1 (5 phút): GV nêu yêu cầu, tiêu chí.</w:t>
-      </w:r>
-    </w:p>
-    <w:p>
-      <w:pPr>
-        <w:spacing w:before="0" w:after="0"/>
-        <w:jc w:val="both"/>
-      </w:pPr>
-      <w:r>
-        <w:rPr>
-          <w:b w:val="0"/>
-          <w:i w:val="0"/>
-        </w:rPr>
-        <w:t>- Hoạt động 2 (10 phút): HS tóm tắt bài viết, đánh dấu luận điểm, dẫn chứng, từ ngữ then chốt.</w:t>
-      </w:r>
-    </w:p>
-    <w:p>
-      <w:pPr>
-        <w:spacing w:before="0" w:after="0"/>
-        <w:jc w:val="both"/>
-      </w:pPr>
-      <w:r>
-        <w:rPr>
-          <w:b w:val="0"/>
-          <w:i w:val="0"/>
-        </w:rPr>
-        <w:t>- Hoạt động 3 (25 phút): 3 – 4 HS trình bày; người nghe đặt câu hỏi, nhận xét theo bảng tiêu chí.</w:t>
-      </w:r>
-    </w:p>
-    <w:p>
-      <w:pPr>
-        <w:spacing w:before="0" w:after="0"/>
-        <w:jc w:val="both"/>
-      </w:pPr>
-      <w:r>
-        <w:rPr>
-          <w:b w:val="0"/>
-          <w:i w:val="0"/>
-        </w:rPr>
-        <w:t>- Hoạt động 4 (5 phút): HS đăng video bài nói lên Padlet lớp; đọc văn bản phần Thực hành đọc cuối Bài 2 (SGK).</w:t>
-      </w:r>
-    </w:p>
-    <w:p>
-      <w:pPr>
-        <w:spacing w:before="0" w:after="0"/>
-        <w:jc w:val="both"/>
-      </w:pPr>
-      <w:r>
-        <w:rPr>
-          <w:b/>
-          <w:i w:val="0"/>
-        </w:rPr>
-        <w:t>* CỦNG CỐ CUỐI BÀI (Sơ đồ tư duy): GV chiếu sơ đồ tư duy Bài 2, HS nêu nội dung từng nhánh.</w:t>
+        <w:t>II. THIẾT BỊ DẠY HỌC VÀ HỌC LIỆU</w:t>
+      </w:r>
+    </w:p>
+    <w:p>
+      <w:pPr>
+        <w:spacing w:before="0" w:after="0"/>
+        <w:jc w:val="both"/>
+      </w:pPr>
+      <w:r>
+        <w:rPr>
+          <w:b/>
+          <w:i w:val="0"/>
+        </w:rPr>
+        <w:t>1. Thiết bị:</w:t>
+      </w:r>
+      <w:r>
+        <w:rPr>
+          <w:b w:val="0"/>
+          <w:i w:val="0"/>
+        </w:rPr>
+        <w:t xml:space="preserve"> Máy chiếu, máy tính</w:t>
+      </w:r>
+      <w:r>
+        <w:rPr>
+          <w:b w:val="0"/>
+          <w:i w:val="0"/>
+          <w:color w:val="EE0000"/>
+        </w:rPr>
+        <w:t xml:space="preserve"> hoặc điện thoại thông minh (nếu điều kiện cho phép) có kết nối Internet.</w:t>
+      </w:r>
+    </w:p>
+    <w:p>
+      <w:pPr>
+        <w:spacing w:before="0" w:after="0"/>
+        <w:jc w:val="both"/>
+      </w:pPr>
+      <w:r>
+        <w:rPr>
+          <w:b/>
+          <w:i w:val="0"/>
+        </w:rPr>
+        <w:t>2. Học liệu:</w:t>
+      </w:r>
+      <w:r>
+        <w:rPr>
+          <w:b w:val="0"/>
+          <w:i w:val="0"/>
+        </w:rPr>
+        <w:t xml:space="preserve"> SGK (tr.58 – 59), phiếu đánh giá bài nói.</w:t>
+      </w:r>
+    </w:p>
+    <w:p>
+      <w:pPr>
+        <w:spacing w:before="60" w:after="0"/>
+        <w:jc w:val="both"/>
+      </w:pPr>
+      <w:r>
+        <w:rPr>
+          <w:b/>
+          <w:i w:val="0"/>
+        </w:rPr>
+        <w:t>III. TIẾN TRÌNH DẠY HỌC</w:t>
+      </w:r>
+    </w:p>
+    <w:p>
+      <w:pPr>
+        <w:spacing w:before="0" w:after="0"/>
+        <w:jc w:val="both"/>
+      </w:pPr>
+      <w:r>
+        <w:rPr>
+          <w:b/>
+          <w:i w:val="0"/>
+        </w:rPr>
+        <w:t>Hoạt động 1: Mở đầu – Chuẩn bị nói và nghe (Dự kiến thời gian: 5 phút)</w:t>
+      </w:r>
+    </w:p>
+    <w:p>
+      <w:pPr>
+        <w:spacing w:before="0" w:after="0"/>
+        <w:jc w:val="both"/>
+      </w:pPr>
+      <w:r>
+        <w:rPr>
+          <w:b/>
+          <w:i w:val="0"/>
+        </w:rPr>
+        <w:t>a. Mục tiêu:</w:t>
+      </w:r>
+      <w:r>
+        <w:rPr>
+          <w:b w:val="0"/>
+          <w:i w:val="0"/>
+        </w:rPr>
+        <w:t xml:space="preserve"> Giúp HS soát lại bài nói, phương tiện hỗ trợ.</w:t>
+      </w:r>
+    </w:p>
+    <w:p>
+      <w:pPr>
+        <w:spacing w:before="0" w:after="0"/>
+        <w:jc w:val="both"/>
+      </w:pPr>
+      <w:r>
+        <w:rPr>
+          <w:b/>
+          <w:i w:val="0"/>
+        </w:rPr>
+        <w:t>b. Nội dung:</w:t>
+      </w:r>
+      <w:r>
+        <w:rPr>
+          <w:b w:val="0"/>
+          <w:i w:val="0"/>
+        </w:rPr>
+        <w:t xml:space="preserve"> HS tóm tắt bài viết, đánh dấu luận điểm, dẫn chứng; chuẩn bị phương tiện kĩ thuật, hình ảnh minh hoạ.</w:t>
+      </w:r>
+    </w:p>
+    <w:p>
+      <w:pPr>
+        <w:spacing w:before="0" w:after="0"/>
+        <w:jc w:val="both"/>
+      </w:pPr>
+      <w:r>
+        <w:rPr>
+          <w:b/>
+          <w:i w:val="0"/>
+        </w:rPr>
+        <w:t>c. Sản phẩm:</w:t>
+      </w:r>
+      <w:r>
+        <w:rPr>
+          <w:b w:val="0"/>
+          <w:i w:val="0"/>
+        </w:rPr>
+        <w:t xml:space="preserve"> Dàn ý bài nói.</w:t>
+      </w:r>
+    </w:p>
+    <w:p>
+      <w:pPr>
+        <w:spacing w:before="0" w:after="0"/>
+        <w:jc w:val="both"/>
+      </w:pPr>
+      <w:r>
+        <w:rPr>
+          <w:b/>
+          <w:i w:val="0"/>
+        </w:rPr>
+        <w:t>d. Tổ chức thực hiện:</w:t>
+      </w:r>
+    </w:p>
+    <w:p>
+      <w:pPr>
+        <w:spacing w:before="0" w:after="0"/>
+        <w:jc w:val="both"/>
+      </w:pPr>
+      <w:r>
+        <w:rPr>
+          <w:b/>
+          <w:i w:val="0"/>
+        </w:rPr>
+        <w:t>Bước 1: Giao nhiệm vụ học tập:</w:t>
+      </w:r>
+      <w:r>
+        <w:rPr>
+          <w:b w:val="0"/>
+          <w:i w:val="0"/>
+        </w:rPr>
+        <w:t xml:space="preserve"> GV nêu yêu cầu, phát phiếu đánh giá.</w:t>
+      </w:r>
+    </w:p>
+    <w:p>
+      <w:pPr>
+        <w:spacing w:before="0" w:after="0"/>
+        <w:jc w:val="both"/>
+      </w:pPr>
+      <w:r>
+        <w:rPr>
+          <w:b w:val="0"/>
+          <w:i w:val="0"/>
+          <w:color w:val="EE0000"/>
+        </w:rPr>
+        <w:t>- GV yêu cầu HS kiểm tra slide/bảng so sánh trên thiết bị: thông tin chọn lọc về mỗi bài thơ.</w:t>
+      </w:r>
+    </w:p>
+    <w:p>
+      <w:pPr>
+        <w:spacing w:before="0" w:after="0"/>
+        <w:jc w:val="both"/>
+      </w:pPr>
+      <w:r>
+        <w:rPr>
+          <w:b/>
+          <w:i w:val="0"/>
+        </w:rPr>
+        <w:t>Bước 2: Thực hiện nhiệm vụ:</w:t>
+      </w:r>
+      <w:r>
+        <w:rPr>
+          <w:b w:val="0"/>
+          <w:i w:val="0"/>
+        </w:rPr>
+        <w:t xml:space="preserve"> HS soát bài nói.</w:t>
+      </w:r>
+    </w:p>
+    <w:p>
+      <w:pPr>
+        <w:spacing w:before="0" w:after="0"/>
+        <w:jc w:val="both"/>
+      </w:pPr>
+      <w:r>
+        <w:rPr>
+          <w:b/>
+          <w:i w:val="0"/>
+        </w:rPr>
+        <w:t>Bước 3: Báo cáo, thảo luận:</w:t>
+      </w:r>
+      <w:r>
+        <w:rPr>
+          <w:b w:val="0"/>
+          <w:i w:val="0"/>
+        </w:rPr>
+        <w:t xml:space="preserve"> 1 – 2 HS nêu dàn ý.</w:t>
+      </w:r>
+    </w:p>
+    <w:p>
+      <w:pPr>
+        <w:spacing w:before="0" w:after="0"/>
+        <w:jc w:val="both"/>
+      </w:pPr>
+      <w:r>
+        <w:rPr>
+          <w:b/>
+          <w:i w:val="0"/>
+        </w:rPr>
+        <w:t>Bước 4: Kết luận, nhận định:</w:t>
+      </w:r>
+      <w:r>
+        <w:rPr>
+          <w:b w:val="0"/>
+          <w:i w:val="0"/>
+        </w:rPr>
+        <w:t xml:space="preserve"> GV lưu ý thời gian (5 phút/bài).</w:t>
+      </w:r>
+    </w:p>
+    <w:p>
+      <w:pPr>
+        <w:spacing w:before="0" w:after="0"/>
+        <w:jc w:val="both"/>
+      </w:pPr>
+      <w:r>
+        <w:rPr>
+          <w:b/>
+          <w:i w:val="0"/>
+        </w:rPr>
+        <w:t>Hoạt động 2: Thực hành nói và nghe (Dự kiến thời gian: 25 phút)</w:t>
+      </w:r>
+    </w:p>
+    <w:p>
+      <w:pPr>
+        <w:spacing w:before="0" w:after="0"/>
+        <w:jc w:val="both"/>
+      </w:pPr>
+      <w:r>
+        <w:rPr>
+          <w:b/>
+          <w:i w:val="0"/>
+        </w:rPr>
+        <w:t>a. Mục tiêu:</w:t>
+      </w:r>
+      <w:r>
+        <w:rPr>
+          <w:b w:val="0"/>
+          <w:i w:val="0"/>
+        </w:rPr>
+        <w:t xml:space="preserve"> HS trình bày kết quả so sánh, đánh giá hai bài thơ.</w:t>
+      </w:r>
+    </w:p>
+    <w:p>
+      <w:pPr>
+        <w:spacing w:before="0" w:after="0"/>
+        <w:jc w:val="both"/>
+      </w:pPr>
+      <w:r>
+        <w:rPr>
+          <w:b/>
+          <w:i w:val="0"/>
+        </w:rPr>
+        <w:t>b. Nội dung:</w:t>
+      </w:r>
+      <w:r>
+        <w:rPr>
+          <w:b w:val="0"/>
+          <w:i w:val="0"/>
+        </w:rPr>
+        <w:t xml:space="preserve"> Mở đầu – giới thiệu hai bài thơ, lí do lựa chọn, cơ sở so sánh; Triển khai – tương đồng, khác biệt trên một số phương diện; đánh giá giá trị, đóng góp mỗi bài; Kết luận – ý nghĩa của việc so sánh trong tiếp nhận văn bản thơ (SGK tr.59).</w:t>
+      </w:r>
+    </w:p>
+    <w:p>
+      <w:pPr>
+        <w:spacing w:before="0" w:after="0"/>
+        <w:jc w:val="both"/>
+      </w:pPr>
+      <w:r>
+        <w:rPr>
+          <w:b/>
+          <w:i w:val="0"/>
+        </w:rPr>
+        <w:t>c. Sản phẩm:</w:t>
+      </w:r>
+      <w:r>
+        <w:rPr>
+          <w:b w:val="0"/>
+          <w:i w:val="0"/>
+        </w:rPr>
+        <w:t xml:space="preserve"> Bài nói của HS.</w:t>
+      </w:r>
+    </w:p>
+    <w:p>
+      <w:pPr>
+        <w:spacing w:before="0" w:after="0"/>
+        <w:jc w:val="both"/>
+      </w:pPr>
+      <w:r>
+        <w:rPr>
+          <w:b/>
+          <w:i w:val="0"/>
+        </w:rPr>
+        <w:t>d. Tổ chức thực hiện:</w:t>
+      </w:r>
+    </w:p>
+    <w:p>
+      <w:pPr>
+        <w:spacing w:before="0" w:after="0"/>
+        <w:jc w:val="both"/>
+      </w:pPr>
+      <w:r>
+        <w:rPr>
+          <w:b/>
+          <w:i w:val="0"/>
+        </w:rPr>
+        <w:t>Bước 1: Giao nhiệm vụ học tập:</w:t>
+      </w:r>
+      <w:r>
+        <w:rPr>
+          <w:b w:val="0"/>
+          <w:i w:val="0"/>
+        </w:rPr>
+        <w:t xml:space="preserve"> GV mời 3 – 4 HS trình bày.</w:t>
+      </w:r>
+    </w:p>
+    <w:p>
+      <w:pPr>
+        <w:spacing w:before="0" w:after="0"/>
+        <w:jc w:val="both"/>
+      </w:pPr>
+      <w:r>
+        <w:rPr>
+          <w:b/>
+          <w:i w:val="0"/>
+        </w:rPr>
+        <w:t>Bước 2: Thực hiện nhiệm vụ:</w:t>
+      </w:r>
+      <w:r>
+        <w:rPr>
+          <w:b w:val="0"/>
+          <w:i w:val="0"/>
+        </w:rPr>
+        <w:t xml:space="preserve"> HS trình bày; người nghe ghi chép.</w:t>
+      </w:r>
+    </w:p>
+    <w:p>
+      <w:pPr>
+        <w:spacing w:before="0" w:after="0"/>
+        <w:jc w:val="both"/>
+      </w:pPr>
+      <w:r>
+        <w:rPr>
+          <w:b/>
+          <w:i w:val="0"/>
+        </w:rPr>
+        <w:t>Bước 3: Báo cáo, thảo luận:</w:t>
+      </w:r>
+      <w:r>
+        <w:rPr>
+          <w:b w:val="0"/>
+          <w:i w:val="0"/>
+        </w:rPr>
+        <w:t xml:space="preserve"> Người nghe đặt câu hỏi.</w:t>
+      </w:r>
+    </w:p>
+    <w:p>
+      <w:pPr>
+        <w:spacing w:before="0" w:after="0"/>
+        <w:jc w:val="both"/>
+      </w:pPr>
+      <w:r>
+        <w:rPr>
+          <w:b/>
+          <w:i w:val="0"/>
+        </w:rPr>
+        <w:t>Bước 4: Kết luận, nhận định:</w:t>
+      </w:r>
+      <w:r>
+        <w:rPr>
+          <w:b w:val="0"/>
+          <w:i w:val="0"/>
+        </w:rPr>
+        <w:t xml:space="preserve"> GV nhận xét từng bài.</w:t>
+      </w:r>
+    </w:p>
+    <w:p>
+      <w:pPr>
+        <w:spacing w:before="0" w:after="0"/>
+        <w:jc w:val="both"/>
+      </w:pPr>
+      <w:r>
+        <w:rPr>
+          <w:b/>
+          <w:i w:val="0"/>
+        </w:rPr>
+        <w:t>Hoạt động 3: Trao đổi, đánh giá (Dự kiến thời gian: 10 phút)</w:t>
+      </w:r>
+    </w:p>
+    <w:p>
+      <w:pPr>
+        <w:spacing w:before="0" w:after="0"/>
+        <w:jc w:val="both"/>
+      </w:pPr>
+      <w:r>
+        <w:rPr>
+          <w:b/>
+          <w:i w:val="0"/>
+        </w:rPr>
+        <w:t>a. Mục tiêu:</w:t>
+      </w:r>
+      <w:r>
+        <w:rPr>
+          <w:b w:val="0"/>
+          <w:i w:val="0"/>
+        </w:rPr>
+        <w:t xml:space="preserve"> HS nhận xét, đánh giá bài nói theo tiêu chí.</w:t>
+      </w:r>
+    </w:p>
+    <w:p>
+      <w:pPr>
+        <w:spacing w:before="0" w:after="0"/>
+        <w:jc w:val="both"/>
+      </w:pPr>
+      <w:r>
+        <w:rPr>
+          <w:b/>
+          <w:i w:val="0"/>
+        </w:rPr>
+        <w:t>b. Nội dung:</w:t>
+      </w:r>
+      <w:r>
+        <w:rPr>
+          <w:b w:val="0"/>
+          <w:i w:val="0"/>
+        </w:rPr>
+        <w:t xml:space="preserve"> Người nghe: nhận xét độ chính xác, đầy đủ của nội dung so sánh, cách dùng ngôn ngữ và yếu tố phi ngôn ngữ; bổ sung để người nói có cái nhìn toàn diện. Người nói: làm rõ ý người nghe chưa rõ; tiếp thu, trao đổi lại (SGK tr.59).</w:t>
+      </w:r>
+    </w:p>
+    <w:p>
+      <w:pPr>
+        <w:spacing w:before="0" w:after="0"/>
+        <w:jc w:val="both"/>
+      </w:pPr>
+      <w:r>
+        <w:rPr>
+          <w:b/>
+          <w:i w:val="0"/>
+        </w:rPr>
+        <w:t>c. Sản phẩm:</w:t>
+      </w:r>
+      <w:r>
+        <w:rPr>
+          <w:b w:val="0"/>
+          <w:i w:val="0"/>
+        </w:rPr>
+        <w:t xml:space="preserve"> Phiếu đánh giá.</w:t>
+      </w:r>
+    </w:p>
+    <w:p>
+      <w:pPr>
+        <w:spacing w:before="0" w:after="0"/>
+        <w:jc w:val="both"/>
+      </w:pPr>
+      <w:r>
+        <w:rPr>
+          <w:b/>
+          <w:i w:val="0"/>
+        </w:rPr>
+        <w:t>d. Tổ chức thực hiện:</w:t>
+      </w:r>
+    </w:p>
+    <w:p>
+      <w:pPr>
+        <w:spacing w:before="0" w:after="0"/>
+        <w:jc w:val="both"/>
+      </w:pPr>
+      <w:r>
+        <w:rPr>
+          <w:b/>
+          <w:i w:val="0"/>
+        </w:rPr>
+        <w:t>Bước 1: Giao nhiệm vụ học tập:</w:t>
+      </w:r>
+      <w:r>
+        <w:rPr>
+          <w:b w:val="0"/>
+          <w:i w:val="0"/>
+        </w:rPr>
+        <w:t xml:space="preserve"> GV yêu cầu HS dựa vào phiếu đánh giá.</w:t>
+      </w:r>
+    </w:p>
+    <w:p>
+      <w:pPr>
+        <w:spacing w:before="0" w:after="0"/>
+        <w:jc w:val="both"/>
+      </w:pPr>
+      <w:r>
+        <w:rPr>
+          <w:b w:val="0"/>
+          <w:i w:val="0"/>
+          <w:color w:val="EE0000"/>
+        </w:rPr>
+        <w:t>- HS gửi câu hỏi, nhận xét lên Padlet lớp.</w:t>
+      </w:r>
+    </w:p>
+    <w:p>
+      <w:pPr>
+        <w:spacing w:before="0" w:after="0"/>
+        <w:jc w:val="both"/>
+      </w:pPr>
+      <w:r>
+        <w:rPr>
+          <w:b/>
+          <w:i w:val="0"/>
+        </w:rPr>
+        <w:t>Bước 2: Thực hiện nhiệm vụ:</w:t>
+      </w:r>
+      <w:r>
+        <w:rPr>
+          <w:b w:val="0"/>
+          <w:i w:val="0"/>
+        </w:rPr>
+        <w:t xml:space="preserve"> HS trao đổi.</w:t>
+      </w:r>
+    </w:p>
+    <w:p>
+      <w:pPr>
+        <w:spacing w:before="0" w:after="0"/>
+        <w:jc w:val="both"/>
+      </w:pPr>
+      <w:r>
+        <w:rPr>
+          <w:b/>
+          <w:i w:val="0"/>
+        </w:rPr>
+        <w:t>Bước 3: Báo cáo, thảo luận:</w:t>
+      </w:r>
+      <w:r>
+        <w:rPr>
+          <w:b w:val="0"/>
+          <w:i w:val="0"/>
+        </w:rPr>
+        <w:t xml:space="preserve"> 2 – 3 HS nêu nhận xét.</w:t>
+      </w:r>
+    </w:p>
+    <w:p>
+      <w:pPr>
+        <w:spacing w:before="0" w:after="0"/>
+        <w:jc w:val="both"/>
+      </w:pPr>
+      <w:r>
+        <w:rPr>
+          <w:b/>
+          <w:i w:val="0"/>
+        </w:rPr>
+        <w:t>Bước 4: Kết luận, nhận định:</w:t>
+      </w:r>
+      <w:r>
+        <w:rPr>
+          <w:b w:val="0"/>
+          <w:i w:val="0"/>
+        </w:rPr>
+        <w:t xml:space="preserve"> GV tổng kết.</w:t>
+      </w:r>
+    </w:p>
+    <w:p>
+      <w:pPr>
+        <w:spacing w:before="0" w:after="0"/>
+        <w:jc w:val="both"/>
+      </w:pPr>
+      <w:r>
+        <w:rPr>
+          <w:b w:val="0"/>
+          <w:i w:val="0"/>
+          <w:color w:val="EE0000"/>
+        </w:rPr>
+        <w:t>[2.1.NC1a: HS sử dụng công cụ giao tiếp số để chia sẻ bài nói và thu thập phản hồi.]</w:t>
+      </w:r>
+    </w:p>
+    <w:p>
+      <w:pPr>
+        <w:spacing w:before="0" w:after="0"/>
+        <w:jc w:val="both"/>
+      </w:pPr>
+      <w:r>
+        <w:rPr>
+          <w:b/>
+          <w:i w:val="0"/>
+        </w:rPr>
+        <w:t>Hoạt động 4: Vận dụng – Củng cố, mở rộng và Thực hành đọc (Dự kiến thời gian: 5 phút)</w:t>
+      </w:r>
+    </w:p>
+    <w:p>
+      <w:pPr>
+        <w:spacing w:before="0" w:after="0"/>
+        <w:jc w:val="both"/>
+      </w:pPr>
+      <w:r>
+        <w:rPr>
+          <w:b/>
+          <w:i w:val="0"/>
+        </w:rPr>
+        <w:t>a. Mục tiêu:</w:t>
+      </w:r>
+      <w:r>
+        <w:rPr>
+          <w:b w:val="0"/>
+          <w:i w:val="0"/>
+        </w:rPr>
+        <w:t xml:space="preserve"> Củng cố kiến thức toàn bài; mở rộng đọc.</w:t>
+      </w:r>
+    </w:p>
+    <w:p>
+      <w:pPr>
+        <w:spacing w:before="0" w:after="0"/>
+        <w:jc w:val="both"/>
+      </w:pPr>
+      <w:r>
+        <w:rPr>
+          <w:b/>
+          <w:i w:val="0"/>
+        </w:rPr>
+        <w:t>b. Nội dung:</w:t>
+      </w:r>
+      <w:r>
+        <w:rPr>
+          <w:b w:val="0"/>
+          <w:i w:val="0"/>
+        </w:rPr>
+        <w:t xml:space="preserve"> Củng cố, mở rộng (SGK tr.59): (1) Tìm đọc một bài thơ trung đại Việt Nam, nêu đề tài, chủ đề, thể thơ và biểu hiện phong cách cổ điển; (2) Giới thiệu một bài thơ có phong cách lãng mạn và biểu hiện nổi bật; (3) Tìm đọc một bài thơ có yếu tố siêu thực (Đây thôn Vĩ Dạ, Tì bà, Lá diêu bông…), chỉ ra ý nghĩa một số hình ảnh siêu thực; (4) So sánh, đánh giá hình tượng người lính trong Tây Tiến và một bài thơ cùng đề tài. Thực hành đọc: Bài thơ số 28 (Ta-go, SGK tr.60 – 61) – hình ảnh có tính biểu tượng; đặc điểm thể thơ, ngôn ngữ, hình tượng; phát hiện về sự phong phú, bí ẩn của tình yêu và tâm hồn con người. Sơ đồ tư duy Bài 2.</w:t>
+      </w:r>
+    </w:p>
+    <w:p>
+      <w:pPr>
+        <w:spacing w:before="0" w:after="0"/>
+        <w:jc w:val="both"/>
+      </w:pPr>
+      <w:r>
+        <w:rPr>
+          <w:b/>
+          <w:i w:val="0"/>
+        </w:rPr>
+        <w:t>c. Sản phẩm:</w:t>
+      </w:r>
+      <w:r>
+        <w:rPr>
+          <w:b w:val="0"/>
+          <w:i w:val="0"/>
+        </w:rPr>
+        <w:t xml:space="preserve"> Câu trả lời, đoạn văn của HS.</w:t>
+      </w:r>
+    </w:p>
+    <w:p>
+      <w:pPr>
+        <w:spacing w:before="0" w:after="0"/>
+        <w:jc w:val="both"/>
+      </w:pPr>
+      <w:r>
+        <w:rPr>
+          <w:b/>
+          <w:i w:val="0"/>
+        </w:rPr>
+        <w:t>d. Tổ chức thực hiện:</w:t>
+      </w:r>
+    </w:p>
+    <w:p>
+      <w:pPr>
+        <w:spacing w:before="0" w:after="0"/>
+        <w:jc w:val="both"/>
+      </w:pPr>
+      <w:r>
+        <w:rPr>
+          <w:b/>
+          <w:i w:val="0"/>
+        </w:rPr>
+        <w:t>Bước 1: Giao nhiệm vụ học tập</w:t>
+      </w:r>
+    </w:p>
+    <w:p>
+      <w:pPr>
+        <w:spacing w:before="0" w:after="0"/>
+        <w:jc w:val="both"/>
+      </w:pPr>
+      <w:r>
+        <w:rPr>
+          <w:b w:val="0"/>
+          <w:i w:val="0"/>
+        </w:rPr>
+        <w:t>- GV chiếu sơ đồ tư duy Bài 2, HS nêu nội dung từng nhánh.</w:t>
+      </w:r>
+    </w:p>
+    <w:p>
+      <w:pPr>
+        <w:spacing w:before="0" w:after="0"/>
+        <w:jc w:val="both"/>
+      </w:pPr>
+      <w:r>
+        <w:rPr>
+          <w:b w:val="0"/>
+          <w:i w:val="0"/>
+        </w:rPr>
+        <w:t>- GV giao câu hỏi Củng cố, mở rộng; HS đọc Bài thơ số 28, viết đoạn văn (khoảng 150 chữ) về một hình ảnh biểu tượng trong bài.</w:t>
+      </w:r>
+    </w:p>
+    <w:p>
+      <w:pPr>
+        <w:spacing w:before="0" w:after="0"/>
+        <w:jc w:val="both"/>
+      </w:pPr>
+      <w:r>
+        <w:rPr>
+          <w:b w:val="0"/>
+          <w:i w:val="0"/>
+          <w:color w:val="EE0000"/>
+        </w:rPr>
+        <w:t>- HS quay video bài nói, đăng lên Padlet lớp.</w:t>
+      </w:r>
+    </w:p>
+    <w:p>
+      <w:pPr>
+        <w:spacing w:before="0" w:after="0"/>
+        <w:jc w:val="both"/>
+      </w:pPr>
+      <w:r>
+        <w:rPr>
+          <w:b/>
+          <w:i w:val="0"/>
+        </w:rPr>
+        <w:t>Bước 2: Thực hiện nhiệm vụ:</w:t>
+      </w:r>
+      <w:r>
+        <w:rPr>
+          <w:b w:val="0"/>
+          <w:i w:val="0"/>
+        </w:rPr>
+        <w:t xml:space="preserve"> HS làm ở nhà.</w:t>
+      </w:r>
+    </w:p>
+    <w:p>
+      <w:pPr>
+        <w:spacing w:before="0" w:after="0"/>
+        <w:jc w:val="both"/>
+      </w:pPr>
+      <w:r>
+        <w:rPr>
+          <w:b/>
+          <w:i w:val="0"/>
+        </w:rPr>
+        <w:t>Bước 3: Báo cáo, thảo luận:</w:t>
+      </w:r>
+      <w:r>
+        <w:rPr>
+          <w:b w:val="0"/>
+          <w:i w:val="0"/>
+        </w:rPr>
+        <w:t xml:space="preserve"> HS nộp bài đầu tiết học Bài 3.</w:t>
+      </w:r>
+    </w:p>
+    <w:p>
+      <w:pPr>
+        <w:spacing w:before="0" w:after="0"/>
+        <w:jc w:val="both"/>
+      </w:pPr>
+      <w:r>
+        <w:rPr>
+          <w:b/>
+          <w:i w:val="0"/>
+        </w:rPr>
+        <w:t>Bước 4: Kết luận, nhận định:</w:t>
+      </w:r>
+      <w:r>
+        <w:rPr>
+          <w:b w:val="0"/>
+          <w:i w:val="0"/>
+        </w:rPr>
+        <w:t xml:space="preserve"> GV kiểm tra, nhận xét.</w:t>
+      </w:r>
+    </w:p>
+    <w:p>
+      <w:pPr>
+        <w:spacing w:before="0" w:after="0"/>
+        <w:jc w:val="both"/>
+      </w:pPr>
+      <w:r>
+        <w:rPr>
+          <w:b/>
+          <w:i w:val="0"/>
+        </w:rPr>
+        <w:t>* CỦNG CỐ CUỐI BÀI – SƠ ĐỒ TƯ DUY</w:t>
       </w:r>
     </w:p>
     <w:p>
@@ -3590,7 +9704,7 @@
         <w:drawing>
           <wp:inline xmlns:a="http://schemas.openxmlformats.org/drawingml/2006/main" xmlns:pic="http://schemas.openxmlformats.org/drawingml/2006/picture">
             <wp:extent cx="5940000" cy="3335425"/>
-            <wp:docPr id="7" name="Picture 7"/>
+            <wp:docPr id="4" name="Picture 4"/>
             <wp:cNvGraphicFramePr>
               <a:graphicFrameLocks noChangeAspect="1"/>
             </wp:cNvGraphicFramePr>
@@ -3598,7 +9712,7 @@
               <a:graphicData uri="http://schemas.openxmlformats.org/drawingml/2006/picture">
                 <pic:pic>
                   <pic:nvPicPr>
-                    <pic:cNvPr id="0" name="image.png"/>
+                    <pic:cNvPr id="0" name="SoDoTuDuy_NGUVAN12_Bai2.png"/>
                     <pic:cNvPicPr/>
                   </pic:nvPicPr>
                   <pic:blipFill>
@@ -3643,7 +9757,7 @@
           <w:b/>
           <w:i w:val="0"/>
         </w:rPr>
-        <w:t>HẾT TIẾT 22</w:t>
+        <w:t>-----------HẾT TIẾT 22-----------</w:t>
       </w:r>
     </w:p>
     <w:p>
